--- a/АбакаровМ.docx
+++ b/АбакаровМ.docx
@@ -276,7 +276,6 @@
           <w:lang w:val="ru-RU"/>
         </w:rPr>
       </w:pPr>
-      <w:proofErr w:type="spellStart"/>
       <w:r>
         <w:rPr>
           <w:rFonts w:ascii="Times New Roman" w:eastAsia="Times New Roman" w:hAnsi="Times New Roman" w:cs="Times New Roman"/>
@@ -285,31 +284,8 @@
           <w:szCs w:val="28"/>
           <w:lang w:val="ru-RU"/>
         </w:rPr>
-        <w:t>Абакарова</w:t>
-      </w:r>
-      <w:proofErr w:type="spellEnd"/>
-      <w:r>
-        <w:rPr>
-          <w:rFonts w:ascii="Times New Roman" w:eastAsia="Times New Roman" w:hAnsi="Times New Roman" w:cs="Times New Roman"/>
-          <w:b/>
-          <w:sz w:val="28"/>
-          <w:szCs w:val="28"/>
-          <w:lang w:val="ru-RU"/>
-        </w:rPr>
-        <w:t xml:space="preserve"> Магомеда </w:t>
-      </w:r>
-      <w:proofErr w:type="spellStart"/>
-      <w:r>
-        <w:rPr>
-          <w:rFonts w:ascii="Times New Roman" w:eastAsia="Times New Roman" w:hAnsi="Times New Roman" w:cs="Times New Roman"/>
-          <w:b/>
-          <w:sz w:val="28"/>
-          <w:szCs w:val="28"/>
-          <w:lang w:val="ru-RU"/>
-        </w:rPr>
-        <w:t>Абакаровича</w:t>
-      </w:r>
-      <w:proofErr w:type="spellEnd"/>
+        <w:t>Абакарова Магомеда Абакаровича</w:t>
+      </w:r>
     </w:p>
     <w:p>
       <w:pPr>
@@ -803,25 +779,14 @@
           <w:lang w:val="ru-RU"/>
         </w:rPr>
       </w:pPr>
-      <w:proofErr w:type="spellStart"/>
-      <w:r>
-        <w:rPr>
-          <w:rFonts w:ascii="Times New Roman" w:eastAsia="Times New Roman" w:hAnsi="Times New Roman" w:cs="Times New Roman"/>
-          <w:sz w:val="28"/>
-          <w:szCs w:val="28"/>
-          <w:lang w:val="ru-RU"/>
-        </w:rPr>
-        <w:t>и.о</w:t>
-      </w:r>
-      <w:proofErr w:type="spellEnd"/>
-      <w:r>
-        <w:rPr>
-          <w:rFonts w:ascii="Times New Roman" w:eastAsia="Times New Roman" w:hAnsi="Times New Roman" w:cs="Times New Roman"/>
-          <w:sz w:val="28"/>
-          <w:szCs w:val="28"/>
-          <w:lang w:val="ru-RU"/>
-        </w:rPr>
-        <w:t>. зав. кафедрой специальных дисциплин</w:t>
+      <w:r>
+        <w:rPr>
+          <w:rFonts w:ascii="Times New Roman" w:eastAsia="Times New Roman" w:hAnsi="Times New Roman" w:cs="Times New Roman"/>
+          <w:sz w:val="28"/>
+          <w:szCs w:val="28"/>
+          <w:lang w:val="ru-RU"/>
+        </w:rPr>
+        <w:t>и.о. зав. кафедрой специальных дисциплин</w:t>
       </w:r>
     </w:p>
     <w:p>
@@ -837,25 +802,14 @@
           <w:lang w:val="ru-RU"/>
         </w:rPr>
       </w:pPr>
-      <w:proofErr w:type="spellStart"/>
-      <w:r>
-        <w:rPr>
-          <w:rFonts w:ascii="Times New Roman" w:eastAsia="Times New Roman" w:hAnsi="Times New Roman" w:cs="Times New Roman"/>
-          <w:sz w:val="28"/>
-          <w:szCs w:val="28"/>
-          <w:lang w:val="ru-RU"/>
-        </w:rPr>
-        <w:t>к.ю.н</w:t>
-      </w:r>
-      <w:proofErr w:type="spellEnd"/>
-      <w:r>
-        <w:rPr>
-          <w:rFonts w:ascii="Times New Roman" w:eastAsia="Times New Roman" w:hAnsi="Times New Roman" w:cs="Times New Roman"/>
-          <w:sz w:val="28"/>
-          <w:szCs w:val="28"/>
-          <w:lang w:val="ru-RU"/>
-        </w:rPr>
-        <w:t>., доцент Магомедова К.К.</w:t>
+      <w:r>
+        <w:rPr>
+          <w:rFonts w:ascii="Times New Roman" w:eastAsia="Times New Roman" w:hAnsi="Times New Roman" w:cs="Times New Roman"/>
+          <w:sz w:val="28"/>
+          <w:szCs w:val="28"/>
+          <w:lang w:val="ru-RU"/>
+        </w:rPr>
+        <w:t>к.ю.н., доцент Магомедова К.К.</w:t>
       </w:r>
     </w:p>
     <w:p>
@@ -921,7 +875,6 @@
           <w:szCs w:val="28"/>
         </w:rPr>
       </w:pPr>
-      <w:proofErr w:type="spellStart"/>
       <w:r>
         <w:rPr>
           <w:rFonts w:ascii="Times New Roman" w:eastAsia="Times New Roman" w:hAnsi="Times New Roman" w:cs="Times New Roman"/>
@@ -930,7 +883,6 @@
         </w:rPr>
         <w:t>Махачкала</w:t>
       </w:r>
-      <w:proofErr w:type="spellEnd"/>
       <w:r>
         <w:rPr>
           <w:rFonts w:ascii="Times New Roman" w:eastAsia="Times New Roman" w:hAnsi="Times New Roman" w:cs="Times New Roman"/>
@@ -961,9 +913,13 @@
     <w:sdt>
       <w:sdtPr>
         <w:rPr>
-          <w:rFonts w:ascii="Times New Roman" w:hAnsi="Times New Roman" w:cs="Times New Roman"/>
-          <w:sz w:val="28"/>
-          <w:szCs w:val="28"/>
+          <w:rFonts w:ascii="Times New Roman" w:eastAsiaTheme="minorHAnsi" w:hAnsi="Times New Roman" w:cs="Times New Roman"/>
+          <w:color w:val="auto"/>
+          <w:kern w:val="2"/>
+          <w:sz w:val="28"/>
+          <w:szCs w:val="28"/>
+          <w:lang w:val="en-US" w:eastAsia="en-US"/>
+          <w14:ligatures w14:val="standardContextual"/>
         </w:rPr>
         <w:id w:val="-800077239"/>
         <w:docPartObj>
@@ -973,15 +929,11 @@
       </w:sdtPr>
       <w:sdtEndPr>
         <w:rPr>
-          <w:rFonts w:asciiTheme="minorHAnsi" w:eastAsiaTheme="minorHAnsi" w:hAnsiTheme="minorHAnsi" w:cstheme="minorBidi"/>
+          <w:rFonts w:asciiTheme="minorHAnsi" w:hAnsiTheme="minorHAnsi" w:cstheme="minorBidi"/>
           <w:b/>
           <w:bCs/>
-          <w:color w:val="auto"/>
-          <w:kern w:val="2"/>
           <w:sz w:val="24"/>
           <w:szCs w:val="24"/>
-          <w:lang w:val="en-US" w:eastAsia="en-US"/>
-          <w14:ligatures w14:val="standardContextual"/>
         </w:rPr>
       </w:sdtEndPr>
       <w:sdtContent>
@@ -3251,7 +3203,95 @@
           <w:lang w:val="ru-RU"/>
           <w14:ligatures w14:val="none"/>
         </w:rPr>
-        <w:t>Дипломная работа состоит из введения, двух глав, заключения, списка использованных источников и приложений. Общий объем работы составляет #### страниц машинописного текста, содержит #### рисунка и #### таблицы.</w:t>
+        <w:t xml:space="preserve">Дипломная работа состоит из введения, двух глав, заключения, списка использованных источников и приложений. Общий объем работы составляет </w:t>
+      </w:r>
+      <w:r>
+        <w:rPr>
+          <w:rFonts w:ascii="Times New Roman" w:eastAsia="Times New Roman" w:hAnsi="Times New Roman" w:cs="Times New Roman"/>
+          <w:kern w:val="0"/>
+          <w:sz w:val="28"/>
+          <w:szCs w:val="28"/>
+          <w:lang w:val="ru-RU"/>
+          <w14:ligatures w14:val="none"/>
+        </w:rPr>
+        <w:t>50</w:t>
+      </w:r>
+      <w:r>
+        <w:rPr>
+          <w:rFonts w:ascii="Times New Roman" w:eastAsia="Times New Roman" w:hAnsi="Times New Roman" w:cs="Times New Roman"/>
+          <w:kern w:val="0"/>
+          <w:sz w:val="28"/>
+          <w:szCs w:val="28"/>
+          <w:lang w:val="ru-RU"/>
+          <w14:ligatures w14:val="none"/>
+        </w:rPr>
+        <w:t xml:space="preserve"> страниц машинописного текста</w:t>
+      </w:r>
+      <w:r>
+        <w:rPr>
+          <w:rFonts w:ascii="Times New Roman" w:eastAsia="Times New Roman" w:hAnsi="Times New Roman" w:cs="Times New Roman"/>
+          <w:kern w:val="0"/>
+          <w:sz w:val="28"/>
+          <w:szCs w:val="28"/>
+          <w:lang w:val="ru-RU"/>
+          <w14:ligatures w14:val="none"/>
+        </w:rPr>
+        <w:t xml:space="preserve"> и</w:t>
+      </w:r>
+      <w:r>
+        <w:rPr>
+          <w:rFonts w:ascii="Times New Roman" w:eastAsia="Times New Roman" w:hAnsi="Times New Roman" w:cs="Times New Roman"/>
+          <w:kern w:val="0"/>
+          <w:sz w:val="28"/>
+          <w:szCs w:val="28"/>
+          <w:lang w:val="ru-RU"/>
+          <w14:ligatures w14:val="none"/>
+        </w:rPr>
+        <w:t xml:space="preserve"> содержит </w:t>
+      </w:r>
+      <w:r>
+        <w:rPr>
+          <w:rFonts w:ascii="Times New Roman" w:eastAsia="Times New Roman" w:hAnsi="Times New Roman" w:cs="Times New Roman"/>
+          <w:kern w:val="0"/>
+          <w:sz w:val="28"/>
+          <w:szCs w:val="28"/>
+          <w:lang w:val="ru-RU"/>
+          <w14:ligatures w14:val="none"/>
+        </w:rPr>
+        <w:t>7</w:t>
+      </w:r>
+      <w:r>
+        <w:rPr>
+          <w:rFonts w:ascii="Times New Roman" w:eastAsia="Times New Roman" w:hAnsi="Times New Roman" w:cs="Times New Roman"/>
+          <w:kern w:val="0"/>
+          <w:sz w:val="28"/>
+          <w:szCs w:val="28"/>
+          <w:lang w:val="ru-RU"/>
+          <w14:ligatures w14:val="none"/>
+        </w:rPr>
+        <w:t xml:space="preserve"> рисунк</w:t>
+      </w:r>
+      <w:r>
+        <w:rPr>
+          <w:rFonts w:ascii="Times New Roman" w:eastAsia="Times New Roman" w:hAnsi="Times New Roman" w:cs="Times New Roman"/>
+          <w:kern w:val="0"/>
+          <w:sz w:val="28"/>
+          <w:szCs w:val="28"/>
+          <w:lang w:val="ru-RU"/>
+          <w14:ligatures w14:val="none"/>
+        </w:rPr>
+        <w:t>ов</w:t>
+      </w:r>
+      <w:r>
+        <w:rPr>
+          <w:rFonts w:ascii="Times New Roman" w:eastAsia="Times New Roman" w:hAnsi="Times New Roman" w:cs="Times New Roman"/>
+          <w:kern w:val="0"/>
+          <w:sz w:val="28"/>
+          <w:szCs w:val="28"/>
+          <w:lang w:val="ru-RU"/>
+          <w14:ligatures w14:val="none"/>
+        </w:rPr>
+        <w:t>.</w:t>
       </w:r>
     </w:p>
     <w:p>
@@ -3281,249 +3321,6 @@
           <w:szCs w:val="28"/>
           <w:lang w:val="ru-RU"/>
           <w14:ligatures w14:val="none"/>
-        </w:rPr>
-      </w:pPr>
-    </w:p>
-    <w:p>
-      <w:pPr>
-        <w:spacing w:before="100" w:beforeAutospacing="1" w:after="100" w:afterAutospacing="1" w:line="240" w:lineRule="auto"/>
-        <w:jc w:val="both"/>
-        <w:outlineLvl w:val="3"/>
-        <w:rPr>
-          <w:rFonts w:ascii="Times New Roman" w:eastAsia="Times New Roman" w:hAnsi="Times New Roman" w:cs="Times New Roman"/>
-          <w:kern w:val="0"/>
-          <w:sz w:val="28"/>
-          <w:szCs w:val="28"/>
-          <w:lang w:val="ru-RU"/>
-          <w14:ligatures w14:val="none"/>
-        </w:rPr>
-      </w:pPr>
-    </w:p>
-    <w:p>
-      <w:pPr>
-        <w:spacing w:before="100" w:beforeAutospacing="1" w:after="100" w:afterAutospacing="1" w:line="240" w:lineRule="auto"/>
-        <w:jc w:val="both"/>
-        <w:outlineLvl w:val="3"/>
-        <w:rPr>
-          <w:rFonts w:ascii="Times New Roman" w:eastAsia="Times New Roman" w:hAnsi="Times New Roman" w:cs="Times New Roman"/>
-          <w:kern w:val="0"/>
-          <w:sz w:val="28"/>
-          <w:szCs w:val="28"/>
-          <w:lang w:val="ru-RU"/>
-          <w14:ligatures w14:val="none"/>
-        </w:rPr>
-      </w:pPr>
-    </w:p>
-    <w:p>
-      <w:pPr>
-        <w:spacing w:before="100" w:beforeAutospacing="1" w:after="100" w:afterAutospacing="1" w:line="240" w:lineRule="auto"/>
-        <w:jc w:val="both"/>
-        <w:outlineLvl w:val="3"/>
-        <w:rPr>
-          <w:rFonts w:ascii="Times New Roman" w:eastAsia="Times New Roman" w:hAnsi="Times New Roman" w:cs="Times New Roman"/>
-          <w:kern w:val="0"/>
-          <w:sz w:val="28"/>
-          <w:szCs w:val="28"/>
-          <w:lang w:val="ru-RU"/>
-          <w14:ligatures w14:val="none"/>
-        </w:rPr>
-      </w:pPr>
-    </w:p>
-    <w:p>
-      <w:pPr>
-        <w:spacing w:before="100" w:beforeAutospacing="1" w:after="100" w:afterAutospacing="1" w:line="240" w:lineRule="auto"/>
-        <w:jc w:val="both"/>
-        <w:outlineLvl w:val="3"/>
-        <w:rPr>
-          <w:rFonts w:ascii="Times New Roman" w:eastAsia="Times New Roman" w:hAnsi="Times New Roman" w:cs="Times New Roman"/>
-          <w:kern w:val="0"/>
-          <w:sz w:val="28"/>
-          <w:szCs w:val="28"/>
-          <w:lang w:val="ru-RU"/>
-          <w14:ligatures w14:val="none"/>
-        </w:rPr>
-      </w:pPr>
-    </w:p>
-    <w:p>
-      <w:pPr>
-        <w:spacing w:before="100" w:beforeAutospacing="1" w:after="100" w:afterAutospacing="1" w:line="240" w:lineRule="auto"/>
-        <w:jc w:val="both"/>
-        <w:outlineLvl w:val="3"/>
-        <w:rPr>
-          <w:rFonts w:ascii="Times New Roman" w:eastAsia="Times New Roman" w:hAnsi="Times New Roman" w:cs="Times New Roman"/>
-          <w:kern w:val="0"/>
-          <w:sz w:val="28"/>
-          <w:szCs w:val="28"/>
-          <w:lang w:val="ru-RU"/>
-          <w14:ligatures w14:val="none"/>
-        </w:rPr>
-      </w:pPr>
-    </w:p>
-    <w:p>
-      <w:pPr>
-        <w:spacing w:before="100" w:beforeAutospacing="1" w:after="100" w:afterAutospacing="1" w:line="240" w:lineRule="auto"/>
-        <w:jc w:val="both"/>
-        <w:outlineLvl w:val="3"/>
-        <w:rPr>
-          <w:rFonts w:ascii="Times New Roman" w:eastAsia="Times New Roman" w:hAnsi="Times New Roman" w:cs="Times New Roman"/>
-          <w:kern w:val="0"/>
-          <w:sz w:val="28"/>
-          <w:szCs w:val="28"/>
-          <w:lang w:val="ru-RU"/>
-          <w14:ligatures w14:val="none"/>
-        </w:rPr>
-      </w:pPr>
-    </w:p>
-    <w:p>
-      <w:pPr>
-        <w:spacing w:before="100" w:beforeAutospacing="1" w:after="100" w:afterAutospacing="1" w:line="240" w:lineRule="auto"/>
-        <w:jc w:val="both"/>
-        <w:outlineLvl w:val="3"/>
-        <w:rPr>
-          <w:rFonts w:ascii="Times New Roman" w:eastAsia="Times New Roman" w:hAnsi="Times New Roman" w:cs="Times New Roman"/>
-          <w:kern w:val="0"/>
-          <w:sz w:val="28"/>
-          <w:szCs w:val="28"/>
-          <w:lang w:val="ru-RU"/>
-          <w14:ligatures w14:val="none"/>
-        </w:rPr>
-      </w:pPr>
-    </w:p>
-    <w:p>
-      <w:pPr>
-        <w:spacing w:before="100" w:beforeAutospacing="1" w:after="100" w:afterAutospacing="1" w:line="240" w:lineRule="auto"/>
-        <w:jc w:val="both"/>
-        <w:outlineLvl w:val="3"/>
-        <w:rPr>
-          <w:rFonts w:ascii="Times New Roman" w:eastAsia="Times New Roman" w:hAnsi="Times New Roman" w:cs="Times New Roman"/>
-          <w:kern w:val="0"/>
-          <w:sz w:val="28"/>
-          <w:szCs w:val="28"/>
-          <w:lang w:val="ru-RU"/>
-          <w14:ligatures w14:val="none"/>
-        </w:rPr>
-      </w:pPr>
-    </w:p>
-    <w:p>
-      <w:pPr>
-        <w:spacing w:before="100" w:beforeAutospacing="1" w:after="100" w:afterAutospacing="1" w:line="240" w:lineRule="auto"/>
-        <w:jc w:val="both"/>
-        <w:outlineLvl w:val="3"/>
-        <w:rPr>
-          <w:rFonts w:ascii="Times New Roman" w:eastAsia="Times New Roman" w:hAnsi="Times New Roman" w:cs="Times New Roman"/>
-          <w:kern w:val="0"/>
-          <w:sz w:val="28"/>
-          <w:szCs w:val="28"/>
-          <w:lang w:val="ru-RU"/>
-          <w14:ligatures w14:val="none"/>
-        </w:rPr>
-      </w:pPr>
-    </w:p>
-    <w:p>
-      <w:pPr>
-        <w:spacing w:before="100" w:beforeAutospacing="1" w:after="100" w:afterAutospacing="1" w:line="240" w:lineRule="auto"/>
-        <w:jc w:val="both"/>
-        <w:outlineLvl w:val="3"/>
-        <w:rPr>
-          <w:rFonts w:ascii="Times New Roman" w:eastAsia="Times New Roman" w:hAnsi="Times New Roman" w:cs="Times New Roman"/>
-          <w:kern w:val="0"/>
-          <w:sz w:val="28"/>
-          <w:szCs w:val="28"/>
-          <w:lang w:val="ru-RU"/>
-          <w14:ligatures w14:val="none"/>
-        </w:rPr>
-      </w:pPr>
-    </w:p>
-    <w:p>
-      <w:pPr>
-        <w:spacing w:before="100" w:beforeAutospacing="1" w:after="100" w:afterAutospacing="1" w:line="240" w:lineRule="auto"/>
-        <w:jc w:val="both"/>
-        <w:outlineLvl w:val="3"/>
-        <w:rPr>
-          <w:rFonts w:ascii="Times New Roman" w:eastAsia="Times New Roman" w:hAnsi="Times New Roman" w:cs="Times New Roman"/>
-          <w:kern w:val="0"/>
-          <w:sz w:val="28"/>
-          <w:szCs w:val="28"/>
-          <w:lang w:val="ru-RU"/>
-          <w14:ligatures w14:val="none"/>
-        </w:rPr>
-      </w:pPr>
-    </w:p>
-    <w:p>
-      <w:pPr>
-        <w:spacing w:before="100" w:beforeAutospacing="1" w:after="100" w:afterAutospacing="1" w:line="240" w:lineRule="auto"/>
-        <w:jc w:val="both"/>
-        <w:outlineLvl w:val="3"/>
-        <w:rPr>
-          <w:rFonts w:ascii="Times New Roman" w:eastAsia="Times New Roman" w:hAnsi="Times New Roman" w:cs="Times New Roman"/>
-          <w:kern w:val="0"/>
-          <w:sz w:val="28"/>
-          <w:szCs w:val="28"/>
-          <w:lang w:val="ru-RU"/>
-          <w14:ligatures w14:val="none"/>
-        </w:rPr>
-      </w:pPr>
-    </w:p>
-    <w:p>
-      <w:pPr>
-        <w:spacing w:before="100" w:beforeAutospacing="1" w:after="100" w:afterAutospacing="1" w:line="240" w:lineRule="auto"/>
-        <w:jc w:val="both"/>
-        <w:outlineLvl w:val="3"/>
-        <w:rPr>
-          <w:rFonts w:ascii="Times New Roman" w:eastAsia="Times New Roman" w:hAnsi="Times New Roman" w:cs="Times New Roman"/>
-          <w:kern w:val="0"/>
-          <w:sz w:val="28"/>
-          <w:szCs w:val="28"/>
-          <w:lang w:val="ru-RU"/>
-          <w14:ligatures w14:val="none"/>
-        </w:rPr>
-      </w:pPr>
-    </w:p>
-    <w:p>
-      <w:pPr>
-        <w:pStyle w:val="1"/>
-        <w:jc w:val="center"/>
-        <w:rPr>
-          <w:rFonts w:ascii="Times New Roman" w:eastAsia="Times New Roman" w:hAnsi="Times New Roman" w:cs="Times New Roman"/>
-          <w:color w:val="auto"/>
-          <w:sz w:val="36"/>
-          <w:szCs w:val="32"/>
-          <w:lang w:val="ru-RU"/>
-        </w:rPr>
-      </w:pPr>
-    </w:p>
-    <w:p>
-      <w:pPr>
-        <w:rPr>
-          <w:lang w:val="ru-RU"/>
-        </w:rPr>
-      </w:pPr>
-    </w:p>
-    <w:p>
-      <w:pPr>
-        <w:rPr>
-          <w:lang w:val="ru-RU"/>
-        </w:rPr>
-      </w:pPr>
-    </w:p>
-    <w:p>
-      <w:pPr>
-        <w:rPr>
-          <w:lang w:val="ru-RU"/>
-        </w:rPr>
-      </w:pPr>
-    </w:p>
-    <w:p>
-      <w:pPr>
-        <w:rPr>
-          <w:lang w:val="ru-RU"/>
-        </w:rPr>
-      </w:pPr>
-    </w:p>
-    <w:p>
-      <w:pPr>
-        <w:rPr>
-          <w:lang w:val="ru-RU"/>
         </w:rPr>
       </w:pPr>
     </w:p>
@@ -3548,9 +3345,9 @@
           <w:lang w:val="ru-RU"/>
         </w:rPr>
       </w:pPr>
-      <w:bookmarkStart w:id="3" w:name="Xbb9f5df00f29981dd113356461cca0492c2c86b"/>
-      <w:bookmarkStart w:id="4" w:name="Xfc29534191fbdd3b3a5d3f3587de8c3dc71698e"/>
-      <w:bookmarkStart w:id="5" w:name="_Toc223779266"/>
+      <w:bookmarkStart w:id="3" w:name="_Toc223779266"/>
+      <w:bookmarkStart w:id="4" w:name="Xbb9f5df00f29981dd113356461cca0492c2c86b"/>
+      <w:bookmarkStart w:id="5" w:name="Xfc29534191fbdd3b3a5d3f3587de8c3dc71698e"/>
       <w:r>
         <w:rPr>
           <w:rFonts w:ascii="Times New Roman" w:hAnsi="Times New Roman" w:cs="Times New Roman"/>
@@ -3564,7 +3361,7 @@
         <w:lastRenderedPageBreak/>
         <w:t>ГЛАВА 1. ТЕОРЕТИЧЕСКИЕ ОСНОВЫ И АНАЛИЗ ПРЕДМЕТНОЙ ОБЛАСТИ</w:t>
       </w:r>
-      <w:bookmarkEnd w:id="5"/>
+      <w:bookmarkEnd w:id="3"/>
     </w:p>
     <w:p>
       <w:pPr>
@@ -4705,7 +4502,7 @@
           <w:szCs w:val="28"/>
           <w:lang w:val="ru-RU"/>
         </w:rPr>
-        <w:t xml:space="preserve">Немаловажным элементом является обеспечение безопасности системы и защиты персональных данных. В соответствии с законодательством Российской </w:t>
+        <w:t xml:space="preserve">Немаловажным элементом является обеспечение безопасности системы и защиты персональных данных. В соответствии с законодательством Российской Федерации необходимо реализовать разграничение прав доступа пользователей, механизмы аутентификации и авторизации, а также защиту данных от </w:t>
       </w:r>
       <w:r>
         <w:rPr>
@@ -4715,7 +4512,7 @@
           <w:lang w:val="ru-RU"/>
         </w:rPr>
         <w:lastRenderedPageBreak/>
-        <w:t>Федерации необходимо реализовать разграничение прав доступа пользователей, механизмы аутентификации и авторизации, а также защиту данных от несанкционированного изменения или утраты. Российские исследования подчеркивают, что надежная система безопасности способствует доверию пользователей, предотвращает утечку информации и обеспечивает соблюдение нормативных требований.</w:t>
+        <w:t>несанкционированного изменения или утраты. Российские исследования подчеркивают, что надежная система безопасности способствует доверию пользователей, предотвращает утечку информации и обеспечивает соблюдение нормативных требований.</w:t>
       </w:r>
     </w:p>
     <w:p>
@@ -4821,10 +4618,10 @@
           <w:lang w:val="ru-RU"/>
         </w:rPr>
       </w:pPr>
-      <w:bookmarkStart w:id="11" w:name="Xfd6851afeec5143f038c7e4e9de7e065939939c"/>
-      <w:bookmarkStart w:id="12" w:name="_Toc223779272"/>
-      <w:bookmarkEnd w:id="3"/>
+      <w:bookmarkStart w:id="11" w:name="_Toc223779272"/>
+      <w:bookmarkStart w:id="12" w:name="Xfd6851afeec5143f038c7e4e9de7e065939939c"/>
       <w:bookmarkEnd w:id="4"/>
+      <w:bookmarkEnd w:id="5"/>
       <w:r>
         <w:rPr>
           <w:rFonts w:ascii="Times New Roman" w:eastAsia="Times New Roman" w:hAnsi="Times New Roman" w:cs="Times New Roman"/>
@@ -4838,7 +4635,7 @@
         <w:lastRenderedPageBreak/>
         <w:t>ГЛАВА 2. ПРОЕКТИРОВАНИЕ И РАЗРАБОТКА ИНФОРМАЦИОННОЙ СИСТЕМЫ</w:t>
       </w:r>
-      <w:bookmarkEnd w:id="12"/>
+      <w:bookmarkEnd w:id="11"/>
     </w:p>
     <w:p>
       <w:pPr>
@@ -4912,7 +4709,6 @@
         </w:rPr>
         <w:t>.</w:t>
       </w:r>
-      <w:proofErr w:type="spellStart"/>
       <w:r>
         <w:rPr>
           <w:rFonts w:ascii="Times New Roman" w:eastAsia="Times New Roman" w:hAnsi="Times New Roman" w:cs="Times New Roman"/>
@@ -4923,7 +4719,6 @@
         </w:rPr>
         <w:t>js</w:t>
       </w:r>
-      <w:proofErr w:type="spellEnd"/>
       <w:r>
         <w:rPr>
           <w:rFonts w:ascii="Times New Roman" w:eastAsia="Times New Roman" w:hAnsi="Times New Roman" w:cs="Times New Roman"/>
@@ -4956,7 +4751,6 @@
         </w:rPr>
         <w:t>.</w:t>
       </w:r>
-      <w:proofErr w:type="spellStart"/>
       <w:r>
         <w:rPr>
           <w:rFonts w:ascii="Times New Roman" w:eastAsia="Times New Roman" w:hAnsi="Times New Roman" w:cs="Times New Roman"/>
@@ -4967,7 +4761,6 @@
         </w:rPr>
         <w:t>js</w:t>
       </w:r>
-      <w:proofErr w:type="spellEnd"/>
       <w:r>
         <w:rPr>
           <w:rFonts w:ascii="Times New Roman" w:eastAsia="Times New Roman" w:hAnsi="Times New Roman" w:cs="Times New Roman"/>
@@ -5023,7 +4816,6 @@
         </w:rPr>
         <w:t>.</w:t>
       </w:r>
-      <w:proofErr w:type="spellStart"/>
       <w:r>
         <w:rPr>
           <w:rFonts w:ascii="Times New Roman" w:eastAsia="Times New Roman" w:hAnsi="Times New Roman" w:cs="Times New Roman"/>
@@ -5034,7 +4826,6 @@
         </w:rPr>
         <w:t>js</w:t>
       </w:r>
-      <w:proofErr w:type="spellEnd"/>
       <w:r>
         <w:rPr>
           <w:rFonts w:ascii="Times New Roman" w:eastAsia="Times New Roman" w:hAnsi="Times New Roman" w:cs="Times New Roman"/>
@@ -5086,31 +4877,7 @@
           <w:lang w:val="ru-RU"/>
           <w14:ligatures w14:val="none"/>
         </w:rPr>
-        <w:t xml:space="preserve">, что является важным аспектом взаимодействия </w:t>
-      </w:r>
-      <w:proofErr w:type="spellStart"/>
-      <w:r>
-        <w:rPr>
-          <w:rFonts w:ascii="Times New Roman" w:eastAsia="Times New Roman" w:hAnsi="Times New Roman" w:cs="Times New Roman"/>
-          <w:kern w:val="0"/>
-          <w:sz w:val="28"/>
-          <w:szCs w:val="28"/>
-          <w:lang w:val="ru-RU"/>
-          <w14:ligatures w14:val="none"/>
-        </w:rPr>
-        <w:t>фронтенд</w:t>
-      </w:r>
-      <w:proofErr w:type="spellEnd"/>
-      <w:r>
-        <w:rPr>
-          <w:rFonts w:ascii="Times New Roman" w:eastAsia="Times New Roman" w:hAnsi="Times New Roman" w:cs="Times New Roman"/>
-          <w:kern w:val="0"/>
-          <w:sz w:val="28"/>
-          <w:szCs w:val="28"/>
-          <w:lang w:val="ru-RU"/>
-          <w14:ligatures w14:val="none"/>
-        </w:rPr>
-        <w:t xml:space="preserve">- и бэкенд-компонентов системы. В отечественных источниках подчеркивается, что применение современных </w:t>
+        <w:t xml:space="preserve">, что является важным аспектом взаимодействия фронтенд- и бэкенд-компонентов системы. В отечественных источниках подчеркивается, что применение современных </w:t>
       </w:r>
       <w:r>
         <w:rPr>
@@ -5154,7 +4921,6 @@
         </w:rPr>
         <w:t>.</w:t>
       </w:r>
-      <w:proofErr w:type="spellStart"/>
       <w:r>
         <w:rPr>
           <w:rFonts w:ascii="Times New Roman" w:eastAsia="Times New Roman" w:hAnsi="Times New Roman" w:cs="Times New Roman"/>
@@ -5165,7 +4931,6 @@
         </w:rPr>
         <w:t>js</w:t>
       </w:r>
-      <w:proofErr w:type="spellEnd"/>
       <w:r>
         <w:rPr>
           <w:rFonts w:ascii="Times New Roman" w:eastAsia="Times New Roman" w:hAnsi="Times New Roman" w:cs="Times New Roman"/>
@@ -5198,7 +4963,6 @@
         </w:rPr>
         <w:t>.</w:t>
       </w:r>
-      <w:proofErr w:type="spellStart"/>
       <w:r>
         <w:rPr>
           <w:rFonts w:ascii="Times New Roman" w:eastAsia="Times New Roman" w:hAnsi="Times New Roman" w:cs="Times New Roman"/>
@@ -5209,7 +4973,6 @@
         </w:rPr>
         <w:t>js</w:t>
       </w:r>
-      <w:proofErr w:type="spellEnd"/>
       <w:r>
         <w:rPr>
           <w:rFonts w:ascii="Times New Roman" w:eastAsia="Times New Roman" w:hAnsi="Times New Roman" w:cs="Times New Roman"/>
@@ -5242,7 +5005,6 @@
         </w:rPr>
         <w:t>.</w:t>
       </w:r>
-      <w:proofErr w:type="spellStart"/>
       <w:r>
         <w:rPr>
           <w:rFonts w:ascii="Times New Roman" w:eastAsia="Times New Roman" w:hAnsi="Times New Roman" w:cs="Times New Roman"/>
@@ -5253,7 +5015,6 @@
         </w:rPr>
         <w:t>js</w:t>
       </w:r>
-      <w:proofErr w:type="spellEnd"/>
       <w:r>
         <w:rPr>
           <w:rFonts w:ascii="Times New Roman" w:eastAsia="Times New Roman" w:hAnsi="Times New Roman" w:cs="Times New Roman"/>
@@ -5342,7 +5103,6 @@
         </w:rPr>
         <w:t>.</w:t>
       </w:r>
-      <w:proofErr w:type="spellStart"/>
       <w:r>
         <w:rPr>
           <w:rFonts w:ascii="Times New Roman" w:eastAsia="Times New Roman" w:hAnsi="Times New Roman" w:cs="Times New Roman"/>
@@ -5353,7 +5113,6 @@
         </w:rPr>
         <w:t>js</w:t>
       </w:r>
-      <w:proofErr w:type="spellEnd"/>
       <w:r>
         <w:rPr>
           <w:rFonts w:ascii="Times New Roman" w:eastAsia="Times New Roman" w:hAnsi="Times New Roman" w:cs="Times New Roman"/>
@@ -5447,31 +5206,7 @@
           <w:lang w:val="ru-RU"/>
           <w14:ligatures w14:val="none"/>
         </w:rPr>
-        <w:t xml:space="preserve"> позволяет обеспечивать стабильное функционирование системы, минимизировать риски потери данных и облегчить процедуру резервного копирования и восстановления информации. В отечественных методических источниках подчеркивается, что реляционные базы данных остаются основным инструментом хранения и обработки учетной информации, обеспечивая стандартизированный и предсказуемый доступ к данным. Архитектура системы построена по принципу клиент-серверного взаимодействия. </w:t>
-      </w:r>
-      <w:proofErr w:type="spellStart"/>
-      <w:r>
-        <w:rPr>
-          <w:rFonts w:ascii="Times New Roman" w:eastAsia="Times New Roman" w:hAnsi="Times New Roman" w:cs="Times New Roman"/>
-          <w:kern w:val="0"/>
-          <w:sz w:val="28"/>
-          <w:szCs w:val="28"/>
-          <w:lang w:val="ru-RU"/>
-          <w14:ligatures w14:val="none"/>
-        </w:rPr>
-        <w:t>Фронтенд</w:t>
-      </w:r>
-      <w:proofErr w:type="spellEnd"/>
-      <w:r>
-        <w:rPr>
-          <w:rFonts w:ascii="Times New Roman" w:eastAsia="Times New Roman" w:hAnsi="Times New Roman" w:cs="Times New Roman"/>
-          <w:kern w:val="0"/>
-          <w:sz w:val="28"/>
-          <w:szCs w:val="28"/>
-          <w:lang w:val="ru-RU"/>
-          <w14:ligatures w14:val="none"/>
-        </w:rPr>
-        <w:t xml:space="preserve"> (</w:t>
+        <w:t xml:space="preserve"> позволяет обеспечивать стабильное функционирование системы, минимизировать риски потери данных и облегчить процедуру резервного копирования и восстановления информации. В отечественных методических источниках подчеркивается, что реляционные базы данных остаются основным инструментом хранения и обработки учетной информации, обеспечивая стандартизированный и предсказуемый доступ к данным. Архитектура системы построена по принципу клиент-серверного взаимодействия. Фронтенд (</w:t>
       </w:r>
       <w:r>
         <w:rPr>
@@ -5494,7 +5229,6 @@
         </w:rPr>
         <w:t>.</w:t>
       </w:r>
-      <w:proofErr w:type="spellStart"/>
       <w:r>
         <w:rPr>
           <w:rFonts w:ascii="Times New Roman" w:eastAsia="Times New Roman" w:hAnsi="Times New Roman" w:cs="Times New Roman"/>
@@ -5505,7 +5239,6 @@
         </w:rPr>
         <w:t>js</w:t>
       </w:r>
-      <w:proofErr w:type="spellEnd"/>
       <w:r>
         <w:rPr>
           <w:rFonts w:ascii="Times New Roman" w:eastAsia="Times New Roman" w:hAnsi="Times New Roman" w:cs="Times New Roman"/>
@@ -5538,7 +5271,6 @@
         </w:rPr>
         <w:t>.</w:t>
       </w:r>
-      <w:proofErr w:type="spellStart"/>
       <w:r>
         <w:rPr>
           <w:rFonts w:ascii="Times New Roman" w:eastAsia="Times New Roman" w:hAnsi="Times New Roman" w:cs="Times New Roman"/>
@@ -5549,7 +5281,6 @@
         </w:rPr>
         <w:t>js</w:t>
       </w:r>
-      <w:proofErr w:type="spellEnd"/>
       <w:r>
         <w:rPr>
           <w:rFonts w:ascii="Times New Roman" w:eastAsia="Times New Roman" w:hAnsi="Times New Roman" w:cs="Times New Roman"/>
@@ -5582,7 +5313,6 @@
         </w:rPr>
         <w:t>.</w:t>
       </w:r>
-      <w:proofErr w:type="spellStart"/>
       <w:r>
         <w:rPr>
           <w:rFonts w:ascii="Times New Roman" w:eastAsia="Times New Roman" w:hAnsi="Times New Roman" w:cs="Times New Roman"/>
@@ -5593,7 +5323,6 @@
         </w:rPr>
         <w:t>js</w:t>
       </w:r>
-      <w:proofErr w:type="spellEnd"/>
       <w:r>
         <w:rPr>
           <w:rFonts w:ascii="Times New Roman" w:eastAsia="Times New Roman" w:hAnsi="Times New Roman" w:cs="Times New Roman"/>
@@ -5705,7 +5434,6 @@
         </w:rPr>
         <w:t>.</w:t>
       </w:r>
-      <w:proofErr w:type="spellStart"/>
       <w:r>
         <w:rPr>
           <w:rFonts w:ascii="Times New Roman" w:eastAsia="Times New Roman" w:hAnsi="Times New Roman" w:cs="Times New Roman"/>
@@ -5716,7 +5444,6 @@
         </w:rPr>
         <w:t>js</w:t>
       </w:r>
-      <w:proofErr w:type="spellEnd"/>
       <w:r>
         <w:rPr>
           <w:rFonts w:ascii="Times New Roman" w:eastAsia="Times New Roman" w:hAnsi="Times New Roman" w:cs="Times New Roman"/>
@@ -5749,7 +5476,6 @@
         </w:rPr>
         <w:t>.</w:t>
       </w:r>
-      <w:proofErr w:type="spellStart"/>
       <w:r>
         <w:rPr>
           <w:rFonts w:ascii="Times New Roman" w:eastAsia="Times New Roman" w:hAnsi="Times New Roman" w:cs="Times New Roman"/>
@@ -5760,7 +5486,6 @@
         </w:rPr>
         <w:t>js</w:t>
       </w:r>
-      <w:proofErr w:type="spellEnd"/>
       <w:r>
         <w:rPr>
           <w:rFonts w:ascii="Times New Roman" w:eastAsia="Times New Roman" w:hAnsi="Times New Roman" w:cs="Times New Roman"/>
@@ -5793,7 +5518,6 @@
         </w:rPr>
         <w:t>.</w:t>
       </w:r>
-      <w:proofErr w:type="spellStart"/>
       <w:r>
         <w:rPr>
           <w:rFonts w:ascii="Times New Roman" w:eastAsia="Times New Roman" w:hAnsi="Times New Roman" w:cs="Times New Roman"/>
@@ -5804,7 +5528,6 @@
         </w:rPr>
         <w:t>js</w:t>
       </w:r>
-      <w:proofErr w:type="spellEnd"/>
       <w:r>
         <w:rPr>
           <w:rFonts w:ascii="Times New Roman" w:eastAsia="Times New Roman" w:hAnsi="Times New Roman" w:cs="Times New Roman"/>
@@ -5886,8 +5609,8 @@
         </w:rPr>
       </w:pPr>
       <w:bookmarkStart w:id="14" w:name="проектирование-базы-данных"/>
-      <w:bookmarkStart w:id="15" w:name="X6b59cfc09441938a1d13aaf3693cad26c58d495"/>
-      <w:bookmarkStart w:id="16" w:name="_Toc223779274"/>
+      <w:bookmarkStart w:id="15" w:name="_Toc223779274"/>
+      <w:bookmarkStart w:id="16" w:name="X6b59cfc09441938a1d13aaf3693cad26c58d495"/>
       <w:bookmarkEnd w:id="14"/>
       <w:r>
         <w:rPr>
@@ -5899,7 +5622,7 @@
         </w:rPr>
         <w:t>2.2 Проектирование базы данных</w:t>
       </w:r>
-      <w:bookmarkEnd w:id="16"/>
+      <w:bookmarkEnd w:id="15"/>
     </w:p>
     <w:p>
       <w:pPr>
@@ -6133,9 +5856,9 @@
           <w:lang w:val="ru-RU"/>
         </w:rPr>
       </w:pPr>
-      <w:bookmarkStart w:id="17" w:name="Xa9e02c5d388afb36782bebffab3aadd1a285432"/>
-      <w:bookmarkStart w:id="18" w:name="_Toc223779275"/>
-      <w:bookmarkEnd w:id="15"/>
+      <w:bookmarkStart w:id="17" w:name="_Toc223779275"/>
+      <w:bookmarkStart w:id="18" w:name="Xa9e02c5d388afb36782bebffab3aadd1a285432"/>
+      <w:bookmarkEnd w:id="16"/>
       <w:r>
         <w:rPr>
           <w:rFonts w:ascii="Times New Roman" w:eastAsia="Times New Roman" w:hAnsi="Times New Roman" w:cs="Times New Roman"/>
@@ -6146,7 +5869,7 @@
         </w:rPr>
         <w:t>2.3 Проектирование функциональных модулей системы</w:t>
       </w:r>
-      <w:bookmarkEnd w:id="18"/>
+      <w:bookmarkEnd w:id="17"/>
     </w:p>
     <w:p>
       <w:pPr>
@@ -6319,9 +6042,9 @@
           <w:lang w:val="ru-RU"/>
         </w:rPr>
       </w:pPr>
-      <w:bookmarkStart w:id="19" w:name="Xc252d8eeb8328e635b33547f7f7cf9cce08e083"/>
-      <w:bookmarkStart w:id="20" w:name="_Toc223779276"/>
-      <w:bookmarkEnd w:id="17"/>
+      <w:bookmarkStart w:id="19" w:name="_Toc223779276"/>
+      <w:bookmarkStart w:id="20" w:name="Xc252d8eeb8328e635b33547f7f7cf9cce08e083"/>
+      <w:bookmarkEnd w:id="18"/>
       <w:r>
         <w:rPr>
           <w:rFonts w:ascii="Times New Roman" w:eastAsia="Times New Roman" w:hAnsi="Times New Roman" w:cs="Times New Roman"/>
@@ -6332,7 +6055,7 @@
         </w:rPr>
         <w:t>2.4 Реализация и тестирование ключевых компонентов системы</w:t>
       </w:r>
-      <w:bookmarkEnd w:id="20"/>
+      <w:bookmarkEnd w:id="19"/>
     </w:p>
     <w:p>
       <w:pPr>
@@ -6404,7 +6127,6 @@
         </w:rPr>
         <w:t>.</w:t>
       </w:r>
-      <w:proofErr w:type="spellStart"/>
       <w:r>
         <w:rPr>
           <w:rFonts w:ascii="Times New Roman" w:eastAsia="Times New Roman" w:hAnsi="Times New Roman" w:cs="Times New Roman"/>
@@ -6415,7 +6137,6 @@
         </w:rPr>
         <w:t>js</w:t>
       </w:r>
-      <w:proofErr w:type="spellEnd"/>
       <w:r>
         <w:rPr>
           <w:rFonts w:ascii="Times New Roman" w:eastAsia="Times New Roman" w:hAnsi="Times New Roman" w:cs="Times New Roman"/>
@@ -6448,7 +6169,6 @@
         </w:rPr>
         <w:t>.</w:t>
       </w:r>
-      <w:proofErr w:type="spellStart"/>
       <w:r>
         <w:rPr>
           <w:rFonts w:ascii="Times New Roman" w:eastAsia="Times New Roman" w:hAnsi="Times New Roman" w:cs="Times New Roman"/>
@@ -6459,7 +6179,6 @@
         </w:rPr>
         <w:t>js</w:t>
       </w:r>
-      <w:proofErr w:type="spellEnd"/>
       <w:r>
         <w:rPr>
           <w:rFonts w:ascii="Times New Roman" w:eastAsia="Times New Roman" w:hAnsi="Times New Roman" w:cs="Times New Roman"/>
@@ -6613,32 +6332,20 @@
           <w:kern w:val="0"/>
           <w:sz w:val="28"/>
           <w:szCs w:val="28"/>
-          <w14:ligatures w14:val="none"/>
-        </w:rPr>
-      </w:pPr>
-      <w:proofErr w:type="spellStart"/>
-      <w:r>
-        <w:rPr>
-          <w:rFonts w:ascii="Times New Roman" w:eastAsia="Times New Roman" w:hAnsi="Times New Roman" w:cs="Times New Roman"/>
-          <w:kern w:val="0"/>
-          <w:sz w:val="28"/>
-          <w:szCs w:val="28"/>
-          <w:lang w:val="ru-RU"/>
-          <w14:ligatures w14:val="none"/>
-        </w:rPr>
-        <w:t>Фронтенд</w:t>
-      </w:r>
-      <w:proofErr w:type="spellEnd"/>
-      <w:r>
-        <w:rPr>
-          <w:rFonts w:ascii="Times New Roman" w:eastAsia="Times New Roman" w:hAnsi="Times New Roman" w:cs="Times New Roman"/>
-          <w:kern w:val="0"/>
-          <w:sz w:val="28"/>
-          <w:szCs w:val="28"/>
-          <w:lang w:val="ru-RU"/>
-          <w14:ligatures w14:val="none"/>
-        </w:rPr>
-        <w:t>-часть информационной системы реализована на базе фреймворка Vue.js и представляет собой интерактивное веб-приложение с модульной компонентной архитектурой. Интерфейс системы разделен на несколько ключевых страниц, каждая из которых решает определенные задачи в рамках учета студентов группы. Все страницы адаптированы для работы на различных устройствах и обеспечивают интуитивно понятное взаимодействие с данными через современный и минималистичный дизайн.</w:t>
+          <w:lang w:val="ru-RU"/>
+          <w14:ligatures w14:val="none"/>
+        </w:rPr>
+      </w:pPr>
+      <w:r>
+        <w:rPr>
+          <w:rFonts w:ascii="Times New Roman" w:eastAsia="Times New Roman" w:hAnsi="Times New Roman" w:cs="Times New Roman"/>
+          <w:kern w:val="0"/>
+          <w:sz w:val="28"/>
+          <w:szCs w:val="28"/>
+          <w:lang w:val="ru-RU"/>
+          <w14:ligatures w14:val="none"/>
+        </w:rPr>
+        <w:t>Фронтенд-часть информационной системы реализована на базе фреймворка Vue.js и представляет собой интерактивное веб-приложение с модульной компонентной архитектурой. Интерфейс системы разделен на несколько ключевых страниц, каждая из которых решает определенные задачи в рамках учета студентов группы. Все страницы адаптированы для работы на различных устройствах и обеспечивают интуитивно понятное взаимодействие с данными через современный и минималистичный дизайн.</w:t>
       </w:r>
       <w:r>
         <w:rPr>
@@ -6807,6 +6514,7 @@
           <w:kern w:val="0"/>
           <w:sz w:val="28"/>
           <w:szCs w:val="28"/>
+          <w:lang w:val="ru-RU"/>
           <w14:ligatures w14:val="none"/>
         </w:rPr>
       </w:pPr>
@@ -6821,7 +6529,6 @@
         </w:rPr>
         <w:t>«</w:t>
       </w:r>
-      <w:proofErr w:type="spellStart"/>
       <w:r>
         <w:rPr>
           <w:rFonts w:ascii="Times New Roman" w:eastAsia="Times New Roman" w:hAnsi="Times New Roman" w:cs="Times New Roman"/>
@@ -6833,7 +6540,6 @@
         </w:rPr>
         <w:t>Дэшборд</w:t>
       </w:r>
-      <w:proofErr w:type="spellEnd"/>
       <w:r>
         <w:rPr>
           <w:rFonts w:ascii="Times New Roman" w:eastAsia="Times New Roman" w:hAnsi="Times New Roman" w:cs="Times New Roman"/>
@@ -6854,31 +6560,7 @@
           <w:lang w:val="ru-RU"/>
           <w14:ligatures w14:val="none"/>
         </w:rPr>
-        <w:t xml:space="preserve"> (главная страница) предоставляет обзорную информацию. Для администратора доступны статистика по группам, активности пользователей, последние изменения в системе. Для преподавателя отображаются текущие группы, ближайшие занятия, студенты с низкой успеваемостью. Для студентов — график успеваемости, расписание, уведомления. На </w:t>
-      </w:r>
-      <w:proofErr w:type="spellStart"/>
-      <w:r>
-        <w:rPr>
-          <w:rFonts w:ascii="Times New Roman" w:eastAsia="Times New Roman" w:hAnsi="Times New Roman" w:cs="Times New Roman"/>
-          <w:kern w:val="0"/>
-          <w:sz w:val="28"/>
-          <w:szCs w:val="28"/>
-          <w:lang w:val="ru-RU"/>
-          <w14:ligatures w14:val="none"/>
-        </w:rPr>
-        <w:t>дэшборде</w:t>
-      </w:r>
-      <w:proofErr w:type="spellEnd"/>
-      <w:r>
-        <w:rPr>
-          <w:rFonts w:ascii="Times New Roman" w:eastAsia="Times New Roman" w:hAnsi="Times New Roman" w:cs="Times New Roman"/>
-          <w:kern w:val="0"/>
-          <w:sz w:val="28"/>
-          <w:szCs w:val="28"/>
-          <w:lang w:val="ru-RU"/>
-          <w14:ligatures w14:val="none"/>
-        </w:rPr>
-        <w:t xml:space="preserve"> используются интерактивные диаграммы (Chart.js) и таблицы с возможностью фильтрации.</w:t>
+        <w:t xml:space="preserve"> (главная страница) предоставляет обзорную информацию. Для администратора доступны статистика по группам, активности пользователей, последние изменения в системе. Для преподавателя отображаются текущие группы, ближайшие занятия, студенты с низкой успеваемостью. Для студентов — график успеваемости, расписание, уведомления с возможностью фильтрации.</w:t>
       </w:r>
     </w:p>
     <w:p>
@@ -6966,7 +6648,6 @@
           <w:lang w:val="ru-RU"/>
           <w14:ligatures w14:val="none"/>
         </w:rPr>
-        <w:lastRenderedPageBreak/>
         <w:t xml:space="preserve">Рисунок </w:t>
       </w:r>
       <w:r>
@@ -6989,31 +6670,7 @@
           <w:lang w:val="ru-RU"/>
           <w14:ligatures w14:val="none"/>
         </w:rPr>
-        <w:t>. Страница «</w:t>
-      </w:r>
-      <w:proofErr w:type="spellStart"/>
-      <w:r>
-        <w:rPr>
-          <w:rFonts w:ascii="Times New Roman" w:eastAsia="Times New Roman" w:hAnsi="Times New Roman" w:cs="Times New Roman"/>
-          <w:kern w:val="0"/>
-          <w:sz w:val="28"/>
-          <w:szCs w:val="28"/>
-          <w:lang w:val="ru-RU"/>
-          <w14:ligatures w14:val="none"/>
-        </w:rPr>
-        <w:t>Дэшборд</w:t>
-      </w:r>
-      <w:proofErr w:type="spellEnd"/>
-      <w:r>
-        <w:rPr>
-          <w:rFonts w:ascii="Times New Roman" w:eastAsia="Times New Roman" w:hAnsi="Times New Roman" w:cs="Times New Roman"/>
-          <w:kern w:val="0"/>
-          <w:sz w:val="28"/>
-          <w:szCs w:val="28"/>
-          <w:lang w:val="ru-RU"/>
-          <w14:ligatures w14:val="none"/>
-        </w:rPr>
-        <w:t>».</w:t>
+        <w:t>. Страница «Дэшборд».</w:t>
       </w:r>
     </w:p>
     <w:p>
@@ -7040,6 +6697,7 @@
           <w:lang w:val="ru-RU"/>
           <w14:ligatures w14:val="none"/>
         </w:rPr>
+        <w:lastRenderedPageBreak/>
         <w:t xml:space="preserve">Страница </w:t>
       </w:r>
       <w:r>
@@ -7221,7 +6879,7 @@
           <w:lang w:val="ru-RU"/>
           <w14:ligatures w14:val="none"/>
         </w:rPr>
-        <w:t xml:space="preserve">Раздел "Пользователи" доступен администраторам и предназначен для управления учетными записями. Здесь отображается список всех пользователей с возможностью фильтрации по роли (студент, преподаватель, администратор). Доступны операции добавления, редактирования, блокировки и удаления </w:t>
+        <w:t xml:space="preserve">Раздел "Пользователи" доступен администраторам и предназначен для управления учетными записями. Здесь отображается список всех пользователей с возможностью фильтрации по роли (студент, преподаватель, администратор). Доступны операции добавления, редактирования, блокировки и удаления пользователей. Для каждого пользователя можно настроить права доступа к </w:t>
       </w:r>
       <w:r>
         <w:rPr>
@@ -7233,7 +6891,7 @@
           <w14:ligatures w14:val="none"/>
         </w:rPr>
         <w:lastRenderedPageBreak/>
-        <w:t>пользователей. Для каждого пользователя можно настроить права доступа к модулям системы. Интерфейс реализован в виде таблицы с пагинацией и модальными окнами для форм редактирования.</w:t>
+        <w:t>модулям системы. Интерфейс реализован в виде таблицы с пагинацией и модальными окнами для форм редактирования.</w:t>
       </w:r>
     </w:p>
     <w:p>
@@ -7370,31 +7028,7 @@
           <w:lang w:val="ru-RU"/>
           <w14:ligatures w14:val="none"/>
         </w:rPr>
-        <w:t xml:space="preserve">Страница "Группы" позволяет управлять структурой учебных подразделений. Администратор может создавать новые группы, редактировать существующие, назначать кураторов и прикреплять студентов. Для каждой группы отображается список студентов, текущее расписание, средний балл. Реализована возможность импорта списка студентов из CSV-файла. Интерфейс включает древовидное отображение структуры и </w:t>
-      </w:r>
-      <w:proofErr w:type="spellStart"/>
-      <w:r>
-        <w:rPr>
-          <w:rFonts w:ascii="Times New Roman" w:eastAsia="Times New Roman" w:hAnsi="Times New Roman" w:cs="Times New Roman"/>
-          <w:kern w:val="0"/>
-          <w:sz w:val="28"/>
-          <w:szCs w:val="28"/>
-          <w:lang w:val="ru-RU"/>
-          <w14:ligatures w14:val="none"/>
-        </w:rPr>
-        <w:t>drag-and-drop</w:t>
-      </w:r>
-      <w:proofErr w:type="spellEnd"/>
-      <w:r>
-        <w:rPr>
-          <w:rFonts w:ascii="Times New Roman" w:eastAsia="Times New Roman" w:hAnsi="Times New Roman" w:cs="Times New Roman"/>
-          <w:kern w:val="0"/>
-          <w:sz w:val="28"/>
-          <w:szCs w:val="28"/>
-          <w:lang w:val="ru-RU"/>
-          <w14:ligatures w14:val="none"/>
-        </w:rPr>
-        <w:t xml:space="preserve"> для перемещения студентов между группами.</w:t>
+        <w:t>Страница "Группы" позволяет управлять структурой учебных подразделений. Администратор может создавать новые группы, редактировать существующие, назначать кураторов и прикреплять студентов. Для каждой группы отображается список студентов, текущее расписание, средний балл. Реализована возможность импорта списка студентов из CSV-файла. Интерфейс включает древовидное отображение структуры и drag-and-drop для перемещения студентов между группами.</w:t>
       </w:r>
     </w:p>
     <w:p>
@@ -7770,8 +7404,8 @@
         </w:rPr>
       </w:pPr>
       <w:bookmarkStart w:id="21" w:name="_Toc223779277"/>
-      <w:bookmarkEnd w:id="11"/>
-      <w:bookmarkEnd w:id="19"/>
+      <w:bookmarkEnd w:id="12"/>
+      <w:bookmarkEnd w:id="20"/>
       <w:r>
         <w:rPr>
           <w:rFonts w:ascii="Times New Roman" w:eastAsia="Times New Roman" w:hAnsi="Times New Roman" w:cs="Times New Roman"/>
@@ -8131,29 +7765,16 @@
           <w14:ligatures w14:val="none"/>
         </w:rPr>
       </w:pPr>
-      <w:proofErr w:type="spellStart"/>
-      <w:r>
-        <w:rPr>
-          <w:rFonts w:ascii="Times New Roman" w:eastAsia="Times New Roman" w:hAnsi="Times New Roman" w:cs="Times New Roman"/>
-          <w:kern w:val="0"/>
-          <w:sz w:val="28"/>
-          <w:szCs w:val="28"/>
-          <w:lang w:val="ru-RU"/>
-          <w14:ligatures w14:val="none"/>
-        </w:rPr>
-        <w:t>Соммервилл</w:t>
-      </w:r>
-      <w:proofErr w:type="spellEnd"/>
-      <w:r>
-        <w:rPr>
-          <w:rFonts w:ascii="Times New Roman" w:eastAsia="Times New Roman" w:hAnsi="Times New Roman" w:cs="Times New Roman"/>
-          <w:kern w:val="0"/>
-          <w:sz w:val="28"/>
-          <w:szCs w:val="28"/>
-          <w:lang w:val="ru-RU"/>
-          <w14:ligatures w14:val="none"/>
-        </w:rPr>
-        <w:t xml:space="preserve"> И. Инженерия программного обеспечения. – </w:t>
+      <w:r>
+        <w:rPr>
+          <w:rFonts w:ascii="Times New Roman" w:eastAsia="Times New Roman" w:hAnsi="Times New Roman" w:cs="Times New Roman"/>
+          <w:kern w:val="0"/>
+          <w:sz w:val="28"/>
+          <w:szCs w:val="28"/>
+          <w:lang w:val="ru-RU"/>
+          <w14:ligatures w14:val="none"/>
+        </w:rPr>
+        <w:t xml:space="preserve">Соммервилл И. Инженерия программного обеспечения. – </w:t>
       </w:r>
       <w:proofErr w:type="gramStart"/>
       <w:r>
@@ -8209,31 +7830,7 @@
           <w:lang w:val="ru-RU"/>
           <w14:ligatures w14:val="none"/>
         </w:rPr>
-        <w:t xml:space="preserve">Таненбаум Э., </w:t>
-      </w:r>
-      <w:proofErr w:type="spellStart"/>
-      <w:r>
-        <w:rPr>
-          <w:rFonts w:ascii="Times New Roman" w:eastAsia="Times New Roman" w:hAnsi="Times New Roman" w:cs="Times New Roman"/>
-          <w:kern w:val="0"/>
-          <w:sz w:val="28"/>
-          <w:szCs w:val="28"/>
-          <w:lang w:val="ru-RU"/>
-          <w14:ligatures w14:val="none"/>
-        </w:rPr>
-        <w:t>Вудхалл</w:t>
-      </w:r>
-      <w:proofErr w:type="spellEnd"/>
-      <w:r>
-        <w:rPr>
-          <w:rFonts w:ascii="Times New Roman" w:eastAsia="Times New Roman" w:hAnsi="Times New Roman" w:cs="Times New Roman"/>
-          <w:kern w:val="0"/>
-          <w:sz w:val="28"/>
-          <w:szCs w:val="28"/>
-          <w:lang w:val="ru-RU"/>
-          <w14:ligatures w14:val="none"/>
-        </w:rPr>
-        <w:t xml:space="preserve"> А. Современные операционные системы. – СПб</w:t>
+        <w:t>Таненбаум Э., Вудхалл А. Современные операционные системы. – СПб</w:t>
       </w:r>
       <w:proofErr w:type="gramStart"/>
       <w:r>
@@ -8280,29 +7877,16 @@
           <w14:ligatures w14:val="none"/>
         </w:rPr>
       </w:pPr>
-      <w:proofErr w:type="spellStart"/>
-      <w:r>
-        <w:rPr>
-          <w:rFonts w:ascii="Times New Roman" w:eastAsia="Times New Roman" w:hAnsi="Times New Roman" w:cs="Times New Roman"/>
-          <w:kern w:val="0"/>
-          <w:sz w:val="28"/>
-          <w:szCs w:val="28"/>
-          <w:lang w:val="ru-RU"/>
-          <w14:ligatures w14:val="none"/>
-        </w:rPr>
-        <w:t>Фаулер</w:t>
-      </w:r>
-      <w:proofErr w:type="spellEnd"/>
-      <w:r>
-        <w:rPr>
-          <w:rFonts w:ascii="Times New Roman" w:eastAsia="Times New Roman" w:hAnsi="Times New Roman" w:cs="Times New Roman"/>
-          <w:kern w:val="0"/>
-          <w:sz w:val="28"/>
-          <w:szCs w:val="28"/>
-          <w:lang w:val="ru-RU"/>
-          <w14:ligatures w14:val="none"/>
-        </w:rPr>
-        <w:t xml:space="preserve"> М. Архитектура корпоративных программных приложений. – </w:t>
+      <w:r>
+        <w:rPr>
+          <w:rFonts w:ascii="Times New Roman" w:eastAsia="Times New Roman" w:hAnsi="Times New Roman" w:cs="Times New Roman"/>
+          <w:kern w:val="0"/>
+          <w:sz w:val="28"/>
+          <w:szCs w:val="28"/>
+          <w:lang w:val="ru-RU"/>
+          <w14:ligatures w14:val="none"/>
+        </w:rPr>
+        <w:t xml:space="preserve">Фаулер М. Архитектура корпоративных программных приложений. – </w:t>
       </w:r>
       <w:proofErr w:type="gramStart"/>
       <w:r>
@@ -8356,51 +7940,7 @@
           <w:szCs w:val="28"/>
           <w14:ligatures w14:val="none"/>
         </w:rPr>
-        <w:t xml:space="preserve">ISO/IEC 25010:2021. Systems and software engineering – Systems and software Quality Requirements and </w:t>
-      </w:r>
-      <w:proofErr w:type="spellStart"/>
-      <w:r>
-        <w:rPr>
-          <w:rFonts w:ascii="Times New Roman" w:eastAsia="Times New Roman" w:hAnsi="Times New Roman" w:cs="Times New Roman"/>
-          <w:kern w:val="0"/>
-          <w:sz w:val="28"/>
-          <w:szCs w:val="28"/>
-          <w14:ligatures w14:val="none"/>
-        </w:rPr>
-        <w:t>Evalutaion</w:t>
-      </w:r>
-      <w:proofErr w:type="spellEnd"/>
-      <w:r>
-        <w:rPr>
-          <w:rFonts w:ascii="Times New Roman" w:eastAsia="Times New Roman" w:hAnsi="Times New Roman" w:cs="Times New Roman"/>
-          <w:kern w:val="0"/>
-          <w:sz w:val="28"/>
-          <w:szCs w:val="28"/>
-          <w14:ligatures w14:val="none"/>
-        </w:rPr>
-        <w:t xml:space="preserve"> (</w:t>
-      </w:r>
-      <w:proofErr w:type="spellStart"/>
-      <w:r>
-        <w:rPr>
-          <w:rFonts w:ascii="Times New Roman" w:eastAsia="Times New Roman" w:hAnsi="Times New Roman" w:cs="Times New Roman"/>
-          <w:kern w:val="0"/>
-          <w:sz w:val="28"/>
-          <w:szCs w:val="28"/>
-          <w14:ligatures w14:val="none"/>
-        </w:rPr>
-        <w:t>SQuaRE</w:t>
-      </w:r>
-      <w:proofErr w:type="spellEnd"/>
-      <w:r>
-        <w:rPr>
-          <w:rFonts w:ascii="Times New Roman" w:eastAsia="Times New Roman" w:hAnsi="Times New Roman" w:cs="Times New Roman"/>
-          <w:kern w:val="0"/>
-          <w:sz w:val="28"/>
-          <w:szCs w:val="28"/>
-          <w14:ligatures w14:val="none"/>
-        </w:rPr>
-        <w:t>).</w:t>
+        <w:t>ISO/IEC 25010:2021. Systems and software engineering – Systems and software Quality Requirements and Evalutaion (SQuaRE).</w:t>
       </w:r>
     </w:p>
     <w:p>
@@ -8555,55 +8095,7 @@
           <w:lang w:val="ru-RU"/>
           <w14:ligatures w14:val="none"/>
         </w:rPr>
-        <w:t xml:space="preserve">Гамма Э., </w:t>
-      </w:r>
-      <w:proofErr w:type="spellStart"/>
-      <w:r>
-        <w:rPr>
-          <w:rFonts w:ascii="Times New Roman" w:eastAsia="Times New Roman" w:hAnsi="Times New Roman" w:cs="Times New Roman"/>
-          <w:kern w:val="0"/>
-          <w:sz w:val="28"/>
-          <w:szCs w:val="28"/>
-          <w:lang w:val="ru-RU"/>
-          <w14:ligatures w14:val="none"/>
-        </w:rPr>
-        <w:t>Хелм</w:t>
-      </w:r>
-      <w:proofErr w:type="spellEnd"/>
-      <w:r>
-        <w:rPr>
-          <w:rFonts w:ascii="Times New Roman" w:eastAsia="Times New Roman" w:hAnsi="Times New Roman" w:cs="Times New Roman"/>
-          <w:kern w:val="0"/>
-          <w:sz w:val="28"/>
-          <w:szCs w:val="28"/>
-          <w:lang w:val="ru-RU"/>
-          <w14:ligatures w14:val="none"/>
-        </w:rPr>
-        <w:t xml:space="preserve"> Р., Джонсон Р., </w:t>
-      </w:r>
-      <w:proofErr w:type="spellStart"/>
-      <w:r>
-        <w:rPr>
-          <w:rFonts w:ascii="Times New Roman" w:eastAsia="Times New Roman" w:hAnsi="Times New Roman" w:cs="Times New Roman"/>
-          <w:kern w:val="0"/>
-          <w:sz w:val="28"/>
-          <w:szCs w:val="28"/>
-          <w:lang w:val="ru-RU"/>
-          <w14:ligatures w14:val="none"/>
-        </w:rPr>
-        <w:t>Влиссидес</w:t>
-      </w:r>
-      <w:proofErr w:type="spellEnd"/>
-      <w:r>
-        <w:rPr>
-          <w:rFonts w:ascii="Times New Roman" w:eastAsia="Times New Roman" w:hAnsi="Times New Roman" w:cs="Times New Roman"/>
-          <w:kern w:val="0"/>
-          <w:sz w:val="28"/>
-          <w:szCs w:val="28"/>
-          <w:lang w:val="ru-RU"/>
-          <w14:ligatures w14:val="none"/>
-        </w:rPr>
-        <w:t xml:space="preserve"> Дж. Приемы объектно-ориентированного проектирования. – </w:t>
+        <w:t xml:space="preserve">Гамма Э., Хелм Р., Джонсон Р., Влиссидес Дж. Приемы объектно-ориентированного проектирования. – </w:t>
       </w:r>
       <w:proofErr w:type="gramStart"/>
       <w:r>
@@ -8910,7 +8402,6 @@
           </w:rPr>
           <w:t>.</w:t>
         </w:r>
-        <w:proofErr w:type="spellStart"/>
         <w:r>
           <w:rPr>
             <w:rStyle w:val="af4"/>
@@ -8922,7 +8413,6 @@
           </w:rPr>
           <w:t>ru</w:t>
         </w:r>
-        <w:proofErr w:type="spellEnd"/>
         <w:r>
           <w:rPr>
             <w:rStyle w:val="af4"/>
@@ -8986,6 +8476,7 @@
           <w:kern w:val="0"/>
           <w:sz w:val="28"/>
           <w:szCs w:val="28"/>
+          <w:lang w:val="ru-RU"/>
           <w14:ligatures w14:val="none"/>
         </w:rPr>
       </w:pPr>
@@ -9008,7 +8499,60 @@
           <w:szCs w:val="28"/>
           <w14:ligatures w14:val="none"/>
         </w:rPr>
-        <w:t xml:space="preserve">Vue.js Official </w:t>
+        <w:t>Vue</w:t>
+      </w:r>
+      <w:r>
+        <w:rPr>
+          <w:rFonts w:ascii="Times New Roman" w:eastAsia="Times New Roman" w:hAnsi="Times New Roman" w:cs="Times New Roman"/>
+          <w:kern w:val="0"/>
+          <w:sz w:val="28"/>
+          <w:szCs w:val="28"/>
+          <w:lang w:val="ru-RU"/>
+          <w14:ligatures w14:val="none"/>
+        </w:rPr>
+        <w:t>.</w:t>
+      </w:r>
+      <w:r>
+        <w:rPr>
+          <w:rFonts w:ascii="Times New Roman" w:eastAsia="Times New Roman" w:hAnsi="Times New Roman" w:cs="Times New Roman"/>
+          <w:kern w:val="0"/>
+          <w:sz w:val="28"/>
+          <w:szCs w:val="28"/>
+          <w14:ligatures w14:val="none"/>
+        </w:rPr>
+        <w:t>js</w:t>
+      </w:r>
+      <w:r>
+        <w:rPr>
+          <w:rFonts w:ascii="Times New Roman" w:eastAsia="Times New Roman" w:hAnsi="Times New Roman" w:cs="Times New Roman"/>
+          <w:kern w:val="0"/>
+          <w:sz w:val="28"/>
+          <w:szCs w:val="28"/>
+          <w:lang w:val="ru-RU"/>
+          <w14:ligatures w14:val="none"/>
+        </w:rPr>
+        <w:t xml:space="preserve"> </w:t>
+      </w:r>
+      <w:r>
+        <w:rPr>
+          <w:rFonts w:ascii="Times New Roman" w:eastAsia="Times New Roman" w:hAnsi="Times New Roman" w:cs="Times New Roman"/>
+          <w:kern w:val="0"/>
+          <w:sz w:val="28"/>
+          <w:szCs w:val="28"/>
+          <w14:ligatures w14:val="none"/>
+        </w:rPr>
+        <w:t>Official</w:t>
+      </w:r>
+      <w:r>
+        <w:rPr>
+          <w:rFonts w:ascii="Times New Roman" w:eastAsia="Times New Roman" w:hAnsi="Times New Roman" w:cs="Times New Roman"/>
+          <w:kern w:val="0"/>
+          <w:sz w:val="28"/>
+          <w:szCs w:val="28"/>
+          <w:lang w:val="ru-RU"/>
+          <w14:ligatures w14:val="none"/>
+        </w:rPr>
+        <w:t xml:space="preserve"> </w:t>
       </w:r>
       <w:proofErr w:type="gramStart"/>
       <w:r>
@@ -9019,7 +8563,18 @@
           <w:szCs w:val="28"/>
           <w14:ligatures w14:val="none"/>
         </w:rPr>
-        <w:t>Documentation  [</w:t>
+        <w:t>Documentation</w:t>
+      </w:r>
+      <w:r>
+        <w:rPr>
+          <w:rFonts w:ascii="Times New Roman" w:eastAsia="Times New Roman" w:hAnsi="Times New Roman" w:cs="Times New Roman"/>
+          <w:kern w:val="0"/>
+          <w:sz w:val="28"/>
+          <w:szCs w:val="28"/>
+          <w:lang w:val="ru-RU"/>
+          <w14:ligatures w14:val="none"/>
+        </w:rPr>
+        <w:t xml:space="preserve">  [</w:t>
       </w:r>
       <w:proofErr w:type="gramEnd"/>
       <w:r>
@@ -9039,6 +8594,7 @@
           <w:kern w:val="0"/>
           <w:sz w:val="28"/>
           <w:szCs w:val="28"/>
+          <w:lang w:val="ru-RU"/>
           <w14:ligatures w14:val="none"/>
         </w:rPr>
         <w:t xml:space="preserve"> </w:t>
@@ -9060,9 +8616,31 @@
           <w:kern w:val="0"/>
           <w:sz w:val="28"/>
           <w:szCs w:val="28"/>
-          <w14:ligatures w14:val="none"/>
-        </w:rPr>
-        <w:t xml:space="preserve">]. – URL: </w:t>
+          <w:lang w:val="ru-RU"/>
+          <w14:ligatures w14:val="none"/>
+        </w:rPr>
+        <w:t xml:space="preserve">]. – </w:t>
+      </w:r>
+      <w:r>
+        <w:rPr>
+          <w:rFonts w:ascii="Times New Roman" w:eastAsia="Times New Roman" w:hAnsi="Times New Roman" w:cs="Times New Roman"/>
+          <w:kern w:val="0"/>
+          <w:sz w:val="28"/>
+          <w:szCs w:val="28"/>
+          <w14:ligatures w14:val="none"/>
+        </w:rPr>
+        <w:t>URL</w:t>
+      </w:r>
+      <w:r>
+        <w:rPr>
+          <w:rFonts w:ascii="Times New Roman" w:eastAsia="Times New Roman" w:hAnsi="Times New Roman" w:cs="Times New Roman"/>
+          <w:kern w:val="0"/>
+          <w:sz w:val="28"/>
+          <w:szCs w:val="28"/>
+          <w:lang w:val="ru-RU"/>
+          <w14:ligatures w14:val="none"/>
+        </w:rPr>
+        <w:t xml:space="preserve">: </w:t>
       </w:r>
       <w:hyperlink r:id="rId17" w:history="1">
         <w:r>
@@ -9074,7 +8652,53 @@
             <w:szCs w:val="28"/>
             <w14:ligatures w14:val="none"/>
           </w:rPr>
-          <w:t>https://vuejs.org</w:t>
+          <w:t>https</w:t>
+        </w:r>
+        <w:r>
+          <w:rPr>
+            <w:rStyle w:val="af4"/>
+            <w:rFonts w:ascii="Times New Roman" w:eastAsia="Times New Roman" w:hAnsi="Times New Roman" w:cs="Times New Roman"/>
+            <w:kern w:val="0"/>
+            <w:sz w:val="28"/>
+            <w:szCs w:val="28"/>
+            <w:lang w:val="ru-RU"/>
+            <w14:ligatures w14:val="none"/>
+          </w:rPr>
+          <w:t>://</w:t>
+        </w:r>
+        <w:r>
+          <w:rPr>
+            <w:rStyle w:val="af4"/>
+            <w:rFonts w:ascii="Times New Roman" w:eastAsia="Times New Roman" w:hAnsi="Times New Roman" w:cs="Times New Roman"/>
+            <w:kern w:val="0"/>
+            <w:sz w:val="28"/>
+            <w:szCs w:val="28"/>
+            <w14:ligatures w14:val="none"/>
+          </w:rPr>
+          <w:t>vuejs</w:t>
+        </w:r>
+        <w:r>
+          <w:rPr>
+            <w:rStyle w:val="af4"/>
+            <w:rFonts w:ascii="Times New Roman" w:eastAsia="Times New Roman" w:hAnsi="Times New Roman" w:cs="Times New Roman"/>
+            <w:kern w:val="0"/>
+            <w:sz w:val="28"/>
+            <w:szCs w:val="28"/>
+            <w:lang w:val="ru-RU"/>
+            <w14:ligatures w14:val="none"/>
+          </w:rPr>
+          <w:t>.</w:t>
+        </w:r>
+        <w:r>
+          <w:rPr>
+            <w:rStyle w:val="af4"/>
+            <w:rFonts w:ascii="Times New Roman" w:eastAsia="Times New Roman" w:hAnsi="Times New Roman" w:cs="Times New Roman"/>
+            <w:kern w:val="0"/>
+            <w:sz w:val="28"/>
+            <w:szCs w:val="28"/>
+            <w14:ligatures w14:val="none"/>
+          </w:rPr>
+          <w:t>org</w:t>
         </w:r>
       </w:hyperlink>
       <w:r>
@@ -9083,6 +8707,7 @@
           <w:kern w:val="0"/>
           <w:sz w:val="28"/>
           <w:szCs w:val="28"/>
+          <w:lang w:val="ru-RU"/>
           <w14:ligatures w14:val="none"/>
         </w:rPr>
         <w:t xml:space="preserve"> (</w:t>
@@ -9104,6 +8729,7 @@
           <w:kern w:val="0"/>
           <w:sz w:val="28"/>
           <w:szCs w:val="28"/>
+          <w:lang w:val="ru-RU"/>
           <w14:ligatures w14:val="none"/>
         </w:rPr>
         <w:t xml:space="preserve"> </w:t>
@@ -9125,6 +8751,7 @@
           <w:kern w:val="0"/>
           <w:sz w:val="28"/>
           <w:szCs w:val="28"/>
+          <w:lang w:val="ru-RU"/>
           <w14:ligatures w14:val="none"/>
         </w:rPr>
         <w:t>: 28.01.2026).</w:t>
@@ -9156,6 +8783,7 @@
           <w:kern w:val="0"/>
           <w:sz w:val="28"/>
           <w:szCs w:val="28"/>
+          <w:lang w:val="ru-RU"/>
           <w14:ligatures w14:val="none"/>
         </w:rPr>
         <w:lastRenderedPageBreak/>
@@ -9182,7 +8810,6 @@
         </w:rPr>
         <w:t>.</w:t>
       </w:r>
-      <w:proofErr w:type="spellStart"/>
       <w:r>
         <w:rPr>
           <w:rFonts w:ascii="Times New Roman" w:eastAsia="Times New Roman" w:hAnsi="Times New Roman" w:cs="Times New Roman"/>
@@ -9193,7 +8820,6 @@
         </w:rPr>
         <w:t>js</w:t>
       </w:r>
-      <w:proofErr w:type="spellEnd"/>
       <w:r>
         <w:rPr>
           <w:rFonts w:ascii="Times New Roman" w:eastAsia="Times New Roman" w:hAnsi="Times New Roman" w:cs="Times New Roman"/>
@@ -9315,7 +8941,6 @@
           </w:rPr>
           <w:t>://</w:t>
         </w:r>
-        <w:proofErr w:type="spellStart"/>
         <w:r>
           <w:rPr>
             <w:rStyle w:val="af4"/>
@@ -9327,7 +8952,6 @@
           </w:rPr>
           <w:t>nodejs</w:t>
         </w:r>
-        <w:proofErr w:type="spellEnd"/>
         <w:r>
           <w:rPr>
             <w:rStyle w:val="af4"/>
@@ -9581,7 +9205,6 @@
           </w:rPr>
           <w:t>://</w:t>
         </w:r>
-        <w:proofErr w:type="spellStart"/>
         <w:r>
           <w:rPr>
             <w:rStyle w:val="af4"/>
@@ -9593,7 +9216,6 @@
           </w:rPr>
           <w:t>sqlite</w:t>
         </w:r>
-        <w:proofErr w:type="spellEnd"/>
         <w:r>
           <w:rPr>
             <w:rStyle w:val="af4"/>
@@ -9726,7 +9348,6 @@
         </w:rPr>
         <w:t>.</w:t>
       </w:r>
-      <w:proofErr w:type="spellStart"/>
       <w:r>
         <w:rPr>
           <w:rFonts w:ascii="Times New Roman" w:eastAsia="Times New Roman" w:hAnsi="Times New Roman" w:cs="Times New Roman"/>
@@ -9737,7 +9358,6 @@
         </w:rPr>
         <w:t>js</w:t>
       </w:r>
-      <w:proofErr w:type="spellEnd"/>
       <w:r>
         <w:rPr>
           <w:rFonts w:ascii="Times New Roman" w:eastAsia="Times New Roman" w:hAnsi="Times New Roman" w:cs="Times New Roman"/>
@@ -9870,7 +9490,6 @@
           </w:rPr>
           <w:t>://</w:t>
         </w:r>
-        <w:proofErr w:type="spellStart"/>
         <w:r>
           <w:rPr>
             <w:rStyle w:val="af4"/>
@@ -9882,7 +9501,6 @@
           </w:rPr>
           <w:t>expressjs</w:t>
         </w:r>
-        <w:proofErr w:type="spellEnd"/>
         <w:r>
           <w:rPr>
             <w:rStyle w:val="af4"/>
@@ -10105,7 +9723,6 @@
           </w:rPr>
           <w:t>://</w:t>
         </w:r>
-        <w:proofErr w:type="spellStart"/>
         <w:r>
           <w:rPr>
             <w:rStyle w:val="af4"/>
@@ -10117,7 +9734,6 @@
           </w:rPr>
           <w:t>rkvn</w:t>
         </w:r>
-        <w:proofErr w:type="spellEnd"/>
         <w:r>
           <w:rPr>
             <w:rStyle w:val="af4"/>
@@ -10153,7 +9769,6 @@
           </w:rPr>
           <w:t>.</w:t>
         </w:r>
-        <w:proofErr w:type="spellStart"/>
         <w:r>
           <w:rPr>
             <w:rStyle w:val="af4"/>
@@ -10165,7 +9780,6 @@
           </w:rPr>
           <w:t>ru</w:t>
         </w:r>
-        <w:proofErr w:type="spellEnd"/>
       </w:hyperlink>
       <w:r>
         <w:rPr>
@@ -11293,7 +10907,6 @@
           <w:kern w:val="0"/>
           <w:sz w:val="28"/>
           <w:szCs w:val="28"/>
-          <w:lang w:val="ru-RU"/>
           <w14:ligatures w14:val="none"/>
         </w:rPr>
       </w:pPr>
@@ -11371,53 +10984,16 @@
           <w14:ligatures w14:val="none"/>
         </w:rPr>
       </w:pPr>
-      <w:proofErr w:type="spellStart"/>
-      <w:r>
-        <w:rPr>
-          <w:rFonts w:ascii="Times New Roman" w:eastAsia="Times New Roman" w:hAnsi="Times New Roman" w:cs="Times New Roman"/>
-          <w:kern w:val="0"/>
-          <w:sz w:val="28"/>
-          <w:szCs w:val="28"/>
-          <w:lang w:val="ru-RU"/>
-          <w14:ligatures w14:val="none"/>
-        </w:rPr>
-        <w:t>Руководоство</w:t>
-      </w:r>
-      <w:proofErr w:type="spellEnd"/>
-      <w:r>
-        <w:rPr>
-          <w:rFonts w:ascii="Times New Roman" w:eastAsia="Times New Roman" w:hAnsi="Times New Roman" w:cs="Times New Roman"/>
-          <w:kern w:val="0"/>
-          <w:sz w:val="28"/>
-          <w:szCs w:val="28"/>
-          <w:lang w:val="ru-RU"/>
-          <w14:ligatures w14:val="none"/>
-        </w:rPr>
-        <w:t xml:space="preserve"> предназначено для ознакомления с функционалом приложения для кураторов, </w:t>
-      </w:r>
-      <w:proofErr w:type="spellStart"/>
-      <w:r>
-        <w:rPr>
-          <w:rFonts w:ascii="Times New Roman" w:eastAsia="Times New Roman" w:hAnsi="Times New Roman" w:cs="Times New Roman"/>
-          <w:kern w:val="0"/>
-          <w:sz w:val="28"/>
-          <w:szCs w:val="28"/>
-          <w:lang w:val="ru-RU"/>
-          <w14:ligatures w14:val="none"/>
-        </w:rPr>
-        <w:t>преподователей</w:t>
-      </w:r>
-      <w:proofErr w:type="spellEnd"/>
-      <w:r>
-        <w:rPr>
-          <w:rFonts w:ascii="Times New Roman" w:eastAsia="Times New Roman" w:hAnsi="Times New Roman" w:cs="Times New Roman"/>
-          <w:kern w:val="0"/>
-          <w:sz w:val="28"/>
-          <w:szCs w:val="28"/>
-          <w:lang w:val="ru-RU"/>
-          <w14:ligatures w14:val="none"/>
-        </w:rPr>
-        <w:t xml:space="preserve"> и студентов.</w:t>
+      <w:r>
+        <w:rPr>
+          <w:rFonts w:ascii="Times New Roman" w:eastAsia="Times New Roman" w:hAnsi="Times New Roman" w:cs="Times New Roman"/>
+          <w:kern w:val="0"/>
+          <w:sz w:val="28"/>
+          <w:szCs w:val="28"/>
+          <w:lang w:val="ru-RU"/>
+          <w14:ligatures w14:val="none"/>
+        </w:rPr>
+        <w:t>Руководоство предназначено для ознакомления с функционалом приложения для кураторов, преподователей и студентов.</w:t>
       </w:r>
     </w:p>
     <w:p>
@@ -12359,6 +11935,7 @@
         <w:docPartUnique/>
       </w:docPartObj>
     </w:sdtPr>
+    <w:sdtEndPr/>
     <w:sdtContent>
       <w:p>
         <w:pPr>
@@ -12449,7 +12026,6 @@
         </w:rPr>
         <w:t xml:space="preserve"> </w:t>
       </w:r>
-      <w:proofErr w:type="spellStart"/>
       <w:r>
         <w:rPr>
           <w:rFonts w:ascii="Times New Roman" w:eastAsia="Times New Roman" w:hAnsi="Times New Roman" w:cs="Times New Roman"/>
@@ -12459,19 +12035,7 @@
           <w:lang w:val="ru-RU"/>
           <w14:ligatures w14:val="none"/>
         </w:rPr>
-        <w:t>Соммервилл</w:t>
-      </w:r>
-      <w:proofErr w:type="spellEnd"/>
-      <w:r>
-        <w:rPr>
-          <w:rFonts w:ascii="Times New Roman" w:eastAsia="Times New Roman" w:hAnsi="Times New Roman" w:cs="Times New Roman"/>
-          <w:kern w:val="0"/>
-          <w:sz w:val="20"/>
-          <w:szCs w:val="20"/>
-          <w:lang w:val="ru-RU"/>
-          <w14:ligatures w14:val="none"/>
-        </w:rPr>
-        <w:t xml:space="preserve"> И. Инженерия программного обеспечения. – </w:t>
+        <w:t xml:space="preserve">Соммервилл И. Инженерия программного обеспечения. – </w:t>
       </w:r>
       <w:proofErr w:type="gramStart"/>
       <w:r>
@@ -12531,116 +12095,63 @@
           <w:szCs w:val="20"/>
           <w14:ligatures w14:val="none"/>
         </w:rPr>
-        <w:t xml:space="preserve">ISO/IEC 25010:2021. Systems and software engineering – Systems and software Quality Requirements and </w:t>
-      </w:r>
-      <w:proofErr w:type="spellStart"/>
-      <w:r>
+        <w:t>ISO/IEC 25010:2021. Systems and software engineering – Systems and software Quality Requirements and Evalutaion (SQuaRE).</w:t>
+      </w:r>
+    </w:p>
+    <w:p>
+      <w:pPr>
+        <w:pStyle w:val="afb"/>
+      </w:pPr>
+    </w:p>
+  </w:footnote>
+  <w:footnote w:id="3">
+    <w:p>
+      <w:pPr>
+        <w:spacing w:after="100" w:afterAutospacing="1" w:line="240" w:lineRule="auto"/>
+        <w:outlineLvl w:val="3"/>
         <w:rPr>
           <w:rFonts w:ascii="Times New Roman" w:eastAsia="Times New Roman" w:hAnsi="Times New Roman" w:cs="Times New Roman"/>
           <w:kern w:val="0"/>
           <w:sz w:val="20"/>
           <w:szCs w:val="20"/>
-          <w14:ligatures w14:val="none"/>
-        </w:rPr>
-        <w:t>Evalutaion</w:t>
-      </w:r>
-      <w:proofErr w:type="spellEnd"/>
-      <w:r>
-        <w:rPr>
-          <w:rFonts w:ascii="Times New Roman" w:eastAsia="Times New Roman" w:hAnsi="Times New Roman" w:cs="Times New Roman"/>
-          <w:kern w:val="0"/>
+          <w:lang w:val="ru-RU"/>
+          <w14:ligatures w14:val="none"/>
+        </w:rPr>
+      </w:pPr>
+      <w:r>
+        <w:rPr>
+          <w:rStyle w:val="afd"/>
           <w:sz w:val="20"/>
           <w:szCs w:val="20"/>
-          <w14:ligatures w14:val="none"/>
-        </w:rPr>
-        <w:t xml:space="preserve"> (</w:t>
-      </w:r>
-      <w:proofErr w:type="spellStart"/>
-      <w:r>
-        <w:rPr>
-          <w:rFonts w:ascii="Times New Roman" w:eastAsia="Times New Roman" w:hAnsi="Times New Roman" w:cs="Times New Roman"/>
-          <w:kern w:val="0"/>
+        </w:rPr>
+        <w:footnoteRef/>
+      </w:r>
+      <w:r>
+        <w:rPr>
           <w:sz w:val="20"/>
           <w:szCs w:val="20"/>
-          <w14:ligatures w14:val="none"/>
-        </w:rPr>
-        <w:t>SQuaRE</w:t>
-      </w:r>
-      <w:proofErr w:type="spellEnd"/>
+          <w:lang w:val="ru-RU"/>
+        </w:rPr>
+        <w:t xml:space="preserve"> </w:t>
+      </w:r>
       <w:r>
         <w:rPr>
           <w:rFonts w:ascii="Times New Roman" w:eastAsia="Times New Roman" w:hAnsi="Times New Roman" w:cs="Times New Roman"/>
           <w:kern w:val="0"/>
           <w:sz w:val="20"/>
           <w:szCs w:val="20"/>
-          <w14:ligatures w14:val="none"/>
-        </w:rPr>
-        <w:t>).</w:t>
-      </w:r>
-    </w:p>
-    <w:p>
-      <w:pPr>
-        <w:pStyle w:val="afb"/>
-      </w:pPr>
-    </w:p>
-  </w:footnote>
-  <w:footnote w:id="3">
-    <w:p>
-      <w:pPr>
-        <w:spacing w:before="100" w:beforeAutospacing="1" w:after="100" w:afterAutospacing="1" w:line="240" w:lineRule="auto"/>
-        <w:outlineLvl w:val="3"/>
-        <w:rPr>
-          <w:rFonts w:ascii="Times New Roman" w:eastAsia="Times New Roman" w:hAnsi="Times New Roman" w:cs="Times New Roman"/>
-          <w:kern w:val="0"/>
-          <w:sz w:val="28"/>
-          <w:szCs w:val="28"/>
-          <w:lang w:val="ru-RU"/>
-          <w14:ligatures w14:val="none"/>
-        </w:rPr>
-      </w:pPr>
-      <w:r>
-        <w:rPr>
-          <w:rStyle w:val="afd"/>
-        </w:rPr>
-        <w:footnoteRef/>
-      </w:r>
-      <w:r>
-        <w:rPr>
-          <w:lang w:val="ru-RU"/>
-        </w:rPr>
-        <w:t xml:space="preserve"> </w:t>
-      </w:r>
-      <w:proofErr w:type="spellStart"/>
-      <w:r>
-        <w:rPr>
-          <w:rFonts w:ascii="Times New Roman" w:eastAsia="Times New Roman" w:hAnsi="Times New Roman" w:cs="Times New Roman"/>
-          <w:kern w:val="0"/>
-          <w:sz w:val="28"/>
-          <w:szCs w:val="28"/>
-          <w:lang w:val="ru-RU"/>
-          <w14:ligatures w14:val="none"/>
-        </w:rPr>
-        <w:t>Фаулер</w:t>
-      </w:r>
-      <w:proofErr w:type="spellEnd"/>
-      <w:r>
-        <w:rPr>
-          <w:rFonts w:ascii="Times New Roman" w:eastAsia="Times New Roman" w:hAnsi="Times New Roman" w:cs="Times New Roman"/>
-          <w:kern w:val="0"/>
-          <w:sz w:val="28"/>
-          <w:szCs w:val="28"/>
-          <w:lang w:val="ru-RU"/>
-          <w14:ligatures w14:val="none"/>
-        </w:rPr>
-        <w:t xml:space="preserve"> М. Архитектура корпоративных программных приложений. – </w:t>
+          <w:lang w:val="ru-RU"/>
+          <w14:ligatures w14:val="none"/>
+        </w:rPr>
+        <w:t xml:space="preserve">Фаулер М. Архитектура корпоративных программных приложений. – </w:t>
       </w:r>
       <w:proofErr w:type="gramStart"/>
       <w:r>
         <w:rPr>
           <w:rFonts w:ascii="Times New Roman" w:eastAsia="Times New Roman" w:hAnsi="Times New Roman" w:cs="Times New Roman"/>
           <w:kern w:val="0"/>
-          <w:sz w:val="28"/>
-          <w:szCs w:val="28"/>
+          <w:sz w:val="20"/>
+          <w:szCs w:val="20"/>
           <w:lang w:val="ru-RU"/>
           <w14:ligatures w14:val="none"/>
         </w:rPr>
@@ -12651,8 +12162,8 @@
         <w:rPr>
           <w:rFonts w:ascii="Times New Roman" w:eastAsia="Times New Roman" w:hAnsi="Times New Roman" w:cs="Times New Roman"/>
           <w:kern w:val="0"/>
-          <w:sz w:val="28"/>
-          <w:szCs w:val="28"/>
+          <w:sz w:val="20"/>
+          <w:szCs w:val="20"/>
           <w:lang w:val="ru-RU"/>
           <w14:ligatures w14:val="none"/>
         </w:rPr>
@@ -12697,7 +12208,6 @@
         </w:rPr>
         <w:t>.</w:t>
       </w:r>
-      <w:proofErr w:type="spellStart"/>
       <w:r>
         <w:rPr>
           <w:rFonts w:ascii="Times New Roman" w:eastAsia="Times New Roman" w:hAnsi="Times New Roman" w:cs="Times New Roman"/>
@@ -12706,7 +12216,6 @@
         </w:rPr>
         <w:t>js</w:t>
       </w:r>
-      <w:proofErr w:type="spellEnd"/>
       <w:r>
         <w:rPr>
           <w:rFonts w:ascii="Times New Roman" w:eastAsia="Times New Roman" w:hAnsi="Times New Roman" w:cs="Times New Roman"/>
@@ -12798,7 +12307,6 @@
           </w:rPr>
           <w:t>://</w:t>
         </w:r>
-        <w:proofErr w:type="spellStart"/>
         <w:r>
           <w:rPr>
             <w:rStyle w:val="af4"/>
@@ -12808,7 +12316,6 @@
           </w:rPr>
           <w:t>vuejs</w:t>
         </w:r>
-        <w:proofErr w:type="spellEnd"/>
         <w:r>
           <w:rPr>
             <w:rStyle w:val="af4"/>
@@ -12895,7 +12402,6 @@
         </w:rPr>
         <w:t>.</w:t>
       </w:r>
-      <w:proofErr w:type="spellStart"/>
       <w:r>
         <w:rPr>
           <w:rFonts w:ascii="Times New Roman" w:eastAsia="Times New Roman" w:hAnsi="Times New Roman" w:cs="Times New Roman"/>
@@ -12906,7 +12412,6 @@
         </w:rPr>
         <w:t>js</w:t>
       </w:r>
-      <w:proofErr w:type="spellEnd"/>
       <w:r>
         <w:rPr>
           <w:rFonts w:ascii="Times New Roman" w:eastAsia="Times New Roman" w:hAnsi="Times New Roman" w:cs="Times New Roman"/>
@@ -12984,7 +12489,6 @@
           </w:rPr>
           <w:t>://</w:t>
         </w:r>
-        <w:proofErr w:type="spellStart"/>
         <w:r>
           <w:rPr>
             <w:rStyle w:val="af4"/>
@@ -12996,7 +12500,6 @@
           </w:rPr>
           <w:t>nodejs</w:t>
         </w:r>
-        <w:proofErr w:type="spellEnd"/>
         <w:r>
           <w:rPr>
             <w:rStyle w:val="af4"/>
@@ -13184,31 +12687,7 @@
           <w:lang w:val="ru-RU"/>
           <w14:ligatures w14:val="none"/>
         </w:rPr>
-        <w:t xml:space="preserve">Таненбаум Э., </w:t>
-      </w:r>
-      <w:proofErr w:type="spellStart"/>
-      <w:r>
-        <w:rPr>
-          <w:rFonts w:ascii="Times New Roman" w:eastAsia="Times New Roman" w:hAnsi="Times New Roman" w:cs="Times New Roman"/>
-          <w:kern w:val="0"/>
-          <w:sz w:val="20"/>
-          <w:szCs w:val="20"/>
-          <w:lang w:val="ru-RU"/>
-          <w14:ligatures w14:val="none"/>
-        </w:rPr>
-        <w:t>Вудхалл</w:t>
-      </w:r>
-      <w:proofErr w:type="spellEnd"/>
-      <w:r>
-        <w:rPr>
-          <w:rFonts w:ascii="Times New Roman" w:eastAsia="Times New Roman" w:hAnsi="Times New Roman" w:cs="Times New Roman"/>
-          <w:kern w:val="0"/>
-          <w:sz w:val="20"/>
-          <w:szCs w:val="20"/>
-          <w:lang w:val="ru-RU"/>
-          <w14:ligatures w14:val="none"/>
-        </w:rPr>
-        <w:t xml:space="preserve"> А. Современные операционные системы. – СПб</w:t>
+        <w:t>Таненбаум Э., Вудхалл А. Современные операционные системы. – СПб</w:t>
       </w:r>
       <w:proofErr w:type="gramStart"/>
       <w:r>
@@ -13353,7 +12832,6 @@
           </w:rPr>
           <w:t>://</w:t>
         </w:r>
-        <w:proofErr w:type="spellStart"/>
         <w:r>
           <w:rPr>
             <w:rStyle w:val="af4"/>
@@ -13365,7 +12843,6 @@
           </w:rPr>
           <w:t>sqlite</w:t>
         </w:r>
-        <w:proofErr w:type="spellEnd"/>
         <w:r>
           <w:rPr>
             <w:rStyle w:val="af4"/>
@@ -13493,47 +12970,7 @@
           <w:lang w:val="ru-RU"/>
           <w14:ligatures w14:val="none"/>
         </w:rPr>
-        <w:t xml:space="preserve">Гамма Э., </w:t>
-      </w:r>
-      <w:proofErr w:type="spellStart"/>
-      <w:r>
-        <w:rPr>
-          <w:rFonts w:ascii="Times New Roman" w:eastAsia="Times New Roman" w:hAnsi="Times New Roman" w:cs="Times New Roman"/>
-          <w:kern w:val="0"/>
-          <w:lang w:val="ru-RU"/>
-          <w14:ligatures w14:val="none"/>
-        </w:rPr>
-        <w:t>Хелм</w:t>
-      </w:r>
-      <w:proofErr w:type="spellEnd"/>
-      <w:r>
-        <w:rPr>
-          <w:rFonts w:ascii="Times New Roman" w:eastAsia="Times New Roman" w:hAnsi="Times New Roman" w:cs="Times New Roman"/>
-          <w:kern w:val="0"/>
-          <w:lang w:val="ru-RU"/>
-          <w14:ligatures w14:val="none"/>
-        </w:rPr>
-        <w:t xml:space="preserve"> Р., Джонсон Р., </w:t>
-      </w:r>
-      <w:proofErr w:type="spellStart"/>
-      <w:r>
-        <w:rPr>
-          <w:rFonts w:ascii="Times New Roman" w:eastAsia="Times New Roman" w:hAnsi="Times New Roman" w:cs="Times New Roman"/>
-          <w:kern w:val="0"/>
-          <w:lang w:val="ru-RU"/>
-          <w14:ligatures w14:val="none"/>
-        </w:rPr>
-        <w:t>Влиссидес</w:t>
-      </w:r>
-      <w:proofErr w:type="spellEnd"/>
-      <w:r>
-        <w:rPr>
-          <w:rFonts w:ascii="Times New Roman" w:eastAsia="Times New Roman" w:hAnsi="Times New Roman" w:cs="Times New Roman"/>
-          <w:kern w:val="0"/>
-          <w:lang w:val="ru-RU"/>
-          <w14:ligatures w14:val="none"/>
-        </w:rPr>
-        <w:t xml:space="preserve"> Дж. Приемы объектно-ориентированного проектирования. – </w:t>
+        <w:t xml:space="preserve">Гамма Э., Хелм Р., Джонсон Р., Влиссидес Дж. Приемы объектно-ориентированного проектирования. – </w:t>
       </w:r>
       <w:proofErr w:type="gramStart"/>
       <w:r>
@@ -13623,7 +13060,6 @@
           </w:rPr>
           <w:t>://</w:t>
         </w:r>
-        <w:proofErr w:type="spellStart"/>
         <w:r>
           <w:rPr>
             <w:rStyle w:val="af4"/>
@@ -13633,7 +13069,6 @@
           </w:rPr>
           <w:t>rkvn</w:t>
         </w:r>
-        <w:proofErr w:type="spellEnd"/>
         <w:r>
           <w:rPr>
             <w:rStyle w:val="af4"/>
@@ -13663,7 +13098,6 @@
           </w:rPr>
           <w:t>.</w:t>
         </w:r>
-        <w:proofErr w:type="spellStart"/>
         <w:r>
           <w:rPr>
             <w:rStyle w:val="af4"/>
@@ -13673,7 +13107,6 @@
           </w:rPr>
           <w:t>ru</w:t>
         </w:r>
-        <w:proofErr w:type="spellEnd"/>
       </w:hyperlink>
       <w:r>
         <w:rPr>
@@ -13792,7 +13225,6 @@
         </w:rPr>
         <w:t>.</w:t>
       </w:r>
-      <w:proofErr w:type="spellStart"/>
       <w:r>
         <w:rPr>
           <w:rFonts w:ascii="Times New Roman" w:eastAsia="Times New Roman" w:hAnsi="Times New Roman" w:cs="Times New Roman"/>
@@ -13801,7 +13233,6 @@
         </w:rPr>
         <w:t>js</w:t>
       </w:r>
-      <w:proofErr w:type="spellEnd"/>
       <w:r>
         <w:rPr>
           <w:rFonts w:ascii="Times New Roman" w:eastAsia="Times New Roman" w:hAnsi="Times New Roman" w:cs="Times New Roman"/>
@@ -13865,7 +13296,6 @@
           </w:rPr>
           <w:t>://</w:t>
         </w:r>
-        <w:proofErr w:type="spellStart"/>
         <w:r>
           <w:rPr>
             <w:rStyle w:val="af4"/>
@@ -13875,7 +13305,6 @@
           </w:rPr>
           <w:t>expressjs</w:t>
         </w:r>
-        <w:proofErr w:type="spellEnd"/>
         <w:r>
           <w:rPr>
             <w:rStyle w:val="af4"/>
@@ -14069,7 +13498,6 @@
           </w:rPr>
           <w:t>.</w:t>
         </w:r>
-        <w:proofErr w:type="spellStart"/>
         <w:r>
           <w:rPr>
             <w:rStyle w:val="af4"/>
@@ -14079,7 +13507,6 @@
           </w:rPr>
           <w:t>mozilla</w:t>
         </w:r>
-        <w:proofErr w:type="spellEnd"/>
         <w:r>
           <w:rPr>
             <w:rStyle w:val="af4"/>

--- a/АбакаровМ.docx
+++ b/АбакаровМ.docx
@@ -276,6 +276,7 @@
           <w:lang w:val="ru-RU"/>
         </w:rPr>
       </w:pPr>
+      <w:proofErr w:type="spellStart"/>
       <w:r>
         <w:rPr>
           <w:rFonts w:ascii="Times New Roman" w:eastAsia="Times New Roman" w:hAnsi="Times New Roman" w:cs="Times New Roman"/>
@@ -284,8 +285,31 @@
           <w:szCs w:val="28"/>
           <w:lang w:val="ru-RU"/>
         </w:rPr>
-        <w:t>Абакарова Магомеда Абакаровича</w:t>
-      </w:r>
+        <w:t>Абакарова</w:t>
+      </w:r>
+      <w:proofErr w:type="spellEnd"/>
+      <w:r>
+        <w:rPr>
+          <w:rFonts w:ascii="Times New Roman" w:eastAsia="Times New Roman" w:hAnsi="Times New Roman" w:cs="Times New Roman"/>
+          <w:b/>
+          <w:sz w:val="28"/>
+          <w:szCs w:val="28"/>
+          <w:lang w:val="ru-RU"/>
+        </w:rPr>
+        <w:t xml:space="preserve"> Магомеда </w:t>
+      </w:r>
+      <w:proofErr w:type="spellStart"/>
+      <w:r>
+        <w:rPr>
+          <w:rFonts w:ascii="Times New Roman" w:eastAsia="Times New Roman" w:hAnsi="Times New Roman" w:cs="Times New Roman"/>
+          <w:b/>
+          <w:sz w:val="28"/>
+          <w:szCs w:val="28"/>
+          <w:lang w:val="ru-RU"/>
+        </w:rPr>
+        <w:t>Абакаровича</w:t>
+      </w:r>
+      <w:proofErr w:type="spellEnd"/>
     </w:p>
     <w:p>
       <w:pPr>
@@ -779,14 +803,25 @@
           <w:lang w:val="ru-RU"/>
         </w:rPr>
       </w:pPr>
-      <w:r>
-        <w:rPr>
-          <w:rFonts w:ascii="Times New Roman" w:eastAsia="Times New Roman" w:hAnsi="Times New Roman" w:cs="Times New Roman"/>
-          <w:sz w:val="28"/>
-          <w:szCs w:val="28"/>
-          <w:lang w:val="ru-RU"/>
-        </w:rPr>
-        <w:t>и.о. зав. кафедрой специальных дисциплин</w:t>
+      <w:proofErr w:type="spellStart"/>
+      <w:r>
+        <w:rPr>
+          <w:rFonts w:ascii="Times New Roman" w:eastAsia="Times New Roman" w:hAnsi="Times New Roman" w:cs="Times New Roman"/>
+          <w:sz w:val="28"/>
+          <w:szCs w:val="28"/>
+          <w:lang w:val="ru-RU"/>
+        </w:rPr>
+        <w:t>и.о</w:t>
+      </w:r>
+      <w:proofErr w:type="spellEnd"/>
+      <w:r>
+        <w:rPr>
+          <w:rFonts w:ascii="Times New Roman" w:eastAsia="Times New Roman" w:hAnsi="Times New Roman" w:cs="Times New Roman"/>
+          <w:sz w:val="28"/>
+          <w:szCs w:val="28"/>
+          <w:lang w:val="ru-RU"/>
+        </w:rPr>
+        <w:t>. зав. кафедрой специальных дисциплин</w:t>
       </w:r>
     </w:p>
     <w:p>
@@ -802,14 +837,25 @@
           <w:lang w:val="ru-RU"/>
         </w:rPr>
       </w:pPr>
-      <w:r>
-        <w:rPr>
-          <w:rFonts w:ascii="Times New Roman" w:eastAsia="Times New Roman" w:hAnsi="Times New Roman" w:cs="Times New Roman"/>
-          <w:sz w:val="28"/>
-          <w:szCs w:val="28"/>
-          <w:lang w:val="ru-RU"/>
-        </w:rPr>
-        <w:t>к.ю.н., доцент Магомедова К.К.</w:t>
+      <w:proofErr w:type="spellStart"/>
+      <w:r>
+        <w:rPr>
+          <w:rFonts w:ascii="Times New Roman" w:eastAsia="Times New Roman" w:hAnsi="Times New Roman" w:cs="Times New Roman"/>
+          <w:sz w:val="28"/>
+          <w:szCs w:val="28"/>
+          <w:lang w:val="ru-RU"/>
+        </w:rPr>
+        <w:t>к.ю.н</w:t>
+      </w:r>
+      <w:proofErr w:type="spellEnd"/>
+      <w:r>
+        <w:rPr>
+          <w:rFonts w:ascii="Times New Roman" w:eastAsia="Times New Roman" w:hAnsi="Times New Roman" w:cs="Times New Roman"/>
+          <w:sz w:val="28"/>
+          <w:szCs w:val="28"/>
+          <w:lang w:val="ru-RU"/>
+        </w:rPr>
+        <w:t>., доцент Магомедова К.К.</w:t>
       </w:r>
     </w:p>
     <w:p>
@@ -875,6 +921,7 @@
           <w:szCs w:val="28"/>
         </w:rPr>
       </w:pPr>
+      <w:proofErr w:type="spellStart"/>
       <w:r>
         <w:rPr>
           <w:rFonts w:ascii="Times New Roman" w:eastAsia="Times New Roman" w:hAnsi="Times New Roman" w:cs="Times New Roman"/>
@@ -883,6 +930,7 @@
         </w:rPr>
         <w:t>Махачкала</w:t>
       </w:r>
+      <w:proofErr w:type="spellEnd"/>
       <w:r>
         <w:rPr>
           <w:rFonts w:ascii="Times New Roman" w:eastAsia="Times New Roman" w:hAnsi="Times New Roman" w:cs="Times New Roman"/>
@@ -2236,7 +2284,31 @@
           <w:lang w:val="ru-RU"/>
           <w14:ligatures w14:val="none"/>
         </w:rPr>
-        <w:t>Актуальность темы исследования: Современное общество быстро информатизируется во всех сферах, и высшее образование не является исключением. Цифровая трансформация учебных заведений требует перехода от традиционного бумажного учета к автоматизированным информационным системам. Особенно остро эта потребность проявляется на уровне учебного процесса — в академической группе, где сосредоточены оперативные данные об успеваемости, посещаемости и личных достижениях студентов. Ручной учет на основе журналов, электронных таблиц и разрозненных файлов имеет ряд устойчивых недостатков при росте объемов данных и требований к скорости работы. Среди них — высокая трудоемкость обработки, ошибки при многократном копировании и своде информации, задержки в получении актуальной и полной картины, а также сложности с быстрым формированием аналитических отчетов для педагогических и управленческих решений. Крупные вузовские системы управления (</w:t>
+        <w:t xml:space="preserve">Актуальность темы исследования: Современное общество быстро </w:t>
+      </w:r>
+      <w:proofErr w:type="spellStart"/>
+      <w:r>
+        <w:rPr>
+          <w:rFonts w:ascii="Times New Roman" w:eastAsia="Times New Roman" w:hAnsi="Times New Roman" w:cs="Times New Roman"/>
+          <w:kern w:val="0"/>
+          <w:sz w:val="28"/>
+          <w:szCs w:val="28"/>
+          <w:lang w:val="ru-RU"/>
+          <w14:ligatures w14:val="none"/>
+        </w:rPr>
+        <w:t>информатизируется</w:t>
+      </w:r>
+      <w:proofErr w:type="spellEnd"/>
+      <w:r>
+        <w:rPr>
+          <w:rFonts w:ascii="Times New Roman" w:eastAsia="Times New Roman" w:hAnsi="Times New Roman" w:cs="Times New Roman"/>
+          <w:kern w:val="0"/>
+          <w:sz w:val="28"/>
+          <w:szCs w:val="28"/>
+          <w:lang w:val="ru-RU"/>
+          <w14:ligatures w14:val="none"/>
+        </w:rPr>
+        <w:t xml:space="preserve"> во всех сферах, и высшее образование не является исключением. Цифровая трансформация учебных заведений требует перехода от традиционного бумажного учета к автоматизированным информационным системам. Особенно остро эта потребность проявляется на уровне учебного процесса — в академической группе, где сосредоточены оперативные данные об успеваемости, посещаемости и личных достижениях студентов. Ручной учет на основе журналов, электронных таблиц и разрозненных файлов имеет ряд устойчивых недостатков при росте объемов данных и требований к скорости работы. Среди них — высокая трудоемкость обработки, ошибки при многократном копировании и своде информации, задержки в получении актуальной и полной картины, а также сложности с быстрым формированием аналитических отчетов для педагогических и управленческих решений. Крупные вузовские системы управления (</w:t>
       </w:r>
       <w:r>
         <w:rPr>
@@ -2449,7 +2521,31 @@
           <w:lang w:val="ru-RU"/>
           <w14:ligatures w14:val="none"/>
         </w:rPr>
-        <w:t>моделированию (Чен, Баркер) и реляционному проектированию. Вопросы удобства интерфейсов и пользовательского опыта (</w:t>
+        <w:t xml:space="preserve">моделированию (Чен, </w:t>
+      </w:r>
+      <w:proofErr w:type="spellStart"/>
+      <w:r>
+        <w:rPr>
+          <w:rFonts w:ascii="Times New Roman" w:eastAsia="Times New Roman" w:hAnsi="Times New Roman" w:cs="Times New Roman"/>
+          <w:kern w:val="0"/>
+          <w:sz w:val="28"/>
+          <w:szCs w:val="28"/>
+          <w:lang w:val="ru-RU"/>
+          <w14:ligatures w14:val="none"/>
+        </w:rPr>
+        <w:t>Баркер</w:t>
+      </w:r>
+      <w:proofErr w:type="spellEnd"/>
+      <w:r>
+        <w:rPr>
+          <w:rFonts w:ascii="Times New Roman" w:eastAsia="Times New Roman" w:hAnsi="Times New Roman" w:cs="Times New Roman"/>
+          <w:kern w:val="0"/>
+          <w:sz w:val="28"/>
+          <w:szCs w:val="28"/>
+          <w:lang w:val="ru-RU"/>
+          <w14:ligatures w14:val="none"/>
+        </w:rPr>
+        <w:t>) и реляционному проектированию. Вопросы удобства интерфейсов и пользовательского опыта (</w:t>
       </w:r>
       <w:r>
         <w:rPr>
@@ -4291,84 +4387,43 @@
       </w:pPr>
       <w:r>
         <w:rPr>
-          <w:rFonts w:ascii="Times New Roman" w:eastAsiaTheme="majorEastAsia" w:hAnsi="Times New Roman" w:cs="Times New Roman"/>
-          <w:sz w:val="28"/>
-          <w:szCs w:val="28"/>
-          <w:lang w:val="ru-RU"/>
-        </w:rPr>
-        <w:t>Кроме того, требования формулируются с учетом процесса дальнейшего развития и сопровождения системы. Архитектура должна быть модульной, что обеспечивает возможность добавления новых функциональных компонентов, интеграции с другими системами и адаптации к изменениям учебного процесса. Использование современных технологий веб-разработки, клиент-серверной архитектуры и реляционной базы данных обеспечивает долговечность решения и возможность его эксплуатации в условиях образовательной организации с разными требованиями к масштабированию.</w:t>
-      </w:r>
-      <w:r>
-        <w:rPr>
-          <w:rFonts w:ascii="Times New Roman" w:eastAsiaTheme="majorEastAsia" w:hAnsi="Times New Roman" w:cs="Times New Roman"/>
-          <w:sz w:val="28"/>
-          <w:szCs w:val="28"/>
-          <w:lang w:val="ru-RU"/>
-        </w:rPr>
-        <w:t xml:space="preserve">  </w:t>
-      </w:r>
-      <w:r>
-        <w:rPr>
-          <w:rFonts w:ascii="Times New Roman" w:eastAsiaTheme="majorEastAsia" w:hAnsi="Times New Roman" w:cs="Times New Roman"/>
-          <w:sz w:val="28"/>
-          <w:szCs w:val="28"/>
-          <w:lang w:val="ru-RU"/>
-        </w:rPr>
-        <w:t xml:space="preserve">Формирование требований также предполагает определение бизнес-процессов и сценариев использования </w:t>
-      </w:r>
-      <w:r>
-        <w:rPr>
-          <w:rFonts w:ascii="Times New Roman" w:eastAsiaTheme="majorEastAsia" w:hAnsi="Times New Roman" w:cs="Times New Roman"/>
-          <w:sz w:val="28"/>
-          <w:szCs w:val="28"/>
-          <w:lang w:val="ru-RU"/>
+          <w:rFonts w:ascii="Times New Roman" w:eastAsia="Times New Roman" w:hAnsi="Times New Roman" w:cs="Times New Roman"/>
+          <w:sz w:val="28"/>
+          <w:szCs w:val="28"/>
+          <w:lang w:val="ru-RU" w:eastAsia="ru-RU"/>
+        </w:rPr>
+        <w:t xml:space="preserve">Требования к эксплуатации проектируемой системы включают в себя комплекс условий, необходимых для повседневной работы конечных пользователей и обслуживающего персонала. Для обеспечения эффективного использования системы предусматривается разработка полноценной эксплуатационной документации, включающей руководство пользователя для преподавателя объемом не менее 15 страниц с пошаговыми инструкциями по авторизации, добавлению, редактированию и удалению студентов, внесению оценок, формированию отчетов, а также руководство администратора системы объемом не менее 20 страниц, содержащее инструкции по установке и настройке </w:t>
+      </w:r>
+      <w:r>
+        <w:rPr>
+          <w:rFonts w:ascii="Times New Roman" w:eastAsia="Times New Roman" w:hAnsi="Times New Roman" w:cs="Times New Roman"/>
+          <w:sz w:val="28"/>
+          <w:szCs w:val="28"/>
+          <w:lang w:val="ru-RU" w:eastAsia="ru-RU"/>
         </w:rPr>
         <w:lastRenderedPageBreak/>
-        <w:t>системы. Это включает описание типовых операций пользователей, последовательность действий при вводе и обработке данных, а также возможные варианты ошибок и способы их обработки. Такой подход позволяет заранее предусмотреть все основные случаи работы с системой, минимизировать вероятность возникновения проблем в эксплуатации и повысить удобство работы пользователей.</w:t>
-      </w:r>
-      <w:r>
-        <w:rPr>
-          <w:rFonts w:ascii="Times New Roman" w:eastAsiaTheme="majorEastAsia" w:hAnsi="Times New Roman" w:cs="Times New Roman"/>
-          <w:sz w:val="28"/>
-          <w:szCs w:val="28"/>
-          <w:lang w:val="ru-RU"/>
-        </w:rPr>
-        <w:t xml:space="preserve"> </w:t>
-      </w:r>
-      <w:r>
-        <w:rPr>
-          <w:rFonts w:ascii="Times New Roman" w:eastAsiaTheme="majorEastAsia" w:hAnsi="Times New Roman" w:cs="Times New Roman"/>
-          <w:sz w:val="28"/>
-          <w:szCs w:val="28"/>
-          <w:lang w:val="ru-RU"/>
-        </w:rPr>
-        <w:t>Таким образом, формирование требований к проектируемой системе является комплексным процессом, включающим функциональные, нефункциональные и организационные аспекты. Четкое определение требований позволяет создать информационную систему учета студентов группы, которая будет надежной, удобной, масштабируемой и соответствующей нормативным требованиям Российской Федерации. Эти требования стали основой для проектирования архитектуры системы, разработки базы данных и реализации функциональных модулей, что обеспечит эффективную поддержку учебного процесса, прозрачность и достоверность учета, а также аналитическую обработку информации в рамках образовательной организации.</w:t>
-      </w:r>
-    </w:p>
-    <w:p>
-      <w:pPr>
-        <w:pStyle w:val="2"/>
-        <w:jc w:val="center"/>
-        <w:rPr>
-          <w:rFonts w:ascii="Times New Roman" w:hAnsi="Times New Roman" w:cs="Times New Roman"/>
-          <w:color w:val="auto"/>
-          <w:sz w:val="28"/>
-          <w:szCs w:val="28"/>
-          <w:lang w:val="ru-RU"/>
-        </w:rPr>
-      </w:pPr>
-      <w:bookmarkStart w:id="10" w:name="_Toc223779271"/>
-      <w:r>
-        <w:rPr>
-          <w:rFonts w:ascii="Times New Roman" w:hAnsi="Times New Roman" w:cs="Times New Roman"/>
-          <w:color w:val="auto"/>
-          <w:sz w:val="28"/>
-          <w:szCs w:val="28"/>
-          <w:lang w:val="ru-RU"/>
-        </w:rPr>
-        <w:t>1.5 Дополнительные аспекты внедрения и эксплуатации системы учета студентов</w:t>
-      </w:r>
-      <w:bookmarkEnd w:id="10"/>
+        <w:t xml:space="preserve">серверного ПО, процедуры резервного копирования и восстановления данных, регламент управления учетными записями и план действий при аварийных ситуациях, и краткую шпаргалку для студента-старосты на 2-3 страницах с основными функциями работы с группой. Система должна предоставлять встроенные подсказки для каждого поля ввода, демонстрационный режим с тестовыми данными для обучения, а также возможность проведения очного инструктажа продолжительностью не более одного часа. В части технической поддержки устанавливаются следующие регламенты: время реакции на критический сбой (невозможность авторизации, потеря данных) не должно превышать 4 часов в рабочие дни, а на обычный запрос — не более 24 часов, при этом каналы поддержки включают электронную почту и внутреннюю </w:t>
+      </w:r>
+      <w:proofErr w:type="spellStart"/>
+      <w:r>
+        <w:rPr>
+          <w:rFonts w:ascii="Times New Roman" w:eastAsia="Times New Roman" w:hAnsi="Times New Roman" w:cs="Times New Roman"/>
+          <w:sz w:val="28"/>
+          <w:szCs w:val="28"/>
+          <w:lang w:val="ru-RU" w:eastAsia="ru-RU"/>
+        </w:rPr>
+        <w:t>тикет</w:t>
+      </w:r>
+      <w:proofErr w:type="spellEnd"/>
+      <w:r>
+        <w:rPr>
+          <w:rFonts w:ascii="Times New Roman" w:eastAsia="Times New Roman" w:hAnsi="Times New Roman" w:cs="Times New Roman"/>
+          <w:sz w:val="28"/>
+          <w:szCs w:val="28"/>
+          <w:lang w:val="ru-RU" w:eastAsia="ru-RU"/>
+        </w:rPr>
+        <w:t>-систему. Система должна автоматически фиксировать в журнале событий такие аномалии, как превышение времени отклика более 5 секунд, пять неудачных попыток входа подряд для одной учетной записи или заполнение дискового пространства менее чем на 10 процентов, а при возникновении критической ошибки администратор получает уведомление на электронную почту в течение одной минуты. Администратору предоставляется веб-интерфейс для просмотра и фильтрации системных логов, принудительного сброса пароля любого пользователя, блокировки учетных записей и запуска резервного копирования, при этом все административные действия также протоколируются. Что касается бесперебойной работы, плановое обслуживание допускается не более двух часов в месяц в ночное время с предварительным уведомлением пользователей за 48 часов, время восстановления после сбоя не должно превышать двух часов, а максимально допустимая потеря данных — 15 минут.</w:t>
+      </w:r>
     </w:p>
     <w:p>
       <w:pPr>
@@ -4385,12 +4440,597 @@
       </w:pPr>
       <w:r>
         <w:rPr>
-          <w:rFonts w:ascii="Times New Roman" w:eastAsiaTheme="majorEastAsia" w:hAnsi="Times New Roman" w:cs="Times New Roman"/>
-          <w:sz w:val="28"/>
-          <w:szCs w:val="28"/>
-          <w:lang w:val="ru-RU"/>
-        </w:rPr>
-        <w:t>Помимо формальных требований и функциональных характеристик, проектирование информационной системы учета студентов группы должно учитывать организационные и эксплуатационные аспекты, которые влияют на эффективность ее работы в реальной образовательной среде. В отечественной научной и методической литературе подчеркивается, что успешное внедрение информационной системы определяется не только техническими параметрами, но и степенью адаптации пользователей, организацией процессов работы с системой и интеграцией с существующей инфраструктурой учебного заведения.</w:t>
+          <w:rStyle w:val="ac"/>
+          <w:rFonts w:ascii="Times New Roman" w:hAnsi="Times New Roman" w:cs="Times New Roman"/>
+          <w:b w:val="0"/>
+          <w:bCs w:val="0"/>
+          <w:sz w:val="28"/>
+          <w:szCs w:val="28"/>
+          <w:lang w:val="ru-RU"/>
+        </w:rPr>
+        <w:t>Требования к разработке и сопровождению определяют процессы создания, документирования, тестирования и дальнейшего развития системы.</w:t>
+      </w:r>
+      <w:r>
+        <w:rPr>
+          <w:rFonts w:ascii="Times New Roman" w:hAnsi="Times New Roman" w:cs="Times New Roman"/>
+          <w:sz w:val="28"/>
+          <w:szCs w:val="28"/>
+        </w:rPr>
+        <w:t> </w:t>
+      </w:r>
+      <w:r>
+        <w:rPr>
+          <w:rFonts w:ascii="Times New Roman" w:hAnsi="Times New Roman" w:cs="Times New Roman"/>
+          <w:sz w:val="28"/>
+          <w:szCs w:val="28"/>
+          <w:lang w:val="ru-RU"/>
+        </w:rPr>
+        <w:t xml:space="preserve">Исходный код должен быть задокументирован с использованием </w:t>
+      </w:r>
+      <w:r>
+        <w:rPr>
+          <w:rFonts w:ascii="Times New Roman" w:hAnsi="Times New Roman" w:cs="Times New Roman"/>
+          <w:sz w:val="28"/>
+          <w:szCs w:val="28"/>
+        </w:rPr>
+        <w:t>docstring</w:t>
+      </w:r>
+      <w:r>
+        <w:rPr>
+          <w:rFonts w:ascii="Times New Roman" w:hAnsi="Times New Roman" w:cs="Times New Roman"/>
+          <w:sz w:val="28"/>
+          <w:szCs w:val="28"/>
+          <w:lang w:val="ru-RU"/>
+        </w:rPr>
+        <w:t xml:space="preserve"> или </w:t>
+      </w:r>
+      <w:proofErr w:type="spellStart"/>
+      <w:r>
+        <w:rPr>
+          <w:rFonts w:ascii="Times New Roman" w:hAnsi="Times New Roman" w:cs="Times New Roman"/>
+          <w:sz w:val="28"/>
+          <w:szCs w:val="28"/>
+        </w:rPr>
+        <w:t>JSDoc</w:t>
+      </w:r>
+      <w:proofErr w:type="spellEnd"/>
+      <w:r>
+        <w:rPr>
+          <w:rFonts w:ascii="Times New Roman" w:hAnsi="Times New Roman" w:cs="Times New Roman"/>
+          <w:sz w:val="28"/>
+          <w:szCs w:val="28"/>
+          <w:lang w:val="ru-RU"/>
+        </w:rPr>
+        <w:t xml:space="preserve"> для каждого публичного метода и класса с указанием </w:t>
+      </w:r>
+      <w:r>
+        <w:rPr>
+          <w:rFonts w:ascii="Times New Roman" w:hAnsi="Times New Roman" w:cs="Times New Roman"/>
+          <w:sz w:val="28"/>
+          <w:szCs w:val="28"/>
+          <w:lang w:val="ru-RU"/>
+        </w:rPr>
+        <w:lastRenderedPageBreak/>
+        <w:t xml:space="preserve">назначения, входных параметров, возвращаемого значения и возможных исключений, причем объем комментариев должен составлять не менее 15 процентов от общего объема кода, а все константы выносятся в отдельный файл конфигурации. В состав архитектурной документации в обязательном порядке входят диаграмма компонентов и диаграмма развертывания в нотации </w:t>
+      </w:r>
+      <w:r>
+        <w:rPr>
+          <w:rFonts w:ascii="Times New Roman" w:hAnsi="Times New Roman" w:cs="Times New Roman"/>
+          <w:sz w:val="28"/>
+          <w:szCs w:val="28"/>
+        </w:rPr>
+        <w:t>UML</w:t>
+      </w:r>
+      <w:r>
+        <w:rPr>
+          <w:rFonts w:ascii="Times New Roman" w:hAnsi="Times New Roman" w:cs="Times New Roman"/>
+          <w:sz w:val="28"/>
+          <w:szCs w:val="28"/>
+          <w:lang w:val="ru-RU"/>
+        </w:rPr>
+        <w:t xml:space="preserve">, диаграмма классов для ключевых сущностей (Студент, Группа, Оценка, Пользователь), </w:t>
+      </w:r>
+      <w:r>
+        <w:rPr>
+          <w:rFonts w:ascii="Times New Roman" w:hAnsi="Times New Roman" w:cs="Times New Roman"/>
+          <w:sz w:val="28"/>
+          <w:szCs w:val="28"/>
+        </w:rPr>
+        <w:t>ER</w:t>
+      </w:r>
+      <w:r>
+        <w:rPr>
+          <w:rFonts w:ascii="Times New Roman" w:hAnsi="Times New Roman" w:cs="Times New Roman"/>
+          <w:sz w:val="28"/>
+          <w:szCs w:val="28"/>
+          <w:lang w:val="ru-RU"/>
+        </w:rPr>
+        <w:t xml:space="preserve">-диаграмма базы данных со всеми связями и индексами, а также спецификация </w:t>
+      </w:r>
+      <w:r>
+        <w:rPr>
+          <w:rFonts w:ascii="Times New Roman" w:hAnsi="Times New Roman" w:cs="Times New Roman"/>
+          <w:sz w:val="28"/>
+          <w:szCs w:val="28"/>
+        </w:rPr>
+        <w:t>API</w:t>
+      </w:r>
+      <w:r>
+        <w:rPr>
+          <w:rFonts w:ascii="Times New Roman" w:hAnsi="Times New Roman" w:cs="Times New Roman"/>
+          <w:sz w:val="28"/>
+          <w:szCs w:val="28"/>
+          <w:lang w:val="ru-RU"/>
+        </w:rPr>
+        <w:t xml:space="preserve"> в формате </w:t>
+      </w:r>
+      <w:proofErr w:type="spellStart"/>
+      <w:r>
+        <w:rPr>
+          <w:rFonts w:ascii="Times New Roman" w:hAnsi="Times New Roman" w:cs="Times New Roman"/>
+          <w:sz w:val="28"/>
+          <w:szCs w:val="28"/>
+        </w:rPr>
+        <w:t>OpenAPI</w:t>
+      </w:r>
+      <w:proofErr w:type="spellEnd"/>
+      <w:r>
+        <w:rPr>
+          <w:rFonts w:ascii="Times New Roman" w:hAnsi="Times New Roman" w:cs="Times New Roman"/>
+          <w:sz w:val="28"/>
+          <w:szCs w:val="28"/>
+          <w:lang w:val="ru-RU"/>
+        </w:rPr>
+        <w:t xml:space="preserve"> 3.0 с примерами запросов и ответов. Для разработчика предоставляется инструкция по сборке и развертыванию системы из исходных кодов, описание переменных окружения и скрипты для инициализации тестовых данных. Требования к тестированию включают модульное тестирование с покрытием бизнес-логики не менее 75 процентов (обязательной проверке подлежат валидаторы полей, функции расчета среднего балла и правила разграничения доступа), интеграционное тестирование всех </w:t>
+      </w:r>
+      <w:r>
+        <w:rPr>
+          <w:rFonts w:ascii="Times New Roman" w:hAnsi="Times New Roman" w:cs="Times New Roman"/>
+          <w:sz w:val="28"/>
+          <w:szCs w:val="28"/>
+        </w:rPr>
+        <w:t>CRUD</w:t>
+      </w:r>
+      <w:r>
+        <w:rPr>
+          <w:rFonts w:ascii="Times New Roman" w:hAnsi="Times New Roman" w:cs="Times New Roman"/>
+          <w:sz w:val="28"/>
+          <w:szCs w:val="28"/>
+          <w:lang w:val="ru-RU"/>
+        </w:rPr>
+        <w:t xml:space="preserve">-операций и </w:t>
+      </w:r>
+      <w:proofErr w:type="spellStart"/>
+      <w:r>
+        <w:rPr>
+          <w:rFonts w:ascii="Times New Roman" w:hAnsi="Times New Roman" w:cs="Times New Roman"/>
+          <w:sz w:val="28"/>
+          <w:szCs w:val="28"/>
+          <w:lang w:val="ru-RU"/>
+        </w:rPr>
+        <w:t>эндпоинтов</w:t>
+      </w:r>
+      <w:proofErr w:type="spellEnd"/>
+      <w:r>
+        <w:rPr>
+          <w:rFonts w:ascii="Times New Roman" w:hAnsi="Times New Roman" w:cs="Times New Roman"/>
+          <w:sz w:val="28"/>
+          <w:szCs w:val="28"/>
+          <w:lang w:val="ru-RU"/>
+        </w:rPr>
+        <w:t xml:space="preserve"> </w:t>
+      </w:r>
+      <w:r>
+        <w:rPr>
+          <w:rFonts w:ascii="Times New Roman" w:hAnsi="Times New Roman" w:cs="Times New Roman"/>
+          <w:sz w:val="28"/>
+          <w:szCs w:val="28"/>
+        </w:rPr>
+        <w:t>REST</w:t>
+      </w:r>
+      <w:r>
+        <w:rPr>
+          <w:rFonts w:ascii="Times New Roman" w:hAnsi="Times New Roman" w:cs="Times New Roman"/>
+          <w:sz w:val="28"/>
+          <w:szCs w:val="28"/>
+          <w:lang w:val="ru-RU"/>
+        </w:rPr>
+        <w:t xml:space="preserve"> </w:t>
+      </w:r>
+      <w:r>
+        <w:rPr>
+          <w:rFonts w:ascii="Times New Roman" w:hAnsi="Times New Roman" w:cs="Times New Roman"/>
+          <w:sz w:val="28"/>
+          <w:szCs w:val="28"/>
+        </w:rPr>
+        <w:t>API</w:t>
+      </w:r>
+      <w:r>
+        <w:rPr>
+          <w:rFonts w:ascii="Times New Roman" w:hAnsi="Times New Roman" w:cs="Times New Roman"/>
+          <w:sz w:val="28"/>
+          <w:szCs w:val="28"/>
+          <w:lang w:val="ru-RU"/>
+        </w:rPr>
+        <w:t xml:space="preserve"> (каждый метод должен иметь минимум три сценария: успешный, с ошибкой авторизации и с некорректными данными), нагрузочное тестирование при одновременной работе 50 пользователей, а также приемочное тестирование с участием заказчика по чек-листу из 20–30 сценариев, где критерием успеха является выполнение 95 процентов сценариев без критических дефектов. В части конфигурации и развертывания приложение должно поставляться в виде </w:t>
+      </w:r>
+      <w:r>
+        <w:rPr>
+          <w:rFonts w:ascii="Times New Roman" w:hAnsi="Times New Roman" w:cs="Times New Roman"/>
+          <w:sz w:val="28"/>
+          <w:szCs w:val="28"/>
+        </w:rPr>
+        <w:t>Docker</w:t>
+      </w:r>
+      <w:r>
+        <w:rPr>
+          <w:rFonts w:ascii="Times New Roman" w:hAnsi="Times New Roman" w:cs="Times New Roman"/>
+          <w:sz w:val="28"/>
+          <w:szCs w:val="28"/>
+          <w:lang w:val="ru-RU"/>
+        </w:rPr>
+        <w:t xml:space="preserve">-образов (отдельно для сервера приложений, базы данных и кэша) с файлом </w:t>
+      </w:r>
+      <w:r>
+        <w:rPr>
+          <w:rFonts w:ascii="Times New Roman" w:hAnsi="Times New Roman" w:cs="Times New Roman"/>
+          <w:sz w:val="28"/>
+          <w:szCs w:val="28"/>
+        </w:rPr>
+        <w:t>docker</w:t>
+      </w:r>
+      <w:r>
+        <w:rPr>
+          <w:rFonts w:ascii="Times New Roman" w:hAnsi="Times New Roman" w:cs="Times New Roman"/>
+          <w:sz w:val="28"/>
+          <w:szCs w:val="28"/>
+          <w:lang w:val="ru-RU"/>
+        </w:rPr>
+        <w:t>-</w:t>
+      </w:r>
+      <w:r>
+        <w:rPr>
+          <w:rFonts w:ascii="Times New Roman" w:hAnsi="Times New Roman" w:cs="Times New Roman"/>
+          <w:sz w:val="28"/>
+          <w:szCs w:val="28"/>
+        </w:rPr>
+        <w:t>compose</w:t>
+      </w:r>
+      <w:r>
+        <w:rPr>
+          <w:rFonts w:ascii="Times New Roman" w:hAnsi="Times New Roman" w:cs="Times New Roman"/>
+          <w:sz w:val="28"/>
+          <w:szCs w:val="28"/>
+          <w:lang w:val="ru-RU"/>
+        </w:rPr>
+        <w:t>.</w:t>
+      </w:r>
+      <w:proofErr w:type="spellStart"/>
+      <w:r>
+        <w:rPr>
+          <w:rFonts w:ascii="Times New Roman" w:hAnsi="Times New Roman" w:cs="Times New Roman"/>
+          <w:sz w:val="28"/>
+          <w:szCs w:val="28"/>
+        </w:rPr>
+        <w:t>yml</w:t>
+      </w:r>
+      <w:proofErr w:type="spellEnd"/>
+      <w:r>
+        <w:rPr>
+          <w:rFonts w:ascii="Times New Roman" w:hAnsi="Times New Roman" w:cs="Times New Roman"/>
+          <w:sz w:val="28"/>
+          <w:szCs w:val="28"/>
+          <w:lang w:val="ru-RU"/>
+        </w:rPr>
+        <w:t xml:space="preserve"> для </w:t>
+      </w:r>
+      <w:proofErr w:type="spellStart"/>
+      <w:r>
+        <w:rPr>
+          <w:rFonts w:ascii="Times New Roman" w:hAnsi="Times New Roman" w:cs="Times New Roman"/>
+          <w:sz w:val="28"/>
+          <w:szCs w:val="28"/>
+          <w:lang w:val="ru-RU"/>
+        </w:rPr>
+        <w:t>однокомандного</w:t>
+      </w:r>
+      <w:proofErr w:type="spellEnd"/>
+      <w:r>
+        <w:rPr>
+          <w:rFonts w:ascii="Times New Roman" w:hAnsi="Times New Roman" w:cs="Times New Roman"/>
+          <w:sz w:val="28"/>
+          <w:szCs w:val="28"/>
+          <w:lang w:val="ru-RU"/>
+        </w:rPr>
+        <w:t xml:space="preserve"> развертывания, причем все внешние зависимости фиксируются в файлах </w:t>
+      </w:r>
+      <w:r>
+        <w:rPr>
+          <w:rFonts w:ascii="Times New Roman" w:hAnsi="Times New Roman" w:cs="Times New Roman"/>
+          <w:sz w:val="28"/>
+          <w:szCs w:val="28"/>
+        </w:rPr>
+        <w:t>requirements</w:t>
+      </w:r>
+      <w:r>
+        <w:rPr>
+          <w:rFonts w:ascii="Times New Roman" w:hAnsi="Times New Roman" w:cs="Times New Roman"/>
+          <w:sz w:val="28"/>
+          <w:szCs w:val="28"/>
+          <w:lang w:val="ru-RU"/>
+        </w:rPr>
+        <w:t>.</w:t>
+      </w:r>
+      <w:r>
+        <w:rPr>
+          <w:rFonts w:ascii="Times New Roman" w:hAnsi="Times New Roman" w:cs="Times New Roman"/>
+          <w:sz w:val="28"/>
+          <w:szCs w:val="28"/>
+        </w:rPr>
+        <w:t>txt</w:t>
+      </w:r>
+      <w:r>
+        <w:rPr>
+          <w:rFonts w:ascii="Times New Roman" w:hAnsi="Times New Roman" w:cs="Times New Roman"/>
+          <w:sz w:val="28"/>
+          <w:szCs w:val="28"/>
+          <w:lang w:val="ru-RU"/>
+        </w:rPr>
+        <w:t xml:space="preserve"> и </w:t>
+      </w:r>
+      <w:proofErr w:type="gramStart"/>
+      <w:r>
+        <w:rPr>
+          <w:rFonts w:ascii="Times New Roman" w:hAnsi="Times New Roman" w:cs="Times New Roman"/>
+          <w:sz w:val="28"/>
+          <w:szCs w:val="28"/>
+        </w:rPr>
+        <w:t>package</w:t>
+      </w:r>
+      <w:r>
+        <w:rPr>
+          <w:rFonts w:ascii="Times New Roman" w:hAnsi="Times New Roman" w:cs="Times New Roman"/>
+          <w:sz w:val="28"/>
+          <w:szCs w:val="28"/>
+          <w:lang w:val="ru-RU"/>
+        </w:rPr>
+        <w:t>.</w:t>
+      </w:r>
+      <w:r>
+        <w:rPr>
+          <w:rFonts w:ascii="Times New Roman" w:hAnsi="Times New Roman" w:cs="Times New Roman"/>
+          <w:sz w:val="28"/>
+          <w:szCs w:val="28"/>
+        </w:rPr>
+        <w:t>json</w:t>
+      </w:r>
+      <w:proofErr w:type="gramEnd"/>
+      <w:r>
+        <w:rPr>
+          <w:rFonts w:ascii="Times New Roman" w:hAnsi="Times New Roman" w:cs="Times New Roman"/>
+          <w:sz w:val="28"/>
+          <w:szCs w:val="28"/>
+          <w:lang w:val="ru-RU"/>
+        </w:rPr>
+        <w:t xml:space="preserve">. Исходный код хранится в </w:t>
+      </w:r>
+      <w:r>
+        <w:rPr>
+          <w:rFonts w:ascii="Times New Roman" w:hAnsi="Times New Roman" w:cs="Times New Roman"/>
+          <w:sz w:val="28"/>
+          <w:szCs w:val="28"/>
+        </w:rPr>
+        <w:t>Git</w:t>
+      </w:r>
+      <w:r>
+        <w:rPr>
+          <w:rFonts w:ascii="Times New Roman" w:hAnsi="Times New Roman" w:cs="Times New Roman"/>
+          <w:sz w:val="28"/>
+          <w:szCs w:val="28"/>
+          <w:lang w:val="ru-RU"/>
+        </w:rPr>
+        <w:t xml:space="preserve"> с использованием модели ветвления </w:t>
+      </w:r>
+      <w:proofErr w:type="spellStart"/>
+      <w:r>
+        <w:rPr>
+          <w:rFonts w:ascii="Times New Roman" w:hAnsi="Times New Roman" w:cs="Times New Roman"/>
+          <w:sz w:val="28"/>
+          <w:szCs w:val="28"/>
+        </w:rPr>
+        <w:t>GitFlow</w:t>
+      </w:r>
+      <w:proofErr w:type="spellEnd"/>
+      <w:r>
+        <w:rPr>
+          <w:rFonts w:ascii="Times New Roman" w:hAnsi="Times New Roman" w:cs="Times New Roman"/>
+          <w:sz w:val="28"/>
+          <w:szCs w:val="28"/>
+          <w:lang w:val="ru-RU"/>
+        </w:rPr>
+        <w:t xml:space="preserve"> (ветки </w:t>
+      </w:r>
+      <w:r>
+        <w:rPr>
+          <w:rFonts w:ascii="Times New Roman" w:hAnsi="Times New Roman" w:cs="Times New Roman"/>
+          <w:sz w:val="28"/>
+          <w:szCs w:val="28"/>
+        </w:rPr>
+        <w:t>main</w:t>
+      </w:r>
+      <w:r>
+        <w:rPr>
+          <w:rFonts w:ascii="Times New Roman" w:hAnsi="Times New Roman" w:cs="Times New Roman"/>
+          <w:sz w:val="28"/>
+          <w:szCs w:val="28"/>
+          <w:lang w:val="ru-RU"/>
+        </w:rPr>
+        <w:t xml:space="preserve">, </w:t>
+      </w:r>
+      <w:r>
+        <w:rPr>
+          <w:rFonts w:ascii="Times New Roman" w:hAnsi="Times New Roman" w:cs="Times New Roman"/>
+          <w:sz w:val="28"/>
+          <w:szCs w:val="28"/>
+        </w:rPr>
+        <w:t>develop</w:t>
+      </w:r>
+      <w:r>
+        <w:rPr>
+          <w:rFonts w:ascii="Times New Roman" w:hAnsi="Times New Roman" w:cs="Times New Roman"/>
+          <w:sz w:val="28"/>
+          <w:szCs w:val="28"/>
+          <w:lang w:val="ru-RU"/>
+        </w:rPr>
+        <w:t xml:space="preserve">, </w:t>
+      </w:r>
+      <w:r>
+        <w:rPr>
+          <w:rFonts w:ascii="Times New Roman" w:hAnsi="Times New Roman" w:cs="Times New Roman"/>
+          <w:sz w:val="28"/>
+          <w:szCs w:val="28"/>
+        </w:rPr>
+        <w:t>feature</w:t>
+      </w:r>
+      <w:r>
+        <w:rPr>
+          <w:rFonts w:ascii="Times New Roman" w:hAnsi="Times New Roman" w:cs="Times New Roman"/>
+          <w:sz w:val="28"/>
+          <w:szCs w:val="28"/>
+          <w:lang w:val="ru-RU"/>
+        </w:rPr>
+        <w:t>/</w:t>
+      </w:r>
+      <w:r>
+        <w:rPr>
+          <w:rStyle w:val="afe"/>
+          <w:rFonts w:ascii="Times New Roman" w:hAnsi="Times New Roman" w:cs="Times New Roman"/>
+          <w:i w:val="0"/>
+          <w:iCs w:val="0"/>
+          <w:sz w:val="28"/>
+          <w:szCs w:val="28"/>
+          <w:lang w:val="ru-RU"/>
+        </w:rPr>
+        <w:t xml:space="preserve">, </w:t>
+      </w:r>
+      <w:r>
+        <w:rPr>
+          <w:rStyle w:val="afe"/>
+          <w:rFonts w:ascii="Times New Roman" w:hAnsi="Times New Roman" w:cs="Times New Roman"/>
+          <w:i w:val="0"/>
+          <w:iCs w:val="0"/>
+          <w:sz w:val="28"/>
+          <w:szCs w:val="28"/>
+        </w:rPr>
+        <w:t>hotfix</w:t>
+      </w:r>
+      <w:r>
+        <w:rPr>
+          <w:rStyle w:val="afe"/>
+          <w:rFonts w:ascii="Times New Roman" w:hAnsi="Times New Roman" w:cs="Times New Roman"/>
+          <w:i w:val="0"/>
+          <w:iCs w:val="0"/>
+          <w:sz w:val="28"/>
+          <w:szCs w:val="28"/>
+          <w:lang w:val="ru-RU"/>
+        </w:rPr>
+        <w:t>/</w:t>
+      </w:r>
+      <w:r>
+        <w:rPr>
+          <w:rFonts w:ascii="Times New Roman" w:hAnsi="Times New Roman" w:cs="Times New Roman"/>
+          <w:sz w:val="28"/>
+          <w:szCs w:val="28"/>
+          <w:lang w:val="ru-RU"/>
+        </w:rPr>
+        <w:t xml:space="preserve">), каждый коммит должен иметь осмысленное сообщение с указанием типа изменения, а также настраивается непрерывная интеграция с автоматическим запуском всех тестов при создании </w:t>
+      </w:r>
+      <w:r>
+        <w:rPr>
+          <w:rFonts w:ascii="Times New Roman" w:hAnsi="Times New Roman" w:cs="Times New Roman"/>
+          <w:sz w:val="28"/>
+          <w:szCs w:val="28"/>
+        </w:rPr>
+        <w:t>pull</w:t>
+      </w:r>
+      <w:r>
+        <w:rPr>
+          <w:rFonts w:ascii="Times New Roman" w:hAnsi="Times New Roman" w:cs="Times New Roman"/>
+          <w:sz w:val="28"/>
+          <w:szCs w:val="28"/>
+          <w:lang w:val="ru-RU"/>
+        </w:rPr>
+        <w:t xml:space="preserve"> </w:t>
+      </w:r>
+      <w:r>
+        <w:rPr>
+          <w:rFonts w:ascii="Times New Roman" w:hAnsi="Times New Roman" w:cs="Times New Roman"/>
+          <w:sz w:val="28"/>
+          <w:szCs w:val="28"/>
+        </w:rPr>
+        <w:t>request</w:t>
+      </w:r>
+      <w:r>
+        <w:rPr>
+          <w:rFonts w:ascii="Times New Roman" w:hAnsi="Times New Roman" w:cs="Times New Roman"/>
+          <w:sz w:val="28"/>
+          <w:szCs w:val="28"/>
+          <w:lang w:val="ru-RU"/>
+        </w:rPr>
+        <w:t xml:space="preserve">, причем слияние разрешается только при успешном </w:t>
+      </w:r>
+      <w:r>
+        <w:rPr>
+          <w:rFonts w:ascii="Times New Roman" w:hAnsi="Times New Roman" w:cs="Times New Roman"/>
+          <w:sz w:val="28"/>
+          <w:szCs w:val="28"/>
+          <w:lang w:val="ru-RU"/>
+        </w:rPr>
+        <w:lastRenderedPageBreak/>
+        <w:t xml:space="preserve">прохождении тестов. </w:t>
+      </w:r>
+      <w:r>
+        <w:rPr>
+          <w:rFonts w:ascii="Times New Roman" w:hAnsi="Times New Roman" w:cs="Times New Roman"/>
+          <w:sz w:val="28"/>
+          <w:szCs w:val="28"/>
+          <w:lang w:val="ru-RU"/>
+        </w:rPr>
+        <w:t xml:space="preserve">Для дальнейшего сопровождения система должна поддерживать механизм миграций базы данных без потери пользовательских данных и сохранять обратную совместимость </w:t>
+      </w:r>
+      <w:r>
+        <w:rPr>
+          <w:rFonts w:ascii="Times New Roman" w:hAnsi="Times New Roman" w:cs="Times New Roman"/>
+          <w:sz w:val="28"/>
+          <w:szCs w:val="28"/>
+        </w:rPr>
+        <w:t>API</w:t>
+      </w:r>
+      <w:r>
+        <w:rPr>
+          <w:rFonts w:ascii="Times New Roman" w:hAnsi="Times New Roman" w:cs="Times New Roman"/>
+          <w:sz w:val="28"/>
+          <w:szCs w:val="28"/>
+          <w:lang w:val="ru-RU"/>
+        </w:rPr>
+        <w:t xml:space="preserve"> в пределах одной мажорной версии. По завершении разработки заказчику передаются исходные коды, вся документация в электронном виде, </w:t>
+      </w:r>
+      <w:r>
+        <w:rPr>
+          <w:rFonts w:ascii="Times New Roman" w:hAnsi="Times New Roman" w:cs="Times New Roman"/>
+          <w:sz w:val="28"/>
+          <w:szCs w:val="28"/>
+        </w:rPr>
+        <w:t>Docker</w:t>
+      </w:r>
+      <w:r>
+        <w:rPr>
+          <w:rFonts w:ascii="Times New Roman" w:hAnsi="Times New Roman" w:cs="Times New Roman"/>
+          <w:sz w:val="28"/>
+          <w:szCs w:val="28"/>
+          <w:lang w:val="ru-RU"/>
+        </w:rPr>
+        <w:t>-образы и инструкция по резервному копированию, а также устанавливается гарантийное сопровождение сроком на три месяца с момента сдачи, в течение которого разработчик обязуется бесплатно исправлять выявленные ошибки, связанные с некорректной работой заявленного функционала.</w:t>
       </w:r>
     </w:p>
     <w:p>
@@ -4413,7 +5053,7 @@
           <w:szCs w:val="28"/>
           <w:lang w:val="ru-RU"/>
         </w:rPr>
-        <w:t xml:space="preserve">Одним из ключевых аспектов является подготовка пользователей системы. Преподаватели и административный персонал должны быть обучены работе с системой, знать правила ввода и обработки данных, а также понимать принципы </w:t>
+        <w:t>Кроме того, требования формулируются с учетом процесса дальнейшего развития и сопровождения системы. Архитектура должна быть модульной, что обеспечивает возможность добавления новых функциональных компонентов, интеграции с другими системами и адаптации к изменениям учебного процесса. Использование современных технологий веб-разработки, клиент-серверной архитектуры и реляционной базы данных обеспечивает долговечность решения и возможность его эксплуатации в условиях образовательной организации с разными требованиями к масштабированию.</w:t>
       </w:r>
       <w:r>
         <w:rPr>
@@ -4422,9 +5062,70 @@
           <w:szCs w:val="28"/>
           <w:lang w:val="ru-RU"/>
         </w:rPr>
+        <w:t xml:space="preserve">  </w:t>
+      </w:r>
+      <w:r>
+        <w:rPr>
+          <w:rFonts w:ascii="Times New Roman" w:eastAsiaTheme="majorEastAsia" w:hAnsi="Times New Roman" w:cs="Times New Roman"/>
+          <w:sz w:val="28"/>
+          <w:szCs w:val="28"/>
+          <w:lang w:val="ru-RU"/>
+        </w:rPr>
+        <w:t>Формирование требований также предполагает определение бизнес-процессов и сценариев использования системы. Это включает описание типовых операций пользователей, последовательность действий при вводе и обработке данных, а также возможные варианты ошибок и способы их обработки. Такой подход позволяет заранее предусмотреть все основные случаи работы с системой, минимизировать вероятность возникновения проблем в эксплуатации и повысить удобство работы пользователей.</w:t>
+      </w:r>
+      <w:r>
+        <w:rPr>
+          <w:rFonts w:ascii="Times New Roman" w:eastAsiaTheme="majorEastAsia" w:hAnsi="Times New Roman" w:cs="Times New Roman"/>
+          <w:sz w:val="28"/>
+          <w:szCs w:val="28"/>
+          <w:lang w:val="ru-RU"/>
+        </w:rPr>
+        <w:t xml:space="preserve"> </w:t>
+      </w:r>
+      <w:r>
+        <w:rPr>
+          <w:rFonts w:ascii="Times New Roman" w:eastAsiaTheme="majorEastAsia" w:hAnsi="Times New Roman" w:cs="Times New Roman"/>
+          <w:sz w:val="28"/>
+          <w:szCs w:val="28"/>
+          <w:lang w:val="ru-RU"/>
+        </w:rPr>
+        <w:t xml:space="preserve">Таким образом, формирование требований к проектируемой системе является комплексным процессом, включающим функциональные, нефункциональные и организационные аспекты. Четкое определение требований позволяет создать информационную систему учета студентов группы, которая будет надежной, удобной, масштабируемой и соответствующей нормативным </w:t>
+      </w:r>
+      <w:r>
+        <w:rPr>
+          <w:rFonts w:ascii="Times New Roman" w:eastAsiaTheme="majorEastAsia" w:hAnsi="Times New Roman" w:cs="Times New Roman"/>
+          <w:sz w:val="28"/>
+          <w:szCs w:val="28"/>
+          <w:lang w:val="ru-RU"/>
+        </w:rPr>
         <w:lastRenderedPageBreak/>
-        <w:t>формирования отчетности. В российских исследованиях отмечается, что качество обучения пользователей напрямую влияет на точность учета, полноту информации и эффективность использования системы. Разработка инструкций, методических пособий и проведение тренингов способствует снижению ошибок и повышает уверенность пользователей при работе с системой.</w:t>
-      </w:r>
+        <w:t>требованиям Российской Федерации. Эти требования стали основой для проектирования архитектуры системы, разработки базы данных и реализации функциональных модулей, что обеспечит эффективную поддержку учебного процесса, прозрачность и достоверность учета, а также аналитическую обработку информации в рамках образовательной организации.</w:t>
+      </w:r>
+    </w:p>
+    <w:p>
+      <w:pPr>
+        <w:pStyle w:val="2"/>
+        <w:jc w:val="center"/>
+        <w:rPr>
+          <w:rFonts w:ascii="Times New Roman" w:hAnsi="Times New Roman" w:cs="Times New Roman"/>
+          <w:color w:val="auto"/>
+          <w:sz w:val="28"/>
+          <w:szCs w:val="28"/>
+          <w:lang w:val="ru-RU"/>
+        </w:rPr>
+      </w:pPr>
+      <w:bookmarkStart w:id="10" w:name="_Toc223779271"/>
+      <w:r>
+        <w:rPr>
+          <w:rFonts w:ascii="Times New Roman" w:hAnsi="Times New Roman" w:cs="Times New Roman"/>
+          <w:color w:val="auto"/>
+          <w:sz w:val="28"/>
+          <w:szCs w:val="28"/>
+          <w:lang w:val="ru-RU"/>
+        </w:rPr>
+        <w:t>1.5 Дополнительные аспекты внедрения и эксплуатации системы учета студентов</w:t>
+      </w:r>
+      <w:bookmarkEnd w:id="10"/>
     </w:p>
     <w:p>
       <w:pPr>
@@ -4446,7 +5147,7 @@
           <w:szCs w:val="28"/>
           <w:lang w:val="ru-RU"/>
         </w:rPr>
-        <w:t>Еще одним важным аспектом является организация процессов эксплуатации системы. Это включает мониторинг работы сервера, обеспечение бесперебойного доступа к базе данных, резервное копирование информации и своевременное обновление программного обеспечения. В отечественной практике рекомендуются регулярные проверки целостности данных, контроль логов активности пользователей и периодический аудит системных настроек, что позволяет выявлять потенциальные ошибки и предотвращать их влияние на работу системы.</w:t>
+        <w:t>Помимо формальных требований и функциональных характеристик, проектирование информационной системы учета студентов группы должно учитывать организационные и эксплуатационные аспекты, которые влияют на эффективность ее работы в реальной образовательной среде. В отечественной научной и методической литературе подчеркивается, что успешное внедрение информационной системы определяется не только техническими параметрами, но и степенью адаптации пользователей, организацией процессов работы с системой и интеграцией с существующей инфраструктурой учебного заведения.</w:t>
       </w:r>
     </w:p>
     <w:p>
@@ -4469,17 +5170,7 @@
           <w:szCs w:val="28"/>
           <w:lang w:val="ru-RU"/>
         </w:rPr>
-        <w:t>Также необходимо учитывать особенности интеграции с другими информационными ресурсами образовательной организации. В современных российских вузах учет студентов часто взаимодействует с системами электронного обучения, библиотечными системами, финансовыми и административными приложениями. Внедрение СИС должно быть спланировано так, чтобы обеспечивать корректный обмен данными, минимизировать дублирование информации и поддерживать актуальность сведений во всех связанных системах. Этот аспект особенно важен для обеспечения согласованности данных и прозрачности образовательного процесса.</w:t>
-      </w:r>
-      <w:r>
-        <w:rPr>
-          <w:rStyle w:val="afd"/>
-          <w:rFonts w:ascii="Times New Roman" w:eastAsiaTheme="majorEastAsia" w:hAnsi="Times New Roman" w:cs="Times New Roman"/>
-          <w:sz w:val="28"/>
-          <w:szCs w:val="28"/>
-          <w:lang w:val="ru-RU"/>
-        </w:rPr>
-        <w:footnoteReference w:id="3"/>
+        <w:t>Одним из ключевых аспектов является подготовка пользователей системы. Преподаватели и административный персонал должны быть обучены работе с системой, знать правила ввода и обработки данных, а также понимать принципы формирования отчетности. В российских исследованиях отмечается, что качество обучения пользователей напрямую влияет на точность учета, полноту информации и эффективность использования системы. Разработка инструкций, методических пособий и проведение тренингов способствует снижению ошибок и повышает уверенность пользователей при работе с системой.</w:t>
       </w:r>
     </w:p>
     <w:p>
@@ -4502,7 +5193,7 @@
           <w:szCs w:val="28"/>
           <w:lang w:val="ru-RU"/>
         </w:rPr>
-        <w:t xml:space="preserve">Немаловажным элементом является обеспечение безопасности системы и защиты персональных данных. В соответствии с законодательством Российской Федерации необходимо реализовать разграничение прав доступа пользователей, механизмы аутентификации и авторизации, а также защиту данных от </w:t>
+        <w:t xml:space="preserve">Еще одним важным аспектом является организация процессов эксплуатации системы. Это включает мониторинг работы сервера, обеспечение бесперебойного доступа к базе данных, резервное копирование информации и своевременное обновление программного обеспечения. В отечественной практике рекомендуются регулярные проверки целостности данных, контроль </w:t>
       </w:r>
       <w:r>
         <w:rPr>
@@ -4512,7 +5203,7 @@
           <w:lang w:val="ru-RU"/>
         </w:rPr>
         <w:lastRenderedPageBreak/>
-        <w:t>несанкционированного изменения или утраты. Российские исследования подчеркивают, что надежная система безопасности способствует доверию пользователей, предотвращает утечку информации и обеспечивает соблюдение нормативных требований.</w:t>
+        <w:t>логов активности пользователей и периодический аудит системных настроек, что позволяет выявлять потенциальные ошибки и предотвращать их влияние на работу системы.</w:t>
       </w:r>
     </w:p>
     <w:p>
@@ -4535,15 +5226,81 @@
           <w:szCs w:val="28"/>
           <w:lang w:val="ru-RU"/>
         </w:rPr>
-        <w:t>Кроме того, проектируемая система должна поддерживать возможность дальнейшего развития и модернизации. Это включает расширение функциональных модулей, добавление новых аналитических инструментов, интеграцию с внешними сервисами и адаптацию под изменяющиеся требования образовательного процесса. Модульная архитектура системы и использование современных технологий веб-разработки позволяют обеспечить долгосрочную устойчивость решения и гибкость при изменении условий эксплуатации.</w:t>
-      </w:r>
-      <w:r>
-        <w:rPr>
+        <w:t>Также необходимо учитывать особенности интеграции с другими информационными ресурсами образовательной организации. В современных российских вузах учет студентов часто взаимодействует с системами электронного обучения, библиотечными системами, финансовыми и административными приложениями. Внедрение СИС должно быть спланировано так, чтобы обеспечивать корректный обмен данными, минимизировать дублирование информации и поддерживать актуальность сведений во всех связанных системах. Этот аспект особенно важен для обеспечения согласованности данных и прозрачности образовательного процесса.</w:t>
+      </w:r>
+      <w:r>
+        <w:rPr>
+          <w:rStyle w:val="afd"/>
           <w:rFonts w:ascii="Times New Roman" w:eastAsiaTheme="majorEastAsia" w:hAnsi="Times New Roman" w:cs="Times New Roman"/>
           <w:sz w:val="28"/>
           <w:szCs w:val="28"/>
           <w:lang w:val="ru-RU"/>
         </w:rPr>
+        <w:footnoteReference w:id="3"/>
+      </w:r>
+    </w:p>
+    <w:p>
+      <w:pPr>
+        <w:pStyle w:val="ad"/>
+        <w:spacing w:before="0" w:after="0" w:line="360" w:lineRule="auto"/>
+        <w:ind w:firstLine="720"/>
+        <w:jc w:val="both"/>
+        <w:rPr>
+          <w:rFonts w:ascii="Times New Roman" w:eastAsiaTheme="majorEastAsia" w:hAnsi="Times New Roman" w:cs="Times New Roman"/>
+          <w:sz w:val="28"/>
+          <w:szCs w:val="28"/>
+          <w:lang w:val="ru-RU"/>
+        </w:rPr>
+      </w:pPr>
+      <w:r>
+        <w:rPr>
+          <w:rFonts w:ascii="Times New Roman" w:eastAsiaTheme="majorEastAsia" w:hAnsi="Times New Roman" w:cs="Times New Roman"/>
+          <w:sz w:val="28"/>
+          <w:szCs w:val="28"/>
+          <w:lang w:val="ru-RU"/>
+        </w:rPr>
+        <w:t>Немаловажным элементом является обеспечение безопасности системы и защиты персональных данных. В соответствии с законодательством Российской Федерации необходимо реализовать разграничение прав доступа пользователей, механизмы аутентификации и авторизации, а также защиту данных от несанкционированного изменения или утраты. Российские исследования подчеркивают, что надежная система безопасности способствует доверию пользователей, предотвращает утечку информации и обеспечивает соблюдение нормативных требований.</w:t>
+      </w:r>
+    </w:p>
+    <w:p>
+      <w:pPr>
+        <w:pStyle w:val="ad"/>
+        <w:spacing w:before="0" w:after="0" w:line="360" w:lineRule="auto"/>
+        <w:ind w:firstLine="720"/>
+        <w:jc w:val="both"/>
+        <w:rPr>
+          <w:rFonts w:ascii="Times New Roman" w:eastAsiaTheme="majorEastAsia" w:hAnsi="Times New Roman" w:cs="Times New Roman"/>
+          <w:sz w:val="28"/>
+          <w:szCs w:val="28"/>
+          <w:lang w:val="ru-RU"/>
+        </w:rPr>
+      </w:pPr>
+      <w:r>
+        <w:rPr>
+          <w:rFonts w:ascii="Times New Roman" w:eastAsiaTheme="majorEastAsia" w:hAnsi="Times New Roman" w:cs="Times New Roman"/>
+          <w:sz w:val="28"/>
+          <w:szCs w:val="28"/>
+          <w:lang w:val="ru-RU"/>
+        </w:rPr>
+        <w:t xml:space="preserve">Кроме того, проектируемая система должна поддерживать возможность дальнейшего развития и модернизации. Это включает расширение функциональных модулей, добавление новых аналитических инструментов, интеграцию с внешними сервисами и адаптацию под изменяющиеся требования образовательного процесса. Модульная архитектура системы и использование современных технологий веб-разработки позволяют обеспечить долгосрочную </w:t>
+      </w:r>
+      <w:r>
+        <w:rPr>
+          <w:rFonts w:ascii="Times New Roman" w:eastAsiaTheme="majorEastAsia" w:hAnsi="Times New Roman" w:cs="Times New Roman"/>
+          <w:sz w:val="28"/>
+          <w:szCs w:val="28"/>
+          <w:lang w:val="ru-RU"/>
+        </w:rPr>
+        <w:lastRenderedPageBreak/>
+        <w:t>устойчивость решения и гибкость при изменении условий эксплуатации.</w:t>
+      </w:r>
+      <w:r>
+        <w:rPr>
+          <w:rFonts w:ascii="Times New Roman" w:eastAsiaTheme="majorEastAsia" w:hAnsi="Times New Roman" w:cs="Times New Roman"/>
+          <w:sz w:val="28"/>
+          <w:szCs w:val="28"/>
+          <w:lang w:val="ru-RU"/>
+        </w:rPr>
         <w:t xml:space="preserve"> </w:t>
       </w:r>
       <w:r>
@@ -4553,8 +5310,124 @@
           <w:szCs w:val="28"/>
           <w:lang w:val="ru-RU"/>
         </w:rPr>
-        <w:t>Таким образом, помимо формальных требований и функциональности, проектирование и внедрение информационной системы учета студентов группы требует внимательного рассмотрения организационных, эксплуатационных и безопасностных аспектов. Учет этих факторов обеспечивает эффективное функционирование системы, высокое качество информации, прозрачность образовательного процесса и удовлетворенность пользователей. Реализация этих подходов создает условия для успешного внедрения и использования системы в условиях современной образовательной организации, обеспечивая интеграцию с другими информационными ресурсами и поддерживая стандарты управления учебным процессом в Российской Федерации.</w:t>
-      </w:r>
+        <w:t xml:space="preserve">Таким образом, помимо формальных требований и функциональности, проектирование и внедрение информационной системы учета студентов группы требует внимательного рассмотрения организационных, эксплуатационных и </w:t>
+      </w:r>
+      <w:proofErr w:type="spellStart"/>
+      <w:r>
+        <w:rPr>
+          <w:rFonts w:ascii="Times New Roman" w:eastAsiaTheme="majorEastAsia" w:hAnsi="Times New Roman" w:cs="Times New Roman"/>
+          <w:sz w:val="28"/>
+          <w:szCs w:val="28"/>
+          <w:lang w:val="ru-RU"/>
+        </w:rPr>
+        <w:t>безопасностных</w:t>
+      </w:r>
+      <w:proofErr w:type="spellEnd"/>
+      <w:r>
+        <w:rPr>
+          <w:rFonts w:ascii="Times New Roman" w:eastAsiaTheme="majorEastAsia" w:hAnsi="Times New Roman" w:cs="Times New Roman"/>
+          <w:sz w:val="28"/>
+          <w:szCs w:val="28"/>
+          <w:lang w:val="ru-RU"/>
+        </w:rPr>
+        <w:t xml:space="preserve"> аспектов. Учет этих факторов обеспечивает эффективное функционирование системы, высокое качество информации, прозрачность образовательного процесса и удовлетворенность пользователей. Реализация этих подходов создает условия для успешного внедрения и использования системы в условиях современной образовательной организации, обеспечивая интеграцию с другими информационными ресурсами и поддерживая стандарты управления учебным процессом в Российской Федерации.</w:t>
+      </w:r>
+    </w:p>
+    <w:p>
+      <w:pPr>
+        <w:pStyle w:val="ad"/>
+        <w:jc w:val="both"/>
+        <w:rPr>
+          <w:rFonts w:ascii="Times New Roman" w:hAnsi="Times New Roman" w:cs="Times New Roman"/>
+          <w:sz w:val="28"/>
+          <w:szCs w:val="28"/>
+          <w:lang w:val="ru-RU"/>
+        </w:rPr>
+      </w:pPr>
+    </w:p>
+    <w:p>
+      <w:pPr>
+        <w:pStyle w:val="ad"/>
+        <w:jc w:val="both"/>
+        <w:rPr>
+          <w:rFonts w:ascii="Times New Roman" w:hAnsi="Times New Roman" w:cs="Times New Roman"/>
+          <w:sz w:val="28"/>
+          <w:szCs w:val="28"/>
+          <w:lang w:val="ru-RU"/>
+        </w:rPr>
+      </w:pPr>
+    </w:p>
+    <w:p>
+      <w:pPr>
+        <w:pStyle w:val="ad"/>
+        <w:jc w:val="both"/>
+        <w:rPr>
+          <w:rFonts w:ascii="Times New Roman" w:hAnsi="Times New Roman" w:cs="Times New Roman"/>
+          <w:sz w:val="28"/>
+          <w:szCs w:val="28"/>
+          <w:lang w:val="ru-RU"/>
+        </w:rPr>
+      </w:pPr>
+    </w:p>
+    <w:p>
+      <w:pPr>
+        <w:pStyle w:val="ad"/>
+        <w:jc w:val="both"/>
+        <w:rPr>
+          <w:rFonts w:ascii="Times New Roman" w:hAnsi="Times New Roman" w:cs="Times New Roman"/>
+          <w:sz w:val="28"/>
+          <w:szCs w:val="28"/>
+          <w:lang w:val="ru-RU"/>
+        </w:rPr>
+      </w:pPr>
+    </w:p>
+    <w:p>
+      <w:pPr>
+        <w:pStyle w:val="ad"/>
+        <w:jc w:val="both"/>
+        <w:rPr>
+          <w:rFonts w:ascii="Times New Roman" w:hAnsi="Times New Roman" w:cs="Times New Roman"/>
+          <w:sz w:val="28"/>
+          <w:szCs w:val="28"/>
+          <w:lang w:val="ru-RU"/>
+        </w:rPr>
+      </w:pPr>
+    </w:p>
+    <w:p>
+      <w:pPr>
+        <w:pStyle w:val="ad"/>
+        <w:jc w:val="both"/>
+        <w:rPr>
+          <w:rFonts w:ascii="Times New Roman" w:hAnsi="Times New Roman" w:cs="Times New Roman"/>
+          <w:sz w:val="28"/>
+          <w:szCs w:val="28"/>
+          <w:lang w:val="ru-RU"/>
+        </w:rPr>
+      </w:pPr>
+    </w:p>
+    <w:p>
+      <w:pPr>
+        <w:pStyle w:val="ad"/>
+        <w:jc w:val="both"/>
+        <w:rPr>
+          <w:rFonts w:ascii="Times New Roman" w:hAnsi="Times New Roman" w:cs="Times New Roman"/>
+          <w:sz w:val="28"/>
+          <w:szCs w:val="28"/>
+          <w:lang w:val="ru-RU"/>
+        </w:rPr>
+      </w:pPr>
+    </w:p>
+    <w:p>
+      <w:pPr>
+        <w:pStyle w:val="ad"/>
+        <w:jc w:val="both"/>
+        <w:rPr>
+          <w:rFonts w:ascii="Times New Roman" w:hAnsi="Times New Roman" w:cs="Times New Roman"/>
+          <w:sz w:val="28"/>
+          <w:szCs w:val="28"/>
+          <w:lang w:val="ru-RU"/>
+        </w:rPr>
+      </w:pPr>
     </w:p>
     <w:p>
       <w:pPr>
@@ -4709,6 +5582,7 @@
         </w:rPr>
         <w:t>.</w:t>
       </w:r>
+      <w:proofErr w:type="spellStart"/>
       <w:r>
         <w:rPr>
           <w:rFonts w:ascii="Times New Roman" w:eastAsia="Times New Roman" w:hAnsi="Times New Roman" w:cs="Times New Roman"/>
@@ -4719,6 +5593,7 @@
         </w:rPr>
         <w:t>js</w:t>
       </w:r>
+      <w:proofErr w:type="spellEnd"/>
       <w:r>
         <w:rPr>
           <w:rFonts w:ascii="Times New Roman" w:eastAsia="Times New Roman" w:hAnsi="Times New Roman" w:cs="Times New Roman"/>
@@ -4751,6 +5626,7 @@
         </w:rPr>
         <w:t>.</w:t>
       </w:r>
+      <w:proofErr w:type="spellStart"/>
       <w:r>
         <w:rPr>
           <w:rFonts w:ascii="Times New Roman" w:eastAsia="Times New Roman" w:hAnsi="Times New Roman" w:cs="Times New Roman"/>
@@ -4761,6 +5637,7 @@
         </w:rPr>
         <w:t>js</w:t>
       </w:r>
+      <w:proofErr w:type="spellEnd"/>
       <w:r>
         <w:rPr>
           <w:rFonts w:ascii="Times New Roman" w:eastAsia="Times New Roman" w:hAnsi="Times New Roman" w:cs="Times New Roman"/>
@@ -4793,7 +5670,229 @@
           <w:lang w:val="ru-RU"/>
           <w14:ligatures w14:val="none"/>
         </w:rPr>
-        <w:t xml:space="preserve">. Он поддерживает компонентную структуру, что позволяет разделять функциональные модули интерфейса и упрощает масштабирование системы. Кроме того, использование </w:t>
+        <w:t>.</w:t>
+      </w:r>
+      <w:r>
+        <w:rPr>
+          <w:rFonts w:ascii="Times New Roman" w:eastAsia="Times New Roman" w:hAnsi="Times New Roman" w:cs="Times New Roman"/>
+          <w:kern w:val="0"/>
+          <w:sz w:val="28"/>
+          <w:szCs w:val="28"/>
+          <w:lang w:val="ru-RU"/>
+          <w14:ligatures w14:val="none"/>
+        </w:rPr>
+        <w:t xml:space="preserve"> </w:t>
+      </w:r>
+      <w:r>
+        <w:rPr>
+          <w:rStyle w:val="citation-123"/>
+          <w:rFonts w:ascii="Times New Roman" w:hAnsi="Times New Roman" w:cs="Times New Roman"/>
+          <w:sz w:val="28"/>
+          <w:szCs w:val="28"/>
+          <w:lang w:val="ru-RU"/>
+        </w:rPr>
+        <w:t xml:space="preserve">В ходе рефакторинга клиентской части системы было принято решение отказаться от монолитного рендеринга и устаревших </w:t>
+      </w:r>
+      <w:r>
+        <w:rPr>
+          <w:rStyle w:val="citation-123"/>
+          <w:rFonts w:ascii="Times New Roman" w:hAnsi="Times New Roman" w:cs="Times New Roman"/>
+          <w:sz w:val="28"/>
+          <w:szCs w:val="28"/>
+        </w:rPr>
+        <w:t>SPA</w:t>
+      </w:r>
+      <w:r>
+        <w:rPr>
+          <w:rStyle w:val="citation-123"/>
+          <w:rFonts w:ascii="Times New Roman" w:hAnsi="Times New Roman" w:cs="Times New Roman"/>
+          <w:sz w:val="28"/>
+          <w:szCs w:val="28"/>
+          <w:lang w:val="ru-RU"/>
+        </w:rPr>
+        <w:t xml:space="preserve">-фреймворков в пользу мета-фреймворка </w:t>
+      </w:r>
+      <w:r>
+        <w:rPr>
+          <w:rStyle w:val="citation-123"/>
+          <w:rFonts w:ascii="Times New Roman" w:hAnsi="Times New Roman" w:cs="Times New Roman"/>
+          <w:b/>
+          <w:bCs/>
+          <w:sz w:val="28"/>
+          <w:szCs w:val="28"/>
+        </w:rPr>
+        <w:t>Next</w:t>
+      </w:r>
+      <w:r>
+        <w:rPr>
+          <w:rStyle w:val="citation-123"/>
+          <w:rFonts w:ascii="Times New Roman" w:hAnsi="Times New Roman" w:cs="Times New Roman"/>
+          <w:b/>
+          <w:bCs/>
+          <w:sz w:val="28"/>
+          <w:szCs w:val="28"/>
+          <w:lang w:val="ru-RU"/>
+        </w:rPr>
+        <w:t>.</w:t>
+      </w:r>
+      <w:proofErr w:type="spellStart"/>
+      <w:r>
+        <w:rPr>
+          <w:rStyle w:val="citation-123"/>
+          <w:rFonts w:ascii="Times New Roman" w:hAnsi="Times New Roman" w:cs="Times New Roman"/>
+          <w:b/>
+          <w:bCs/>
+          <w:sz w:val="28"/>
+          <w:szCs w:val="28"/>
+        </w:rPr>
+        <w:t>js</w:t>
+      </w:r>
+      <w:proofErr w:type="spellEnd"/>
+      <w:r>
+        <w:rPr>
+          <w:rStyle w:val="citation-123"/>
+          <w:rFonts w:ascii="Times New Roman" w:hAnsi="Times New Roman" w:cs="Times New Roman"/>
+          <w:b/>
+          <w:bCs/>
+          <w:sz w:val="28"/>
+          <w:szCs w:val="28"/>
+          <w:lang w:val="ru-RU"/>
+        </w:rPr>
+        <w:t xml:space="preserve"> (</w:t>
+      </w:r>
+      <w:r>
+        <w:rPr>
+          <w:rStyle w:val="citation-123"/>
+          <w:rFonts w:ascii="Times New Roman" w:hAnsi="Times New Roman" w:cs="Times New Roman"/>
+          <w:b/>
+          <w:bCs/>
+          <w:sz w:val="28"/>
+          <w:szCs w:val="28"/>
+        </w:rPr>
+        <w:t>App</w:t>
+      </w:r>
+      <w:r>
+        <w:rPr>
+          <w:rStyle w:val="citation-123"/>
+          <w:rFonts w:ascii="Times New Roman" w:hAnsi="Times New Roman" w:cs="Times New Roman"/>
+          <w:b/>
+          <w:bCs/>
+          <w:sz w:val="28"/>
+          <w:szCs w:val="28"/>
+          <w:lang w:val="ru-RU"/>
+        </w:rPr>
+        <w:t xml:space="preserve"> </w:t>
+      </w:r>
+      <w:r>
+        <w:rPr>
+          <w:rStyle w:val="citation-123"/>
+          <w:rFonts w:ascii="Times New Roman" w:hAnsi="Times New Roman" w:cs="Times New Roman"/>
+          <w:b/>
+          <w:bCs/>
+          <w:sz w:val="28"/>
+          <w:szCs w:val="28"/>
+        </w:rPr>
+        <w:t>Router</w:t>
+      </w:r>
+      <w:r>
+        <w:rPr>
+          <w:rStyle w:val="citation-123"/>
+          <w:rFonts w:ascii="Times New Roman" w:hAnsi="Times New Roman" w:cs="Times New Roman"/>
+          <w:b/>
+          <w:bCs/>
+          <w:sz w:val="28"/>
+          <w:szCs w:val="28"/>
+          <w:lang w:val="ru-RU"/>
+        </w:rPr>
+        <w:t>)</w:t>
+      </w:r>
+      <w:r>
+        <w:rPr>
+          <w:rFonts w:ascii="Times New Roman" w:hAnsi="Times New Roman" w:cs="Times New Roman"/>
+          <w:sz w:val="28"/>
+          <w:szCs w:val="28"/>
+          <w:lang w:val="ru-RU"/>
+        </w:rPr>
+        <w:t xml:space="preserve">. </w:t>
+      </w:r>
+      <w:r>
+        <w:rPr>
+          <w:rStyle w:val="citation-122"/>
+          <w:rFonts w:ascii="Times New Roman" w:hAnsi="Times New Roman" w:cs="Times New Roman"/>
+          <w:sz w:val="28"/>
+          <w:szCs w:val="28"/>
+          <w:lang w:val="ru-RU"/>
+        </w:rPr>
+        <w:t>Данный выбор обусловлен необходимостью обеспечения высокой производительности, мгновенного отклика интерфейса на действия куратора учебной группы и встроенной поддержки гибридного рендеринга (</w:t>
+      </w:r>
+      <w:r>
+        <w:rPr>
+          <w:rStyle w:val="citation-122"/>
+          <w:rFonts w:ascii="Times New Roman" w:hAnsi="Times New Roman" w:cs="Times New Roman"/>
+          <w:sz w:val="28"/>
+          <w:szCs w:val="28"/>
+        </w:rPr>
+        <w:t>SSR</w:t>
+      </w:r>
+      <w:r>
+        <w:rPr>
+          <w:rStyle w:val="citation-122"/>
+          <w:rFonts w:ascii="Times New Roman" w:hAnsi="Times New Roman" w:cs="Times New Roman"/>
+          <w:sz w:val="28"/>
+          <w:szCs w:val="28"/>
+          <w:lang w:val="ru-RU"/>
+        </w:rPr>
+        <w:t>/</w:t>
+      </w:r>
+      <w:r>
+        <w:rPr>
+          <w:rStyle w:val="citation-122"/>
+          <w:rFonts w:ascii="Times New Roman" w:hAnsi="Times New Roman" w:cs="Times New Roman"/>
+          <w:sz w:val="28"/>
+          <w:szCs w:val="28"/>
+        </w:rPr>
+        <w:t>ISR</w:t>
+      </w:r>
+      <w:r>
+        <w:rPr>
+          <w:rStyle w:val="citation-122"/>
+          <w:rFonts w:ascii="Times New Roman" w:hAnsi="Times New Roman" w:cs="Times New Roman"/>
+          <w:sz w:val="28"/>
+          <w:szCs w:val="28"/>
+          <w:lang w:val="ru-RU"/>
+        </w:rPr>
+        <w:t>)</w:t>
+      </w:r>
+      <w:r>
+        <w:rPr>
+          <w:rFonts w:ascii="Times New Roman" w:hAnsi="Times New Roman" w:cs="Times New Roman"/>
+          <w:sz w:val="28"/>
+          <w:szCs w:val="28"/>
+          <w:lang w:val="ru-RU"/>
+        </w:rPr>
+        <w:t>.</w:t>
+      </w:r>
+      <w:r>
+        <w:rPr>
+          <w:rFonts w:ascii="Times New Roman" w:eastAsia="Times New Roman" w:hAnsi="Times New Roman" w:cs="Times New Roman"/>
+          <w:kern w:val="0"/>
+          <w:sz w:val="28"/>
+          <w:szCs w:val="28"/>
+          <w:lang w:val="ru-RU"/>
+          <w14:ligatures w14:val="none"/>
+        </w:rPr>
+        <w:t xml:space="preserve"> </w:t>
+      </w:r>
+      <w:r>
+        <w:rPr>
+          <w:rFonts w:ascii="Times New Roman" w:eastAsia="Times New Roman" w:hAnsi="Times New Roman" w:cs="Times New Roman"/>
+          <w:kern w:val="0"/>
+          <w:sz w:val="28"/>
+          <w:szCs w:val="28"/>
+          <w:lang w:val="ru-RU"/>
+          <w14:ligatures w14:val="none"/>
+        </w:rPr>
+        <w:t xml:space="preserve">Он поддерживает компонентную структуру, что позволяет разделять функциональные модули интерфейса и упрощает масштабирование системы. Кроме того, использование </w:t>
       </w:r>
       <w:r>
         <w:rPr>
@@ -4816,6 +5915,7 @@
         </w:rPr>
         <w:t>.</w:t>
       </w:r>
+      <w:proofErr w:type="spellStart"/>
       <w:r>
         <w:rPr>
           <w:rFonts w:ascii="Times New Roman" w:eastAsia="Times New Roman" w:hAnsi="Times New Roman" w:cs="Times New Roman"/>
@@ -4826,6 +5926,7 @@
         </w:rPr>
         <w:t>js</w:t>
       </w:r>
+      <w:proofErr w:type="spellEnd"/>
       <w:r>
         <w:rPr>
           <w:rFonts w:ascii="Times New Roman" w:eastAsia="Times New Roman" w:hAnsi="Times New Roman" w:cs="Times New Roman"/>
@@ -4877,7 +5978,43 @@
           <w:lang w:val="ru-RU"/>
           <w14:ligatures w14:val="none"/>
         </w:rPr>
-        <w:t xml:space="preserve">, что является важным аспектом взаимодействия фронтенд- и бэкенд-компонентов системы. В отечественных источниках подчеркивается, что применение современных </w:t>
+        <w:t xml:space="preserve">, что является важным аспектом взаимодействия </w:t>
+      </w:r>
+      <w:proofErr w:type="spellStart"/>
+      <w:r>
+        <w:rPr>
+          <w:rFonts w:ascii="Times New Roman" w:eastAsia="Times New Roman" w:hAnsi="Times New Roman" w:cs="Times New Roman"/>
+          <w:kern w:val="0"/>
+          <w:sz w:val="28"/>
+          <w:szCs w:val="28"/>
+          <w:lang w:val="ru-RU"/>
+          <w14:ligatures w14:val="none"/>
+        </w:rPr>
+        <w:t>фронтенд</w:t>
+      </w:r>
+      <w:proofErr w:type="spellEnd"/>
+      <w:r>
+        <w:rPr>
+          <w:rFonts w:ascii="Times New Roman" w:eastAsia="Times New Roman" w:hAnsi="Times New Roman" w:cs="Times New Roman"/>
+          <w:kern w:val="0"/>
+          <w:sz w:val="28"/>
+          <w:szCs w:val="28"/>
+          <w:lang w:val="ru-RU"/>
+          <w14:ligatures w14:val="none"/>
+        </w:rPr>
+        <w:t xml:space="preserve">- и бэкенд-компонентов системы. В отечественных источниках подчеркивается, что применение </w:t>
+      </w:r>
+      <w:r>
+        <w:rPr>
+          <w:rFonts w:ascii="Times New Roman" w:eastAsia="Times New Roman" w:hAnsi="Times New Roman" w:cs="Times New Roman"/>
+          <w:kern w:val="0"/>
+          <w:sz w:val="28"/>
+          <w:szCs w:val="28"/>
+          <w:lang w:val="ru-RU"/>
+          <w14:ligatures w14:val="none"/>
+        </w:rPr>
+        <w:lastRenderedPageBreak/>
+        <w:t xml:space="preserve">современных </w:t>
       </w:r>
       <w:r>
         <w:rPr>
@@ -4921,6 +6058,7 @@
         </w:rPr>
         <w:t>.</w:t>
       </w:r>
+      <w:proofErr w:type="spellStart"/>
       <w:r>
         <w:rPr>
           <w:rFonts w:ascii="Times New Roman" w:eastAsia="Times New Roman" w:hAnsi="Times New Roman" w:cs="Times New Roman"/>
@@ -4931,6 +6069,7 @@
         </w:rPr>
         <w:t>js</w:t>
       </w:r>
+      <w:proofErr w:type="spellEnd"/>
       <w:r>
         <w:rPr>
           <w:rFonts w:ascii="Times New Roman" w:eastAsia="Times New Roman" w:hAnsi="Times New Roman" w:cs="Times New Roman"/>
@@ -4963,6 +6102,7 @@
         </w:rPr>
         <w:t>.</w:t>
       </w:r>
+      <w:proofErr w:type="spellStart"/>
       <w:r>
         <w:rPr>
           <w:rFonts w:ascii="Times New Roman" w:eastAsia="Times New Roman" w:hAnsi="Times New Roman" w:cs="Times New Roman"/>
@@ -4973,6 +6113,7 @@
         </w:rPr>
         <w:t>js</w:t>
       </w:r>
+      <w:proofErr w:type="spellEnd"/>
       <w:r>
         <w:rPr>
           <w:rFonts w:ascii="Times New Roman" w:eastAsia="Times New Roman" w:hAnsi="Times New Roman" w:cs="Times New Roman"/>
@@ -5005,6 +6146,7 @@
         </w:rPr>
         <w:t>.</w:t>
       </w:r>
+      <w:proofErr w:type="spellStart"/>
       <w:r>
         <w:rPr>
           <w:rFonts w:ascii="Times New Roman" w:eastAsia="Times New Roman" w:hAnsi="Times New Roman" w:cs="Times New Roman"/>
@@ -5015,16 +6157,257 @@
         </w:rPr>
         <w:t>js</w:t>
       </w:r>
-      <w:r>
-        <w:rPr>
-          <w:rFonts w:ascii="Times New Roman" w:eastAsia="Times New Roman" w:hAnsi="Times New Roman" w:cs="Times New Roman"/>
-          <w:kern w:val="0"/>
-          <w:sz w:val="28"/>
-          <w:szCs w:val="28"/>
-          <w:lang w:val="ru-RU"/>
-          <w14:ligatures w14:val="none"/>
-        </w:rPr>
-        <w:t xml:space="preserve"> обеспечивает гибкую </w:t>
+      <w:proofErr w:type="spellEnd"/>
+      <w:r>
+        <w:rPr>
+          <w:rFonts w:ascii="Times New Roman" w:eastAsia="Times New Roman" w:hAnsi="Times New Roman" w:cs="Times New Roman"/>
+          <w:kern w:val="0"/>
+          <w:sz w:val="28"/>
+          <w:szCs w:val="28"/>
+          <w:lang w:val="ru-RU"/>
+          <w14:ligatures w14:val="none"/>
+        </w:rPr>
+        <w:t xml:space="preserve"> обеспечивает гибкую маршрутизацию, возможность реализации </w:t>
+      </w:r>
+      <w:r>
+        <w:rPr>
+          <w:rFonts w:ascii="Times New Roman" w:eastAsia="Times New Roman" w:hAnsi="Times New Roman" w:cs="Times New Roman"/>
+          <w:kern w:val="0"/>
+          <w:sz w:val="28"/>
+          <w:szCs w:val="28"/>
+          <w14:ligatures w14:val="none"/>
+        </w:rPr>
+        <w:t>middleware</w:t>
+      </w:r>
+      <w:r>
+        <w:rPr>
+          <w:rFonts w:ascii="Times New Roman" w:eastAsia="Times New Roman" w:hAnsi="Times New Roman" w:cs="Times New Roman"/>
+          <w:kern w:val="0"/>
+          <w:sz w:val="28"/>
+          <w:szCs w:val="28"/>
+          <w:lang w:val="ru-RU"/>
+          <w14:ligatures w14:val="none"/>
+        </w:rPr>
+        <w:t xml:space="preserve"> для обработки данных и интеграции с базой данных</w:t>
+      </w:r>
+      <w:r>
+        <w:rPr>
+          <w:rStyle w:val="afd"/>
+          <w:rFonts w:ascii="Times New Roman" w:eastAsia="Times New Roman" w:hAnsi="Times New Roman" w:cs="Times New Roman"/>
+          <w:kern w:val="0"/>
+          <w:sz w:val="28"/>
+          <w:szCs w:val="28"/>
+          <w:lang w:val="ru-RU"/>
+          <w14:ligatures w14:val="none"/>
+        </w:rPr>
+        <w:footnoteReference w:id="5"/>
+      </w:r>
+      <w:r>
+        <w:rPr>
+          <w:rFonts w:ascii="Times New Roman" w:eastAsia="Times New Roman" w:hAnsi="Times New Roman" w:cs="Times New Roman"/>
+          <w:kern w:val="0"/>
+          <w:sz w:val="28"/>
+          <w:szCs w:val="28"/>
+          <w:lang w:val="ru-RU"/>
+          <w14:ligatures w14:val="none"/>
+        </w:rPr>
+        <w:t xml:space="preserve">. Использование </w:t>
+      </w:r>
+      <w:r>
+        <w:rPr>
+          <w:rFonts w:ascii="Times New Roman" w:eastAsia="Times New Roman" w:hAnsi="Times New Roman" w:cs="Times New Roman"/>
+          <w:kern w:val="0"/>
+          <w:sz w:val="28"/>
+          <w:szCs w:val="28"/>
+          <w14:ligatures w14:val="none"/>
+        </w:rPr>
+        <w:t>Node</w:t>
+      </w:r>
+      <w:r>
+        <w:rPr>
+          <w:rFonts w:ascii="Times New Roman" w:eastAsia="Times New Roman" w:hAnsi="Times New Roman" w:cs="Times New Roman"/>
+          <w:kern w:val="0"/>
+          <w:sz w:val="28"/>
+          <w:szCs w:val="28"/>
+          <w:lang w:val="ru-RU"/>
+          <w14:ligatures w14:val="none"/>
+        </w:rPr>
+        <w:t>.</w:t>
+      </w:r>
+      <w:proofErr w:type="spellStart"/>
+      <w:r>
+        <w:rPr>
+          <w:rFonts w:ascii="Times New Roman" w:eastAsia="Times New Roman" w:hAnsi="Times New Roman" w:cs="Times New Roman"/>
+          <w:kern w:val="0"/>
+          <w:sz w:val="28"/>
+          <w:szCs w:val="28"/>
+          <w14:ligatures w14:val="none"/>
+        </w:rPr>
+        <w:t>js</w:t>
+      </w:r>
+      <w:proofErr w:type="spellEnd"/>
+      <w:r>
+        <w:rPr>
+          <w:rFonts w:ascii="Times New Roman" w:eastAsia="Times New Roman" w:hAnsi="Times New Roman" w:cs="Times New Roman"/>
+          <w:kern w:val="0"/>
+          <w:sz w:val="28"/>
+          <w:szCs w:val="28"/>
+          <w:lang w:val="ru-RU"/>
+          <w14:ligatures w14:val="none"/>
+        </w:rPr>
+        <w:t xml:space="preserve"> позволяет организовать асинхронную обработку запросов, что повышает производительность системы и снижает задержки при работе с большим объемом данных. Российские исследователи отмечают, что применение серверных </w:t>
+      </w:r>
+      <w:r>
+        <w:rPr>
+          <w:rFonts w:ascii="Times New Roman" w:eastAsia="Times New Roman" w:hAnsi="Times New Roman" w:cs="Times New Roman"/>
+          <w:kern w:val="0"/>
+          <w:sz w:val="28"/>
+          <w:szCs w:val="28"/>
+          <w14:ligatures w14:val="none"/>
+        </w:rPr>
+        <w:t>JavaScript</w:t>
+      </w:r>
+      <w:r>
+        <w:rPr>
+          <w:rFonts w:ascii="Times New Roman" w:eastAsia="Times New Roman" w:hAnsi="Times New Roman" w:cs="Times New Roman"/>
+          <w:kern w:val="0"/>
+          <w:sz w:val="28"/>
+          <w:szCs w:val="28"/>
+          <w:lang w:val="ru-RU"/>
+          <w14:ligatures w14:val="none"/>
+        </w:rPr>
+        <w:t xml:space="preserve">-технологий упрощает разработку, ускоряет цикл внедрения и обеспечивает совместимость с современными веб-интерфейсами. Для хранения данных выбрана реляционная база данных </w:t>
+      </w:r>
+      <w:r>
+        <w:rPr>
+          <w:rFonts w:ascii="Times New Roman" w:eastAsia="Times New Roman" w:hAnsi="Times New Roman" w:cs="Times New Roman"/>
+          <w:kern w:val="0"/>
+          <w:sz w:val="28"/>
+          <w:szCs w:val="28"/>
+          <w14:ligatures w14:val="none"/>
+        </w:rPr>
+        <w:t>SQLite</w:t>
+      </w:r>
+      <w:r>
+        <w:rPr>
+          <w:rFonts w:ascii="Times New Roman" w:eastAsia="Times New Roman" w:hAnsi="Times New Roman" w:cs="Times New Roman"/>
+          <w:kern w:val="0"/>
+          <w:sz w:val="28"/>
+          <w:szCs w:val="28"/>
+          <w:lang w:val="ru-RU"/>
+          <w14:ligatures w14:val="none"/>
+        </w:rPr>
+        <w:t xml:space="preserve">. </w:t>
+      </w:r>
+      <w:r>
+        <w:rPr>
+          <w:rFonts w:ascii="Times New Roman" w:eastAsia="Times New Roman" w:hAnsi="Times New Roman" w:cs="Times New Roman"/>
+          <w:kern w:val="0"/>
+          <w:sz w:val="28"/>
+          <w:szCs w:val="28"/>
+          <w14:ligatures w14:val="none"/>
+        </w:rPr>
+        <w:t>SQLite</w:t>
+      </w:r>
+      <w:r>
+        <w:rPr>
+          <w:rFonts w:ascii="Times New Roman" w:eastAsia="Times New Roman" w:hAnsi="Times New Roman" w:cs="Times New Roman"/>
+          <w:kern w:val="0"/>
+          <w:sz w:val="28"/>
+          <w:szCs w:val="28"/>
+          <w:lang w:val="ru-RU"/>
+          <w14:ligatures w14:val="none"/>
+        </w:rPr>
+        <w:t xml:space="preserve"> обеспечивает надежное хранение структурированных данных, поддерживает транзакции и целостность данных, и не требует отдельного сервера, что упрощает развертывание системы. Это особенно важно для локальных решений, предназначенных для учебных групп, где нет необходимости в сложной инфраструктуре серверного уровня. Применение </w:t>
+      </w:r>
+      <w:r>
+        <w:rPr>
+          <w:rFonts w:ascii="Times New Roman" w:eastAsia="Times New Roman" w:hAnsi="Times New Roman" w:cs="Times New Roman"/>
+          <w:kern w:val="0"/>
+          <w:sz w:val="28"/>
+          <w:szCs w:val="28"/>
+          <w14:ligatures w14:val="none"/>
+        </w:rPr>
+        <w:t>SQLite</w:t>
+      </w:r>
+      <w:r>
+        <w:rPr>
+          <w:rFonts w:ascii="Times New Roman" w:eastAsia="Times New Roman" w:hAnsi="Times New Roman" w:cs="Times New Roman"/>
+          <w:kern w:val="0"/>
+          <w:sz w:val="28"/>
+          <w:szCs w:val="28"/>
+          <w:lang w:val="ru-RU"/>
+          <w14:ligatures w14:val="none"/>
+        </w:rPr>
+        <w:t xml:space="preserve"> позволяет обеспечивать стабильное функционирование системы, минимизировать риски потери данных и облегчить процедуру резервного копирования и восстановления информации. В отечественных методических источниках подчеркивается, что реляционные базы данных остаются основным инструментом хранения и обработки учетной информации, обеспечивая стандартизированный и предсказуемый доступ к данным. Архитектура системы построена по принципу клиент-серверного взаимодействия. </w:t>
+      </w:r>
+      <w:proofErr w:type="spellStart"/>
+      <w:r>
+        <w:rPr>
+          <w:rFonts w:ascii="Times New Roman" w:eastAsia="Times New Roman" w:hAnsi="Times New Roman" w:cs="Times New Roman"/>
+          <w:kern w:val="0"/>
+          <w:sz w:val="28"/>
+          <w:szCs w:val="28"/>
+          <w:lang w:val="ru-RU"/>
+          <w14:ligatures w14:val="none"/>
+        </w:rPr>
+        <w:t>Фронтенд</w:t>
+      </w:r>
+      <w:proofErr w:type="spellEnd"/>
+      <w:r>
+        <w:rPr>
+          <w:rFonts w:ascii="Times New Roman" w:eastAsia="Times New Roman" w:hAnsi="Times New Roman" w:cs="Times New Roman"/>
+          <w:kern w:val="0"/>
+          <w:sz w:val="28"/>
+          <w:szCs w:val="28"/>
+          <w:lang w:val="ru-RU"/>
+          <w14:ligatures w14:val="none"/>
+        </w:rPr>
+        <w:t xml:space="preserve"> (</w:t>
+      </w:r>
+      <w:r>
+        <w:rPr>
+          <w:rFonts w:ascii="Times New Roman" w:eastAsia="Times New Roman" w:hAnsi="Times New Roman" w:cs="Times New Roman"/>
+          <w:kern w:val="0"/>
+          <w:sz w:val="28"/>
+          <w:szCs w:val="28"/>
+          <w14:ligatures w14:val="none"/>
+        </w:rPr>
+        <w:t>Vue</w:t>
+      </w:r>
+      <w:r>
+        <w:rPr>
+          <w:rFonts w:ascii="Times New Roman" w:eastAsia="Times New Roman" w:hAnsi="Times New Roman" w:cs="Times New Roman"/>
+          <w:kern w:val="0"/>
+          <w:sz w:val="28"/>
+          <w:szCs w:val="28"/>
+          <w:lang w:val="ru-RU"/>
+          <w14:ligatures w14:val="none"/>
+        </w:rPr>
+        <w:t>.</w:t>
+      </w:r>
+      <w:proofErr w:type="spellStart"/>
+      <w:r>
+        <w:rPr>
+          <w:rFonts w:ascii="Times New Roman" w:eastAsia="Times New Roman" w:hAnsi="Times New Roman" w:cs="Times New Roman"/>
+          <w:kern w:val="0"/>
+          <w:sz w:val="28"/>
+          <w:szCs w:val="28"/>
+          <w14:ligatures w14:val="none"/>
+        </w:rPr>
+        <w:t>js</w:t>
+      </w:r>
+      <w:proofErr w:type="spellEnd"/>
+      <w:r>
+        <w:rPr>
+          <w:rFonts w:ascii="Times New Roman" w:eastAsia="Times New Roman" w:hAnsi="Times New Roman" w:cs="Times New Roman"/>
+          <w:kern w:val="0"/>
+          <w:sz w:val="28"/>
+          <w:szCs w:val="28"/>
+          <w:lang w:val="ru-RU"/>
+          <w14:ligatures w14:val="none"/>
+        </w:rPr>
+        <w:t xml:space="preserve">) отвечает за визуализацию информации и взаимодействие с пользователем, обрабатывая ввод и отображение данных, а </w:t>
       </w:r>
       <w:r>
         <w:rPr>
@@ -5036,28 +6419,116 @@
           <w14:ligatures w14:val="none"/>
         </w:rPr>
         <w:lastRenderedPageBreak/>
-        <w:t xml:space="preserve">маршрутизацию, возможность реализации </w:t>
-      </w:r>
-      <w:r>
-        <w:rPr>
-          <w:rFonts w:ascii="Times New Roman" w:eastAsia="Times New Roman" w:hAnsi="Times New Roman" w:cs="Times New Roman"/>
-          <w:kern w:val="0"/>
-          <w:sz w:val="28"/>
-          <w:szCs w:val="28"/>
-          <w14:ligatures w14:val="none"/>
-        </w:rPr>
-        <w:t>middleware</w:t>
-      </w:r>
-      <w:r>
-        <w:rPr>
-          <w:rFonts w:ascii="Times New Roman" w:eastAsia="Times New Roman" w:hAnsi="Times New Roman" w:cs="Times New Roman"/>
-          <w:kern w:val="0"/>
-          <w:sz w:val="28"/>
-          <w:szCs w:val="28"/>
-          <w:lang w:val="ru-RU"/>
-          <w14:ligatures w14:val="none"/>
-        </w:rPr>
-        <w:t xml:space="preserve"> для обработки данных и интеграции с базой данных</w:t>
+        <w:t>бэкенд (</w:t>
+      </w:r>
+      <w:r>
+        <w:rPr>
+          <w:rFonts w:ascii="Times New Roman" w:eastAsia="Times New Roman" w:hAnsi="Times New Roman" w:cs="Times New Roman"/>
+          <w:kern w:val="0"/>
+          <w:sz w:val="28"/>
+          <w:szCs w:val="28"/>
+          <w14:ligatures w14:val="none"/>
+        </w:rPr>
+        <w:t>Node</w:t>
+      </w:r>
+      <w:r>
+        <w:rPr>
+          <w:rFonts w:ascii="Times New Roman" w:eastAsia="Times New Roman" w:hAnsi="Times New Roman" w:cs="Times New Roman"/>
+          <w:kern w:val="0"/>
+          <w:sz w:val="28"/>
+          <w:szCs w:val="28"/>
+          <w:lang w:val="ru-RU"/>
+          <w14:ligatures w14:val="none"/>
+        </w:rPr>
+        <w:t>.</w:t>
+      </w:r>
+      <w:proofErr w:type="spellStart"/>
+      <w:r>
+        <w:rPr>
+          <w:rFonts w:ascii="Times New Roman" w:eastAsia="Times New Roman" w:hAnsi="Times New Roman" w:cs="Times New Roman"/>
+          <w:kern w:val="0"/>
+          <w:sz w:val="28"/>
+          <w:szCs w:val="28"/>
+          <w14:ligatures w14:val="none"/>
+        </w:rPr>
+        <w:t>js</w:t>
+      </w:r>
+      <w:proofErr w:type="spellEnd"/>
+      <w:r>
+        <w:rPr>
+          <w:rFonts w:ascii="Times New Roman" w:eastAsia="Times New Roman" w:hAnsi="Times New Roman" w:cs="Times New Roman"/>
+          <w:kern w:val="0"/>
+          <w:sz w:val="28"/>
+          <w:szCs w:val="28"/>
+          <w:lang w:val="ru-RU"/>
+          <w14:ligatures w14:val="none"/>
+        </w:rPr>
+        <w:t xml:space="preserve"> + </w:t>
+      </w:r>
+      <w:r>
+        <w:rPr>
+          <w:rFonts w:ascii="Times New Roman" w:eastAsia="Times New Roman" w:hAnsi="Times New Roman" w:cs="Times New Roman"/>
+          <w:kern w:val="0"/>
+          <w:sz w:val="28"/>
+          <w:szCs w:val="28"/>
+          <w14:ligatures w14:val="none"/>
+        </w:rPr>
+        <w:t>Express</w:t>
+      </w:r>
+      <w:r>
+        <w:rPr>
+          <w:rFonts w:ascii="Times New Roman" w:eastAsia="Times New Roman" w:hAnsi="Times New Roman" w:cs="Times New Roman"/>
+          <w:kern w:val="0"/>
+          <w:sz w:val="28"/>
+          <w:szCs w:val="28"/>
+          <w:lang w:val="ru-RU"/>
+          <w14:ligatures w14:val="none"/>
+        </w:rPr>
+        <w:t>.</w:t>
+      </w:r>
+      <w:proofErr w:type="spellStart"/>
+      <w:r>
+        <w:rPr>
+          <w:rFonts w:ascii="Times New Roman" w:eastAsia="Times New Roman" w:hAnsi="Times New Roman" w:cs="Times New Roman"/>
+          <w:kern w:val="0"/>
+          <w:sz w:val="28"/>
+          <w:szCs w:val="28"/>
+          <w14:ligatures w14:val="none"/>
+        </w:rPr>
+        <w:t>js</w:t>
+      </w:r>
+      <w:proofErr w:type="spellEnd"/>
+      <w:r>
+        <w:rPr>
+          <w:rFonts w:ascii="Times New Roman" w:eastAsia="Times New Roman" w:hAnsi="Times New Roman" w:cs="Times New Roman"/>
+          <w:kern w:val="0"/>
+          <w:sz w:val="28"/>
+          <w:szCs w:val="28"/>
+          <w:lang w:val="ru-RU"/>
+          <w14:ligatures w14:val="none"/>
+        </w:rPr>
+        <w:t xml:space="preserve">) реализует бизнес-логику, управление доступом, обработку запросов и интеграцию с базой данных </w:t>
+      </w:r>
+      <w:r>
+        <w:rPr>
+          <w:rFonts w:ascii="Times New Roman" w:eastAsia="Times New Roman" w:hAnsi="Times New Roman" w:cs="Times New Roman"/>
+          <w:kern w:val="0"/>
+          <w:sz w:val="28"/>
+          <w:szCs w:val="28"/>
+          <w14:ligatures w14:val="none"/>
+        </w:rPr>
+        <w:t>SQLite</w:t>
+      </w:r>
+      <w:r>
+        <w:rPr>
+          <w:rFonts w:ascii="Times New Roman" w:eastAsia="Times New Roman" w:hAnsi="Times New Roman" w:cs="Times New Roman"/>
+          <w:kern w:val="0"/>
+          <w:sz w:val="28"/>
+          <w:szCs w:val="28"/>
+          <w:lang w:val="ru-RU"/>
+          <w14:ligatures w14:val="none"/>
+        </w:rPr>
+        <w:t>. Такой подход обеспечивает четкое разделение ответственности, упрощает масштабирование и тестирование системы, а также повышает безопасность обработки данных за счет централизованного контроля на серверной стороне</w:t>
       </w:r>
       <w:r>
         <w:rPr>
@@ -5069,18 +6540,97 @@
           <w:lang w:val="ru-RU"/>
           <w14:ligatures w14:val="none"/>
         </w:rPr>
-        <w:footnoteReference w:id="5"/>
-      </w:r>
-      <w:r>
-        <w:rPr>
-          <w:rFonts w:ascii="Times New Roman" w:eastAsia="Times New Roman" w:hAnsi="Times New Roman" w:cs="Times New Roman"/>
-          <w:kern w:val="0"/>
-          <w:sz w:val="28"/>
-          <w:szCs w:val="28"/>
-          <w:lang w:val="ru-RU"/>
-          <w14:ligatures w14:val="none"/>
-        </w:rPr>
-        <w:t xml:space="preserve">. Использование </w:t>
+        <w:footnoteReference w:id="6"/>
+      </w:r>
+      <w:r>
+        <w:rPr>
+          <w:rFonts w:ascii="Times New Roman" w:eastAsia="Times New Roman" w:hAnsi="Times New Roman" w:cs="Times New Roman"/>
+          <w:kern w:val="0"/>
+          <w:sz w:val="28"/>
+          <w:szCs w:val="28"/>
+          <w:lang w:val="ru-RU"/>
+          <w14:ligatures w14:val="none"/>
+        </w:rPr>
+        <w:t>. Выбор клиент-серверной архитектуры также обоснован необходимостью обеспечения многопользовательского доступа и централизованного управления данными. Это позволяет преподавателям и административному персоналу одновременно работать с системой, получать актуальную информацию о состоянии группы, формировать отчеты и проводить анализ успеваемости студентов. Архитектура обеспечивает также возможность расширения системы, добавления новых модулей и интеграции с внешними сервисами, такими как системы электронного обучения и дистанционного контроля знаний. Дополнительно проект учитывает требования к надежности и безопасности. Использование современной архитектуры и выбранных технологий позволяет реализовать разграничение прав доступа, аутентификацию пользователей, защиту данных от несанкционированного изменения и резервное копирование информации.</w:t>
+      </w:r>
+      <w:r>
+        <w:rPr>
+          <w:rStyle w:val="afd"/>
+          <w:rFonts w:ascii="Times New Roman" w:eastAsia="Times New Roman" w:hAnsi="Times New Roman" w:cs="Times New Roman"/>
+          <w:kern w:val="0"/>
+          <w:sz w:val="28"/>
+          <w:szCs w:val="28"/>
+          <w:lang w:val="ru-RU"/>
+          <w14:ligatures w14:val="none"/>
+        </w:rPr>
+        <w:footnoteReference w:id="7"/>
+      </w:r>
+      <w:r>
+        <w:rPr>
+          <w:rFonts w:ascii="Times New Roman" w:eastAsia="Times New Roman" w:hAnsi="Times New Roman" w:cs="Times New Roman"/>
+          <w:kern w:val="0"/>
+          <w:sz w:val="28"/>
+          <w:szCs w:val="28"/>
+          <w:lang w:val="ru-RU"/>
+          <w14:ligatures w14:val="none"/>
+        </w:rPr>
+        <w:t xml:space="preserve"> Это соответствует нормативным требованиям РФ в области обработки персональных данных и образовательной документации. Российские исследования подчеркивают, что соблюдение этих требований является обязательным для обеспечения легитимного и эффективного функционирования информационных систем в образовательной среде. Таким образом, выбранный технологический стек и архитектура системы обеспечивают оптимальное сочетание производительности, надежности, удобства эксплуатации и возможности </w:t>
+      </w:r>
+      <w:r>
+        <w:rPr>
+          <w:rFonts w:ascii="Times New Roman" w:eastAsia="Times New Roman" w:hAnsi="Times New Roman" w:cs="Times New Roman"/>
+          <w:kern w:val="0"/>
+          <w:sz w:val="28"/>
+          <w:szCs w:val="28"/>
+          <w:lang w:val="ru-RU"/>
+          <w14:ligatures w14:val="none"/>
+        </w:rPr>
+        <w:lastRenderedPageBreak/>
+        <w:t xml:space="preserve">дальнейшего развития. </w:t>
+      </w:r>
+      <w:r>
+        <w:rPr>
+          <w:rFonts w:ascii="Times New Roman" w:eastAsia="Times New Roman" w:hAnsi="Times New Roman" w:cs="Times New Roman"/>
+          <w:kern w:val="0"/>
+          <w:sz w:val="28"/>
+          <w:szCs w:val="28"/>
+          <w14:ligatures w14:val="none"/>
+        </w:rPr>
+        <w:t>Vue</w:t>
+      </w:r>
+      <w:r>
+        <w:rPr>
+          <w:rFonts w:ascii="Times New Roman" w:eastAsia="Times New Roman" w:hAnsi="Times New Roman" w:cs="Times New Roman"/>
+          <w:kern w:val="0"/>
+          <w:sz w:val="28"/>
+          <w:szCs w:val="28"/>
+          <w:lang w:val="ru-RU"/>
+          <w14:ligatures w14:val="none"/>
+        </w:rPr>
+        <w:t>.</w:t>
+      </w:r>
+      <w:proofErr w:type="spellStart"/>
+      <w:r>
+        <w:rPr>
+          <w:rFonts w:ascii="Times New Roman" w:eastAsia="Times New Roman" w:hAnsi="Times New Roman" w:cs="Times New Roman"/>
+          <w:kern w:val="0"/>
+          <w:sz w:val="28"/>
+          <w:szCs w:val="28"/>
+          <w14:ligatures w14:val="none"/>
+        </w:rPr>
+        <w:t>js</w:t>
+      </w:r>
+      <w:proofErr w:type="spellEnd"/>
+      <w:r>
+        <w:rPr>
+          <w:rFonts w:ascii="Times New Roman" w:eastAsia="Times New Roman" w:hAnsi="Times New Roman" w:cs="Times New Roman"/>
+          <w:kern w:val="0"/>
+          <w:sz w:val="28"/>
+          <w:szCs w:val="28"/>
+          <w:lang w:val="ru-RU"/>
+          <w14:ligatures w14:val="none"/>
+        </w:rPr>
+        <w:t xml:space="preserve"> обеспечивает современный и интерактивный интерфейс, </w:t>
       </w:r>
       <w:r>
         <w:rPr>
@@ -5103,6 +6653,7 @@
         </w:rPr>
         <w:t>.</w:t>
       </w:r>
+      <w:proofErr w:type="spellStart"/>
       <w:r>
         <w:rPr>
           <w:rFonts w:ascii="Times New Roman" w:eastAsia="Times New Roman" w:hAnsi="Times New Roman" w:cs="Times New Roman"/>
@@ -5113,37 +6664,61 @@
         </w:rPr>
         <w:t>js</w:t>
       </w:r>
-      <w:r>
-        <w:rPr>
-          <w:rFonts w:ascii="Times New Roman" w:eastAsia="Times New Roman" w:hAnsi="Times New Roman" w:cs="Times New Roman"/>
-          <w:kern w:val="0"/>
-          <w:sz w:val="28"/>
-          <w:szCs w:val="28"/>
-          <w:lang w:val="ru-RU"/>
-          <w14:ligatures w14:val="none"/>
-        </w:rPr>
-        <w:t xml:space="preserve"> позволяет организовать асинхронную обработку запросов, что повышает производительность системы и снижает задержки при работе с большим объемом данных. Российские исследователи отмечают, что применение серверных </w:t>
-      </w:r>
-      <w:r>
-        <w:rPr>
-          <w:rFonts w:ascii="Times New Roman" w:eastAsia="Times New Roman" w:hAnsi="Times New Roman" w:cs="Times New Roman"/>
-          <w:kern w:val="0"/>
-          <w:sz w:val="28"/>
-          <w:szCs w:val="28"/>
-          <w14:ligatures w14:val="none"/>
-        </w:rPr>
-        <w:t>JavaScript</w:t>
-      </w:r>
-      <w:r>
-        <w:rPr>
-          <w:rFonts w:ascii="Times New Roman" w:eastAsia="Times New Roman" w:hAnsi="Times New Roman" w:cs="Times New Roman"/>
-          <w:kern w:val="0"/>
-          <w:sz w:val="28"/>
-          <w:szCs w:val="28"/>
-          <w:lang w:val="ru-RU"/>
-          <w14:ligatures w14:val="none"/>
-        </w:rPr>
-        <w:t xml:space="preserve">-технологий упрощает разработку, ускоряет цикл внедрения и обеспечивает совместимость с современными веб-интерфейсами. Для хранения данных выбрана реляционная база данных </w:t>
+      <w:proofErr w:type="spellEnd"/>
+      <w:r>
+        <w:rPr>
+          <w:rFonts w:ascii="Times New Roman" w:eastAsia="Times New Roman" w:hAnsi="Times New Roman" w:cs="Times New Roman"/>
+          <w:kern w:val="0"/>
+          <w:sz w:val="28"/>
+          <w:szCs w:val="28"/>
+          <w:lang w:val="ru-RU"/>
+          <w14:ligatures w14:val="none"/>
+        </w:rPr>
+        <w:t xml:space="preserve"> и </w:t>
+      </w:r>
+      <w:r>
+        <w:rPr>
+          <w:rFonts w:ascii="Times New Roman" w:eastAsia="Times New Roman" w:hAnsi="Times New Roman" w:cs="Times New Roman"/>
+          <w:kern w:val="0"/>
+          <w:sz w:val="28"/>
+          <w:szCs w:val="28"/>
+          <w14:ligatures w14:val="none"/>
+        </w:rPr>
+        <w:t>Express</w:t>
+      </w:r>
+      <w:r>
+        <w:rPr>
+          <w:rFonts w:ascii="Times New Roman" w:eastAsia="Times New Roman" w:hAnsi="Times New Roman" w:cs="Times New Roman"/>
+          <w:kern w:val="0"/>
+          <w:sz w:val="28"/>
+          <w:szCs w:val="28"/>
+          <w:lang w:val="ru-RU"/>
+          <w14:ligatures w14:val="none"/>
+        </w:rPr>
+        <w:t>.</w:t>
+      </w:r>
+      <w:proofErr w:type="spellStart"/>
+      <w:r>
+        <w:rPr>
+          <w:rFonts w:ascii="Times New Roman" w:eastAsia="Times New Roman" w:hAnsi="Times New Roman" w:cs="Times New Roman"/>
+          <w:kern w:val="0"/>
+          <w:sz w:val="28"/>
+          <w:szCs w:val="28"/>
+          <w14:ligatures w14:val="none"/>
+        </w:rPr>
+        <w:t>js</w:t>
+      </w:r>
+      <w:proofErr w:type="spellEnd"/>
+      <w:r>
+        <w:rPr>
+          <w:rFonts w:ascii="Times New Roman" w:eastAsia="Times New Roman" w:hAnsi="Times New Roman" w:cs="Times New Roman"/>
+          <w:kern w:val="0"/>
+          <w:sz w:val="28"/>
+          <w:szCs w:val="28"/>
+          <w:lang w:val="ru-RU"/>
+          <w14:ligatures w14:val="none"/>
+        </w:rPr>
+        <w:t xml:space="preserve"> реализуют эффективную серверную обработку и управление данными, а </w:t>
       </w:r>
       <w:r>
         <w:rPr>
@@ -5164,413 +6739,7 @@
           <w:lang w:val="ru-RU"/>
           <w14:ligatures w14:val="none"/>
         </w:rPr>
-        <w:t xml:space="preserve">. </w:t>
-      </w:r>
-      <w:r>
-        <w:rPr>
-          <w:rFonts w:ascii="Times New Roman" w:eastAsia="Times New Roman" w:hAnsi="Times New Roman" w:cs="Times New Roman"/>
-          <w:kern w:val="0"/>
-          <w:sz w:val="28"/>
-          <w:szCs w:val="28"/>
-          <w14:ligatures w14:val="none"/>
-        </w:rPr>
-        <w:t>SQLite</w:t>
-      </w:r>
-      <w:r>
-        <w:rPr>
-          <w:rFonts w:ascii="Times New Roman" w:eastAsia="Times New Roman" w:hAnsi="Times New Roman" w:cs="Times New Roman"/>
-          <w:kern w:val="0"/>
-          <w:sz w:val="28"/>
-          <w:szCs w:val="28"/>
-          <w:lang w:val="ru-RU"/>
-          <w14:ligatures w14:val="none"/>
-        </w:rPr>
-        <w:t xml:space="preserve"> обеспечивает надежное хранение структурированных данных, поддерживает транзакции и целостность данных, и не требует отдельного сервера, что упрощает развертывание системы. Это особенно важно для локальных решений, предназначенных для учебных групп, где нет необходимости в сложной инфраструктуре серверного уровня. Применение </w:t>
-      </w:r>
-      <w:r>
-        <w:rPr>
-          <w:rFonts w:ascii="Times New Roman" w:eastAsia="Times New Roman" w:hAnsi="Times New Roman" w:cs="Times New Roman"/>
-          <w:kern w:val="0"/>
-          <w:sz w:val="28"/>
-          <w:szCs w:val="28"/>
-          <w14:ligatures w14:val="none"/>
-        </w:rPr>
-        <w:t>SQLite</w:t>
-      </w:r>
-      <w:r>
-        <w:rPr>
-          <w:rFonts w:ascii="Times New Roman" w:eastAsia="Times New Roman" w:hAnsi="Times New Roman" w:cs="Times New Roman"/>
-          <w:kern w:val="0"/>
-          <w:sz w:val="28"/>
-          <w:szCs w:val="28"/>
-          <w:lang w:val="ru-RU"/>
-          <w14:ligatures w14:val="none"/>
-        </w:rPr>
-        <w:t xml:space="preserve"> позволяет обеспечивать стабильное функционирование системы, минимизировать риски потери данных и облегчить процедуру резервного копирования и восстановления информации. В отечественных методических источниках подчеркивается, что реляционные базы данных остаются основным инструментом хранения и обработки учетной информации, обеспечивая стандартизированный и предсказуемый доступ к данным. Архитектура системы построена по принципу клиент-серверного взаимодействия. Фронтенд (</w:t>
-      </w:r>
-      <w:r>
-        <w:rPr>
-          <w:rFonts w:ascii="Times New Roman" w:eastAsia="Times New Roman" w:hAnsi="Times New Roman" w:cs="Times New Roman"/>
-          <w:kern w:val="0"/>
-          <w:sz w:val="28"/>
-          <w:szCs w:val="28"/>
-          <w14:ligatures w14:val="none"/>
-        </w:rPr>
-        <w:t>Vue</w:t>
-      </w:r>
-      <w:r>
-        <w:rPr>
-          <w:rFonts w:ascii="Times New Roman" w:eastAsia="Times New Roman" w:hAnsi="Times New Roman" w:cs="Times New Roman"/>
-          <w:kern w:val="0"/>
-          <w:sz w:val="28"/>
-          <w:szCs w:val="28"/>
-          <w:lang w:val="ru-RU"/>
-          <w14:ligatures w14:val="none"/>
-        </w:rPr>
-        <w:t>.</w:t>
-      </w:r>
-      <w:r>
-        <w:rPr>
-          <w:rFonts w:ascii="Times New Roman" w:eastAsia="Times New Roman" w:hAnsi="Times New Roman" w:cs="Times New Roman"/>
-          <w:kern w:val="0"/>
-          <w:sz w:val="28"/>
-          <w:szCs w:val="28"/>
-          <w14:ligatures w14:val="none"/>
-        </w:rPr>
-        <w:t>js</w:t>
-      </w:r>
-      <w:r>
-        <w:rPr>
-          <w:rFonts w:ascii="Times New Roman" w:eastAsia="Times New Roman" w:hAnsi="Times New Roman" w:cs="Times New Roman"/>
-          <w:kern w:val="0"/>
-          <w:sz w:val="28"/>
-          <w:szCs w:val="28"/>
-          <w:lang w:val="ru-RU"/>
-          <w14:ligatures w14:val="none"/>
-        </w:rPr>
-        <w:t>) отвечает за визуализацию информации и взаимодействие с пользователем, обрабатывая ввод и отображение данных, а бэкенд (</w:t>
-      </w:r>
-      <w:r>
-        <w:rPr>
-          <w:rFonts w:ascii="Times New Roman" w:eastAsia="Times New Roman" w:hAnsi="Times New Roman" w:cs="Times New Roman"/>
-          <w:kern w:val="0"/>
-          <w:sz w:val="28"/>
-          <w:szCs w:val="28"/>
-          <w14:ligatures w14:val="none"/>
-        </w:rPr>
-        <w:t>Node</w:t>
-      </w:r>
-      <w:r>
-        <w:rPr>
-          <w:rFonts w:ascii="Times New Roman" w:eastAsia="Times New Roman" w:hAnsi="Times New Roman" w:cs="Times New Roman"/>
-          <w:kern w:val="0"/>
-          <w:sz w:val="28"/>
-          <w:szCs w:val="28"/>
-          <w:lang w:val="ru-RU"/>
-          <w14:ligatures w14:val="none"/>
-        </w:rPr>
-        <w:t>.</w:t>
-      </w:r>
-      <w:r>
-        <w:rPr>
-          <w:rFonts w:ascii="Times New Roman" w:eastAsia="Times New Roman" w:hAnsi="Times New Roman" w:cs="Times New Roman"/>
-          <w:kern w:val="0"/>
-          <w:sz w:val="28"/>
-          <w:szCs w:val="28"/>
-          <w14:ligatures w14:val="none"/>
-        </w:rPr>
-        <w:t>js</w:t>
-      </w:r>
-      <w:r>
-        <w:rPr>
-          <w:rFonts w:ascii="Times New Roman" w:eastAsia="Times New Roman" w:hAnsi="Times New Roman" w:cs="Times New Roman"/>
-          <w:kern w:val="0"/>
-          <w:sz w:val="28"/>
-          <w:szCs w:val="28"/>
-          <w:lang w:val="ru-RU"/>
-          <w14:ligatures w14:val="none"/>
-        </w:rPr>
-        <w:t xml:space="preserve"> + </w:t>
-      </w:r>
-      <w:r>
-        <w:rPr>
-          <w:rFonts w:ascii="Times New Roman" w:eastAsia="Times New Roman" w:hAnsi="Times New Roman" w:cs="Times New Roman"/>
-          <w:kern w:val="0"/>
-          <w:sz w:val="28"/>
-          <w:szCs w:val="28"/>
-          <w14:ligatures w14:val="none"/>
-        </w:rPr>
-        <w:t>Express</w:t>
-      </w:r>
-      <w:r>
-        <w:rPr>
-          <w:rFonts w:ascii="Times New Roman" w:eastAsia="Times New Roman" w:hAnsi="Times New Roman" w:cs="Times New Roman"/>
-          <w:kern w:val="0"/>
-          <w:sz w:val="28"/>
-          <w:szCs w:val="28"/>
-          <w:lang w:val="ru-RU"/>
-          <w14:ligatures w14:val="none"/>
-        </w:rPr>
-        <w:t>.</w:t>
-      </w:r>
-      <w:r>
-        <w:rPr>
-          <w:rFonts w:ascii="Times New Roman" w:eastAsia="Times New Roman" w:hAnsi="Times New Roman" w:cs="Times New Roman"/>
-          <w:kern w:val="0"/>
-          <w:sz w:val="28"/>
-          <w:szCs w:val="28"/>
-          <w14:ligatures w14:val="none"/>
-        </w:rPr>
-        <w:t>js</w:t>
-      </w:r>
-      <w:r>
-        <w:rPr>
-          <w:rFonts w:ascii="Times New Roman" w:eastAsia="Times New Roman" w:hAnsi="Times New Roman" w:cs="Times New Roman"/>
-          <w:kern w:val="0"/>
-          <w:sz w:val="28"/>
-          <w:szCs w:val="28"/>
-          <w:lang w:val="ru-RU"/>
-          <w14:ligatures w14:val="none"/>
-        </w:rPr>
-        <w:t xml:space="preserve">) реализует бизнес-логику, управление доступом, обработку запросов и интеграцию с базой данных </w:t>
-      </w:r>
-      <w:r>
-        <w:rPr>
-          <w:rFonts w:ascii="Times New Roman" w:eastAsia="Times New Roman" w:hAnsi="Times New Roman" w:cs="Times New Roman"/>
-          <w:kern w:val="0"/>
-          <w:sz w:val="28"/>
-          <w:szCs w:val="28"/>
-          <w14:ligatures w14:val="none"/>
-        </w:rPr>
-        <w:t>SQLite</w:t>
-      </w:r>
-      <w:r>
-        <w:rPr>
-          <w:rFonts w:ascii="Times New Roman" w:eastAsia="Times New Roman" w:hAnsi="Times New Roman" w:cs="Times New Roman"/>
-          <w:kern w:val="0"/>
-          <w:sz w:val="28"/>
-          <w:szCs w:val="28"/>
-          <w:lang w:val="ru-RU"/>
-          <w14:ligatures w14:val="none"/>
-        </w:rPr>
-        <w:t xml:space="preserve">. Такой подход обеспечивает четкое разделение ответственности, упрощает масштабирование и тестирование системы, а также повышает безопасность обработки данных за счет </w:t>
-      </w:r>
-      <w:r>
-        <w:rPr>
-          <w:rFonts w:ascii="Times New Roman" w:eastAsia="Times New Roman" w:hAnsi="Times New Roman" w:cs="Times New Roman"/>
-          <w:kern w:val="0"/>
-          <w:sz w:val="28"/>
-          <w:szCs w:val="28"/>
-          <w:lang w:val="ru-RU"/>
-          <w14:ligatures w14:val="none"/>
-        </w:rPr>
-        <w:lastRenderedPageBreak/>
-        <w:t>централизованного контроля на серверной стороне</w:t>
-      </w:r>
-      <w:r>
-        <w:rPr>
-          <w:rStyle w:val="afd"/>
-          <w:rFonts w:ascii="Times New Roman" w:eastAsia="Times New Roman" w:hAnsi="Times New Roman" w:cs="Times New Roman"/>
-          <w:kern w:val="0"/>
-          <w:sz w:val="28"/>
-          <w:szCs w:val="28"/>
-          <w:lang w:val="ru-RU"/>
-          <w14:ligatures w14:val="none"/>
-        </w:rPr>
-        <w:footnoteReference w:id="6"/>
-      </w:r>
-      <w:r>
-        <w:rPr>
-          <w:rFonts w:ascii="Times New Roman" w:eastAsia="Times New Roman" w:hAnsi="Times New Roman" w:cs="Times New Roman"/>
-          <w:kern w:val="0"/>
-          <w:sz w:val="28"/>
-          <w:szCs w:val="28"/>
-          <w:lang w:val="ru-RU"/>
-          <w14:ligatures w14:val="none"/>
-        </w:rPr>
-        <w:t>. Выбор клиент-серверной архитектуры также обоснован необходимостью обеспечения многопользовательского доступа и централизованного управления данными. Это позволяет преподавателям и административному персоналу одновременно работать с системой, получать актуальную информацию о состоянии группы, формировать отчеты и проводить анализ успеваемости студентов. Архитектура обеспечивает также возможность расширения системы, добавления новых модулей и интеграции с внешними сервисами, такими как системы электронного обучения и дистанционного контроля знаний. Дополнительно проект учитывает требования к надежности и безопасности. Использование современной архитектуры и выбранных технологий позволяет реализовать разграничение прав доступа, аутентификацию пользователей, защиту данных от несанкционированного изменения и резервное копирование информации.</w:t>
-      </w:r>
-      <w:r>
-        <w:rPr>
-          <w:rStyle w:val="afd"/>
-          <w:rFonts w:ascii="Times New Roman" w:eastAsia="Times New Roman" w:hAnsi="Times New Roman" w:cs="Times New Roman"/>
-          <w:kern w:val="0"/>
-          <w:sz w:val="28"/>
-          <w:szCs w:val="28"/>
-          <w:lang w:val="ru-RU"/>
-          <w14:ligatures w14:val="none"/>
-        </w:rPr>
-        <w:footnoteReference w:id="7"/>
-      </w:r>
-      <w:r>
-        <w:rPr>
-          <w:rFonts w:ascii="Times New Roman" w:eastAsia="Times New Roman" w:hAnsi="Times New Roman" w:cs="Times New Roman"/>
-          <w:kern w:val="0"/>
-          <w:sz w:val="28"/>
-          <w:szCs w:val="28"/>
-          <w:lang w:val="ru-RU"/>
-          <w14:ligatures w14:val="none"/>
-        </w:rPr>
-        <w:t xml:space="preserve"> Это соответствует нормативным требованиям РФ в области обработки персональных данных и образовательной документации. Российские исследования подчеркивают, что соблюдение этих требований является обязательным для обеспечения легитимного и эффективного функционирования информационных систем в образовательной среде. Таким образом, выбранный технологический стек и архитектура системы обеспечивают оптимальное сочетание производительности, надежности, удобства эксплуатации и возможности дальнейшего развития. </w:t>
-      </w:r>
-      <w:r>
-        <w:rPr>
-          <w:rFonts w:ascii="Times New Roman" w:eastAsia="Times New Roman" w:hAnsi="Times New Roman" w:cs="Times New Roman"/>
-          <w:kern w:val="0"/>
-          <w:sz w:val="28"/>
-          <w:szCs w:val="28"/>
-          <w14:ligatures w14:val="none"/>
-        </w:rPr>
-        <w:t>Vue</w:t>
-      </w:r>
-      <w:r>
-        <w:rPr>
-          <w:rFonts w:ascii="Times New Roman" w:eastAsia="Times New Roman" w:hAnsi="Times New Roman" w:cs="Times New Roman"/>
-          <w:kern w:val="0"/>
-          <w:sz w:val="28"/>
-          <w:szCs w:val="28"/>
-          <w:lang w:val="ru-RU"/>
-          <w14:ligatures w14:val="none"/>
-        </w:rPr>
-        <w:t>.</w:t>
-      </w:r>
-      <w:r>
-        <w:rPr>
-          <w:rFonts w:ascii="Times New Roman" w:eastAsia="Times New Roman" w:hAnsi="Times New Roman" w:cs="Times New Roman"/>
-          <w:kern w:val="0"/>
-          <w:sz w:val="28"/>
-          <w:szCs w:val="28"/>
-          <w14:ligatures w14:val="none"/>
-        </w:rPr>
-        <w:t>js</w:t>
-      </w:r>
-      <w:r>
-        <w:rPr>
-          <w:rFonts w:ascii="Times New Roman" w:eastAsia="Times New Roman" w:hAnsi="Times New Roman" w:cs="Times New Roman"/>
-          <w:kern w:val="0"/>
-          <w:sz w:val="28"/>
-          <w:szCs w:val="28"/>
-          <w:lang w:val="ru-RU"/>
-          <w14:ligatures w14:val="none"/>
-        </w:rPr>
-        <w:t xml:space="preserve"> обеспечивает современный и интерактивный интерфейс, </w:t>
-      </w:r>
-      <w:r>
-        <w:rPr>
-          <w:rFonts w:ascii="Times New Roman" w:eastAsia="Times New Roman" w:hAnsi="Times New Roman" w:cs="Times New Roman"/>
-          <w:kern w:val="0"/>
-          <w:sz w:val="28"/>
-          <w:szCs w:val="28"/>
-          <w14:ligatures w14:val="none"/>
-        </w:rPr>
-        <w:t>Node</w:t>
-      </w:r>
-      <w:r>
-        <w:rPr>
-          <w:rFonts w:ascii="Times New Roman" w:eastAsia="Times New Roman" w:hAnsi="Times New Roman" w:cs="Times New Roman"/>
-          <w:kern w:val="0"/>
-          <w:sz w:val="28"/>
-          <w:szCs w:val="28"/>
-          <w:lang w:val="ru-RU"/>
-          <w14:ligatures w14:val="none"/>
-        </w:rPr>
-        <w:t>.</w:t>
-      </w:r>
-      <w:r>
-        <w:rPr>
-          <w:rFonts w:ascii="Times New Roman" w:eastAsia="Times New Roman" w:hAnsi="Times New Roman" w:cs="Times New Roman"/>
-          <w:kern w:val="0"/>
-          <w:sz w:val="28"/>
-          <w:szCs w:val="28"/>
-          <w14:ligatures w14:val="none"/>
-        </w:rPr>
-        <w:t>js</w:t>
-      </w:r>
-      <w:r>
-        <w:rPr>
-          <w:rFonts w:ascii="Times New Roman" w:eastAsia="Times New Roman" w:hAnsi="Times New Roman" w:cs="Times New Roman"/>
-          <w:kern w:val="0"/>
-          <w:sz w:val="28"/>
-          <w:szCs w:val="28"/>
-          <w:lang w:val="ru-RU"/>
-          <w14:ligatures w14:val="none"/>
-        </w:rPr>
-        <w:t xml:space="preserve"> и </w:t>
-      </w:r>
-      <w:r>
-        <w:rPr>
-          <w:rFonts w:ascii="Times New Roman" w:eastAsia="Times New Roman" w:hAnsi="Times New Roman" w:cs="Times New Roman"/>
-          <w:kern w:val="0"/>
-          <w:sz w:val="28"/>
-          <w:szCs w:val="28"/>
-          <w14:ligatures w14:val="none"/>
-        </w:rPr>
-        <w:t>Express</w:t>
-      </w:r>
-      <w:r>
-        <w:rPr>
-          <w:rFonts w:ascii="Times New Roman" w:eastAsia="Times New Roman" w:hAnsi="Times New Roman" w:cs="Times New Roman"/>
-          <w:kern w:val="0"/>
-          <w:sz w:val="28"/>
-          <w:szCs w:val="28"/>
-          <w:lang w:val="ru-RU"/>
-          <w14:ligatures w14:val="none"/>
-        </w:rPr>
-        <w:t>.</w:t>
-      </w:r>
-      <w:r>
-        <w:rPr>
-          <w:rFonts w:ascii="Times New Roman" w:eastAsia="Times New Roman" w:hAnsi="Times New Roman" w:cs="Times New Roman"/>
-          <w:kern w:val="0"/>
-          <w:sz w:val="28"/>
-          <w:szCs w:val="28"/>
-          <w14:ligatures w14:val="none"/>
-        </w:rPr>
-        <w:t>js</w:t>
-      </w:r>
-      <w:r>
-        <w:rPr>
-          <w:rFonts w:ascii="Times New Roman" w:eastAsia="Times New Roman" w:hAnsi="Times New Roman" w:cs="Times New Roman"/>
-          <w:kern w:val="0"/>
-          <w:sz w:val="28"/>
-          <w:szCs w:val="28"/>
-          <w:lang w:val="ru-RU"/>
-          <w14:ligatures w14:val="none"/>
-        </w:rPr>
-        <w:t xml:space="preserve"> реализуют эффективную серверную обработку и управление данными, а </w:t>
-      </w:r>
-      <w:r>
-        <w:rPr>
-          <w:rFonts w:ascii="Times New Roman" w:eastAsia="Times New Roman" w:hAnsi="Times New Roman" w:cs="Times New Roman"/>
-          <w:kern w:val="0"/>
-          <w:sz w:val="28"/>
-          <w:szCs w:val="28"/>
-          <w14:ligatures w14:val="none"/>
-        </w:rPr>
-        <w:t>SQLite</w:t>
-      </w:r>
-      <w:r>
-        <w:rPr>
-          <w:rFonts w:ascii="Times New Roman" w:eastAsia="Times New Roman" w:hAnsi="Times New Roman" w:cs="Times New Roman"/>
-          <w:kern w:val="0"/>
-          <w:sz w:val="28"/>
-          <w:szCs w:val="28"/>
-          <w:lang w:val="ru-RU"/>
-          <w14:ligatures w14:val="none"/>
-        </w:rPr>
-        <w:t xml:space="preserve"> гарантирует надежное хранение информации с </w:t>
-      </w:r>
-      <w:r>
-        <w:rPr>
-          <w:rFonts w:ascii="Times New Roman" w:eastAsia="Times New Roman" w:hAnsi="Times New Roman" w:cs="Times New Roman"/>
-          <w:kern w:val="0"/>
-          <w:sz w:val="28"/>
-          <w:szCs w:val="28"/>
-          <w:lang w:val="ru-RU"/>
-          <w14:ligatures w14:val="none"/>
-        </w:rPr>
-        <w:lastRenderedPageBreak/>
-        <w:t>минимальными административными затратами</w:t>
+        <w:t xml:space="preserve"> гарантирует надежное хранение информации с минимальными административными затратами</w:t>
       </w:r>
       <w:r>
         <w:rPr>
@@ -6127,6 +7296,7 @@
         </w:rPr>
         <w:t>.</w:t>
       </w:r>
+      <w:proofErr w:type="spellStart"/>
       <w:r>
         <w:rPr>
           <w:rFonts w:ascii="Times New Roman" w:eastAsia="Times New Roman" w:hAnsi="Times New Roman" w:cs="Times New Roman"/>
@@ -6137,6 +7307,7 @@
         </w:rPr>
         <w:t>js</w:t>
       </w:r>
+      <w:proofErr w:type="spellEnd"/>
       <w:r>
         <w:rPr>
           <w:rFonts w:ascii="Times New Roman" w:eastAsia="Times New Roman" w:hAnsi="Times New Roman" w:cs="Times New Roman"/>
@@ -6169,6 +7340,7 @@
         </w:rPr>
         <w:t>.</w:t>
       </w:r>
+      <w:proofErr w:type="spellStart"/>
       <w:r>
         <w:rPr>
           <w:rFonts w:ascii="Times New Roman" w:eastAsia="Times New Roman" w:hAnsi="Times New Roman" w:cs="Times New Roman"/>
@@ -6179,6 +7351,7 @@
         </w:rPr>
         <w:t>js</w:t>
       </w:r>
+      <w:proofErr w:type="spellEnd"/>
       <w:r>
         <w:rPr>
           <w:rFonts w:ascii="Times New Roman" w:eastAsia="Times New Roman" w:hAnsi="Times New Roman" w:cs="Times New Roman"/>
@@ -6336,16 +7509,29 @@
           <w14:ligatures w14:val="none"/>
         </w:rPr>
       </w:pPr>
-      <w:r>
-        <w:rPr>
-          <w:rFonts w:ascii="Times New Roman" w:eastAsia="Times New Roman" w:hAnsi="Times New Roman" w:cs="Times New Roman"/>
-          <w:kern w:val="0"/>
-          <w:sz w:val="28"/>
-          <w:szCs w:val="28"/>
-          <w:lang w:val="ru-RU"/>
-          <w14:ligatures w14:val="none"/>
-        </w:rPr>
-        <w:t>Фронтенд-часть информационной системы реализована на базе фреймворка Vue.js и представляет собой интерактивное веб-приложение с модульной компонентной архитектурой. Интерфейс системы разделен на несколько ключевых страниц, каждая из которых решает определенные задачи в рамках учета студентов группы. Все страницы адаптированы для работы на различных устройствах и обеспечивают интуитивно понятное взаимодействие с данными через современный и минималистичный дизайн.</w:t>
+      <w:proofErr w:type="spellStart"/>
+      <w:r>
+        <w:rPr>
+          <w:rFonts w:ascii="Times New Roman" w:eastAsia="Times New Roman" w:hAnsi="Times New Roman" w:cs="Times New Roman"/>
+          <w:kern w:val="0"/>
+          <w:sz w:val="28"/>
+          <w:szCs w:val="28"/>
+          <w:lang w:val="ru-RU"/>
+          <w14:ligatures w14:val="none"/>
+        </w:rPr>
+        <w:t>Фронтенд</w:t>
+      </w:r>
+      <w:proofErr w:type="spellEnd"/>
+      <w:r>
+        <w:rPr>
+          <w:rFonts w:ascii="Times New Roman" w:eastAsia="Times New Roman" w:hAnsi="Times New Roman" w:cs="Times New Roman"/>
+          <w:kern w:val="0"/>
+          <w:sz w:val="28"/>
+          <w:szCs w:val="28"/>
+          <w:lang w:val="ru-RU"/>
+          <w14:ligatures w14:val="none"/>
+        </w:rPr>
+        <w:t>-часть информационной системы реализована на базе фреймворка Vue.js и представляет собой интерактивное веб-приложение с модульной компонентной архитектурой. Интерфейс системы разделен на несколько ключевых страниц, каждая из которых решает определенные задачи в рамках учета студентов группы. Все страницы адаптированы для работы на различных устройствах и обеспечивают интуитивно понятное взаимодействие с данными через современный и минималистичный дизайн.</w:t>
       </w:r>
       <w:r>
         <w:rPr>
@@ -6529,6 +7715,7 @@
         </w:rPr>
         <w:t>«</w:t>
       </w:r>
+      <w:proofErr w:type="spellStart"/>
       <w:r>
         <w:rPr>
           <w:rFonts w:ascii="Times New Roman" w:eastAsia="Times New Roman" w:hAnsi="Times New Roman" w:cs="Times New Roman"/>
@@ -6540,6 +7727,7 @@
         </w:rPr>
         <w:t>Дэшборд</w:t>
       </w:r>
+      <w:proofErr w:type="spellEnd"/>
       <w:r>
         <w:rPr>
           <w:rFonts w:ascii="Times New Roman" w:eastAsia="Times New Roman" w:hAnsi="Times New Roman" w:cs="Times New Roman"/>
@@ -6670,7 +7858,31 @@
           <w:lang w:val="ru-RU"/>
           <w14:ligatures w14:val="none"/>
         </w:rPr>
-        <w:t>. Страница «Дэшборд».</w:t>
+        <w:t>. Страница «</w:t>
+      </w:r>
+      <w:proofErr w:type="spellStart"/>
+      <w:r>
+        <w:rPr>
+          <w:rFonts w:ascii="Times New Roman" w:eastAsia="Times New Roman" w:hAnsi="Times New Roman" w:cs="Times New Roman"/>
+          <w:kern w:val="0"/>
+          <w:sz w:val="28"/>
+          <w:szCs w:val="28"/>
+          <w:lang w:val="ru-RU"/>
+          <w14:ligatures w14:val="none"/>
+        </w:rPr>
+        <w:t>Дэшборд</w:t>
+      </w:r>
+      <w:proofErr w:type="spellEnd"/>
+      <w:r>
+        <w:rPr>
+          <w:rFonts w:ascii="Times New Roman" w:eastAsia="Times New Roman" w:hAnsi="Times New Roman" w:cs="Times New Roman"/>
+          <w:kern w:val="0"/>
+          <w:sz w:val="28"/>
+          <w:szCs w:val="28"/>
+          <w:lang w:val="ru-RU"/>
+          <w14:ligatures w14:val="none"/>
+        </w:rPr>
+        <w:t>».</w:t>
       </w:r>
     </w:p>
     <w:p>
@@ -7028,7 +8240,31 @@
           <w:lang w:val="ru-RU"/>
           <w14:ligatures w14:val="none"/>
         </w:rPr>
-        <w:t>Страница "Группы" позволяет управлять структурой учебных подразделений. Администратор может создавать новые группы, редактировать существующие, назначать кураторов и прикреплять студентов. Для каждой группы отображается список студентов, текущее расписание, средний балл. Реализована возможность импорта списка студентов из CSV-файла. Интерфейс включает древовидное отображение структуры и drag-and-drop для перемещения студентов между группами.</w:t>
+        <w:t xml:space="preserve">Страница "Группы" позволяет управлять структурой учебных подразделений. Администратор может создавать новые группы, редактировать существующие, назначать кураторов и прикреплять студентов. Для каждой группы отображается список студентов, текущее расписание, средний балл. Реализована возможность импорта списка студентов из CSV-файла. Интерфейс включает древовидное отображение структуры и </w:t>
+      </w:r>
+      <w:proofErr w:type="spellStart"/>
+      <w:r>
+        <w:rPr>
+          <w:rFonts w:ascii="Times New Roman" w:eastAsia="Times New Roman" w:hAnsi="Times New Roman" w:cs="Times New Roman"/>
+          <w:kern w:val="0"/>
+          <w:sz w:val="28"/>
+          <w:szCs w:val="28"/>
+          <w:lang w:val="ru-RU"/>
+          <w14:ligatures w14:val="none"/>
+        </w:rPr>
+        <w:t>drag-and-drop</w:t>
+      </w:r>
+      <w:proofErr w:type="spellEnd"/>
+      <w:r>
+        <w:rPr>
+          <w:rFonts w:ascii="Times New Roman" w:eastAsia="Times New Roman" w:hAnsi="Times New Roman" w:cs="Times New Roman"/>
+          <w:kern w:val="0"/>
+          <w:sz w:val="28"/>
+          <w:szCs w:val="28"/>
+          <w:lang w:val="ru-RU"/>
+          <w14:ligatures w14:val="none"/>
+        </w:rPr>
+        <w:t xml:space="preserve"> для перемещения студентов между группами.</w:t>
       </w:r>
     </w:p>
     <w:p>
@@ -7388,7 +8624,31 @@
           <w:lang w:val="ru-RU"/>
           <w14:ligatures w14:val="none"/>
         </w:rPr>
-        <w:t>Таким образом, реализация и тестирование ключевых компонентов информационной системы учета студентов группы обеспечивают создание надежного, масштабируемого и безопасного программного продукта. Поэтапная реализация, строгие стандарты взаимодействия компонентов, модульная структура, современные технологии фронтенда и бэкенда, а также многоуровневое тестирование гарантируют, что система эффективно поддерживает процессы учета, анализа и управления учебной группы, соответствует нормативным требованиям Российской Федерации и удовлетворяет потребности пользователей.</w:t>
+        <w:t xml:space="preserve">Таким образом, реализация и тестирование ключевых компонентов информационной системы учета студентов группы обеспечивают создание надежного, масштабируемого и безопасного программного продукта. Поэтапная реализация, строгие стандарты взаимодействия компонентов, модульная структура, современные технологии </w:t>
+      </w:r>
+      <w:proofErr w:type="spellStart"/>
+      <w:r>
+        <w:rPr>
+          <w:rFonts w:ascii="Times New Roman" w:eastAsia="Times New Roman" w:hAnsi="Times New Roman" w:cs="Times New Roman"/>
+          <w:kern w:val="0"/>
+          <w:sz w:val="28"/>
+          <w:szCs w:val="28"/>
+          <w:lang w:val="ru-RU"/>
+          <w14:ligatures w14:val="none"/>
+        </w:rPr>
+        <w:t>фронтенда</w:t>
+      </w:r>
+      <w:proofErr w:type="spellEnd"/>
+      <w:r>
+        <w:rPr>
+          <w:rFonts w:ascii="Times New Roman" w:eastAsia="Times New Roman" w:hAnsi="Times New Roman" w:cs="Times New Roman"/>
+          <w:kern w:val="0"/>
+          <w:sz w:val="28"/>
+          <w:szCs w:val="28"/>
+          <w:lang w:val="ru-RU"/>
+          <w14:ligatures w14:val="none"/>
+        </w:rPr>
+        <w:t xml:space="preserve"> и бэкенда, а также многоуровневое тестирование гарантируют, что система эффективно поддерживает процессы учета, анализа и управления учебной группы, соответствует нормативным требованиям Российской Федерации и удовлетворяет потребности пользователей.</w:t>
       </w:r>
     </w:p>
     <w:p>
@@ -7765,16 +9025,29 @@
           <w14:ligatures w14:val="none"/>
         </w:rPr>
       </w:pPr>
-      <w:r>
-        <w:rPr>
-          <w:rFonts w:ascii="Times New Roman" w:eastAsia="Times New Roman" w:hAnsi="Times New Roman" w:cs="Times New Roman"/>
-          <w:kern w:val="0"/>
-          <w:sz w:val="28"/>
-          <w:szCs w:val="28"/>
-          <w:lang w:val="ru-RU"/>
-          <w14:ligatures w14:val="none"/>
-        </w:rPr>
-        <w:t xml:space="preserve">Соммервилл И. Инженерия программного обеспечения. – </w:t>
+      <w:proofErr w:type="spellStart"/>
+      <w:r>
+        <w:rPr>
+          <w:rFonts w:ascii="Times New Roman" w:eastAsia="Times New Roman" w:hAnsi="Times New Roman" w:cs="Times New Roman"/>
+          <w:kern w:val="0"/>
+          <w:sz w:val="28"/>
+          <w:szCs w:val="28"/>
+          <w:lang w:val="ru-RU"/>
+          <w14:ligatures w14:val="none"/>
+        </w:rPr>
+        <w:t>Соммервилл</w:t>
+      </w:r>
+      <w:proofErr w:type="spellEnd"/>
+      <w:r>
+        <w:rPr>
+          <w:rFonts w:ascii="Times New Roman" w:eastAsia="Times New Roman" w:hAnsi="Times New Roman" w:cs="Times New Roman"/>
+          <w:kern w:val="0"/>
+          <w:sz w:val="28"/>
+          <w:szCs w:val="28"/>
+          <w:lang w:val="ru-RU"/>
+          <w14:ligatures w14:val="none"/>
+        </w:rPr>
+        <w:t xml:space="preserve"> И. Инженерия программного обеспечения. – </w:t>
       </w:r>
       <w:proofErr w:type="gramStart"/>
       <w:r>
@@ -7798,7 +9071,40 @@
           <w:lang w:val="ru-RU"/>
           <w14:ligatures w14:val="none"/>
         </w:rPr>
-        <w:t xml:space="preserve"> Вильямс, 2020. – 640 с.</w:t>
+        <w:t xml:space="preserve"> Вильямс, 2020. –</w:t>
+      </w:r>
+      <w:r>
+        <w:rPr>
+          <w:rFonts w:ascii="Times New Roman" w:eastAsia="Times New Roman" w:hAnsi="Times New Roman" w:cs="Times New Roman"/>
+          <w:kern w:val="0"/>
+          <w:sz w:val="28"/>
+          <w:szCs w:val="28"/>
+          <w:lang w:val="ru-RU"/>
+          <w14:ligatures w14:val="none"/>
+        </w:rPr>
+        <w:t xml:space="preserve"> </w:t>
+      </w:r>
+      <w:r>
+        <w:rPr>
+          <w:rFonts w:ascii="Times New Roman" w:eastAsia="Times New Roman" w:hAnsi="Times New Roman" w:cs="Times New Roman"/>
+          <w:kern w:val="0"/>
+          <w:sz w:val="28"/>
+          <w:szCs w:val="28"/>
+          <w:lang w:val="ru-RU"/>
+          <w14:ligatures w14:val="none"/>
+        </w:rPr>
+        <w:t>с.</w:t>
+      </w:r>
+      <w:r>
+        <w:rPr>
+          <w:rFonts w:ascii="Times New Roman" w:eastAsia="Times New Roman" w:hAnsi="Times New Roman" w:cs="Times New Roman"/>
+          <w:kern w:val="0"/>
+          <w:sz w:val="28"/>
+          <w:szCs w:val="28"/>
+          <w:lang w:val="ru-RU"/>
+          <w14:ligatures w14:val="none"/>
+        </w:rPr>
+        <w:t xml:space="preserve"> 159</w:t>
       </w:r>
     </w:p>
     <w:p>
@@ -7830,7 +9136,31 @@
           <w:lang w:val="ru-RU"/>
           <w14:ligatures w14:val="none"/>
         </w:rPr>
-        <w:t>Таненбаум Э., Вудхалл А. Современные операционные системы. – СПб</w:t>
+        <w:t xml:space="preserve">Таненбаум Э., </w:t>
+      </w:r>
+      <w:proofErr w:type="spellStart"/>
+      <w:r>
+        <w:rPr>
+          <w:rFonts w:ascii="Times New Roman" w:eastAsia="Times New Roman" w:hAnsi="Times New Roman" w:cs="Times New Roman"/>
+          <w:kern w:val="0"/>
+          <w:sz w:val="28"/>
+          <w:szCs w:val="28"/>
+          <w:lang w:val="ru-RU"/>
+          <w14:ligatures w14:val="none"/>
+        </w:rPr>
+        <w:t>Вудхалл</w:t>
+      </w:r>
+      <w:proofErr w:type="spellEnd"/>
+      <w:r>
+        <w:rPr>
+          <w:rFonts w:ascii="Times New Roman" w:eastAsia="Times New Roman" w:hAnsi="Times New Roman" w:cs="Times New Roman"/>
+          <w:kern w:val="0"/>
+          <w:sz w:val="28"/>
+          <w:szCs w:val="28"/>
+          <w:lang w:val="ru-RU"/>
+          <w14:ligatures w14:val="none"/>
+        </w:rPr>
+        <w:t xml:space="preserve"> А. Современные операционные системы. – СПб</w:t>
       </w:r>
       <w:proofErr w:type="gramStart"/>
       <w:r>
@@ -7854,7 +9184,40 @@
           <w:lang w:val="ru-RU"/>
           <w14:ligatures w14:val="none"/>
         </w:rPr>
-        <w:t xml:space="preserve"> Питер, 2021. – 1120 с.</w:t>
+        <w:t xml:space="preserve"> Питер, 2021. –</w:t>
+      </w:r>
+      <w:r>
+        <w:rPr>
+          <w:rFonts w:ascii="Times New Roman" w:eastAsia="Times New Roman" w:hAnsi="Times New Roman" w:cs="Times New Roman"/>
+          <w:kern w:val="0"/>
+          <w:sz w:val="28"/>
+          <w:szCs w:val="28"/>
+          <w:lang w:val="ru-RU"/>
+          <w14:ligatures w14:val="none"/>
+        </w:rPr>
+        <w:t xml:space="preserve"> </w:t>
+      </w:r>
+      <w:r>
+        <w:rPr>
+          <w:rFonts w:ascii="Times New Roman" w:eastAsia="Times New Roman" w:hAnsi="Times New Roman" w:cs="Times New Roman"/>
+          <w:kern w:val="0"/>
+          <w:sz w:val="28"/>
+          <w:szCs w:val="28"/>
+          <w:lang w:val="ru-RU"/>
+          <w14:ligatures w14:val="none"/>
+        </w:rPr>
+        <w:t>с.</w:t>
+      </w:r>
+      <w:r>
+        <w:rPr>
+          <w:rFonts w:ascii="Times New Roman" w:eastAsia="Times New Roman" w:hAnsi="Times New Roman" w:cs="Times New Roman"/>
+          <w:kern w:val="0"/>
+          <w:sz w:val="28"/>
+          <w:szCs w:val="28"/>
+          <w:lang w:val="ru-RU"/>
+          <w14:ligatures w14:val="none"/>
+        </w:rPr>
+        <w:t xml:space="preserve"> 612</w:t>
       </w:r>
     </w:p>
     <w:p>
@@ -7877,16 +9240,29 @@
           <w14:ligatures w14:val="none"/>
         </w:rPr>
       </w:pPr>
-      <w:r>
-        <w:rPr>
-          <w:rFonts w:ascii="Times New Roman" w:eastAsia="Times New Roman" w:hAnsi="Times New Roman" w:cs="Times New Roman"/>
-          <w:kern w:val="0"/>
-          <w:sz w:val="28"/>
-          <w:szCs w:val="28"/>
-          <w:lang w:val="ru-RU"/>
-          <w14:ligatures w14:val="none"/>
-        </w:rPr>
-        <w:t xml:space="preserve">Фаулер М. Архитектура корпоративных программных приложений. – </w:t>
+      <w:proofErr w:type="spellStart"/>
+      <w:r>
+        <w:rPr>
+          <w:rFonts w:ascii="Times New Roman" w:eastAsia="Times New Roman" w:hAnsi="Times New Roman" w:cs="Times New Roman"/>
+          <w:kern w:val="0"/>
+          <w:sz w:val="28"/>
+          <w:szCs w:val="28"/>
+          <w:lang w:val="ru-RU"/>
+          <w14:ligatures w14:val="none"/>
+        </w:rPr>
+        <w:t>Фаулер</w:t>
+      </w:r>
+      <w:proofErr w:type="spellEnd"/>
+      <w:r>
+        <w:rPr>
+          <w:rFonts w:ascii="Times New Roman" w:eastAsia="Times New Roman" w:hAnsi="Times New Roman" w:cs="Times New Roman"/>
+          <w:kern w:val="0"/>
+          <w:sz w:val="28"/>
+          <w:szCs w:val="28"/>
+          <w:lang w:val="ru-RU"/>
+          <w14:ligatures w14:val="none"/>
+        </w:rPr>
+        <w:t xml:space="preserve"> М. Архитектура корпоративных программных приложений. – </w:t>
       </w:r>
       <w:proofErr w:type="gramStart"/>
       <w:r>
@@ -7910,7 +9286,29 @@
           <w:lang w:val="ru-RU"/>
           <w14:ligatures w14:val="none"/>
         </w:rPr>
-        <w:t xml:space="preserve"> Диалектика, 2020. – 544 с.</w:t>
+        <w:t xml:space="preserve"> Диалектика, 2020. – </w:t>
+      </w:r>
+      <w:r>
+        <w:rPr>
+          <w:rFonts w:ascii="Times New Roman" w:eastAsia="Times New Roman" w:hAnsi="Times New Roman" w:cs="Times New Roman"/>
+          <w:kern w:val="0"/>
+          <w:sz w:val="28"/>
+          <w:szCs w:val="28"/>
+          <w:lang w:val="ru-RU"/>
+          <w14:ligatures w14:val="none"/>
+        </w:rPr>
+        <w:t>с. 23</w:t>
+      </w:r>
+      <w:r>
+        <w:rPr>
+          <w:rFonts w:ascii="Times New Roman" w:eastAsia="Times New Roman" w:hAnsi="Times New Roman" w:cs="Times New Roman"/>
+          <w:kern w:val="0"/>
+          <w:sz w:val="28"/>
+          <w:szCs w:val="28"/>
+          <w:lang w:val="ru-RU"/>
+          <w14:ligatures w14:val="none"/>
+        </w:rPr>
+        <w:t>4</w:t>
       </w:r>
     </w:p>
     <w:p>
@@ -7940,7 +9338,51 @@
           <w:szCs w:val="28"/>
           <w14:ligatures w14:val="none"/>
         </w:rPr>
-        <w:t>ISO/IEC 25010:2021. Systems and software engineering – Systems and software Quality Requirements and Evalutaion (SQuaRE).</w:t>
+        <w:t xml:space="preserve">ISO/IEC 25010:2021. Systems and software engineering – Systems and software Quality Requirements and </w:t>
+      </w:r>
+      <w:proofErr w:type="spellStart"/>
+      <w:r>
+        <w:rPr>
+          <w:rFonts w:ascii="Times New Roman" w:eastAsia="Times New Roman" w:hAnsi="Times New Roman" w:cs="Times New Roman"/>
+          <w:kern w:val="0"/>
+          <w:sz w:val="28"/>
+          <w:szCs w:val="28"/>
+          <w14:ligatures w14:val="none"/>
+        </w:rPr>
+        <w:t>Evalutaion</w:t>
+      </w:r>
+      <w:proofErr w:type="spellEnd"/>
+      <w:r>
+        <w:rPr>
+          <w:rFonts w:ascii="Times New Roman" w:eastAsia="Times New Roman" w:hAnsi="Times New Roman" w:cs="Times New Roman"/>
+          <w:kern w:val="0"/>
+          <w:sz w:val="28"/>
+          <w:szCs w:val="28"/>
+          <w14:ligatures w14:val="none"/>
+        </w:rPr>
+        <w:t xml:space="preserve"> (</w:t>
+      </w:r>
+      <w:proofErr w:type="spellStart"/>
+      <w:r>
+        <w:rPr>
+          <w:rFonts w:ascii="Times New Roman" w:eastAsia="Times New Roman" w:hAnsi="Times New Roman" w:cs="Times New Roman"/>
+          <w:kern w:val="0"/>
+          <w:sz w:val="28"/>
+          <w:szCs w:val="28"/>
+          <w14:ligatures w14:val="none"/>
+        </w:rPr>
+        <w:t>SQuaRE</w:t>
+      </w:r>
+      <w:proofErr w:type="spellEnd"/>
+      <w:r>
+        <w:rPr>
+          <w:rFonts w:ascii="Times New Roman" w:eastAsia="Times New Roman" w:hAnsi="Times New Roman" w:cs="Times New Roman"/>
+          <w:kern w:val="0"/>
+          <w:sz w:val="28"/>
+          <w:szCs w:val="28"/>
+          <w14:ligatures w14:val="none"/>
+        </w:rPr>
+        <w:t>).</w:t>
       </w:r>
     </w:p>
     <w:p>
@@ -8007,7 +9449,40 @@
           <w:lang w:val="ru-RU"/>
           <w14:ligatures w14:val="none"/>
         </w:rPr>
-        <w:t xml:space="preserve"> Интернет-Университет Информационных Технологий, 2022. – 488 с.</w:t>
+        <w:t xml:space="preserve"> Интернет-Университет Информационных Технологий, 2022. – </w:t>
+      </w:r>
+      <w:r>
+        <w:rPr>
+          <w:rFonts w:ascii="Times New Roman" w:eastAsia="Times New Roman" w:hAnsi="Times New Roman" w:cs="Times New Roman"/>
+          <w:kern w:val="0"/>
+          <w:sz w:val="28"/>
+          <w:szCs w:val="28"/>
+          <w:lang w:val="ru-RU"/>
+          <w14:ligatures w14:val="none"/>
+        </w:rPr>
+        <w:t xml:space="preserve">с. </w:t>
+      </w:r>
+      <w:r>
+        <w:rPr>
+          <w:rFonts w:ascii="Times New Roman" w:eastAsia="Times New Roman" w:hAnsi="Times New Roman" w:cs="Times New Roman"/>
+          <w:kern w:val="0"/>
+          <w:sz w:val="28"/>
+          <w:szCs w:val="28"/>
+          <w:lang w:val="ru-RU"/>
+          <w14:ligatures w14:val="none"/>
+        </w:rPr>
+        <w:t>4</w:t>
+      </w:r>
+      <w:r>
+        <w:rPr>
+          <w:rFonts w:ascii="Times New Roman" w:eastAsia="Times New Roman" w:hAnsi="Times New Roman" w:cs="Times New Roman"/>
+          <w:kern w:val="0"/>
+          <w:sz w:val="28"/>
+          <w:szCs w:val="28"/>
+          <w:lang w:val="ru-RU"/>
+          <w14:ligatures w14:val="none"/>
+        </w:rPr>
+        <w:t>09</w:t>
       </w:r>
     </w:p>
     <w:p>
@@ -8063,7 +9538,29 @@
           <w:lang w:val="ru-RU"/>
           <w14:ligatures w14:val="none"/>
         </w:rPr>
-        <w:t xml:space="preserve"> Питер, 2021. – 352 с.</w:t>
+        <w:t xml:space="preserve"> Питер, 2021. – </w:t>
+      </w:r>
+      <w:r>
+        <w:rPr>
+          <w:rFonts w:ascii="Times New Roman" w:eastAsia="Times New Roman" w:hAnsi="Times New Roman" w:cs="Times New Roman"/>
+          <w:kern w:val="0"/>
+          <w:sz w:val="28"/>
+          <w:szCs w:val="28"/>
+          <w:lang w:val="ru-RU"/>
+          <w14:ligatures w14:val="none"/>
+        </w:rPr>
+        <w:t>с. 1</w:t>
+      </w:r>
+      <w:r>
+        <w:rPr>
+          <w:rFonts w:ascii="Times New Roman" w:eastAsia="Times New Roman" w:hAnsi="Times New Roman" w:cs="Times New Roman"/>
+          <w:kern w:val="0"/>
+          <w:sz w:val="28"/>
+          <w:szCs w:val="28"/>
+          <w:lang w:val="ru-RU"/>
+          <w14:ligatures w14:val="none"/>
+        </w:rPr>
+        <w:t>52</w:t>
       </w:r>
     </w:p>
     <w:p>
@@ -8095,7 +9592,55 @@
           <w:lang w:val="ru-RU"/>
           <w14:ligatures w14:val="none"/>
         </w:rPr>
-        <w:t xml:space="preserve">Гамма Э., Хелм Р., Джонсон Р., Влиссидес Дж. Приемы объектно-ориентированного проектирования. – </w:t>
+        <w:t xml:space="preserve">Гамма Э., </w:t>
+      </w:r>
+      <w:proofErr w:type="spellStart"/>
+      <w:r>
+        <w:rPr>
+          <w:rFonts w:ascii="Times New Roman" w:eastAsia="Times New Roman" w:hAnsi="Times New Roman" w:cs="Times New Roman"/>
+          <w:kern w:val="0"/>
+          <w:sz w:val="28"/>
+          <w:szCs w:val="28"/>
+          <w:lang w:val="ru-RU"/>
+          <w14:ligatures w14:val="none"/>
+        </w:rPr>
+        <w:t>Хелм</w:t>
+      </w:r>
+      <w:proofErr w:type="spellEnd"/>
+      <w:r>
+        <w:rPr>
+          <w:rFonts w:ascii="Times New Roman" w:eastAsia="Times New Roman" w:hAnsi="Times New Roman" w:cs="Times New Roman"/>
+          <w:kern w:val="0"/>
+          <w:sz w:val="28"/>
+          <w:szCs w:val="28"/>
+          <w:lang w:val="ru-RU"/>
+          <w14:ligatures w14:val="none"/>
+        </w:rPr>
+        <w:t xml:space="preserve"> Р., Джонсон Р., </w:t>
+      </w:r>
+      <w:proofErr w:type="spellStart"/>
+      <w:r>
+        <w:rPr>
+          <w:rFonts w:ascii="Times New Roman" w:eastAsia="Times New Roman" w:hAnsi="Times New Roman" w:cs="Times New Roman"/>
+          <w:kern w:val="0"/>
+          <w:sz w:val="28"/>
+          <w:szCs w:val="28"/>
+          <w:lang w:val="ru-RU"/>
+          <w14:ligatures w14:val="none"/>
+        </w:rPr>
+        <w:t>Влиссидес</w:t>
+      </w:r>
+      <w:proofErr w:type="spellEnd"/>
+      <w:r>
+        <w:rPr>
+          <w:rFonts w:ascii="Times New Roman" w:eastAsia="Times New Roman" w:hAnsi="Times New Roman" w:cs="Times New Roman"/>
+          <w:kern w:val="0"/>
+          <w:sz w:val="28"/>
+          <w:szCs w:val="28"/>
+          <w:lang w:val="ru-RU"/>
+          <w14:ligatures w14:val="none"/>
+        </w:rPr>
+        <w:t xml:space="preserve"> Дж. Приемы объектно-ориентированного проектирования. – </w:t>
       </w:r>
       <w:proofErr w:type="gramStart"/>
       <w:r>
@@ -8119,7 +9664,35 @@
           <w:lang w:val="ru-RU"/>
           <w14:ligatures w14:val="none"/>
         </w:rPr>
-        <w:t xml:space="preserve"> Диалектика, 2020. – 368 с.</w:t>
+        <w:t xml:space="preserve"> Диалектика, 2020. –</w:t>
+      </w:r>
+      <w:r>
+        <w:rPr>
+          <w:lang w:val="ru-RU"/>
+        </w:rPr>
+        <w:t xml:space="preserve"> </w:t>
+      </w:r>
+      <w:r>
+        <w:rPr>
+          <w:rFonts w:ascii="Times New Roman" w:eastAsia="Times New Roman" w:hAnsi="Times New Roman" w:cs="Times New Roman"/>
+          <w:kern w:val="0"/>
+          <w:sz w:val="28"/>
+          <w:szCs w:val="28"/>
+          <w:lang w:val="ru-RU"/>
+          <w14:ligatures w14:val="none"/>
+        </w:rPr>
+        <w:t>с.</w:t>
+      </w:r>
+      <w:r>
+        <w:rPr>
+          <w:rFonts w:ascii="Times New Roman" w:eastAsia="Times New Roman" w:hAnsi="Times New Roman" w:cs="Times New Roman"/>
+          <w:kern w:val="0"/>
+          <w:sz w:val="28"/>
+          <w:szCs w:val="28"/>
+          <w:lang w:val="ru-RU"/>
+          <w14:ligatures w14:val="none"/>
+        </w:rPr>
+        <w:t xml:space="preserve"> 368</w:t>
       </w:r>
     </w:p>
     <w:p>
@@ -8402,6 +9975,7 @@
           </w:rPr>
           <w:t>.</w:t>
         </w:r>
+        <w:proofErr w:type="spellStart"/>
         <w:r>
           <w:rPr>
             <w:rStyle w:val="af4"/>
@@ -8413,6 +9987,7 @@
           </w:rPr>
           <w:t>ru</w:t>
         </w:r>
+        <w:proofErr w:type="spellEnd"/>
         <w:r>
           <w:rPr>
             <w:rStyle w:val="af4"/>
@@ -8512,6 +10087,7 @@
         </w:rPr>
         <w:t>.</w:t>
       </w:r>
+      <w:proofErr w:type="spellStart"/>
       <w:r>
         <w:rPr>
           <w:rFonts w:ascii="Times New Roman" w:eastAsia="Times New Roman" w:hAnsi="Times New Roman" w:cs="Times New Roman"/>
@@ -8522,6 +10098,7 @@
         </w:rPr>
         <w:t>js</w:t>
       </w:r>
+      <w:proofErr w:type="spellEnd"/>
       <w:r>
         <w:rPr>
           <w:rFonts w:ascii="Times New Roman" w:eastAsia="Times New Roman" w:hAnsi="Times New Roman" w:cs="Times New Roman"/>
@@ -8666,6 +10243,7 @@
           </w:rPr>
           <w:t>://</w:t>
         </w:r>
+        <w:proofErr w:type="spellStart"/>
         <w:r>
           <w:rPr>
             <w:rStyle w:val="af4"/>
@@ -8677,6 +10255,7 @@
           </w:rPr>
           <w:t>vuejs</w:t>
         </w:r>
+        <w:proofErr w:type="spellEnd"/>
         <w:r>
           <w:rPr>
             <w:rStyle w:val="af4"/>
@@ -8810,6 +10389,7 @@
         </w:rPr>
         <w:t>.</w:t>
       </w:r>
+      <w:proofErr w:type="spellStart"/>
       <w:r>
         <w:rPr>
           <w:rFonts w:ascii="Times New Roman" w:eastAsia="Times New Roman" w:hAnsi="Times New Roman" w:cs="Times New Roman"/>
@@ -8820,6 +10400,7 @@
         </w:rPr>
         <w:t>js</w:t>
       </w:r>
+      <w:proofErr w:type="spellEnd"/>
       <w:r>
         <w:rPr>
           <w:rFonts w:ascii="Times New Roman" w:eastAsia="Times New Roman" w:hAnsi="Times New Roman" w:cs="Times New Roman"/>
@@ -8941,6 +10522,7 @@
           </w:rPr>
           <w:t>://</w:t>
         </w:r>
+        <w:proofErr w:type="spellStart"/>
         <w:r>
           <w:rPr>
             <w:rStyle w:val="af4"/>
@@ -8952,6 +10534,7 @@
           </w:rPr>
           <w:t>nodejs</w:t>
         </w:r>
+        <w:proofErr w:type="spellEnd"/>
         <w:r>
           <w:rPr>
             <w:rStyle w:val="af4"/>
@@ -9205,6 +10788,7 @@
           </w:rPr>
           <w:t>://</w:t>
         </w:r>
+        <w:proofErr w:type="spellStart"/>
         <w:r>
           <w:rPr>
             <w:rStyle w:val="af4"/>
@@ -9216,6 +10800,7 @@
           </w:rPr>
           <w:t>sqlite</w:t>
         </w:r>
+        <w:proofErr w:type="spellEnd"/>
         <w:r>
           <w:rPr>
             <w:rStyle w:val="af4"/>
@@ -9348,6 +10933,7 @@
         </w:rPr>
         <w:t>.</w:t>
       </w:r>
+      <w:proofErr w:type="spellStart"/>
       <w:r>
         <w:rPr>
           <w:rFonts w:ascii="Times New Roman" w:eastAsia="Times New Roman" w:hAnsi="Times New Roman" w:cs="Times New Roman"/>
@@ -9358,6 +10944,7 @@
         </w:rPr>
         <w:t>js</w:t>
       </w:r>
+      <w:proofErr w:type="spellEnd"/>
       <w:r>
         <w:rPr>
           <w:rFonts w:ascii="Times New Roman" w:eastAsia="Times New Roman" w:hAnsi="Times New Roman" w:cs="Times New Roman"/>
@@ -9490,6 +11077,7 @@
           </w:rPr>
           <w:t>://</w:t>
         </w:r>
+        <w:proofErr w:type="spellStart"/>
         <w:r>
           <w:rPr>
             <w:rStyle w:val="af4"/>
@@ -9501,6 +11089,7 @@
           </w:rPr>
           <w:t>expressjs</w:t>
         </w:r>
+        <w:proofErr w:type="spellEnd"/>
         <w:r>
           <w:rPr>
             <w:rStyle w:val="af4"/>
@@ -9723,6 +11312,7 @@
           </w:rPr>
           <w:t>://</w:t>
         </w:r>
+        <w:proofErr w:type="spellStart"/>
         <w:r>
           <w:rPr>
             <w:rStyle w:val="af4"/>
@@ -9734,6 +11324,7 @@
           </w:rPr>
           <w:t>rkvn</w:t>
         </w:r>
+        <w:proofErr w:type="spellEnd"/>
         <w:r>
           <w:rPr>
             <w:rStyle w:val="af4"/>
@@ -9769,6 +11360,7 @@
           </w:rPr>
           <w:t>.</w:t>
         </w:r>
+        <w:proofErr w:type="spellStart"/>
         <w:r>
           <w:rPr>
             <w:rStyle w:val="af4"/>
@@ -9780,6 +11372,7 @@
           </w:rPr>
           <w:t>ru</w:t>
         </w:r>
+        <w:proofErr w:type="spellEnd"/>
       </w:hyperlink>
       <w:r>
         <w:rPr>
@@ -10984,16 +12577,53 @@
           <w14:ligatures w14:val="none"/>
         </w:rPr>
       </w:pPr>
-      <w:r>
-        <w:rPr>
-          <w:rFonts w:ascii="Times New Roman" w:eastAsia="Times New Roman" w:hAnsi="Times New Roman" w:cs="Times New Roman"/>
-          <w:kern w:val="0"/>
-          <w:sz w:val="28"/>
-          <w:szCs w:val="28"/>
-          <w:lang w:val="ru-RU"/>
-          <w14:ligatures w14:val="none"/>
-        </w:rPr>
-        <w:t>Руководоство предназначено для ознакомления с функционалом приложения для кураторов, преподователей и студентов.</w:t>
+      <w:proofErr w:type="spellStart"/>
+      <w:r>
+        <w:rPr>
+          <w:rFonts w:ascii="Times New Roman" w:eastAsia="Times New Roman" w:hAnsi="Times New Roman" w:cs="Times New Roman"/>
+          <w:kern w:val="0"/>
+          <w:sz w:val="28"/>
+          <w:szCs w:val="28"/>
+          <w:lang w:val="ru-RU"/>
+          <w14:ligatures w14:val="none"/>
+        </w:rPr>
+        <w:t>Руководоство</w:t>
+      </w:r>
+      <w:proofErr w:type="spellEnd"/>
+      <w:r>
+        <w:rPr>
+          <w:rFonts w:ascii="Times New Roman" w:eastAsia="Times New Roman" w:hAnsi="Times New Roman" w:cs="Times New Roman"/>
+          <w:kern w:val="0"/>
+          <w:sz w:val="28"/>
+          <w:szCs w:val="28"/>
+          <w:lang w:val="ru-RU"/>
+          <w14:ligatures w14:val="none"/>
+        </w:rPr>
+        <w:t xml:space="preserve"> предназначено для ознакомления с функционалом приложения для кураторов, </w:t>
+      </w:r>
+      <w:proofErr w:type="spellStart"/>
+      <w:r>
+        <w:rPr>
+          <w:rFonts w:ascii="Times New Roman" w:eastAsia="Times New Roman" w:hAnsi="Times New Roman" w:cs="Times New Roman"/>
+          <w:kern w:val="0"/>
+          <w:sz w:val="28"/>
+          <w:szCs w:val="28"/>
+          <w:lang w:val="ru-RU"/>
+          <w14:ligatures w14:val="none"/>
+        </w:rPr>
+        <w:t>преподователей</w:t>
+      </w:r>
+      <w:proofErr w:type="spellEnd"/>
+      <w:r>
+        <w:rPr>
+          <w:rFonts w:ascii="Times New Roman" w:eastAsia="Times New Roman" w:hAnsi="Times New Roman" w:cs="Times New Roman"/>
+          <w:kern w:val="0"/>
+          <w:sz w:val="28"/>
+          <w:szCs w:val="28"/>
+          <w:lang w:val="ru-RU"/>
+          <w14:ligatures w14:val="none"/>
+        </w:rPr>
+        <w:t xml:space="preserve"> и студентов.</w:t>
       </w:r>
     </w:p>
     <w:p>
@@ -12026,6 +13656,7 @@
         </w:rPr>
         <w:t xml:space="preserve"> </w:t>
       </w:r>
+      <w:proofErr w:type="spellStart"/>
       <w:r>
         <w:rPr>
           <w:rFonts w:ascii="Times New Roman" w:eastAsia="Times New Roman" w:hAnsi="Times New Roman" w:cs="Times New Roman"/>
@@ -12035,9 +13666,9 @@
           <w:lang w:val="ru-RU"/>
           <w14:ligatures w14:val="none"/>
         </w:rPr>
-        <w:t xml:space="preserve">Соммервилл И. Инженерия программного обеспечения. – </w:t>
-      </w:r>
-      <w:proofErr w:type="gramStart"/>
+        <w:t>Соммервилл</w:t>
+      </w:r>
+      <w:proofErr w:type="spellEnd"/>
       <w:r>
         <w:rPr>
           <w:rFonts w:ascii="Times New Roman" w:eastAsia="Times New Roman" w:hAnsi="Times New Roman" w:cs="Times New Roman"/>
@@ -12047,9 +13678,9 @@
           <w:lang w:val="ru-RU"/>
           <w14:ligatures w14:val="none"/>
         </w:rPr>
-        <w:t>М. :</w:t>
-      </w:r>
-      <w:proofErr w:type="gramEnd"/>
+        <w:t xml:space="preserve"> И. Инженерия программного обеспечения. – </w:t>
+      </w:r>
+      <w:proofErr w:type="gramStart"/>
       <w:r>
         <w:rPr>
           <w:rFonts w:ascii="Times New Roman" w:eastAsia="Times New Roman" w:hAnsi="Times New Roman" w:cs="Times New Roman"/>
@@ -12059,7 +13690,52 @@
           <w:lang w:val="ru-RU"/>
           <w14:ligatures w14:val="none"/>
         </w:rPr>
-        <w:t xml:space="preserve"> Вильямс, 2020. – 640 с.</w:t>
+        <w:t>М. :</w:t>
+      </w:r>
+      <w:proofErr w:type="gramEnd"/>
+      <w:r>
+        <w:rPr>
+          <w:rFonts w:ascii="Times New Roman" w:eastAsia="Times New Roman" w:hAnsi="Times New Roman" w:cs="Times New Roman"/>
+          <w:kern w:val="0"/>
+          <w:sz w:val="20"/>
+          <w:szCs w:val="20"/>
+          <w:lang w:val="ru-RU"/>
+          <w14:ligatures w14:val="none"/>
+        </w:rPr>
+        <w:t xml:space="preserve"> Вильямс, 2020. –</w:t>
+      </w:r>
+      <w:r>
+        <w:rPr>
+          <w:rFonts w:ascii="Times New Roman" w:eastAsia="Times New Roman" w:hAnsi="Times New Roman" w:cs="Times New Roman"/>
+          <w:kern w:val="0"/>
+          <w:sz w:val="20"/>
+          <w:szCs w:val="20"/>
+          <w:lang w:val="ru-RU"/>
+          <w14:ligatures w14:val="none"/>
+        </w:rPr>
+        <w:t xml:space="preserve"> </w:t>
+      </w:r>
+      <w:r>
+        <w:rPr>
+          <w:rFonts w:ascii="Times New Roman" w:eastAsia="Times New Roman" w:hAnsi="Times New Roman" w:cs="Times New Roman"/>
+          <w:kern w:val="0"/>
+          <w:sz w:val="20"/>
+          <w:szCs w:val="20"/>
+          <w:lang w:val="ru-RU"/>
+          <w14:ligatures w14:val="none"/>
+        </w:rPr>
+        <w:t>с.</w:t>
+      </w:r>
+      <w:r>
+        <w:rPr>
+          <w:rFonts w:ascii="Times New Roman" w:eastAsia="Times New Roman" w:hAnsi="Times New Roman" w:cs="Times New Roman"/>
+          <w:kern w:val="0"/>
+          <w:sz w:val="20"/>
+          <w:szCs w:val="20"/>
+          <w:lang w:val="ru-RU"/>
+          <w14:ligatures w14:val="none"/>
+        </w:rPr>
+        <w:t xml:space="preserve"> 159</w:t>
       </w:r>
     </w:p>
   </w:footnote>
@@ -12095,7 +13771,51 @@
           <w:szCs w:val="20"/>
           <w14:ligatures w14:val="none"/>
         </w:rPr>
-        <w:t>ISO/IEC 25010:2021. Systems and software engineering – Systems and software Quality Requirements and Evalutaion (SQuaRE).</w:t>
+        <w:t xml:space="preserve">ISO/IEC 25010:2021. Systems and software engineering – Systems and software Quality Requirements and </w:t>
+      </w:r>
+      <w:proofErr w:type="spellStart"/>
+      <w:r>
+        <w:rPr>
+          <w:rFonts w:ascii="Times New Roman" w:eastAsia="Times New Roman" w:hAnsi="Times New Roman" w:cs="Times New Roman"/>
+          <w:kern w:val="0"/>
+          <w:sz w:val="20"/>
+          <w:szCs w:val="20"/>
+          <w14:ligatures w14:val="none"/>
+        </w:rPr>
+        <w:t>Evalutaion</w:t>
+      </w:r>
+      <w:proofErr w:type="spellEnd"/>
+      <w:r>
+        <w:rPr>
+          <w:rFonts w:ascii="Times New Roman" w:eastAsia="Times New Roman" w:hAnsi="Times New Roman" w:cs="Times New Roman"/>
+          <w:kern w:val="0"/>
+          <w:sz w:val="20"/>
+          <w:szCs w:val="20"/>
+          <w14:ligatures w14:val="none"/>
+        </w:rPr>
+        <w:t xml:space="preserve"> (</w:t>
+      </w:r>
+      <w:proofErr w:type="spellStart"/>
+      <w:r>
+        <w:rPr>
+          <w:rFonts w:ascii="Times New Roman" w:eastAsia="Times New Roman" w:hAnsi="Times New Roman" w:cs="Times New Roman"/>
+          <w:kern w:val="0"/>
+          <w:sz w:val="20"/>
+          <w:szCs w:val="20"/>
+          <w14:ligatures w14:val="none"/>
+        </w:rPr>
+        <w:t>SQuaRE</w:t>
+      </w:r>
+      <w:proofErr w:type="spellEnd"/>
+      <w:r>
+        <w:rPr>
+          <w:rFonts w:ascii="Times New Roman" w:eastAsia="Times New Roman" w:hAnsi="Times New Roman" w:cs="Times New Roman"/>
+          <w:kern w:val="0"/>
+          <w:sz w:val="20"/>
+          <w:szCs w:val="20"/>
+          <w14:ligatures w14:val="none"/>
+        </w:rPr>
+        <w:t>).</w:t>
       </w:r>
     </w:p>
     <w:p>
@@ -12134,6 +13854,7 @@
         </w:rPr>
         <w:t xml:space="preserve"> </w:t>
       </w:r>
+      <w:proofErr w:type="spellStart"/>
       <w:r>
         <w:rPr>
           <w:rFonts w:ascii="Times New Roman" w:eastAsia="Times New Roman" w:hAnsi="Times New Roman" w:cs="Times New Roman"/>
@@ -12143,9 +13864,9 @@
           <w:lang w:val="ru-RU"/>
           <w14:ligatures w14:val="none"/>
         </w:rPr>
-        <w:t xml:space="preserve">Фаулер М. Архитектура корпоративных программных приложений. – </w:t>
-      </w:r>
-      <w:proofErr w:type="gramStart"/>
+        <w:t>Фаулер</w:t>
+      </w:r>
+      <w:proofErr w:type="spellEnd"/>
       <w:r>
         <w:rPr>
           <w:rFonts w:ascii="Times New Roman" w:eastAsia="Times New Roman" w:hAnsi="Times New Roman" w:cs="Times New Roman"/>
@@ -12155,9 +13876,9 @@
           <w:lang w:val="ru-RU"/>
           <w14:ligatures w14:val="none"/>
         </w:rPr>
-        <w:t>М. :</w:t>
-      </w:r>
-      <w:proofErr w:type="gramEnd"/>
+        <w:t xml:space="preserve"> М. Архитектура корпоративных программных приложений. – </w:t>
+      </w:r>
+      <w:proofErr w:type="gramStart"/>
       <w:r>
         <w:rPr>
           <w:rFonts w:ascii="Times New Roman" w:eastAsia="Times New Roman" w:hAnsi="Times New Roman" w:cs="Times New Roman"/>
@@ -12167,7 +13888,41 @@
           <w:lang w:val="ru-RU"/>
           <w14:ligatures w14:val="none"/>
         </w:rPr>
-        <w:t xml:space="preserve"> Диалектика, 2020. – 544 с.</w:t>
+        <w:t>М. :</w:t>
+      </w:r>
+      <w:proofErr w:type="gramEnd"/>
+      <w:r>
+        <w:rPr>
+          <w:rFonts w:ascii="Times New Roman" w:eastAsia="Times New Roman" w:hAnsi="Times New Roman" w:cs="Times New Roman"/>
+          <w:kern w:val="0"/>
+          <w:sz w:val="20"/>
+          <w:szCs w:val="20"/>
+          <w:lang w:val="ru-RU"/>
+          <w14:ligatures w14:val="none"/>
+        </w:rPr>
+        <w:t xml:space="preserve"> Диалектика, 2020. – </w:t>
+      </w:r>
+      <w:r>
+        <w:rPr>
+          <w:rFonts w:ascii="Times New Roman" w:eastAsia="Times New Roman" w:hAnsi="Times New Roman" w:cs="Times New Roman"/>
+          <w:kern w:val="0"/>
+          <w:sz w:val="20"/>
+          <w:szCs w:val="20"/>
+          <w:lang w:val="ru-RU"/>
+          <w14:ligatures w14:val="none"/>
+        </w:rPr>
+        <w:t>с. 23</w:t>
+      </w:r>
+      <w:r>
+        <w:rPr>
+          <w:rFonts w:ascii="Times New Roman" w:eastAsia="Times New Roman" w:hAnsi="Times New Roman" w:cs="Times New Roman"/>
+          <w:kern w:val="0"/>
+          <w:sz w:val="20"/>
+          <w:szCs w:val="20"/>
+          <w:lang w:val="ru-RU"/>
+          <w14:ligatures w14:val="none"/>
+        </w:rPr>
+        <w:t>4</w:t>
       </w:r>
     </w:p>
   </w:footnote>
@@ -12208,6 +13963,7 @@
         </w:rPr>
         <w:t>.</w:t>
       </w:r>
+      <w:proofErr w:type="spellStart"/>
       <w:r>
         <w:rPr>
           <w:rFonts w:ascii="Times New Roman" w:eastAsia="Times New Roman" w:hAnsi="Times New Roman" w:cs="Times New Roman"/>
@@ -12216,6 +13972,7 @@
         </w:rPr>
         <w:t>js</w:t>
       </w:r>
+      <w:proofErr w:type="spellEnd"/>
       <w:r>
         <w:rPr>
           <w:rFonts w:ascii="Times New Roman" w:eastAsia="Times New Roman" w:hAnsi="Times New Roman" w:cs="Times New Roman"/>
@@ -12287,55 +14044,112 @@
         </w:rPr>
         <w:t xml:space="preserve">: </w:t>
       </w:r>
-      <w:hyperlink r:id="rId1" w:history="1">
-        <w:r>
-          <w:rPr>
-            <w:rStyle w:val="af4"/>
-            <w:rFonts w:ascii="Times New Roman" w:eastAsia="Times New Roman" w:hAnsi="Times New Roman" w:cs="Times New Roman"/>
-            <w:kern w:val="0"/>
-            <w14:ligatures w14:val="none"/>
-          </w:rPr>
-          <w:t>https</w:t>
-        </w:r>
-        <w:r>
-          <w:rPr>
-            <w:rStyle w:val="af4"/>
-            <w:rFonts w:ascii="Times New Roman" w:eastAsia="Times New Roman" w:hAnsi="Times New Roman" w:cs="Times New Roman"/>
-            <w:kern w:val="0"/>
-            <w:lang w:val="ru-RU"/>
-            <w14:ligatures w14:val="none"/>
-          </w:rPr>
-          <w:t>://</w:t>
-        </w:r>
-        <w:r>
-          <w:rPr>
-            <w:rStyle w:val="af4"/>
-            <w:rFonts w:ascii="Times New Roman" w:eastAsia="Times New Roman" w:hAnsi="Times New Roman" w:cs="Times New Roman"/>
-            <w:kern w:val="0"/>
-            <w14:ligatures w14:val="none"/>
-          </w:rPr>
-          <w:t>vuejs</w:t>
-        </w:r>
-        <w:r>
-          <w:rPr>
-            <w:rStyle w:val="af4"/>
-            <w:rFonts w:ascii="Times New Roman" w:eastAsia="Times New Roman" w:hAnsi="Times New Roman" w:cs="Times New Roman"/>
-            <w:kern w:val="0"/>
-            <w:lang w:val="ru-RU"/>
-            <w14:ligatures w14:val="none"/>
-          </w:rPr>
-          <w:t>.</w:t>
-        </w:r>
-        <w:r>
-          <w:rPr>
-            <w:rStyle w:val="af4"/>
-            <w:rFonts w:ascii="Times New Roman" w:eastAsia="Times New Roman" w:hAnsi="Times New Roman" w:cs="Times New Roman"/>
-            <w:kern w:val="0"/>
-            <w14:ligatures w14:val="none"/>
-          </w:rPr>
-          <w:t>org</w:t>
-        </w:r>
-      </w:hyperlink>
+      <w:r>
+        <w:fldChar w:fldCharType="begin"/>
+      </w:r>
+      <w:r>
+        <w:rPr>
+          <w:lang w:val="ru-RU"/>
+        </w:rPr>
+        <w:instrText xml:space="preserve"> </w:instrText>
+      </w:r>
+      <w:r>
+        <w:instrText>HYPERLINK</w:instrText>
+      </w:r>
+      <w:r>
+        <w:rPr>
+          <w:lang w:val="ru-RU"/>
+        </w:rPr>
+        <w:instrText xml:space="preserve"> "</w:instrText>
+      </w:r>
+      <w:r>
+        <w:instrText>https</w:instrText>
+      </w:r>
+      <w:r>
+        <w:rPr>
+          <w:lang w:val="ru-RU"/>
+        </w:rPr>
+        <w:instrText>://</w:instrText>
+      </w:r>
+      <w:r>
+        <w:instrText>vuejs</w:instrText>
+      </w:r>
+      <w:r>
+        <w:rPr>
+          <w:lang w:val="ru-RU"/>
+        </w:rPr>
+        <w:instrText>.</w:instrText>
+      </w:r>
+      <w:r>
+        <w:instrText>org</w:instrText>
+      </w:r>
+      <w:r>
+        <w:rPr>
+          <w:lang w:val="ru-RU"/>
+        </w:rPr>
+        <w:instrText xml:space="preserve">" </w:instrText>
+      </w:r>
+      <w:r>
+        <w:fldChar w:fldCharType="separate"/>
+      </w:r>
+      <w:r>
+        <w:rPr>
+          <w:rStyle w:val="af4"/>
+          <w:rFonts w:ascii="Times New Roman" w:eastAsia="Times New Roman" w:hAnsi="Times New Roman" w:cs="Times New Roman"/>
+          <w:kern w:val="0"/>
+          <w14:ligatures w14:val="none"/>
+        </w:rPr>
+        <w:t>https</w:t>
+      </w:r>
+      <w:r>
+        <w:rPr>
+          <w:rStyle w:val="af4"/>
+          <w:rFonts w:ascii="Times New Roman" w:eastAsia="Times New Roman" w:hAnsi="Times New Roman" w:cs="Times New Roman"/>
+          <w:kern w:val="0"/>
+          <w:lang w:val="ru-RU"/>
+          <w14:ligatures w14:val="none"/>
+        </w:rPr>
+        <w:t>://</w:t>
+      </w:r>
+      <w:proofErr w:type="spellStart"/>
+      <w:r>
+        <w:rPr>
+          <w:rStyle w:val="af4"/>
+          <w:rFonts w:ascii="Times New Roman" w:eastAsia="Times New Roman" w:hAnsi="Times New Roman" w:cs="Times New Roman"/>
+          <w:kern w:val="0"/>
+          <w14:ligatures w14:val="none"/>
+        </w:rPr>
+        <w:t>vuejs</w:t>
+      </w:r>
+      <w:proofErr w:type="spellEnd"/>
+      <w:r>
+        <w:rPr>
+          <w:rStyle w:val="af4"/>
+          <w:rFonts w:ascii="Times New Roman" w:eastAsia="Times New Roman" w:hAnsi="Times New Roman" w:cs="Times New Roman"/>
+          <w:kern w:val="0"/>
+          <w:lang w:val="ru-RU"/>
+          <w14:ligatures w14:val="none"/>
+        </w:rPr>
+        <w:t>.</w:t>
+      </w:r>
+      <w:r>
+        <w:rPr>
+          <w:rStyle w:val="af4"/>
+          <w:rFonts w:ascii="Times New Roman" w:eastAsia="Times New Roman" w:hAnsi="Times New Roman" w:cs="Times New Roman"/>
+          <w:kern w:val="0"/>
+          <w14:ligatures w14:val="none"/>
+        </w:rPr>
+        <w:t>org</w:t>
+      </w:r>
+      <w:r>
+        <w:rPr>
+          <w:rStyle w:val="af4"/>
+          <w:rFonts w:ascii="Times New Roman" w:eastAsia="Times New Roman" w:hAnsi="Times New Roman" w:cs="Times New Roman"/>
+          <w:kern w:val="0"/>
+          <w14:ligatures w14:val="none"/>
+        </w:rPr>
+        <w:fldChar w:fldCharType="end"/>
+      </w:r>
       <w:r>
         <w:rPr>
           <w:rFonts w:ascii="Times New Roman" w:eastAsia="Times New Roman" w:hAnsi="Times New Roman" w:cs="Times New Roman"/>
@@ -12351,7 +14165,6 @@
     <w:p>
       <w:pPr>
         <w:spacing w:after="0" w:line="240" w:lineRule="auto"/>
-        <w:ind w:firstLine="720"/>
         <w:jc w:val="both"/>
         <w:outlineLvl w:val="3"/>
         <w:rPr>
@@ -12402,6 +14215,7 @@
         </w:rPr>
         <w:t>.</w:t>
       </w:r>
+      <w:proofErr w:type="spellStart"/>
       <w:r>
         <w:rPr>
           <w:rFonts w:ascii="Times New Roman" w:eastAsia="Times New Roman" w:hAnsi="Times New Roman" w:cs="Times New Roman"/>
@@ -12412,6 +14226,7 @@
         </w:rPr>
         <w:t>js</w:t>
       </w:r>
+      <w:proofErr w:type="spellEnd"/>
       <w:r>
         <w:rPr>
           <w:rFonts w:ascii="Times New Roman" w:eastAsia="Times New Roman" w:hAnsi="Times New Roman" w:cs="Times New Roman"/>
@@ -12465,71 +14280,130 @@
         </w:rPr>
         <w:t xml:space="preserve">: </w:t>
       </w:r>
-      <w:hyperlink r:id="rId2" w:history="1">
-        <w:r>
-          <w:rPr>
-            <w:rStyle w:val="af4"/>
-            <w:rFonts w:ascii="Times New Roman" w:eastAsia="Times New Roman" w:hAnsi="Times New Roman" w:cs="Times New Roman"/>
-            <w:kern w:val="0"/>
-            <w:sz w:val="20"/>
-            <w:szCs w:val="20"/>
-            <w14:ligatures w14:val="none"/>
-          </w:rPr>
-          <w:t>https</w:t>
-        </w:r>
-        <w:r>
-          <w:rPr>
-            <w:rStyle w:val="af4"/>
-            <w:rFonts w:ascii="Times New Roman" w:eastAsia="Times New Roman" w:hAnsi="Times New Roman" w:cs="Times New Roman"/>
-            <w:kern w:val="0"/>
-            <w:sz w:val="20"/>
-            <w:szCs w:val="20"/>
-            <w:lang w:val="ru-RU"/>
-            <w14:ligatures w14:val="none"/>
-          </w:rPr>
-          <w:t>://</w:t>
-        </w:r>
-        <w:r>
-          <w:rPr>
-            <w:rStyle w:val="af4"/>
-            <w:rFonts w:ascii="Times New Roman" w:eastAsia="Times New Roman" w:hAnsi="Times New Roman" w:cs="Times New Roman"/>
-            <w:kern w:val="0"/>
-            <w:sz w:val="20"/>
-            <w:szCs w:val="20"/>
-            <w14:ligatures w14:val="none"/>
-          </w:rPr>
-          <w:t>nodejs</w:t>
-        </w:r>
-        <w:r>
-          <w:rPr>
-            <w:rStyle w:val="af4"/>
-            <w:rFonts w:ascii="Times New Roman" w:eastAsia="Times New Roman" w:hAnsi="Times New Roman" w:cs="Times New Roman"/>
-            <w:kern w:val="0"/>
-            <w:sz w:val="20"/>
-            <w:szCs w:val="20"/>
-            <w:lang w:val="ru-RU"/>
-            <w14:ligatures w14:val="none"/>
-          </w:rPr>
-          <w:t>.</w:t>
-        </w:r>
-        <w:r>
-          <w:rPr>
-            <w:rStyle w:val="af4"/>
-            <w:rFonts w:ascii="Times New Roman" w:eastAsia="Times New Roman" w:hAnsi="Times New Roman" w:cs="Times New Roman"/>
-            <w:kern w:val="0"/>
-            <w:sz w:val="20"/>
-            <w:szCs w:val="20"/>
-            <w14:ligatures w14:val="none"/>
-          </w:rPr>
-          <w:t>org</w:t>
-        </w:r>
-      </w:hyperlink>
-      <w:r>
-        <w:rPr>
+      <w:r>
+        <w:fldChar w:fldCharType="begin"/>
+      </w:r>
+      <w:r>
+        <w:rPr>
+          <w:lang w:val="ru-RU"/>
+        </w:rPr>
+        <w:instrText xml:space="preserve"> </w:instrText>
+      </w:r>
+      <w:r>
+        <w:instrText>HYPERLINK</w:instrText>
+      </w:r>
+      <w:r>
+        <w:rPr>
+          <w:lang w:val="ru-RU"/>
+        </w:rPr>
+        <w:instrText xml:space="preserve"> "</w:instrText>
+      </w:r>
+      <w:r>
+        <w:instrText>https</w:instrText>
+      </w:r>
+      <w:r>
+        <w:rPr>
+          <w:lang w:val="ru-RU"/>
+        </w:rPr>
+        <w:instrText>://</w:instrText>
+      </w:r>
+      <w:r>
+        <w:instrText>nodejs</w:instrText>
+      </w:r>
+      <w:r>
+        <w:rPr>
+          <w:lang w:val="ru-RU"/>
+        </w:rPr>
+        <w:instrText>.</w:instrText>
+      </w:r>
+      <w:r>
+        <w:instrText>org</w:instrText>
+      </w:r>
+      <w:r>
+        <w:rPr>
+          <w:lang w:val="ru-RU"/>
+        </w:rPr>
+        <w:instrText xml:space="preserve">" </w:instrText>
+      </w:r>
+      <w:r>
+        <w:fldChar w:fldCharType="separate"/>
+      </w:r>
+      <w:r>
+        <w:rPr>
+          <w:rStyle w:val="af4"/>
           <w:rFonts w:ascii="Times New Roman" w:eastAsia="Times New Roman" w:hAnsi="Times New Roman" w:cs="Times New Roman"/>
           <w:kern w:val="0"/>
           <w:sz w:val="20"/>
           <w:szCs w:val="20"/>
+          <w14:ligatures w14:val="none"/>
+        </w:rPr>
+        <w:t>https</w:t>
+      </w:r>
+      <w:r>
+        <w:rPr>
+          <w:rStyle w:val="af4"/>
+          <w:rFonts w:ascii="Times New Roman" w:eastAsia="Times New Roman" w:hAnsi="Times New Roman" w:cs="Times New Roman"/>
+          <w:kern w:val="0"/>
+          <w:sz w:val="20"/>
+          <w:szCs w:val="20"/>
+          <w:lang w:val="ru-RU"/>
+          <w14:ligatures w14:val="none"/>
+        </w:rPr>
+        <w:t>://</w:t>
+      </w:r>
+      <w:proofErr w:type="spellStart"/>
+      <w:r>
+        <w:rPr>
+          <w:rStyle w:val="af4"/>
+          <w:rFonts w:ascii="Times New Roman" w:eastAsia="Times New Roman" w:hAnsi="Times New Roman" w:cs="Times New Roman"/>
+          <w:kern w:val="0"/>
+          <w:sz w:val="20"/>
+          <w:szCs w:val="20"/>
+          <w14:ligatures w14:val="none"/>
+        </w:rPr>
+        <w:t>nodejs</w:t>
+      </w:r>
+      <w:proofErr w:type="spellEnd"/>
+      <w:r>
+        <w:rPr>
+          <w:rStyle w:val="af4"/>
+          <w:rFonts w:ascii="Times New Roman" w:eastAsia="Times New Roman" w:hAnsi="Times New Roman" w:cs="Times New Roman"/>
+          <w:kern w:val="0"/>
+          <w:sz w:val="20"/>
+          <w:szCs w:val="20"/>
+          <w:lang w:val="ru-RU"/>
+          <w14:ligatures w14:val="none"/>
+        </w:rPr>
+        <w:t>.</w:t>
+      </w:r>
+      <w:r>
+        <w:rPr>
+          <w:rStyle w:val="af4"/>
+          <w:rFonts w:ascii="Times New Roman" w:eastAsia="Times New Roman" w:hAnsi="Times New Roman" w:cs="Times New Roman"/>
+          <w:kern w:val="0"/>
+          <w:sz w:val="20"/>
+          <w:szCs w:val="20"/>
+          <w14:ligatures w14:val="none"/>
+        </w:rPr>
+        <w:t>org</w:t>
+      </w:r>
+      <w:r>
+        <w:rPr>
+          <w:rStyle w:val="af4"/>
+          <w:rFonts w:ascii="Times New Roman" w:eastAsia="Times New Roman" w:hAnsi="Times New Roman" w:cs="Times New Roman"/>
+          <w:kern w:val="0"/>
+          <w:sz w:val="20"/>
+          <w:szCs w:val="20"/>
+          <w14:ligatures w14:val="none"/>
+        </w:rPr>
+        <w:fldChar w:fldCharType="end"/>
+      </w:r>
+      <w:r>
+        <w:rPr>
+          <w:rFonts w:ascii="Times New Roman" w:eastAsia="Times New Roman" w:hAnsi="Times New Roman" w:cs="Times New Roman"/>
+          <w:kern w:val="0"/>
+          <w:sz w:val="20"/>
+          <w:szCs w:val="20"/>
           <w:lang w:val="ru-RU"/>
           <w14:ligatures w14:val="none"/>
         </w:rPr>
@@ -12593,7 +14467,7 @@
         </w:rPr>
         <w:t xml:space="preserve">]. – URL: </w:t>
       </w:r>
-      <w:hyperlink r:id="rId3" w:history="1">
+      <w:hyperlink r:id="rId1" w:history="1">
         <w:r>
           <w:rPr>
             <w:rStyle w:val="af4"/>
@@ -12687,9 +14561,9 @@
           <w:lang w:val="ru-RU"/>
           <w14:ligatures w14:val="none"/>
         </w:rPr>
-        <w:t>Таненбаум Э., Вудхалл А. Современные операционные системы. – СПб</w:t>
-      </w:r>
-      <w:proofErr w:type="gramStart"/>
+        <w:t xml:space="preserve">Таненбаум Э., </w:t>
+      </w:r>
+      <w:proofErr w:type="spellStart"/>
       <w:r>
         <w:rPr>
           <w:rFonts w:ascii="Times New Roman" w:eastAsia="Times New Roman" w:hAnsi="Times New Roman" w:cs="Times New Roman"/>
@@ -12699,9 +14573,9 @@
           <w:lang w:val="ru-RU"/>
           <w14:ligatures w14:val="none"/>
         </w:rPr>
-        <w:t>. :</w:t>
-      </w:r>
-      <w:proofErr w:type="gramEnd"/>
+        <w:t>Вудхалл</w:t>
+      </w:r>
+      <w:proofErr w:type="spellEnd"/>
       <w:r>
         <w:rPr>
           <w:rFonts w:ascii="Times New Roman" w:eastAsia="Times New Roman" w:hAnsi="Times New Roman" w:cs="Times New Roman"/>
@@ -12711,7 +14585,42 @@
           <w:lang w:val="ru-RU"/>
           <w14:ligatures w14:val="none"/>
         </w:rPr>
-        <w:t xml:space="preserve"> Питер, 2021. – 1120 с.</w:t>
+        <w:t xml:space="preserve"> А. Современные операционные системы. – СПб</w:t>
+      </w:r>
+      <w:proofErr w:type="gramStart"/>
+      <w:r>
+        <w:rPr>
+          <w:rFonts w:ascii="Times New Roman" w:eastAsia="Times New Roman" w:hAnsi="Times New Roman" w:cs="Times New Roman"/>
+          <w:kern w:val="0"/>
+          <w:sz w:val="20"/>
+          <w:szCs w:val="20"/>
+          <w:lang w:val="ru-RU"/>
+          <w14:ligatures w14:val="none"/>
+        </w:rPr>
+        <w:t>. :</w:t>
+      </w:r>
+      <w:proofErr w:type="gramEnd"/>
+      <w:r>
+        <w:rPr>
+          <w:rFonts w:ascii="Times New Roman" w:eastAsia="Times New Roman" w:hAnsi="Times New Roman" w:cs="Times New Roman"/>
+          <w:kern w:val="0"/>
+          <w:sz w:val="20"/>
+          <w:szCs w:val="20"/>
+          <w:lang w:val="ru-RU"/>
+          <w14:ligatures w14:val="none"/>
+        </w:rPr>
+        <w:t xml:space="preserve"> Питер, 2021. – </w:t>
+      </w:r>
+      <w:r>
+        <w:rPr>
+          <w:rFonts w:ascii="Times New Roman" w:eastAsia="Times New Roman" w:hAnsi="Times New Roman" w:cs="Times New Roman"/>
+          <w:kern w:val="0"/>
+          <w:sz w:val="20"/>
+          <w:szCs w:val="20"/>
+          <w:lang w:val="ru-RU"/>
+          <w14:ligatures w14:val="none"/>
+        </w:rPr>
+        <w:t>с. 612</w:t>
       </w:r>
     </w:p>
   </w:footnote>
@@ -12808,71 +14717,130 @@
         </w:rPr>
         <w:t xml:space="preserve">: </w:t>
       </w:r>
-      <w:hyperlink r:id="rId4" w:history="1">
-        <w:r>
-          <w:rPr>
-            <w:rStyle w:val="af4"/>
-            <w:rFonts w:ascii="Times New Roman" w:eastAsia="Times New Roman" w:hAnsi="Times New Roman" w:cs="Times New Roman"/>
-            <w:kern w:val="0"/>
-            <w:sz w:val="20"/>
-            <w:szCs w:val="20"/>
-            <w14:ligatures w14:val="none"/>
-          </w:rPr>
-          <w:t>https</w:t>
-        </w:r>
-        <w:r>
-          <w:rPr>
-            <w:rStyle w:val="af4"/>
-            <w:rFonts w:ascii="Times New Roman" w:eastAsia="Times New Roman" w:hAnsi="Times New Roman" w:cs="Times New Roman"/>
-            <w:kern w:val="0"/>
-            <w:sz w:val="20"/>
-            <w:szCs w:val="20"/>
-            <w:lang w:val="ru-RU"/>
-            <w14:ligatures w14:val="none"/>
-          </w:rPr>
-          <w:t>://</w:t>
-        </w:r>
-        <w:r>
-          <w:rPr>
-            <w:rStyle w:val="af4"/>
-            <w:rFonts w:ascii="Times New Roman" w:eastAsia="Times New Roman" w:hAnsi="Times New Roman" w:cs="Times New Roman"/>
-            <w:kern w:val="0"/>
-            <w:sz w:val="20"/>
-            <w:szCs w:val="20"/>
-            <w14:ligatures w14:val="none"/>
-          </w:rPr>
-          <w:t>sqlite</w:t>
-        </w:r>
-        <w:r>
-          <w:rPr>
-            <w:rStyle w:val="af4"/>
-            <w:rFonts w:ascii="Times New Roman" w:eastAsia="Times New Roman" w:hAnsi="Times New Roman" w:cs="Times New Roman"/>
-            <w:kern w:val="0"/>
-            <w:sz w:val="20"/>
-            <w:szCs w:val="20"/>
-            <w:lang w:val="ru-RU"/>
-            <w14:ligatures w14:val="none"/>
-          </w:rPr>
-          <w:t>.</w:t>
-        </w:r>
-        <w:r>
-          <w:rPr>
-            <w:rStyle w:val="af4"/>
-            <w:rFonts w:ascii="Times New Roman" w:eastAsia="Times New Roman" w:hAnsi="Times New Roman" w:cs="Times New Roman"/>
-            <w:kern w:val="0"/>
-            <w:sz w:val="20"/>
-            <w:szCs w:val="20"/>
-            <w14:ligatures w14:val="none"/>
-          </w:rPr>
-          <w:t>org</w:t>
-        </w:r>
-      </w:hyperlink>
-      <w:r>
-        <w:rPr>
+      <w:r>
+        <w:fldChar w:fldCharType="begin"/>
+      </w:r>
+      <w:r>
+        <w:rPr>
+          <w:lang w:val="ru-RU"/>
+        </w:rPr>
+        <w:instrText xml:space="preserve"> </w:instrText>
+      </w:r>
+      <w:r>
+        <w:instrText>HYPERLINK</w:instrText>
+      </w:r>
+      <w:r>
+        <w:rPr>
+          <w:lang w:val="ru-RU"/>
+        </w:rPr>
+        <w:instrText xml:space="preserve"> "</w:instrText>
+      </w:r>
+      <w:r>
+        <w:instrText>https</w:instrText>
+      </w:r>
+      <w:r>
+        <w:rPr>
+          <w:lang w:val="ru-RU"/>
+        </w:rPr>
+        <w:instrText>://</w:instrText>
+      </w:r>
+      <w:r>
+        <w:instrText>sqlite</w:instrText>
+      </w:r>
+      <w:r>
+        <w:rPr>
+          <w:lang w:val="ru-RU"/>
+        </w:rPr>
+        <w:instrText>.</w:instrText>
+      </w:r>
+      <w:r>
+        <w:instrText>org</w:instrText>
+      </w:r>
+      <w:r>
+        <w:rPr>
+          <w:lang w:val="ru-RU"/>
+        </w:rPr>
+        <w:instrText xml:space="preserve">" </w:instrText>
+      </w:r>
+      <w:r>
+        <w:fldChar w:fldCharType="separate"/>
+      </w:r>
+      <w:r>
+        <w:rPr>
+          <w:rStyle w:val="af4"/>
           <w:rFonts w:ascii="Times New Roman" w:eastAsia="Times New Roman" w:hAnsi="Times New Roman" w:cs="Times New Roman"/>
           <w:kern w:val="0"/>
           <w:sz w:val="20"/>
           <w:szCs w:val="20"/>
+          <w14:ligatures w14:val="none"/>
+        </w:rPr>
+        <w:t>https</w:t>
+      </w:r>
+      <w:r>
+        <w:rPr>
+          <w:rStyle w:val="af4"/>
+          <w:rFonts w:ascii="Times New Roman" w:eastAsia="Times New Roman" w:hAnsi="Times New Roman" w:cs="Times New Roman"/>
+          <w:kern w:val="0"/>
+          <w:sz w:val="20"/>
+          <w:szCs w:val="20"/>
+          <w:lang w:val="ru-RU"/>
+          <w14:ligatures w14:val="none"/>
+        </w:rPr>
+        <w:t>://</w:t>
+      </w:r>
+      <w:proofErr w:type="spellStart"/>
+      <w:r>
+        <w:rPr>
+          <w:rStyle w:val="af4"/>
+          <w:rFonts w:ascii="Times New Roman" w:eastAsia="Times New Roman" w:hAnsi="Times New Roman" w:cs="Times New Roman"/>
+          <w:kern w:val="0"/>
+          <w:sz w:val="20"/>
+          <w:szCs w:val="20"/>
+          <w14:ligatures w14:val="none"/>
+        </w:rPr>
+        <w:t>sqlite</w:t>
+      </w:r>
+      <w:proofErr w:type="spellEnd"/>
+      <w:r>
+        <w:rPr>
+          <w:rStyle w:val="af4"/>
+          <w:rFonts w:ascii="Times New Roman" w:eastAsia="Times New Roman" w:hAnsi="Times New Roman" w:cs="Times New Roman"/>
+          <w:kern w:val="0"/>
+          <w:sz w:val="20"/>
+          <w:szCs w:val="20"/>
+          <w:lang w:val="ru-RU"/>
+          <w14:ligatures w14:val="none"/>
+        </w:rPr>
+        <w:t>.</w:t>
+      </w:r>
+      <w:r>
+        <w:rPr>
+          <w:rStyle w:val="af4"/>
+          <w:rFonts w:ascii="Times New Roman" w:eastAsia="Times New Roman" w:hAnsi="Times New Roman" w:cs="Times New Roman"/>
+          <w:kern w:val="0"/>
+          <w:sz w:val="20"/>
+          <w:szCs w:val="20"/>
+          <w14:ligatures w14:val="none"/>
+        </w:rPr>
+        <w:t>org</w:t>
+      </w:r>
+      <w:r>
+        <w:rPr>
+          <w:rStyle w:val="af4"/>
+          <w:rFonts w:ascii="Times New Roman" w:eastAsia="Times New Roman" w:hAnsi="Times New Roman" w:cs="Times New Roman"/>
+          <w:kern w:val="0"/>
+          <w:sz w:val="20"/>
+          <w:szCs w:val="20"/>
+          <w14:ligatures w14:val="none"/>
+        </w:rPr>
+        <w:fldChar w:fldCharType="end"/>
+      </w:r>
+      <w:r>
+        <w:rPr>
+          <w:rFonts w:ascii="Times New Roman" w:eastAsia="Times New Roman" w:hAnsi="Times New Roman" w:cs="Times New Roman"/>
+          <w:kern w:val="0"/>
+          <w:sz w:val="20"/>
+          <w:szCs w:val="20"/>
           <w:lang w:val="ru-RU"/>
           <w14:ligatures w14:val="none"/>
         </w:rPr>
@@ -12939,7 +14907,40 @@
           <w:lang w:val="ru-RU"/>
           <w14:ligatures w14:val="none"/>
         </w:rPr>
-        <w:t xml:space="preserve"> Интернет-Университет Информационных Технологий, 2022. – 488 с.</w:t>
+        <w:t xml:space="preserve"> Интернет-Университет Информационных Технологий, 2022. – </w:t>
+      </w:r>
+      <w:r>
+        <w:rPr>
+          <w:rFonts w:ascii="Times New Roman" w:eastAsia="Times New Roman" w:hAnsi="Times New Roman" w:cs="Times New Roman"/>
+          <w:kern w:val="0"/>
+          <w:sz w:val="20"/>
+          <w:szCs w:val="20"/>
+          <w:lang w:val="ru-RU"/>
+          <w14:ligatures w14:val="none"/>
+        </w:rPr>
+        <w:t xml:space="preserve">с. </w:t>
+      </w:r>
+      <w:r>
+        <w:rPr>
+          <w:rFonts w:ascii="Times New Roman" w:eastAsia="Times New Roman" w:hAnsi="Times New Roman" w:cs="Times New Roman"/>
+          <w:kern w:val="0"/>
+          <w:sz w:val="20"/>
+          <w:szCs w:val="20"/>
+          <w:lang w:val="ru-RU"/>
+          <w14:ligatures w14:val="none"/>
+        </w:rPr>
+        <w:t>4</w:t>
+      </w:r>
+      <w:r>
+        <w:rPr>
+          <w:rFonts w:ascii="Times New Roman" w:eastAsia="Times New Roman" w:hAnsi="Times New Roman" w:cs="Times New Roman"/>
+          <w:kern w:val="0"/>
+          <w:sz w:val="20"/>
+          <w:szCs w:val="20"/>
+          <w:lang w:val="ru-RU"/>
+          <w14:ligatures w14:val="none"/>
+        </w:rPr>
+        <w:t>03</w:t>
       </w:r>
     </w:p>
   </w:footnote>
@@ -12970,7 +14971,47 @@
           <w:lang w:val="ru-RU"/>
           <w14:ligatures w14:val="none"/>
         </w:rPr>
-        <w:t xml:space="preserve">Гамма Э., Хелм Р., Джонсон Р., Влиссидес Дж. Приемы объектно-ориентированного проектирования. – </w:t>
+        <w:t xml:space="preserve">Гамма Э., </w:t>
+      </w:r>
+      <w:proofErr w:type="spellStart"/>
+      <w:r>
+        <w:rPr>
+          <w:rFonts w:ascii="Times New Roman" w:eastAsia="Times New Roman" w:hAnsi="Times New Roman" w:cs="Times New Roman"/>
+          <w:kern w:val="0"/>
+          <w:lang w:val="ru-RU"/>
+          <w14:ligatures w14:val="none"/>
+        </w:rPr>
+        <w:t>Хелм</w:t>
+      </w:r>
+      <w:proofErr w:type="spellEnd"/>
+      <w:r>
+        <w:rPr>
+          <w:rFonts w:ascii="Times New Roman" w:eastAsia="Times New Roman" w:hAnsi="Times New Roman" w:cs="Times New Roman"/>
+          <w:kern w:val="0"/>
+          <w:lang w:val="ru-RU"/>
+          <w14:ligatures w14:val="none"/>
+        </w:rPr>
+        <w:t xml:space="preserve"> Р., Джонсон Р., </w:t>
+      </w:r>
+      <w:proofErr w:type="spellStart"/>
+      <w:r>
+        <w:rPr>
+          <w:rFonts w:ascii="Times New Roman" w:eastAsia="Times New Roman" w:hAnsi="Times New Roman" w:cs="Times New Roman"/>
+          <w:kern w:val="0"/>
+          <w:lang w:val="ru-RU"/>
+          <w14:ligatures w14:val="none"/>
+        </w:rPr>
+        <w:t>Влиссидес</w:t>
+      </w:r>
+      <w:proofErr w:type="spellEnd"/>
+      <w:r>
+        <w:rPr>
+          <w:rFonts w:ascii="Times New Roman" w:eastAsia="Times New Roman" w:hAnsi="Times New Roman" w:cs="Times New Roman"/>
+          <w:kern w:val="0"/>
+          <w:lang w:val="ru-RU"/>
+          <w14:ligatures w14:val="none"/>
+        </w:rPr>
+        <w:t xml:space="preserve"> Дж. Приемы объектно-ориентированного проектирования. – </w:t>
       </w:r>
       <w:proofErr w:type="gramStart"/>
       <w:r>
@@ -12990,7 +15031,25 @@
           <w:lang w:val="ru-RU"/>
           <w14:ligatures w14:val="none"/>
         </w:rPr>
-        <w:t xml:space="preserve"> Диалектика, 2020. – 368 с.</w:t>
+        <w:t xml:space="preserve"> Диалектика, 2020. – </w:t>
+      </w:r>
+      <w:r>
+        <w:rPr>
+          <w:rFonts w:ascii="Times New Roman" w:eastAsia="Times New Roman" w:hAnsi="Times New Roman" w:cs="Times New Roman"/>
+          <w:kern w:val="0"/>
+          <w:lang w:val="ru-RU"/>
+          <w14:ligatures w14:val="none"/>
+        </w:rPr>
+        <w:t xml:space="preserve">с. </w:t>
+      </w:r>
+      <w:r>
+        <w:rPr>
+          <w:rFonts w:ascii="Times New Roman" w:eastAsia="Times New Roman" w:hAnsi="Times New Roman" w:cs="Times New Roman"/>
+          <w:kern w:val="0"/>
+          <w:lang w:val="ru-RU"/>
+          <w14:ligatures w14:val="none"/>
+        </w:rPr>
+        <w:t>368</w:t>
       </w:r>
     </w:p>
   </w:footnote>
@@ -13040,74 +15099,142 @@
         </w:rPr>
         <w:t xml:space="preserve">: </w:t>
       </w:r>
-      <w:hyperlink r:id="rId5" w:history="1">
-        <w:r>
-          <w:rPr>
-            <w:rStyle w:val="af4"/>
-            <w:rFonts w:ascii="Times New Roman" w:eastAsia="Times New Roman" w:hAnsi="Times New Roman" w:cs="Times New Roman"/>
-            <w:kern w:val="0"/>
-            <w14:ligatures w14:val="none"/>
-          </w:rPr>
-          <w:t>https</w:t>
-        </w:r>
-        <w:r>
-          <w:rPr>
-            <w:rStyle w:val="af4"/>
-            <w:rFonts w:ascii="Times New Roman" w:eastAsia="Times New Roman" w:hAnsi="Times New Roman" w:cs="Times New Roman"/>
-            <w:kern w:val="0"/>
-            <w:lang w:val="ru-RU"/>
-            <w14:ligatures w14:val="none"/>
-          </w:rPr>
-          <w:t>://</w:t>
-        </w:r>
-        <w:r>
-          <w:rPr>
-            <w:rStyle w:val="af4"/>
-            <w:rFonts w:ascii="Times New Roman" w:eastAsia="Times New Roman" w:hAnsi="Times New Roman" w:cs="Times New Roman"/>
-            <w:kern w:val="0"/>
-            <w14:ligatures w14:val="none"/>
-          </w:rPr>
-          <w:t>rkvn</w:t>
-        </w:r>
-        <w:r>
-          <w:rPr>
-            <w:rStyle w:val="af4"/>
-            <w:rFonts w:ascii="Times New Roman" w:eastAsia="Times New Roman" w:hAnsi="Times New Roman" w:cs="Times New Roman"/>
-            <w:kern w:val="0"/>
-            <w:lang w:val="ru-RU"/>
-            <w14:ligatures w14:val="none"/>
-          </w:rPr>
-          <w:t>.</w:t>
-        </w:r>
-        <w:r>
-          <w:rPr>
-            <w:rStyle w:val="af4"/>
-            <w:rFonts w:ascii="Times New Roman" w:eastAsia="Times New Roman" w:hAnsi="Times New Roman" w:cs="Times New Roman"/>
-            <w:kern w:val="0"/>
-            <w14:ligatures w14:val="none"/>
-          </w:rPr>
-          <w:t>gov</w:t>
-        </w:r>
-        <w:r>
-          <w:rPr>
-            <w:rStyle w:val="af4"/>
-            <w:rFonts w:ascii="Times New Roman" w:eastAsia="Times New Roman" w:hAnsi="Times New Roman" w:cs="Times New Roman"/>
-            <w:kern w:val="0"/>
-            <w:lang w:val="ru-RU"/>
-            <w14:ligatures w14:val="none"/>
-          </w:rPr>
-          <w:t>.</w:t>
-        </w:r>
-        <w:r>
-          <w:rPr>
-            <w:rStyle w:val="af4"/>
-            <w:rFonts w:ascii="Times New Roman" w:eastAsia="Times New Roman" w:hAnsi="Times New Roman" w:cs="Times New Roman"/>
-            <w:kern w:val="0"/>
-            <w14:ligatures w14:val="none"/>
-          </w:rPr>
-          <w:t>ru</w:t>
-        </w:r>
-      </w:hyperlink>
+      <w:r>
+        <w:fldChar w:fldCharType="begin"/>
+      </w:r>
+      <w:r>
+        <w:rPr>
+          <w:lang w:val="ru-RU"/>
+        </w:rPr>
+        <w:instrText xml:space="preserve"> </w:instrText>
+      </w:r>
+      <w:r>
+        <w:instrText>HYPERLINK</w:instrText>
+      </w:r>
+      <w:r>
+        <w:rPr>
+          <w:lang w:val="ru-RU"/>
+        </w:rPr>
+        <w:instrText xml:space="preserve"> "</w:instrText>
+      </w:r>
+      <w:r>
+        <w:instrText>https</w:instrText>
+      </w:r>
+      <w:r>
+        <w:rPr>
+          <w:lang w:val="ru-RU"/>
+        </w:rPr>
+        <w:instrText>://</w:instrText>
+      </w:r>
+      <w:r>
+        <w:instrText>rkvn</w:instrText>
+      </w:r>
+      <w:r>
+        <w:rPr>
+          <w:lang w:val="ru-RU"/>
+        </w:rPr>
+        <w:instrText>.</w:instrText>
+      </w:r>
+      <w:r>
+        <w:instrText>gov</w:instrText>
+      </w:r>
+      <w:r>
+        <w:rPr>
+          <w:lang w:val="ru-RU"/>
+        </w:rPr>
+        <w:instrText>.</w:instrText>
+      </w:r>
+      <w:r>
+        <w:instrText>ru</w:instrText>
+      </w:r>
+      <w:r>
+        <w:rPr>
+          <w:lang w:val="ru-RU"/>
+        </w:rPr>
+        <w:instrText xml:space="preserve">" </w:instrText>
+      </w:r>
+      <w:r>
+        <w:fldChar w:fldCharType="separate"/>
+      </w:r>
+      <w:r>
+        <w:rPr>
+          <w:rStyle w:val="af4"/>
+          <w:rFonts w:ascii="Times New Roman" w:eastAsia="Times New Roman" w:hAnsi="Times New Roman" w:cs="Times New Roman"/>
+          <w:kern w:val="0"/>
+          <w14:ligatures w14:val="none"/>
+        </w:rPr>
+        <w:t>https</w:t>
+      </w:r>
+      <w:r>
+        <w:rPr>
+          <w:rStyle w:val="af4"/>
+          <w:rFonts w:ascii="Times New Roman" w:eastAsia="Times New Roman" w:hAnsi="Times New Roman" w:cs="Times New Roman"/>
+          <w:kern w:val="0"/>
+          <w:lang w:val="ru-RU"/>
+          <w14:ligatures w14:val="none"/>
+        </w:rPr>
+        <w:t>://</w:t>
+      </w:r>
+      <w:proofErr w:type="spellStart"/>
+      <w:r>
+        <w:rPr>
+          <w:rStyle w:val="af4"/>
+          <w:rFonts w:ascii="Times New Roman" w:eastAsia="Times New Roman" w:hAnsi="Times New Roman" w:cs="Times New Roman"/>
+          <w:kern w:val="0"/>
+          <w14:ligatures w14:val="none"/>
+        </w:rPr>
+        <w:t>rkvn</w:t>
+      </w:r>
+      <w:proofErr w:type="spellEnd"/>
+      <w:r>
+        <w:rPr>
+          <w:rStyle w:val="af4"/>
+          <w:rFonts w:ascii="Times New Roman" w:eastAsia="Times New Roman" w:hAnsi="Times New Roman" w:cs="Times New Roman"/>
+          <w:kern w:val="0"/>
+          <w:lang w:val="ru-RU"/>
+          <w14:ligatures w14:val="none"/>
+        </w:rPr>
+        <w:t>.</w:t>
+      </w:r>
+      <w:r>
+        <w:rPr>
+          <w:rStyle w:val="af4"/>
+          <w:rFonts w:ascii="Times New Roman" w:eastAsia="Times New Roman" w:hAnsi="Times New Roman" w:cs="Times New Roman"/>
+          <w:kern w:val="0"/>
+          <w14:ligatures w14:val="none"/>
+        </w:rPr>
+        <w:t>gov</w:t>
+      </w:r>
+      <w:r>
+        <w:rPr>
+          <w:rStyle w:val="af4"/>
+          <w:rFonts w:ascii="Times New Roman" w:eastAsia="Times New Roman" w:hAnsi="Times New Roman" w:cs="Times New Roman"/>
+          <w:kern w:val="0"/>
+          <w:lang w:val="ru-RU"/>
+          <w14:ligatures w14:val="none"/>
+        </w:rPr>
+        <w:t>.</w:t>
+      </w:r>
+      <w:proofErr w:type="spellStart"/>
+      <w:r>
+        <w:rPr>
+          <w:rStyle w:val="af4"/>
+          <w:rFonts w:ascii="Times New Roman" w:eastAsia="Times New Roman" w:hAnsi="Times New Roman" w:cs="Times New Roman"/>
+          <w:kern w:val="0"/>
+          <w14:ligatures w14:val="none"/>
+        </w:rPr>
+        <w:t>ru</w:t>
+      </w:r>
+      <w:proofErr w:type="spellEnd"/>
+      <w:r>
+        <w:rPr>
+          <w:rStyle w:val="af4"/>
+          <w:rFonts w:ascii="Times New Roman" w:eastAsia="Times New Roman" w:hAnsi="Times New Roman" w:cs="Times New Roman"/>
+          <w:kern w:val="0"/>
+          <w14:ligatures w14:val="none"/>
+        </w:rPr>
+        <w:fldChar w:fldCharType="end"/>
+      </w:r>
       <w:r>
         <w:rPr>
           <w:rFonts w:ascii="Times New Roman" w:eastAsia="Times New Roman" w:hAnsi="Times New Roman" w:cs="Times New Roman"/>
@@ -13183,7 +15310,29 @@
           <w:lang w:val="ru-RU"/>
           <w14:ligatures w14:val="none"/>
         </w:rPr>
-        <w:t xml:space="preserve"> Питер, 2021. – 352 с.</w:t>
+        <w:t xml:space="preserve"> Питер, 2021. – </w:t>
+      </w:r>
+      <w:r>
+        <w:rPr>
+          <w:rFonts w:ascii="Times New Roman" w:eastAsia="Times New Roman" w:hAnsi="Times New Roman" w:cs="Times New Roman"/>
+          <w:kern w:val="0"/>
+          <w:sz w:val="20"/>
+          <w:szCs w:val="20"/>
+          <w:lang w:val="ru-RU"/>
+          <w14:ligatures w14:val="none"/>
+        </w:rPr>
+        <w:t>с. 1</w:t>
+      </w:r>
+      <w:r>
+        <w:rPr>
+          <w:rFonts w:ascii="Times New Roman" w:eastAsia="Times New Roman" w:hAnsi="Times New Roman" w:cs="Times New Roman"/>
+          <w:kern w:val="0"/>
+          <w:sz w:val="20"/>
+          <w:szCs w:val="20"/>
+          <w:lang w:val="ru-RU"/>
+          <w14:ligatures w14:val="none"/>
+        </w:rPr>
+        <w:t>52</w:t>
       </w:r>
     </w:p>
   </w:footnote>
@@ -13225,6 +15374,7 @@
         </w:rPr>
         <w:t>.</w:t>
       </w:r>
+      <w:proofErr w:type="spellStart"/>
       <w:r>
         <w:rPr>
           <w:rFonts w:ascii="Times New Roman" w:eastAsia="Times New Roman" w:hAnsi="Times New Roman" w:cs="Times New Roman"/>
@@ -13233,6 +15383,7 @@
         </w:rPr>
         <w:t>js</w:t>
       </w:r>
+      <w:proofErr w:type="spellEnd"/>
       <w:r>
         <w:rPr>
           <w:rFonts w:ascii="Times New Roman" w:eastAsia="Times New Roman" w:hAnsi="Times New Roman" w:cs="Times New Roman"/>
@@ -13276,55 +15427,112 @@
         </w:rPr>
         <w:t xml:space="preserve">: </w:t>
       </w:r>
-      <w:hyperlink r:id="rId6" w:history="1">
-        <w:r>
-          <w:rPr>
-            <w:rStyle w:val="af4"/>
-            <w:rFonts w:ascii="Times New Roman" w:eastAsia="Times New Roman" w:hAnsi="Times New Roman" w:cs="Times New Roman"/>
-            <w:kern w:val="0"/>
-            <w14:ligatures w14:val="none"/>
-          </w:rPr>
-          <w:t>https</w:t>
-        </w:r>
-        <w:r>
-          <w:rPr>
-            <w:rStyle w:val="af4"/>
-            <w:rFonts w:ascii="Times New Roman" w:eastAsia="Times New Roman" w:hAnsi="Times New Roman" w:cs="Times New Roman"/>
-            <w:kern w:val="0"/>
-            <w:lang w:val="ru-RU"/>
-            <w14:ligatures w14:val="none"/>
-          </w:rPr>
-          <w:t>://</w:t>
-        </w:r>
-        <w:r>
-          <w:rPr>
-            <w:rStyle w:val="af4"/>
-            <w:rFonts w:ascii="Times New Roman" w:eastAsia="Times New Roman" w:hAnsi="Times New Roman" w:cs="Times New Roman"/>
-            <w:kern w:val="0"/>
-            <w14:ligatures w14:val="none"/>
-          </w:rPr>
-          <w:t>expressjs</w:t>
-        </w:r>
-        <w:r>
-          <w:rPr>
-            <w:rStyle w:val="af4"/>
-            <w:rFonts w:ascii="Times New Roman" w:eastAsia="Times New Roman" w:hAnsi="Times New Roman" w:cs="Times New Roman"/>
-            <w:kern w:val="0"/>
-            <w:lang w:val="ru-RU"/>
-            <w14:ligatures w14:val="none"/>
-          </w:rPr>
-          <w:t>.</w:t>
-        </w:r>
-        <w:r>
-          <w:rPr>
-            <w:rStyle w:val="af4"/>
-            <w:rFonts w:ascii="Times New Roman" w:eastAsia="Times New Roman" w:hAnsi="Times New Roman" w:cs="Times New Roman"/>
-            <w:kern w:val="0"/>
-            <w14:ligatures w14:val="none"/>
-          </w:rPr>
-          <w:t>com</w:t>
-        </w:r>
-      </w:hyperlink>
+      <w:r>
+        <w:fldChar w:fldCharType="begin"/>
+      </w:r>
+      <w:r>
+        <w:rPr>
+          <w:lang w:val="ru-RU"/>
+        </w:rPr>
+        <w:instrText xml:space="preserve"> </w:instrText>
+      </w:r>
+      <w:r>
+        <w:instrText>HYPERLINK</w:instrText>
+      </w:r>
+      <w:r>
+        <w:rPr>
+          <w:lang w:val="ru-RU"/>
+        </w:rPr>
+        <w:instrText xml:space="preserve"> "</w:instrText>
+      </w:r>
+      <w:r>
+        <w:instrText>https</w:instrText>
+      </w:r>
+      <w:r>
+        <w:rPr>
+          <w:lang w:val="ru-RU"/>
+        </w:rPr>
+        <w:instrText>://</w:instrText>
+      </w:r>
+      <w:r>
+        <w:instrText>expressjs</w:instrText>
+      </w:r>
+      <w:r>
+        <w:rPr>
+          <w:lang w:val="ru-RU"/>
+        </w:rPr>
+        <w:instrText>.</w:instrText>
+      </w:r>
+      <w:r>
+        <w:instrText>com</w:instrText>
+      </w:r>
+      <w:r>
+        <w:rPr>
+          <w:lang w:val="ru-RU"/>
+        </w:rPr>
+        <w:instrText xml:space="preserve">" </w:instrText>
+      </w:r>
+      <w:r>
+        <w:fldChar w:fldCharType="separate"/>
+      </w:r>
+      <w:r>
+        <w:rPr>
+          <w:rStyle w:val="af4"/>
+          <w:rFonts w:ascii="Times New Roman" w:eastAsia="Times New Roman" w:hAnsi="Times New Roman" w:cs="Times New Roman"/>
+          <w:kern w:val="0"/>
+          <w14:ligatures w14:val="none"/>
+        </w:rPr>
+        <w:t>https</w:t>
+      </w:r>
+      <w:r>
+        <w:rPr>
+          <w:rStyle w:val="af4"/>
+          <w:rFonts w:ascii="Times New Roman" w:eastAsia="Times New Roman" w:hAnsi="Times New Roman" w:cs="Times New Roman"/>
+          <w:kern w:val="0"/>
+          <w:lang w:val="ru-RU"/>
+          <w14:ligatures w14:val="none"/>
+        </w:rPr>
+        <w:t>://</w:t>
+      </w:r>
+      <w:proofErr w:type="spellStart"/>
+      <w:r>
+        <w:rPr>
+          <w:rStyle w:val="af4"/>
+          <w:rFonts w:ascii="Times New Roman" w:eastAsia="Times New Roman" w:hAnsi="Times New Roman" w:cs="Times New Roman"/>
+          <w:kern w:val="0"/>
+          <w14:ligatures w14:val="none"/>
+        </w:rPr>
+        <w:t>expressjs</w:t>
+      </w:r>
+      <w:proofErr w:type="spellEnd"/>
+      <w:r>
+        <w:rPr>
+          <w:rStyle w:val="af4"/>
+          <w:rFonts w:ascii="Times New Roman" w:eastAsia="Times New Roman" w:hAnsi="Times New Roman" w:cs="Times New Roman"/>
+          <w:kern w:val="0"/>
+          <w:lang w:val="ru-RU"/>
+          <w14:ligatures w14:val="none"/>
+        </w:rPr>
+        <w:t>.</w:t>
+      </w:r>
+      <w:r>
+        <w:rPr>
+          <w:rStyle w:val="af4"/>
+          <w:rFonts w:ascii="Times New Roman" w:eastAsia="Times New Roman" w:hAnsi="Times New Roman" w:cs="Times New Roman"/>
+          <w:kern w:val="0"/>
+          <w14:ligatures w14:val="none"/>
+        </w:rPr>
+        <w:t>com</w:t>
+      </w:r>
+      <w:r>
+        <w:rPr>
+          <w:rStyle w:val="af4"/>
+          <w:rFonts w:ascii="Times New Roman" w:eastAsia="Times New Roman" w:hAnsi="Times New Roman" w:cs="Times New Roman"/>
+          <w:kern w:val="0"/>
+          <w14:ligatures w14:val="none"/>
+        </w:rPr>
+        <w:fldChar w:fldCharType="end"/>
+      </w:r>
       <w:r>
         <w:rPr>
           <w:rFonts w:ascii="Times New Roman" w:eastAsia="Times New Roman" w:hAnsi="Times New Roman" w:cs="Times New Roman"/>
@@ -13459,74 +15667,140 @@
         </w:rPr>
         <w:t xml:space="preserve">: </w:t>
       </w:r>
-      <w:hyperlink r:id="rId7" w:history="1">
-        <w:r>
-          <w:rPr>
-            <w:rStyle w:val="af4"/>
-            <w:rFonts w:ascii="Times New Roman" w:eastAsia="Times New Roman" w:hAnsi="Times New Roman" w:cs="Times New Roman"/>
-            <w:kern w:val="0"/>
-            <w14:ligatures w14:val="none"/>
-          </w:rPr>
-          <w:t>https</w:t>
-        </w:r>
-        <w:r>
-          <w:rPr>
-            <w:rStyle w:val="af4"/>
-            <w:rFonts w:ascii="Times New Roman" w:eastAsia="Times New Roman" w:hAnsi="Times New Roman" w:cs="Times New Roman"/>
-            <w:kern w:val="0"/>
-            <w:lang w:val="ru-RU"/>
-            <w14:ligatures w14:val="none"/>
-          </w:rPr>
-          <w:t>://</w:t>
-        </w:r>
-        <w:r>
-          <w:rPr>
-            <w:rStyle w:val="af4"/>
-            <w:rFonts w:ascii="Times New Roman" w:eastAsia="Times New Roman" w:hAnsi="Times New Roman" w:cs="Times New Roman"/>
-            <w:kern w:val="0"/>
-            <w14:ligatures w14:val="none"/>
-          </w:rPr>
-          <w:t>developer</w:t>
-        </w:r>
-        <w:r>
-          <w:rPr>
-            <w:rStyle w:val="af4"/>
-            <w:rFonts w:ascii="Times New Roman" w:eastAsia="Times New Roman" w:hAnsi="Times New Roman" w:cs="Times New Roman"/>
-            <w:kern w:val="0"/>
-            <w:lang w:val="ru-RU"/>
-            <w14:ligatures w14:val="none"/>
-          </w:rPr>
-          <w:t>.</w:t>
-        </w:r>
-        <w:r>
-          <w:rPr>
-            <w:rStyle w:val="af4"/>
-            <w:rFonts w:ascii="Times New Roman" w:eastAsia="Times New Roman" w:hAnsi="Times New Roman" w:cs="Times New Roman"/>
-            <w:kern w:val="0"/>
-            <w14:ligatures w14:val="none"/>
-          </w:rPr>
-          <w:t>mozilla</w:t>
-        </w:r>
-        <w:r>
-          <w:rPr>
-            <w:rStyle w:val="af4"/>
-            <w:rFonts w:ascii="Times New Roman" w:eastAsia="Times New Roman" w:hAnsi="Times New Roman" w:cs="Times New Roman"/>
-            <w:kern w:val="0"/>
-            <w:lang w:val="ru-RU"/>
-            <w14:ligatures w14:val="none"/>
-          </w:rPr>
-          <w:t>.</w:t>
-        </w:r>
-        <w:r>
-          <w:rPr>
-            <w:rStyle w:val="af4"/>
-            <w:rFonts w:ascii="Times New Roman" w:eastAsia="Times New Roman" w:hAnsi="Times New Roman" w:cs="Times New Roman"/>
-            <w:kern w:val="0"/>
-            <w14:ligatures w14:val="none"/>
-          </w:rPr>
-          <w:t>org</w:t>
-        </w:r>
-      </w:hyperlink>
+      <w:r>
+        <w:fldChar w:fldCharType="begin"/>
+      </w:r>
+      <w:r>
+        <w:rPr>
+          <w:lang w:val="ru-RU"/>
+        </w:rPr>
+        <w:instrText xml:space="preserve"> </w:instrText>
+      </w:r>
+      <w:r>
+        <w:instrText>HYPERLINK</w:instrText>
+      </w:r>
+      <w:r>
+        <w:rPr>
+          <w:lang w:val="ru-RU"/>
+        </w:rPr>
+        <w:instrText xml:space="preserve"> "</w:instrText>
+      </w:r>
+      <w:r>
+        <w:instrText>https</w:instrText>
+      </w:r>
+      <w:r>
+        <w:rPr>
+          <w:lang w:val="ru-RU"/>
+        </w:rPr>
+        <w:instrText>://</w:instrText>
+      </w:r>
+      <w:r>
+        <w:instrText>developer</w:instrText>
+      </w:r>
+      <w:r>
+        <w:rPr>
+          <w:lang w:val="ru-RU"/>
+        </w:rPr>
+        <w:instrText>.</w:instrText>
+      </w:r>
+      <w:r>
+        <w:instrText>mozilla</w:instrText>
+      </w:r>
+      <w:r>
+        <w:rPr>
+          <w:lang w:val="ru-RU"/>
+        </w:rPr>
+        <w:instrText>.</w:instrText>
+      </w:r>
+      <w:r>
+        <w:instrText>org</w:instrText>
+      </w:r>
+      <w:r>
+        <w:rPr>
+          <w:lang w:val="ru-RU"/>
+        </w:rPr>
+        <w:instrText xml:space="preserve">" </w:instrText>
+      </w:r>
+      <w:r>
+        <w:fldChar w:fldCharType="separate"/>
+      </w:r>
+      <w:r>
+        <w:rPr>
+          <w:rStyle w:val="af4"/>
+          <w:rFonts w:ascii="Times New Roman" w:eastAsia="Times New Roman" w:hAnsi="Times New Roman" w:cs="Times New Roman"/>
+          <w:kern w:val="0"/>
+          <w14:ligatures w14:val="none"/>
+        </w:rPr>
+        <w:t>https</w:t>
+      </w:r>
+      <w:r>
+        <w:rPr>
+          <w:rStyle w:val="af4"/>
+          <w:rFonts w:ascii="Times New Roman" w:eastAsia="Times New Roman" w:hAnsi="Times New Roman" w:cs="Times New Roman"/>
+          <w:kern w:val="0"/>
+          <w:lang w:val="ru-RU"/>
+          <w14:ligatures w14:val="none"/>
+        </w:rPr>
+        <w:t>://</w:t>
+      </w:r>
+      <w:r>
+        <w:rPr>
+          <w:rStyle w:val="af4"/>
+          <w:rFonts w:ascii="Times New Roman" w:eastAsia="Times New Roman" w:hAnsi="Times New Roman" w:cs="Times New Roman"/>
+          <w:kern w:val="0"/>
+          <w14:ligatures w14:val="none"/>
+        </w:rPr>
+        <w:t>developer</w:t>
+      </w:r>
+      <w:r>
+        <w:rPr>
+          <w:rStyle w:val="af4"/>
+          <w:rFonts w:ascii="Times New Roman" w:eastAsia="Times New Roman" w:hAnsi="Times New Roman" w:cs="Times New Roman"/>
+          <w:kern w:val="0"/>
+          <w:lang w:val="ru-RU"/>
+          <w14:ligatures w14:val="none"/>
+        </w:rPr>
+        <w:t>.</w:t>
+      </w:r>
+      <w:proofErr w:type="spellStart"/>
+      <w:r>
+        <w:rPr>
+          <w:rStyle w:val="af4"/>
+          <w:rFonts w:ascii="Times New Roman" w:eastAsia="Times New Roman" w:hAnsi="Times New Roman" w:cs="Times New Roman"/>
+          <w:kern w:val="0"/>
+          <w14:ligatures w14:val="none"/>
+        </w:rPr>
+        <w:t>mozilla</w:t>
+      </w:r>
+      <w:proofErr w:type="spellEnd"/>
+      <w:r>
+        <w:rPr>
+          <w:rStyle w:val="af4"/>
+          <w:rFonts w:ascii="Times New Roman" w:eastAsia="Times New Roman" w:hAnsi="Times New Roman" w:cs="Times New Roman"/>
+          <w:kern w:val="0"/>
+          <w:lang w:val="ru-RU"/>
+          <w14:ligatures w14:val="none"/>
+        </w:rPr>
+        <w:t>.</w:t>
+      </w:r>
+      <w:r>
+        <w:rPr>
+          <w:rStyle w:val="af4"/>
+          <w:rFonts w:ascii="Times New Roman" w:eastAsia="Times New Roman" w:hAnsi="Times New Roman" w:cs="Times New Roman"/>
+          <w:kern w:val="0"/>
+          <w14:ligatures w14:val="none"/>
+        </w:rPr>
+        <w:t>org</w:t>
+      </w:r>
+      <w:r>
+        <w:rPr>
+          <w:rStyle w:val="af4"/>
+          <w:rFonts w:ascii="Times New Roman" w:eastAsia="Times New Roman" w:hAnsi="Times New Roman" w:cs="Times New Roman"/>
+          <w:kern w:val="0"/>
+          <w14:ligatures w14:val="none"/>
+        </w:rPr>
+        <w:fldChar w:fldCharType="end"/>
+      </w:r>
       <w:r>
         <w:rPr>
           <w:rFonts w:ascii="Times New Roman" w:eastAsia="Times New Roman" w:hAnsi="Times New Roman" w:cs="Times New Roman"/>
@@ -13594,7 +15868,7 @@
         </w:rPr>
         <w:t xml:space="preserve">]. – URL: </w:t>
       </w:r>
-      <w:hyperlink r:id="rId8" w:history="1">
+      <w:hyperlink r:id="rId2" w:history="1">
         <w:r>
           <w:rPr>
             <w:rStyle w:val="af4"/>
@@ -13705,7 +15979,7 @@
         </w:rPr>
         <w:t xml:space="preserve">]. – URL: </w:t>
       </w:r>
-      <w:hyperlink r:id="rId9" w:history="1">
+      <w:hyperlink r:id="rId3" w:history="1">
         <w:r>
           <w:rPr>
             <w:rStyle w:val="af4"/>
@@ -14548,8 +16822,8 @@
   <w:abstractNum w:abstractNumId="8" w15:restartNumberingAfterBreak="0">
     <w:nsid w:val="7C03621B"/>
     <w:multiLevelType w:val="hybridMultilevel"/>
-    <w:tmpl w:val="78A499DA"/>
-    <w:lvl w:ilvl="0" w:tplc="0419000F">
+    <w:tmpl w:val="180622DC"/>
+    <w:lvl w:ilvl="0" w:tplc="D84EC79A">
       <w:start w:val="1"/>
       <w:numFmt w:val="decimal"/>
       <w:lvlText w:val="%1."/>
@@ -14559,6 +16833,7 @@
       </w:pPr>
       <w:rPr>
         <w:rFonts w:hint="default"/>
+        <w:lang w:val="ru-RU"/>
       </w:rPr>
     </w:lvl>
     <w:lvl w:ilvl="1" w:tplc="04190019" w:tentative="1">
@@ -15852,6 +18127,27 @@
       <w:ind w:left="240"/>
     </w:pPr>
   </w:style>
+  <w:style w:type="character" w:styleId="afe">
+    <w:name w:val="Emphasis"/>
+    <w:basedOn w:val="a0"/>
+    <w:uiPriority w:val="20"/>
+    <w:qFormat/>
+    <w:rsid w:val="00A16F41"/>
+    <w:rPr>
+      <w:i/>
+      <w:iCs/>
+    </w:rPr>
+  </w:style>
+  <w:style w:type="character" w:customStyle="1" w:styleId="citation-123">
+    <w:name w:val="citation-123"/>
+    <w:basedOn w:val="a0"/>
+    <w:rsid w:val="00801BFB"/>
+  </w:style>
+  <w:style w:type="character" w:customStyle="1" w:styleId="citation-122">
+    <w:name w:val="citation-122"/>
+    <w:basedOn w:val="a0"/>
+    <w:rsid w:val="00801BFB"/>
+  </w:style>
 </w:styles>
 </file>
 

--- a/АбакаровМ.docx
+++ b/АбакаровМ.docx
@@ -276,7 +276,6 @@
           <w:lang w:val="ru-RU"/>
         </w:rPr>
       </w:pPr>
-      <w:proofErr w:type="spellStart"/>
       <w:r>
         <w:rPr>
           <w:rFonts w:ascii="Times New Roman" w:eastAsia="Times New Roman" w:hAnsi="Times New Roman" w:cs="Times New Roman"/>
@@ -285,31 +284,8 @@
           <w:szCs w:val="28"/>
           <w:lang w:val="ru-RU"/>
         </w:rPr>
-        <w:t>Абакарова</w:t>
-      </w:r>
-      <w:proofErr w:type="spellEnd"/>
-      <w:r>
-        <w:rPr>
-          <w:rFonts w:ascii="Times New Roman" w:eastAsia="Times New Roman" w:hAnsi="Times New Roman" w:cs="Times New Roman"/>
-          <w:b/>
-          <w:sz w:val="28"/>
-          <w:szCs w:val="28"/>
-          <w:lang w:val="ru-RU"/>
-        </w:rPr>
-        <w:t xml:space="preserve"> Магомеда </w:t>
-      </w:r>
-      <w:proofErr w:type="spellStart"/>
-      <w:r>
-        <w:rPr>
-          <w:rFonts w:ascii="Times New Roman" w:eastAsia="Times New Roman" w:hAnsi="Times New Roman" w:cs="Times New Roman"/>
-          <w:b/>
-          <w:sz w:val="28"/>
-          <w:szCs w:val="28"/>
-          <w:lang w:val="ru-RU"/>
-        </w:rPr>
-        <w:t>Абакаровича</w:t>
-      </w:r>
-      <w:proofErr w:type="spellEnd"/>
+        <w:t>Абакарова Магомеда Абакаровича</w:t>
+      </w:r>
     </w:p>
     <w:p>
       <w:pPr>
@@ -803,25 +779,14 @@
           <w:lang w:val="ru-RU"/>
         </w:rPr>
       </w:pPr>
-      <w:proofErr w:type="spellStart"/>
-      <w:r>
-        <w:rPr>
-          <w:rFonts w:ascii="Times New Roman" w:eastAsia="Times New Roman" w:hAnsi="Times New Roman" w:cs="Times New Roman"/>
-          <w:sz w:val="28"/>
-          <w:szCs w:val="28"/>
-          <w:lang w:val="ru-RU"/>
-        </w:rPr>
-        <w:t>и.о</w:t>
-      </w:r>
-      <w:proofErr w:type="spellEnd"/>
-      <w:r>
-        <w:rPr>
-          <w:rFonts w:ascii="Times New Roman" w:eastAsia="Times New Roman" w:hAnsi="Times New Roman" w:cs="Times New Roman"/>
-          <w:sz w:val="28"/>
-          <w:szCs w:val="28"/>
-          <w:lang w:val="ru-RU"/>
-        </w:rPr>
-        <w:t>. зав. кафедрой специальных дисциплин</w:t>
+      <w:r>
+        <w:rPr>
+          <w:rFonts w:ascii="Times New Roman" w:eastAsia="Times New Roman" w:hAnsi="Times New Roman" w:cs="Times New Roman"/>
+          <w:sz w:val="28"/>
+          <w:szCs w:val="28"/>
+          <w:lang w:val="ru-RU"/>
+        </w:rPr>
+        <w:t>и.о. зав. кафедрой специальных дисциплин</w:t>
       </w:r>
     </w:p>
     <w:p>
@@ -837,25 +802,14 @@
           <w:lang w:val="ru-RU"/>
         </w:rPr>
       </w:pPr>
-      <w:proofErr w:type="spellStart"/>
-      <w:r>
-        <w:rPr>
-          <w:rFonts w:ascii="Times New Roman" w:eastAsia="Times New Roman" w:hAnsi="Times New Roman" w:cs="Times New Roman"/>
-          <w:sz w:val="28"/>
-          <w:szCs w:val="28"/>
-          <w:lang w:val="ru-RU"/>
-        </w:rPr>
-        <w:t>к.ю.н</w:t>
-      </w:r>
-      <w:proofErr w:type="spellEnd"/>
-      <w:r>
-        <w:rPr>
-          <w:rFonts w:ascii="Times New Roman" w:eastAsia="Times New Roman" w:hAnsi="Times New Roman" w:cs="Times New Roman"/>
-          <w:sz w:val="28"/>
-          <w:szCs w:val="28"/>
-          <w:lang w:val="ru-RU"/>
-        </w:rPr>
-        <w:t>., доцент Магомедова К.К.</w:t>
+      <w:r>
+        <w:rPr>
+          <w:rFonts w:ascii="Times New Roman" w:eastAsia="Times New Roman" w:hAnsi="Times New Roman" w:cs="Times New Roman"/>
+          <w:sz w:val="28"/>
+          <w:szCs w:val="28"/>
+          <w:lang w:val="ru-RU"/>
+        </w:rPr>
+        <w:t>к.ю.н., доцент Магомедова К.К.</w:t>
       </w:r>
     </w:p>
     <w:p>
@@ -921,7 +875,6 @@
           <w:szCs w:val="28"/>
         </w:rPr>
       </w:pPr>
-      <w:proofErr w:type="spellStart"/>
       <w:r>
         <w:rPr>
           <w:rFonts w:ascii="Times New Roman" w:eastAsia="Times New Roman" w:hAnsi="Times New Roman" w:cs="Times New Roman"/>
@@ -930,7 +883,6 @@
         </w:rPr>
         <w:t>Махачкала</w:t>
       </w:r>
-      <w:proofErr w:type="spellEnd"/>
       <w:r>
         <w:rPr>
           <w:rFonts w:ascii="Times New Roman" w:eastAsia="Times New Roman" w:hAnsi="Times New Roman" w:cs="Times New Roman"/>
@@ -2284,31 +2236,7 @@
           <w:lang w:val="ru-RU"/>
           <w14:ligatures w14:val="none"/>
         </w:rPr>
-        <w:t xml:space="preserve">Актуальность темы исследования: Современное общество быстро </w:t>
-      </w:r>
-      <w:proofErr w:type="spellStart"/>
-      <w:r>
-        <w:rPr>
-          <w:rFonts w:ascii="Times New Roman" w:eastAsia="Times New Roman" w:hAnsi="Times New Roman" w:cs="Times New Roman"/>
-          <w:kern w:val="0"/>
-          <w:sz w:val="28"/>
-          <w:szCs w:val="28"/>
-          <w:lang w:val="ru-RU"/>
-          <w14:ligatures w14:val="none"/>
-        </w:rPr>
-        <w:t>информатизируется</w:t>
-      </w:r>
-      <w:proofErr w:type="spellEnd"/>
-      <w:r>
-        <w:rPr>
-          <w:rFonts w:ascii="Times New Roman" w:eastAsia="Times New Roman" w:hAnsi="Times New Roman" w:cs="Times New Roman"/>
-          <w:kern w:val="0"/>
-          <w:sz w:val="28"/>
-          <w:szCs w:val="28"/>
-          <w:lang w:val="ru-RU"/>
-          <w14:ligatures w14:val="none"/>
-        </w:rPr>
-        <w:t xml:space="preserve"> во всех сферах, и высшее образование не является исключением. Цифровая трансформация учебных заведений требует перехода от традиционного бумажного учета к автоматизированным информационным системам. Особенно остро эта потребность проявляется на уровне учебного процесса — в академической группе, где сосредоточены оперативные данные об успеваемости, посещаемости и личных достижениях студентов. Ручной учет на основе журналов, электронных таблиц и разрозненных файлов имеет ряд устойчивых недостатков при росте объемов данных и требований к скорости работы. Среди них — высокая трудоемкость обработки, ошибки при многократном копировании и своде информации, задержки в получении актуальной и полной картины, а также сложности с быстрым формированием аналитических отчетов для педагогических и управленческих решений. Крупные вузовские системы управления (</w:t>
+        <w:t>Актуальность темы исследования: Современное общество быстро информатизируется во всех сферах, и высшее образование не является исключением. Цифровая трансформация учебных заведений требует перехода от традиционного бумажного учета к автоматизированным информационным системам. Особенно остро эта потребность проявляется на уровне учебного процесса — в академической группе, где сосредоточены оперативные данные об успеваемости, посещаемости и личных достижениях студентов. Ручной учет на основе журналов, электронных таблиц и разрозненных файлов имеет ряд устойчивых недостатков при росте объемов данных и требований к скорости работы. Среди них — высокая трудоемкость обработки, ошибки при многократном копировании и своде информации, задержки в получении актуальной и полной картины, а также сложности с быстрым формированием аналитических отчетов для педагогических и управленческих решений. Крупные вузовские системы управления (</w:t>
       </w:r>
       <w:r>
         <w:rPr>
@@ -2521,31 +2449,7 @@
           <w:lang w:val="ru-RU"/>
           <w14:ligatures w14:val="none"/>
         </w:rPr>
-        <w:t xml:space="preserve">моделированию (Чен, </w:t>
-      </w:r>
-      <w:proofErr w:type="spellStart"/>
-      <w:r>
-        <w:rPr>
-          <w:rFonts w:ascii="Times New Roman" w:eastAsia="Times New Roman" w:hAnsi="Times New Roman" w:cs="Times New Roman"/>
-          <w:kern w:val="0"/>
-          <w:sz w:val="28"/>
-          <w:szCs w:val="28"/>
-          <w:lang w:val="ru-RU"/>
-          <w14:ligatures w14:val="none"/>
-        </w:rPr>
-        <w:t>Баркер</w:t>
-      </w:r>
-      <w:proofErr w:type="spellEnd"/>
-      <w:r>
-        <w:rPr>
-          <w:rFonts w:ascii="Times New Roman" w:eastAsia="Times New Roman" w:hAnsi="Times New Roman" w:cs="Times New Roman"/>
-          <w:kern w:val="0"/>
-          <w:sz w:val="28"/>
-          <w:szCs w:val="28"/>
-          <w:lang w:val="ru-RU"/>
-          <w14:ligatures w14:val="none"/>
-        </w:rPr>
-        <w:t>) и реляционному проектированию. Вопросы удобства интерфейсов и пользовательского опыта (</w:t>
+        <w:t>моделированию (Чен, Баркер) и реляционному проектированию. Вопросы удобства интерфейсов и пользовательского опыта (</w:t>
       </w:r>
       <w:r>
         <w:rPr>
@@ -4402,27 +4306,7 @@
           <w:lang w:val="ru-RU" w:eastAsia="ru-RU"/>
         </w:rPr>
         <w:lastRenderedPageBreak/>
-        <w:t xml:space="preserve">серверного ПО, процедуры резервного копирования и восстановления данных, регламент управления учетными записями и план действий при аварийных ситуациях, и краткую шпаргалку для студента-старосты на 2-3 страницах с основными функциями работы с группой. Система должна предоставлять встроенные подсказки для каждого поля ввода, демонстрационный режим с тестовыми данными для обучения, а также возможность проведения очного инструктажа продолжительностью не более одного часа. В части технической поддержки устанавливаются следующие регламенты: время реакции на критический сбой (невозможность авторизации, потеря данных) не должно превышать 4 часов в рабочие дни, а на обычный запрос — не более 24 часов, при этом каналы поддержки включают электронную почту и внутреннюю </w:t>
-      </w:r>
-      <w:proofErr w:type="spellStart"/>
-      <w:r>
-        <w:rPr>
-          <w:rFonts w:ascii="Times New Roman" w:eastAsia="Times New Roman" w:hAnsi="Times New Roman" w:cs="Times New Roman"/>
-          <w:sz w:val="28"/>
-          <w:szCs w:val="28"/>
-          <w:lang w:val="ru-RU" w:eastAsia="ru-RU"/>
-        </w:rPr>
-        <w:t>тикет</w:t>
-      </w:r>
-      <w:proofErr w:type="spellEnd"/>
-      <w:r>
-        <w:rPr>
-          <w:rFonts w:ascii="Times New Roman" w:eastAsia="Times New Roman" w:hAnsi="Times New Roman" w:cs="Times New Roman"/>
-          <w:sz w:val="28"/>
-          <w:szCs w:val="28"/>
-          <w:lang w:val="ru-RU" w:eastAsia="ru-RU"/>
-        </w:rPr>
-        <w:t>-систему. Система должна автоматически фиксировать в журнале событий такие аномалии, как превышение времени отклика более 5 секунд, пять неудачных попыток входа подряд для одной учетной записи или заполнение дискового пространства менее чем на 10 процентов, а при возникновении критической ошибки администратор получает уведомление на электронную почту в течение одной минуты. Администратору предоставляется веб-интерфейс для просмотра и фильтрации системных логов, принудительного сброса пароля любого пользователя, блокировки учетных записей и запуска резервного копирования, при этом все административные действия также протоколируются. Что касается бесперебойной работы, плановое обслуживание допускается не более двух часов в месяц в ночное время с предварительным уведомлением пользователей за 48 часов, время восстановления после сбоя не должно превышать двух часов, а максимально допустимая потеря данных — 15 минут.</w:t>
+        <w:t>серверного ПО, процедуры резервного копирования и восстановления данных, регламент управления учетными записями и план действий при аварийных ситуациях, и краткую шпаргалку для студента-старосты на 2-3 страницах с основными функциями работы с группой. Система должна предоставлять встроенные подсказки для каждого поля ввода, демонстрационный режим с тестовыми данными для обучения, а также возможность проведения очного инструктажа продолжительностью не более одного часа. В части технической поддержки устанавливаются следующие регламенты: время реакции на критический сбой (невозможность авторизации, потеря данных) не должно превышать 4 часов в рабочие дни, а на обычный запрос — не более 24 часов, при этом каналы поддержки включают электронную почту и внутреннюю тикет-систему. Система должна автоматически фиксировать в журнале событий такие аномалии, как превышение времени отклика более 5 секунд, пять неудачных попыток входа подряд для одной учетной записи или заполнение дискового пространства менее чем на 10 процентов, а при возникновении критической ошибки администратор получает уведомление на электронную почту в течение одной минуты. Администратору предоставляется веб-интерфейс для просмотра и фильтрации системных логов, принудительного сброса пароля любого пользователя, блокировки учетных записей и запуска резервного копирования, при этом все административные действия также протоколируются. Что касается бесперебойной работы, плановое обслуживание допускается не более двух часов в месяц в ночное время с предварительным уведомлением пользователей за 48 часов, время восстановления после сбоя не должно превышать двух часов, а максимально допустимая потеря данных — 15 минут.</w:t>
       </w:r>
     </w:p>
     <w:p>
@@ -4484,7 +4368,6 @@
         </w:rPr>
         <w:t xml:space="preserve"> или </w:t>
       </w:r>
-      <w:proofErr w:type="spellStart"/>
       <w:r>
         <w:rPr>
           <w:rFonts w:ascii="Times New Roman" w:hAnsi="Times New Roman" w:cs="Times New Roman"/>
@@ -4493,7 +4376,6 @@
         </w:rPr>
         <w:t>JSDoc</w:t>
       </w:r>
-      <w:proofErr w:type="spellEnd"/>
       <w:r>
         <w:rPr>
           <w:rFonts w:ascii="Times New Roman" w:hAnsi="Times New Roman" w:cs="Times New Roman"/>
@@ -4564,7 +4446,6 @@
         </w:rPr>
         <w:t xml:space="preserve"> в формате </w:t>
       </w:r>
-      <w:proofErr w:type="spellStart"/>
       <w:r>
         <w:rPr>
           <w:rFonts w:ascii="Times New Roman" w:hAnsi="Times New Roman" w:cs="Times New Roman"/>
@@ -4573,7 +4454,6 @@
         </w:rPr>
         <w:t>OpenAPI</w:t>
       </w:r>
-      <w:proofErr w:type="spellEnd"/>
       <w:r>
         <w:rPr>
           <w:rFonts w:ascii="Times New Roman" w:hAnsi="Times New Roman" w:cs="Times New Roman"/>
@@ -4598,19 +4478,16 @@
           <w:szCs w:val="28"/>
           <w:lang w:val="ru-RU"/>
         </w:rPr>
-        <w:t xml:space="preserve">-операций и </w:t>
-      </w:r>
-      <w:proofErr w:type="spellStart"/>
+        <w:t xml:space="preserve">-операций и эндпоинтов </w:t>
+      </w:r>
       <w:r>
         <w:rPr>
           <w:rFonts w:ascii="Times New Roman" w:hAnsi="Times New Roman" w:cs="Times New Roman"/>
           <w:sz w:val="28"/>
           <w:szCs w:val="28"/>
-          <w:lang w:val="ru-RU"/>
-        </w:rPr>
-        <w:t>эндпоинтов</w:t>
-      </w:r>
-      <w:proofErr w:type="spellEnd"/>
+        </w:rPr>
+        <w:t>REST</w:t>
+      </w:r>
       <w:r>
         <w:rPr>
           <w:rFonts w:ascii="Times New Roman" w:hAnsi="Times New Roman" w:cs="Times New Roman"/>
@@ -4626,7 +4503,7 @@
           <w:sz w:val="28"/>
           <w:szCs w:val="28"/>
         </w:rPr>
-        <w:t>REST</w:t>
+        <w:t>API</w:t>
       </w:r>
       <w:r>
         <w:rPr>
@@ -4635,7 +4512,7 @@
           <w:szCs w:val="28"/>
           <w:lang w:val="ru-RU"/>
         </w:rPr>
-        <w:t xml:space="preserve"> </w:t>
+        <w:t xml:space="preserve"> (каждый метод должен иметь минимум три сценария: успешный, с ошибкой авторизации и с некорректными данными), нагрузочное тестирование при одновременной работе 50 пользователей, а также приемочное тестирование с участием заказчика по чек-листу из 20–30 сценариев, где критерием успеха является выполнение 95 процентов сценариев без критических дефектов. В части конфигурации и развертывания приложение должно поставляться в виде </w:t>
       </w:r>
       <w:r>
         <w:rPr>
@@ -4643,7 +4520,7 @@
           <w:sz w:val="28"/>
           <w:szCs w:val="28"/>
         </w:rPr>
-        <w:t>API</w:t>
+        <w:t>Docker</w:t>
       </w:r>
       <w:r>
         <w:rPr>
@@ -4652,7 +4529,7 @@
           <w:szCs w:val="28"/>
           <w:lang w:val="ru-RU"/>
         </w:rPr>
-        <w:t xml:space="preserve"> (каждый метод должен иметь минимум три сценария: успешный, с ошибкой авторизации и с некорректными данными), нагрузочное тестирование при одновременной работе 50 пользователей, а также приемочное тестирование с участием заказчика по чек-листу из 20–30 сценариев, где критерием успеха является выполнение 95 процентов сценариев без критических дефектов. В части конфигурации и развертывания приложение должно поставляться в виде </w:t>
+        <w:t xml:space="preserve">-образов (отдельно для сервера приложений, базы данных и кэша) с файлом </w:t>
       </w:r>
       <w:r>
         <w:rPr>
@@ -4660,7 +4537,7 @@
           <w:sz w:val="28"/>
           <w:szCs w:val="28"/>
         </w:rPr>
-        <w:t>Docker</w:t>
+        <w:t>docker</w:t>
       </w:r>
       <w:r>
         <w:rPr>
@@ -4669,7 +4546,7 @@
           <w:szCs w:val="28"/>
           <w:lang w:val="ru-RU"/>
         </w:rPr>
-        <w:t xml:space="preserve">-образов (отдельно для сервера приложений, базы данных и кэша) с файлом </w:t>
+        <w:t>-</w:t>
       </w:r>
       <w:r>
         <w:rPr>
@@ -4677,7 +4554,7 @@
           <w:sz w:val="28"/>
           <w:szCs w:val="28"/>
         </w:rPr>
-        <w:t>docker</w:t>
+        <w:t>compose</w:t>
       </w:r>
       <w:r>
         <w:rPr>
@@ -4686,7 +4563,7 @@
           <w:szCs w:val="28"/>
           <w:lang w:val="ru-RU"/>
         </w:rPr>
-        <w:t>-</w:t>
+        <w:t>.</w:t>
       </w:r>
       <w:r>
         <w:rPr>
@@ -4694,7 +4571,7 @@
           <w:sz w:val="28"/>
           <w:szCs w:val="28"/>
         </w:rPr>
-        <w:t>compose</w:t>
+        <w:t>yml</w:t>
       </w:r>
       <w:r>
         <w:rPr>
@@ -4703,18 +4580,33 @@
           <w:szCs w:val="28"/>
           <w:lang w:val="ru-RU"/>
         </w:rPr>
+        <w:t xml:space="preserve"> для однокомандного развертывания, причем все внешние зависимости фиксируются в файлах </w:t>
+      </w:r>
+      <w:r>
+        <w:rPr>
+          <w:rFonts w:ascii="Times New Roman" w:hAnsi="Times New Roman" w:cs="Times New Roman"/>
+          <w:sz w:val="28"/>
+          <w:szCs w:val="28"/>
+        </w:rPr>
+        <w:t>requirements</w:t>
+      </w:r>
+      <w:r>
+        <w:rPr>
+          <w:rFonts w:ascii="Times New Roman" w:hAnsi="Times New Roman" w:cs="Times New Roman"/>
+          <w:sz w:val="28"/>
+          <w:szCs w:val="28"/>
+          <w:lang w:val="ru-RU"/>
+        </w:rPr>
         <w:t>.</w:t>
       </w:r>
-      <w:proofErr w:type="spellStart"/>
       <w:r>
         <w:rPr>
           <w:rFonts w:ascii="Times New Roman" w:hAnsi="Times New Roman" w:cs="Times New Roman"/>
           <w:sz w:val="28"/>
           <w:szCs w:val="28"/>
         </w:rPr>
-        <w:t>yml</w:t>
-      </w:r>
-      <w:proofErr w:type="spellEnd"/>
+        <w:t>txt</w:t>
+      </w:r>
       <w:r>
         <w:rPr>
           <w:rFonts w:ascii="Times New Roman" w:hAnsi="Times New Roman" w:cs="Times New Roman"/>
@@ -4722,19 +4614,16 @@
           <w:szCs w:val="28"/>
           <w:lang w:val="ru-RU"/>
         </w:rPr>
-        <w:t xml:space="preserve"> для </w:t>
-      </w:r>
-      <w:proofErr w:type="spellStart"/>
+        <w:t xml:space="preserve"> и </w:t>
+      </w:r>
       <w:r>
         <w:rPr>
           <w:rFonts w:ascii="Times New Roman" w:hAnsi="Times New Roman" w:cs="Times New Roman"/>
           <w:sz w:val="28"/>
           <w:szCs w:val="28"/>
-          <w:lang w:val="ru-RU"/>
-        </w:rPr>
-        <w:t>однокомандного</w:t>
-      </w:r>
-      <w:proofErr w:type="spellEnd"/>
+        </w:rPr>
+        <w:t>package</w:t>
+      </w:r>
       <w:r>
         <w:rPr>
           <w:rFonts w:ascii="Times New Roman" w:hAnsi="Times New Roman" w:cs="Times New Roman"/>
@@ -4742,7 +4631,7 @@
           <w:szCs w:val="28"/>
           <w:lang w:val="ru-RU"/>
         </w:rPr>
-        <w:t xml:space="preserve"> развертывания, причем все внешние зависимости фиксируются в файлах </w:t>
+        <w:t>.</w:t>
       </w:r>
       <w:r>
         <w:rPr>
@@ -4750,7 +4639,7 @@
           <w:sz w:val="28"/>
           <w:szCs w:val="28"/>
         </w:rPr>
-        <w:t>requirements</w:t>
+        <w:t>json</w:t>
       </w:r>
       <w:r>
         <w:rPr>
@@ -4759,7 +4648,7 @@
           <w:szCs w:val="28"/>
           <w:lang w:val="ru-RU"/>
         </w:rPr>
-        <w:t>.</w:t>
+        <w:t xml:space="preserve">. Исходный код хранится в </w:t>
       </w:r>
       <w:r>
         <w:rPr>
@@ -4767,7 +4656,7 @@
           <w:sz w:val="28"/>
           <w:szCs w:val="28"/>
         </w:rPr>
-        <w:t>txt</w:t>
+        <w:t>Git</w:t>
       </w:r>
       <w:r>
         <w:rPr>
@@ -4776,71 +4665,16 @@
           <w:szCs w:val="28"/>
           <w:lang w:val="ru-RU"/>
         </w:rPr>
-        <w:t xml:space="preserve"> и </w:t>
-      </w:r>
-      <w:proofErr w:type="gramStart"/>
+        <w:t xml:space="preserve"> с использованием модели ветвления </w:t>
+      </w:r>
       <w:r>
         <w:rPr>
           <w:rFonts w:ascii="Times New Roman" w:hAnsi="Times New Roman" w:cs="Times New Roman"/>
           <w:sz w:val="28"/>
           <w:szCs w:val="28"/>
         </w:rPr>
-        <w:t>package</w:t>
-      </w:r>
-      <w:r>
-        <w:rPr>
-          <w:rFonts w:ascii="Times New Roman" w:hAnsi="Times New Roman" w:cs="Times New Roman"/>
-          <w:sz w:val="28"/>
-          <w:szCs w:val="28"/>
-          <w:lang w:val="ru-RU"/>
-        </w:rPr>
-        <w:t>.</w:t>
-      </w:r>
-      <w:r>
-        <w:rPr>
-          <w:rFonts w:ascii="Times New Roman" w:hAnsi="Times New Roman" w:cs="Times New Roman"/>
-          <w:sz w:val="28"/>
-          <w:szCs w:val="28"/>
-        </w:rPr>
-        <w:t>json</w:t>
-      </w:r>
-      <w:proofErr w:type="gramEnd"/>
-      <w:r>
-        <w:rPr>
-          <w:rFonts w:ascii="Times New Roman" w:hAnsi="Times New Roman" w:cs="Times New Roman"/>
-          <w:sz w:val="28"/>
-          <w:szCs w:val="28"/>
-          <w:lang w:val="ru-RU"/>
-        </w:rPr>
-        <w:t xml:space="preserve">. Исходный код хранится в </w:t>
-      </w:r>
-      <w:r>
-        <w:rPr>
-          <w:rFonts w:ascii="Times New Roman" w:hAnsi="Times New Roman" w:cs="Times New Roman"/>
-          <w:sz w:val="28"/>
-          <w:szCs w:val="28"/>
-        </w:rPr>
-        <w:t>Git</w:t>
-      </w:r>
-      <w:r>
-        <w:rPr>
-          <w:rFonts w:ascii="Times New Roman" w:hAnsi="Times New Roman" w:cs="Times New Roman"/>
-          <w:sz w:val="28"/>
-          <w:szCs w:val="28"/>
-          <w:lang w:val="ru-RU"/>
-        </w:rPr>
-        <w:t xml:space="preserve"> с использованием модели ветвления </w:t>
-      </w:r>
-      <w:proofErr w:type="spellStart"/>
-      <w:r>
-        <w:rPr>
-          <w:rFonts w:ascii="Times New Roman" w:hAnsi="Times New Roman" w:cs="Times New Roman"/>
-          <w:sz w:val="28"/>
-          <w:szCs w:val="28"/>
-        </w:rPr>
         <w:t>GitFlow</w:t>
       </w:r>
-      <w:proofErr w:type="spellEnd"/>
       <w:r>
         <w:rPr>
           <w:rFonts w:ascii="Times New Roman" w:hAnsi="Times New Roman" w:cs="Times New Roman"/>
@@ -5310,27 +5144,7 @@
           <w:szCs w:val="28"/>
           <w:lang w:val="ru-RU"/>
         </w:rPr>
-        <w:t xml:space="preserve">Таким образом, помимо формальных требований и функциональности, проектирование и внедрение информационной системы учета студентов группы требует внимательного рассмотрения организационных, эксплуатационных и </w:t>
-      </w:r>
-      <w:proofErr w:type="spellStart"/>
-      <w:r>
-        <w:rPr>
-          <w:rFonts w:ascii="Times New Roman" w:eastAsiaTheme="majorEastAsia" w:hAnsi="Times New Roman" w:cs="Times New Roman"/>
-          <w:sz w:val="28"/>
-          <w:szCs w:val="28"/>
-          <w:lang w:val="ru-RU"/>
-        </w:rPr>
-        <w:t>безопасностных</w:t>
-      </w:r>
-      <w:proofErr w:type="spellEnd"/>
-      <w:r>
-        <w:rPr>
-          <w:rFonts w:ascii="Times New Roman" w:eastAsiaTheme="majorEastAsia" w:hAnsi="Times New Roman" w:cs="Times New Roman"/>
-          <w:sz w:val="28"/>
-          <w:szCs w:val="28"/>
-          <w:lang w:val="ru-RU"/>
-        </w:rPr>
-        <w:t xml:space="preserve"> аспектов. Учет этих факторов обеспечивает эффективное функционирование системы, высокое качество информации, прозрачность образовательного процесса и удовлетворенность пользователей. Реализация этих подходов создает условия для успешного внедрения и использования системы в условиях современной образовательной организации, обеспечивая интеграцию с другими информационными ресурсами и поддерживая стандарты управления учебным процессом в Российской Федерации.</w:t>
+        <w:t>Таким образом, помимо формальных требований и функциональности, проектирование и внедрение информационной системы учета студентов группы требует внимательного рассмотрения организационных, эксплуатационных и безопасностных аспектов. Учет этих факторов обеспечивает эффективное функционирование системы, высокое качество информации, прозрачность образовательного процесса и удовлетворенность пользователей. Реализация этих подходов создает условия для успешного внедрения и использования системы в условиях современной образовательной организации, обеспечивая интеграцию с другими информационными ресурсами и поддерживая стандарты управления учебным процессом в Российской Федерации.</w:t>
       </w:r>
     </w:p>
     <w:p>
@@ -5582,7 +5396,6 @@
         </w:rPr>
         <w:t>.</w:t>
       </w:r>
-      <w:proofErr w:type="spellStart"/>
       <w:r>
         <w:rPr>
           <w:rFonts w:ascii="Times New Roman" w:eastAsia="Times New Roman" w:hAnsi="Times New Roman" w:cs="Times New Roman"/>
@@ -5593,7 +5406,6 @@
         </w:rPr>
         <w:t>js</w:t>
       </w:r>
-      <w:proofErr w:type="spellEnd"/>
       <w:r>
         <w:rPr>
           <w:rFonts w:ascii="Times New Roman" w:eastAsia="Times New Roman" w:hAnsi="Times New Roman" w:cs="Times New Roman"/>
@@ -5626,7 +5438,6 @@
         </w:rPr>
         <w:t>.</w:t>
       </w:r>
-      <w:proofErr w:type="spellStart"/>
       <w:r>
         <w:rPr>
           <w:rFonts w:ascii="Times New Roman" w:eastAsia="Times New Roman" w:hAnsi="Times New Roman" w:cs="Times New Roman"/>
@@ -5637,7 +5448,6 @@
         </w:rPr>
         <w:t>js</w:t>
       </w:r>
-      <w:proofErr w:type="spellEnd"/>
       <w:r>
         <w:rPr>
           <w:rFonts w:ascii="Times New Roman" w:eastAsia="Times New Roman" w:hAnsi="Times New Roman" w:cs="Times New Roman"/>
@@ -5735,7 +5545,6 @@
         </w:rPr>
         <w:t>.</w:t>
       </w:r>
-      <w:proofErr w:type="spellStart"/>
       <w:r>
         <w:rPr>
           <w:rStyle w:val="citation-123"/>
@@ -5747,7 +5556,6 @@
         </w:rPr>
         <w:t>js</w:t>
       </w:r>
-      <w:proofErr w:type="spellEnd"/>
       <w:r>
         <w:rPr>
           <w:rStyle w:val="citation-123"/>
@@ -5915,7 +5723,6 @@
         </w:rPr>
         <w:t>.</w:t>
       </w:r>
-      <w:proofErr w:type="spellStart"/>
       <w:r>
         <w:rPr>
           <w:rFonts w:ascii="Times New Roman" w:eastAsia="Times New Roman" w:hAnsi="Times New Roman" w:cs="Times New Roman"/>
@@ -5926,7 +5733,6 @@
         </w:rPr>
         <w:t>js</w:t>
       </w:r>
-      <w:proofErr w:type="spellEnd"/>
       <w:r>
         <w:rPr>
           <w:rFonts w:ascii="Times New Roman" w:eastAsia="Times New Roman" w:hAnsi="Times New Roman" w:cs="Times New Roman"/>
@@ -5978,31 +5784,7 @@
           <w:lang w:val="ru-RU"/>
           <w14:ligatures w14:val="none"/>
         </w:rPr>
-        <w:t xml:space="preserve">, что является важным аспектом взаимодействия </w:t>
-      </w:r>
-      <w:proofErr w:type="spellStart"/>
-      <w:r>
-        <w:rPr>
-          <w:rFonts w:ascii="Times New Roman" w:eastAsia="Times New Roman" w:hAnsi="Times New Roman" w:cs="Times New Roman"/>
-          <w:kern w:val="0"/>
-          <w:sz w:val="28"/>
-          <w:szCs w:val="28"/>
-          <w:lang w:val="ru-RU"/>
-          <w14:ligatures w14:val="none"/>
-        </w:rPr>
-        <w:t>фронтенд</w:t>
-      </w:r>
-      <w:proofErr w:type="spellEnd"/>
-      <w:r>
-        <w:rPr>
-          <w:rFonts w:ascii="Times New Roman" w:eastAsia="Times New Roman" w:hAnsi="Times New Roman" w:cs="Times New Roman"/>
-          <w:kern w:val="0"/>
-          <w:sz w:val="28"/>
-          <w:szCs w:val="28"/>
-          <w:lang w:val="ru-RU"/>
-          <w14:ligatures w14:val="none"/>
-        </w:rPr>
-        <w:t xml:space="preserve">- и бэкенд-компонентов системы. В отечественных источниках подчеркивается, что применение </w:t>
+        <w:t xml:space="preserve">, что является важным аспектом взаимодействия фронтенд- и бэкенд-компонентов системы. В отечественных источниках подчеркивается, что применение </w:t>
       </w:r>
       <w:r>
         <w:rPr>
@@ -6058,7 +5840,6 @@
         </w:rPr>
         <w:t>.</w:t>
       </w:r>
-      <w:proofErr w:type="spellStart"/>
       <w:r>
         <w:rPr>
           <w:rFonts w:ascii="Times New Roman" w:eastAsia="Times New Roman" w:hAnsi="Times New Roman" w:cs="Times New Roman"/>
@@ -6069,7 +5850,6 @@
         </w:rPr>
         <w:t>js</w:t>
       </w:r>
-      <w:proofErr w:type="spellEnd"/>
       <w:r>
         <w:rPr>
           <w:rFonts w:ascii="Times New Roman" w:eastAsia="Times New Roman" w:hAnsi="Times New Roman" w:cs="Times New Roman"/>
@@ -6102,7 +5882,6 @@
         </w:rPr>
         <w:t>.</w:t>
       </w:r>
-      <w:proofErr w:type="spellStart"/>
       <w:r>
         <w:rPr>
           <w:rFonts w:ascii="Times New Roman" w:eastAsia="Times New Roman" w:hAnsi="Times New Roman" w:cs="Times New Roman"/>
@@ -6113,7 +5892,6 @@
         </w:rPr>
         <w:t>js</w:t>
       </w:r>
-      <w:proofErr w:type="spellEnd"/>
       <w:r>
         <w:rPr>
           <w:rFonts w:ascii="Times New Roman" w:eastAsia="Times New Roman" w:hAnsi="Times New Roman" w:cs="Times New Roman"/>
@@ -6146,7 +5924,6 @@
         </w:rPr>
         <w:t>.</w:t>
       </w:r>
-      <w:proofErr w:type="spellStart"/>
       <w:r>
         <w:rPr>
           <w:rFonts w:ascii="Times New Roman" w:eastAsia="Times New Roman" w:hAnsi="Times New Roman" w:cs="Times New Roman"/>
@@ -6157,7 +5934,6 @@
         </w:rPr>
         <w:t>js</w:t>
       </w:r>
-      <w:proofErr w:type="spellEnd"/>
       <w:r>
         <w:rPr>
           <w:rFonts w:ascii="Times New Roman" w:eastAsia="Times New Roman" w:hAnsi="Times New Roman" w:cs="Times New Roman"/>
@@ -6234,7 +6010,6 @@
         </w:rPr>
         <w:t>.</w:t>
       </w:r>
-      <w:proofErr w:type="spellStart"/>
       <w:r>
         <w:rPr>
           <w:rFonts w:ascii="Times New Roman" w:eastAsia="Times New Roman" w:hAnsi="Times New Roman" w:cs="Times New Roman"/>
@@ -6245,7 +6020,6 @@
         </w:rPr>
         <w:t>js</w:t>
       </w:r>
-      <w:proofErr w:type="spellEnd"/>
       <w:r>
         <w:rPr>
           <w:rFonts w:ascii="Times New Roman" w:eastAsia="Times New Roman" w:hAnsi="Times New Roman" w:cs="Times New Roman"/>
@@ -6339,31 +6113,7 @@
           <w:lang w:val="ru-RU"/>
           <w14:ligatures w14:val="none"/>
         </w:rPr>
-        <w:t xml:space="preserve"> позволяет обеспечивать стабильное функционирование системы, минимизировать риски потери данных и облегчить процедуру резервного копирования и восстановления информации. В отечественных методических источниках подчеркивается, что реляционные базы данных остаются основным инструментом хранения и обработки учетной информации, обеспечивая стандартизированный и предсказуемый доступ к данным. Архитектура системы построена по принципу клиент-серверного взаимодействия. </w:t>
-      </w:r>
-      <w:proofErr w:type="spellStart"/>
-      <w:r>
-        <w:rPr>
-          <w:rFonts w:ascii="Times New Roman" w:eastAsia="Times New Roman" w:hAnsi="Times New Roman" w:cs="Times New Roman"/>
-          <w:kern w:val="0"/>
-          <w:sz w:val="28"/>
-          <w:szCs w:val="28"/>
-          <w:lang w:val="ru-RU"/>
-          <w14:ligatures w14:val="none"/>
-        </w:rPr>
-        <w:t>Фронтенд</w:t>
-      </w:r>
-      <w:proofErr w:type="spellEnd"/>
-      <w:r>
-        <w:rPr>
-          <w:rFonts w:ascii="Times New Roman" w:eastAsia="Times New Roman" w:hAnsi="Times New Roman" w:cs="Times New Roman"/>
-          <w:kern w:val="0"/>
-          <w:sz w:val="28"/>
-          <w:szCs w:val="28"/>
-          <w:lang w:val="ru-RU"/>
-          <w14:ligatures w14:val="none"/>
-        </w:rPr>
-        <w:t xml:space="preserve"> (</w:t>
+        <w:t xml:space="preserve"> позволяет обеспечивать стабильное функционирование системы, минимизировать риски потери данных и облегчить процедуру резервного копирования и восстановления информации. В отечественных методических источниках подчеркивается, что реляционные базы данных остаются основным инструментом хранения и обработки учетной информации, обеспечивая стандартизированный и предсказуемый доступ к данным. Архитектура системы построена по принципу клиент-серверного взаимодействия. Фронтенд (</w:t>
       </w:r>
       <w:r>
         <w:rPr>
@@ -6386,7 +6136,6 @@
         </w:rPr>
         <w:t>.</w:t>
       </w:r>
-      <w:proofErr w:type="spellStart"/>
       <w:r>
         <w:rPr>
           <w:rFonts w:ascii="Times New Roman" w:eastAsia="Times New Roman" w:hAnsi="Times New Roman" w:cs="Times New Roman"/>
@@ -6397,7 +6146,6 @@
         </w:rPr>
         <w:t>js</w:t>
       </w:r>
-      <w:proofErr w:type="spellEnd"/>
       <w:r>
         <w:rPr>
           <w:rFonts w:ascii="Times New Roman" w:eastAsia="Times New Roman" w:hAnsi="Times New Roman" w:cs="Times New Roman"/>
@@ -6442,7 +6190,6 @@
         </w:rPr>
         <w:t>.</w:t>
       </w:r>
-      <w:proofErr w:type="spellStart"/>
       <w:r>
         <w:rPr>
           <w:rFonts w:ascii="Times New Roman" w:eastAsia="Times New Roman" w:hAnsi="Times New Roman" w:cs="Times New Roman"/>
@@ -6453,7 +6200,6 @@
         </w:rPr>
         <w:t>js</w:t>
       </w:r>
-      <w:proofErr w:type="spellEnd"/>
       <w:r>
         <w:rPr>
           <w:rFonts w:ascii="Times New Roman" w:eastAsia="Times New Roman" w:hAnsi="Times New Roman" w:cs="Times New Roman"/>
@@ -6486,7 +6232,6 @@
         </w:rPr>
         <w:t>.</w:t>
       </w:r>
-      <w:proofErr w:type="spellStart"/>
       <w:r>
         <w:rPr>
           <w:rFonts w:ascii="Times New Roman" w:eastAsia="Times New Roman" w:hAnsi="Times New Roman" w:cs="Times New Roman"/>
@@ -6497,7 +6242,6 @@
         </w:rPr>
         <w:t>js</w:t>
       </w:r>
-      <w:proofErr w:type="spellEnd"/>
       <w:r>
         <w:rPr>
           <w:rFonts w:ascii="Times New Roman" w:eastAsia="Times New Roman" w:hAnsi="Times New Roman" w:cs="Times New Roman"/>
@@ -6609,7 +6353,6 @@
         </w:rPr>
         <w:t>.</w:t>
       </w:r>
-      <w:proofErr w:type="spellStart"/>
       <w:r>
         <w:rPr>
           <w:rFonts w:ascii="Times New Roman" w:eastAsia="Times New Roman" w:hAnsi="Times New Roman" w:cs="Times New Roman"/>
@@ -6620,7 +6363,6 @@
         </w:rPr>
         <w:t>js</w:t>
       </w:r>
-      <w:proofErr w:type="spellEnd"/>
       <w:r>
         <w:rPr>
           <w:rFonts w:ascii="Times New Roman" w:eastAsia="Times New Roman" w:hAnsi="Times New Roman" w:cs="Times New Roman"/>
@@ -6653,7 +6395,6 @@
         </w:rPr>
         <w:t>.</w:t>
       </w:r>
-      <w:proofErr w:type="spellStart"/>
       <w:r>
         <w:rPr>
           <w:rFonts w:ascii="Times New Roman" w:eastAsia="Times New Roman" w:hAnsi="Times New Roman" w:cs="Times New Roman"/>
@@ -6664,7 +6405,6 @@
         </w:rPr>
         <w:t>js</w:t>
       </w:r>
-      <w:proofErr w:type="spellEnd"/>
       <w:r>
         <w:rPr>
           <w:rFonts w:ascii="Times New Roman" w:eastAsia="Times New Roman" w:hAnsi="Times New Roman" w:cs="Times New Roman"/>
@@ -6697,7 +6437,6 @@
         </w:rPr>
         <w:t>.</w:t>
       </w:r>
-      <w:proofErr w:type="spellStart"/>
       <w:r>
         <w:rPr>
           <w:rFonts w:ascii="Times New Roman" w:eastAsia="Times New Roman" w:hAnsi="Times New Roman" w:cs="Times New Roman"/>
@@ -6708,7 +6447,6 @@
         </w:rPr>
         <w:t>js</w:t>
       </w:r>
-      <w:proofErr w:type="spellEnd"/>
       <w:r>
         <w:rPr>
           <w:rFonts w:ascii="Times New Roman" w:eastAsia="Times New Roman" w:hAnsi="Times New Roman" w:cs="Times New Roman"/>
@@ -7296,7 +7034,6 @@
         </w:rPr>
         <w:t>.</w:t>
       </w:r>
-      <w:proofErr w:type="spellStart"/>
       <w:r>
         <w:rPr>
           <w:rFonts w:ascii="Times New Roman" w:eastAsia="Times New Roman" w:hAnsi="Times New Roman" w:cs="Times New Roman"/>
@@ -7307,7 +7044,6 @@
         </w:rPr>
         <w:t>js</w:t>
       </w:r>
-      <w:proofErr w:type="spellEnd"/>
       <w:r>
         <w:rPr>
           <w:rFonts w:ascii="Times New Roman" w:eastAsia="Times New Roman" w:hAnsi="Times New Roman" w:cs="Times New Roman"/>
@@ -7340,7 +7076,6 @@
         </w:rPr>
         <w:t>.</w:t>
       </w:r>
-      <w:proofErr w:type="spellStart"/>
       <w:r>
         <w:rPr>
           <w:rFonts w:ascii="Times New Roman" w:eastAsia="Times New Roman" w:hAnsi="Times New Roman" w:cs="Times New Roman"/>
@@ -7351,7 +7086,6 @@
         </w:rPr>
         <w:t>js</w:t>
       </w:r>
-      <w:proofErr w:type="spellEnd"/>
       <w:r>
         <w:rPr>
           <w:rFonts w:ascii="Times New Roman" w:eastAsia="Times New Roman" w:hAnsi="Times New Roman" w:cs="Times New Roman"/>
@@ -7509,29 +7243,16 @@
           <w14:ligatures w14:val="none"/>
         </w:rPr>
       </w:pPr>
-      <w:proofErr w:type="spellStart"/>
-      <w:r>
-        <w:rPr>
-          <w:rFonts w:ascii="Times New Roman" w:eastAsia="Times New Roman" w:hAnsi="Times New Roman" w:cs="Times New Roman"/>
-          <w:kern w:val="0"/>
-          <w:sz w:val="28"/>
-          <w:szCs w:val="28"/>
-          <w:lang w:val="ru-RU"/>
-          <w14:ligatures w14:val="none"/>
-        </w:rPr>
-        <w:t>Фронтенд</w:t>
-      </w:r>
-      <w:proofErr w:type="spellEnd"/>
-      <w:r>
-        <w:rPr>
-          <w:rFonts w:ascii="Times New Roman" w:eastAsia="Times New Roman" w:hAnsi="Times New Roman" w:cs="Times New Roman"/>
-          <w:kern w:val="0"/>
-          <w:sz w:val="28"/>
-          <w:szCs w:val="28"/>
-          <w:lang w:val="ru-RU"/>
-          <w14:ligatures w14:val="none"/>
-        </w:rPr>
-        <w:t>-часть информационной системы реализована на базе фреймворка Vue.js и представляет собой интерактивное веб-приложение с модульной компонентной архитектурой. Интерфейс системы разделен на несколько ключевых страниц, каждая из которых решает определенные задачи в рамках учета студентов группы. Все страницы адаптированы для работы на различных устройствах и обеспечивают интуитивно понятное взаимодействие с данными через современный и минималистичный дизайн.</w:t>
+      <w:r>
+        <w:rPr>
+          <w:rFonts w:ascii="Times New Roman" w:eastAsia="Times New Roman" w:hAnsi="Times New Roman" w:cs="Times New Roman"/>
+          <w:kern w:val="0"/>
+          <w:sz w:val="28"/>
+          <w:szCs w:val="28"/>
+          <w:lang w:val="ru-RU"/>
+          <w14:ligatures w14:val="none"/>
+        </w:rPr>
+        <w:t>Фронтенд-часть информационной системы реализована на базе фреймворка Vue.js и представляет собой интерактивное веб-приложение с модульной компонентной архитектурой. Интерфейс системы разделен на несколько ключевых страниц, каждая из которых решает определенные задачи в рамках учета студентов группы. Все страницы адаптированы для работы на различных устройствах и обеспечивают интуитивно понятное взаимодействие с данными через современный и минималистичный дизайн.</w:t>
       </w:r>
       <w:r>
         <w:rPr>
@@ -7595,7 +7316,8 @@
       <w:r>
         <w:rPr>
           <w:rFonts w:ascii="Times New Roman" w:eastAsia="Times New Roman" w:hAnsi="Times New Roman" w:cs="Times New Roman"/>
-          <w:noProof/>
+          <w:b/>
+          <w:bCs/>
           <w:kern w:val="0"/>
           <w:sz w:val="28"/>
           <w:szCs w:val="28"/>
@@ -7604,10 +7326,10 @@
         </w:rPr>
         <w:lastRenderedPageBreak/>
         <w:drawing>
-          <wp:inline distT="0" distB="0" distL="0" distR="0" wp14:anchorId="599DA589" wp14:editId="13890A83">
-            <wp:extent cx="6152515" cy="3165475"/>
+          <wp:inline distT="0" distB="0" distL="0" distR="0" wp14:anchorId="2D92942D" wp14:editId="218A217D">
+            <wp:extent cx="6152515" cy="2999105"/>
             <wp:effectExtent l="0" t="0" r="635" b="0"/>
-            <wp:docPr id="1" name="Рисунок 1"/>
+            <wp:docPr id="22" name="Рисунок 22"/>
             <wp:cNvGraphicFramePr>
               <a:graphicFrameLocks xmlns:a="http://schemas.openxmlformats.org/drawingml/2006/main" noChangeAspect="1"/>
             </wp:cNvGraphicFramePr>
@@ -7627,7 +7349,7 @@
                   <pic:spPr>
                     <a:xfrm>
                       <a:off x="0" y="0"/>
-                      <a:ext cx="6152515" cy="3165475"/>
+                      <a:ext cx="6152515" cy="2999105"/>
                     </a:xfrm>
                     <a:prstGeom prst="rect">
                       <a:avLst/>
@@ -7715,7 +7437,6 @@
         </w:rPr>
         <w:t>«</w:t>
       </w:r>
-      <w:proofErr w:type="spellStart"/>
       <w:r>
         <w:rPr>
           <w:rFonts w:ascii="Times New Roman" w:eastAsia="Times New Roman" w:hAnsi="Times New Roman" w:cs="Times New Roman"/>
@@ -7727,7 +7448,6 @@
         </w:rPr>
         <w:t>Дэшборд</w:t>
       </w:r>
-      <w:proofErr w:type="spellEnd"/>
       <w:r>
         <w:rPr>
           <w:rFonts w:ascii="Times New Roman" w:eastAsia="Times New Roman" w:hAnsi="Times New Roman" w:cs="Times New Roman"/>
@@ -7767,19 +7487,15 @@
       </w:pPr>
       <w:r>
         <w:rPr>
-          <w:rFonts w:ascii="Times New Roman" w:eastAsia="Times New Roman" w:hAnsi="Times New Roman" w:cs="Times New Roman"/>
-          <w:noProof/>
-          <w:kern w:val="0"/>
-          <w:sz w:val="28"/>
-          <w:szCs w:val="28"/>
-          <w:lang w:val="ru-RU"/>
-          <w14:ligatures w14:val="none"/>
+          <w:sz w:val="26"/>
+          <w:szCs w:val="28"/>
+          <w:lang w:val="ru-RU"/>
         </w:rPr>
         <w:drawing>
-          <wp:inline distT="0" distB="0" distL="0" distR="0" wp14:anchorId="7AF0AD88" wp14:editId="31FD8595">
-            <wp:extent cx="6152515" cy="2794635"/>
-            <wp:effectExtent l="0" t="0" r="635" b="5715"/>
-            <wp:docPr id="2" name="Рисунок 2"/>
+          <wp:inline distT="0" distB="0" distL="0" distR="0" wp14:anchorId="06C51A0E" wp14:editId="794AC01C">
+            <wp:extent cx="6152515" cy="3032760"/>
+            <wp:effectExtent l="0" t="0" r="635" b="0"/>
+            <wp:docPr id="23" name="Рисунок 23"/>
             <wp:cNvGraphicFramePr>
               <a:graphicFrameLocks xmlns:a="http://schemas.openxmlformats.org/drawingml/2006/main" noChangeAspect="1"/>
             </wp:cNvGraphicFramePr>
@@ -7799,7 +7515,7 @@
                   <pic:spPr>
                     <a:xfrm>
                       <a:off x="0" y="0"/>
-                      <a:ext cx="6152515" cy="2794635"/>
+                      <a:ext cx="6152515" cy="3032760"/>
                     </a:xfrm>
                     <a:prstGeom prst="rect">
                       <a:avLst/>
@@ -7858,31 +7574,7 @@
           <w:lang w:val="ru-RU"/>
           <w14:ligatures w14:val="none"/>
         </w:rPr>
-        <w:t>. Страница «</w:t>
-      </w:r>
-      <w:proofErr w:type="spellStart"/>
-      <w:r>
-        <w:rPr>
-          <w:rFonts w:ascii="Times New Roman" w:eastAsia="Times New Roman" w:hAnsi="Times New Roman" w:cs="Times New Roman"/>
-          <w:kern w:val="0"/>
-          <w:sz w:val="28"/>
-          <w:szCs w:val="28"/>
-          <w:lang w:val="ru-RU"/>
-          <w14:ligatures w14:val="none"/>
-        </w:rPr>
-        <w:t>Дэшборд</w:t>
-      </w:r>
-      <w:proofErr w:type="spellEnd"/>
-      <w:r>
-        <w:rPr>
-          <w:rFonts w:ascii="Times New Roman" w:eastAsia="Times New Roman" w:hAnsi="Times New Roman" w:cs="Times New Roman"/>
-          <w:kern w:val="0"/>
-          <w:sz w:val="28"/>
-          <w:szCs w:val="28"/>
-          <w:lang w:val="ru-RU"/>
-          <w14:ligatures w14:val="none"/>
-        </w:rPr>
-        <w:t>».</w:t>
+        <w:t>. Страница «Дэшборд».</w:t>
       </w:r>
     </w:p>
     <w:p>
@@ -7973,19 +7665,16 @@
       </w:pPr>
       <w:r>
         <w:rPr>
-          <w:rFonts w:ascii="Times New Roman" w:eastAsia="Times New Roman" w:hAnsi="Times New Roman" w:cs="Times New Roman"/>
-          <w:noProof/>
-          <w:kern w:val="0"/>
-          <w:sz w:val="28"/>
-          <w:szCs w:val="28"/>
-          <w:lang w:val="ru-RU"/>
-          <w14:ligatures w14:val="none"/>
+          <w:rFonts w:ascii="Times New Roman" w:hAnsi="Times New Roman" w:cs="Times New Roman"/>
+          <w:sz w:val="28"/>
+          <w:szCs w:val="28"/>
+          <w:lang w:val="ru-RU"/>
         </w:rPr>
         <w:drawing>
-          <wp:inline distT="0" distB="0" distL="0" distR="0" wp14:anchorId="49F75C0A" wp14:editId="52774D2D">
-            <wp:extent cx="6152515" cy="4444365"/>
+          <wp:inline distT="0" distB="0" distL="0" distR="0" wp14:anchorId="11766660" wp14:editId="19B44600">
+            <wp:extent cx="6152515" cy="2998470"/>
             <wp:effectExtent l="0" t="0" r="635" b="0"/>
-            <wp:docPr id="3" name="Рисунок 3"/>
+            <wp:docPr id="24" name="Рисунок 24"/>
             <wp:cNvGraphicFramePr>
               <a:graphicFrameLocks xmlns:a="http://schemas.openxmlformats.org/drawingml/2006/main" noChangeAspect="1"/>
             </wp:cNvGraphicFramePr>
@@ -8005,7 +7694,7 @@
                   <pic:spPr>
                     <a:xfrm>
                       <a:off x="0" y="0"/>
-                      <a:ext cx="6152515" cy="4444365"/>
+                      <a:ext cx="6152515" cy="2998470"/>
                     </a:xfrm>
                     <a:prstGeom prst="rect">
                       <a:avLst/>
@@ -8091,19 +7780,7 @@
           <w:lang w:val="ru-RU"/>
           <w14:ligatures w14:val="none"/>
         </w:rPr>
-        <w:t xml:space="preserve">Раздел "Пользователи" доступен администраторам и предназначен для управления учетными записями. Здесь отображается список всех пользователей с возможностью фильтрации по роли (студент, преподаватель, администратор). Доступны операции добавления, редактирования, блокировки и удаления пользователей. Для каждого пользователя можно настроить права доступа к </w:t>
-      </w:r>
-      <w:r>
-        <w:rPr>
-          <w:rFonts w:ascii="Times New Roman" w:eastAsia="Times New Roman" w:hAnsi="Times New Roman" w:cs="Times New Roman"/>
-          <w:kern w:val="0"/>
-          <w:sz w:val="28"/>
-          <w:szCs w:val="28"/>
-          <w:lang w:val="ru-RU"/>
-          <w14:ligatures w14:val="none"/>
-        </w:rPr>
-        <w:lastRenderedPageBreak/>
-        <w:t>модулям системы. Интерфейс реализован в виде таблицы с пагинацией и модальными окнами для форм редактирования.</w:t>
+        <w:t>Раздел "Пользователи" доступен администраторам и предназначен для управления учетными записями. Здесь отображается список всех пользователей с возможностью фильтрации по роли (студент, преподаватель, администратор). Доступны операции добавления, редактирования, блокировки и удаления пользователей. Для каждого пользователя можно настроить права доступа к модулям системы. Интерфейс реализован в виде таблицы с пагинацией и модальными окнами для форм редактирования.</w:t>
       </w:r>
     </w:p>
     <w:p>
@@ -8122,19 +7799,17 @@
       </w:pPr>
       <w:r>
         <w:rPr>
-          <w:rFonts w:ascii="Times New Roman" w:eastAsia="Times New Roman" w:hAnsi="Times New Roman" w:cs="Times New Roman"/>
-          <w:noProof/>
-          <w:kern w:val="0"/>
-          <w:sz w:val="28"/>
-          <w:szCs w:val="28"/>
-          <w:lang w:val="ru-RU"/>
-          <w14:ligatures w14:val="none"/>
-        </w:rPr>
+          <w:rFonts w:ascii="Times New Roman" w:hAnsi="Times New Roman" w:cs="Times New Roman"/>
+          <w:sz w:val="28"/>
+          <w:szCs w:val="28"/>
+          <w:lang w:val="ru-RU"/>
+        </w:rPr>
+        <w:lastRenderedPageBreak/>
         <w:drawing>
-          <wp:inline distT="0" distB="0" distL="0" distR="0" wp14:anchorId="74B54CE6" wp14:editId="0AFF9B74">
-            <wp:extent cx="6152515" cy="4421505"/>
-            <wp:effectExtent l="0" t="0" r="635" b="0"/>
-            <wp:docPr id="4" name="Рисунок 4"/>
+          <wp:inline distT="0" distB="0" distL="0" distR="0" wp14:anchorId="111E7B5F" wp14:editId="593CE1D2">
+            <wp:extent cx="6152515" cy="3019425"/>
+            <wp:effectExtent l="0" t="0" r="635" b="9525"/>
+            <wp:docPr id="25" name="Рисунок 25"/>
             <wp:cNvGraphicFramePr>
               <a:graphicFrameLocks xmlns:a="http://schemas.openxmlformats.org/drawingml/2006/main" noChangeAspect="1"/>
             </wp:cNvGraphicFramePr>
@@ -8154,7 +7829,7 @@
                   <pic:spPr>
                     <a:xfrm>
                       <a:off x="0" y="0"/>
-                      <a:ext cx="6152515" cy="4421505"/>
+                      <a:ext cx="6152515" cy="3019425"/>
                     </a:xfrm>
                     <a:prstGeom prst="rect">
                       <a:avLst/>
@@ -8240,31 +7915,7 @@
           <w:lang w:val="ru-RU"/>
           <w14:ligatures w14:val="none"/>
         </w:rPr>
-        <w:t xml:space="preserve">Страница "Группы" позволяет управлять структурой учебных подразделений. Администратор может создавать новые группы, редактировать существующие, назначать кураторов и прикреплять студентов. Для каждой группы отображается список студентов, текущее расписание, средний балл. Реализована возможность импорта списка студентов из CSV-файла. Интерфейс включает древовидное отображение структуры и </w:t>
-      </w:r>
-      <w:proofErr w:type="spellStart"/>
-      <w:r>
-        <w:rPr>
-          <w:rFonts w:ascii="Times New Roman" w:eastAsia="Times New Roman" w:hAnsi="Times New Roman" w:cs="Times New Roman"/>
-          <w:kern w:val="0"/>
-          <w:sz w:val="28"/>
-          <w:szCs w:val="28"/>
-          <w:lang w:val="ru-RU"/>
-          <w14:ligatures w14:val="none"/>
-        </w:rPr>
-        <w:t>drag-and-drop</w:t>
-      </w:r>
-      <w:proofErr w:type="spellEnd"/>
-      <w:r>
-        <w:rPr>
-          <w:rFonts w:ascii="Times New Roman" w:eastAsia="Times New Roman" w:hAnsi="Times New Roman" w:cs="Times New Roman"/>
-          <w:kern w:val="0"/>
-          <w:sz w:val="28"/>
-          <w:szCs w:val="28"/>
-          <w:lang w:val="ru-RU"/>
-          <w14:ligatures w14:val="none"/>
-        </w:rPr>
-        <w:t xml:space="preserve"> для перемещения студентов между группами.</w:t>
+        <w:t>Страница "Группы" позволяет управлять структурой учебных подразделений. Администратор может создавать новые группы, редактировать существующие, назначать кураторов и прикреплять студентов. Для каждой группы отображается список студентов, текущее расписание, средний балл. Реализована возможность импорта списка студентов из CSV-файла. Интерфейс включает древовидное отображение структуры и drag-and-drop для перемещения студентов между группами.</w:t>
       </w:r>
     </w:p>
     <w:p>
@@ -8283,20 +7934,17 @@
       </w:pPr>
       <w:r>
         <w:rPr>
-          <w:rFonts w:ascii="Times New Roman" w:eastAsia="Times New Roman" w:hAnsi="Times New Roman" w:cs="Times New Roman"/>
-          <w:noProof/>
-          <w:kern w:val="0"/>
-          <w:sz w:val="28"/>
-          <w:szCs w:val="28"/>
-          <w:lang w:val="ru-RU"/>
-          <w14:ligatures w14:val="none"/>
+          <w:rFonts w:ascii="Times New Roman" w:hAnsi="Times New Roman" w:cs="Times New Roman"/>
+          <w:sz w:val="28"/>
+          <w:szCs w:val="28"/>
+          <w:lang w:val="ru-RU"/>
         </w:rPr>
         <w:lastRenderedPageBreak/>
         <w:drawing>
-          <wp:inline distT="0" distB="0" distL="0" distR="0" wp14:anchorId="4A95A164" wp14:editId="00A6054A">
-            <wp:extent cx="6152515" cy="3653790"/>
-            <wp:effectExtent l="0" t="0" r="635" b="3810"/>
-            <wp:docPr id="5" name="Рисунок 5"/>
+          <wp:inline distT="0" distB="0" distL="0" distR="0" wp14:anchorId="63A496A3" wp14:editId="7B627002">
+            <wp:extent cx="6152515" cy="2998470"/>
+            <wp:effectExtent l="0" t="0" r="635" b="0"/>
+            <wp:docPr id="26" name="Рисунок 26"/>
             <wp:cNvGraphicFramePr>
               <a:graphicFrameLocks xmlns:a="http://schemas.openxmlformats.org/drawingml/2006/main" noChangeAspect="1"/>
             </wp:cNvGraphicFramePr>
@@ -8316,7 +7964,7 @@
                   <pic:spPr>
                     <a:xfrm>
                       <a:off x="0" y="0"/>
-                      <a:ext cx="6152515" cy="3653790"/>
+                      <a:ext cx="6152515" cy="2998470"/>
                     </a:xfrm>
                     <a:prstGeom prst="rect">
                       <a:avLst/>
@@ -8443,20 +8091,17 @@
       </w:pPr>
       <w:r>
         <w:rPr>
-          <w:rFonts w:ascii="Times New Roman" w:eastAsia="Times New Roman" w:hAnsi="Times New Roman" w:cs="Times New Roman"/>
-          <w:noProof/>
-          <w:kern w:val="0"/>
-          <w:sz w:val="28"/>
-          <w:szCs w:val="28"/>
-          <w:lang w:val="ru-RU"/>
-          <w14:ligatures w14:val="none"/>
+          <w:rFonts w:ascii="Times New Roman" w:hAnsi="Times New Roman" w:cs="Times New Roman"/>
+          <w:sz w:val="28"/>
+          <w:szCs w:val="28"/>
+          <w:lang w:val="ru-RU"/>
         </w:rPr>
         <w:lastRenderedPageBreak/>
         <w:drawing>
-          <wp:inline distT="0" distB="0" distL="0" distR="0" wp14:anchorId="5ADB3771" wp14:editId="331EFF4B">
-            <wp:extent cx="6152515" cy="2850515"/>
-            <wp:effectExtent l="0" t="0" r="635" b="6985"/>
-            <wp:docPr id="6" name="Рисунок 6"/>
+          <wp:inline distT="0" distB="0" distL="0" distR="0" wp14:anchorId="74AAF1E2" wp14:editId="40BEE6B4">
+            <wp:extent cx="6152515" cy="2969260"/>
+            <wp:effectExtent l="0" t="0" r="635" b="2540"/>
+            <wp:docPr id="27" name="Рисунок 27"/>
             <wp:cNvGraphicFramePr>
               <a:graphicFrameLocks xmlns:a="http://schemas.openxmlformats.org/drawingml/2006/main" noChangeAspect="1"/>
             </wp:cNvGraphicFramePr>
@@ -8476,7 +8121,7 @@
                   <pic:spPr>
                     <a:xfrm>
                       <a:off x="0" y="0"/>
-                      <a:ext cx="6152515" cy="2850515"/>
+                      <a:ext cx="6152515" cy="2969260"/>
                     </a:xfrm>
                     <a:prstGeom prst="rect">
                       <a:avLst/>
@@ -8494,6 +8139,16 @@
           <w:kern w:val="0"/>
           <w:sz w:val="28"/>
           <w:szCs w:val="28"/>
+          <w14:ligatures w14:val="none"/>
+        </w:rPr>
+        <w:t>w</w:t>
+      </w:r>
+      <w:r>
+        <w:rPr>
+          <w:rFonts w:ascii="Times New Roman" w:eastAsia="Times New Roman" w:hAnsi="Times New Roman" w:cs="Times New Roman"/>
+          <w:kern w:val="0"/>
+          <w:sz w:val="28"/>
+          <w:szCs w:val="28"/>
           <w:lang w:val="ru-RU"/>
           <w14:ligatures w14:val="none"/>
         </w:rPr>
@@ -8624,31 +8279,7 @@
           <w:lang w:val="ru-RU"/>
           <w14:ligatures w14:val="none"/>
         </w:rPr>
-        <w:t xml:space="preserve">Таким образом, реализация и тестирование ключевых компонентов информационной системы учета студентов группы обеспечивают создание надежного, масштабируемого и безопасного программного продукта. Поэтапная реализация, строгие стандарты взаимодействия компонентов, модульная структура, современные технологии </w:t>
-      </w:r>
-      <w:proofErr w:type="spellStart"/>
-      <w:r>
-        <w:rPr>
-          <w:rFonts w:ascii="Times New Roman" w:eastAsia="Times New Roman" w:hAnsi="Times New Roman" w:cs="Times New Roman"/>
-          <w:kern w:val="0"/>
-          <w:sz w:val="28"/>
-          <w:szCs w:val="28"/>
-          <w:lang w:val="ru-RU"/>
-          <w14:ligatures w14:val="none"/>
-        </w:rPr>
-        <w:t>фронтенда</w:t>
-      </w:r>
-      <w:proofErr w:type="spellEnd"/>
-      <w:r>
-        <w:rPr>
-          <w:rFonts w:ascii="Times New Roman" w:eastAsia="Times New Roman" w:hAnsi="Times New Roman" w:cs="Times New Roman"/>
-          <w:kern w:val="0"/>
-          <w:sz w:val="28"/>
-          <w:szCs w:val="28"/>
-          <w:lang w:val="ru-RU"/>
-          <w14:ligatures w14:val="none"/>
-        </w:rPr>
-        <w:t xml:space="preserve"> и бэкенда, а также многоуровневое тестирование гарантируют, что система эффективно поддерживает процессы учета, анализа и управления учебной группы, соответствует нормативным требованиям Российской Федерации и удовлетворяет потребности пользователей.</w:t>
+        <w:t>Таким образом, реализация и тестирование ключевых компонентов информационной системы учета студентов группы обеспечивают создание надежного, масштабируемого и безопасного программного продукта. Поэтапная реализация, строгие стандарты взаимодействия компонентов, модульная структура, современные технологии фронтенда и бэкенда, а также многоуровневое тестирование гарантируют, что система эффективно поддерживает процессы учета, анализа и управления учебной группы, соответствует нормативным требованиям Российской Федерации и удовлетворяет потребности пользователей.</w:t>
       </w:r>
     </w:p>
     <w:p>
@@ -9025,53 +8656,16 @@
           <w14:ligatures w14:val="none"/>
         </w:rPr>
       </w:pPr>
-      <w:proofErr w:type="spellStart"/>
-      <w:r>
-        <w:rPr>
-          <w:rFonts w:ascii="Times New Roman" w:eastAsia="Times New Roman" w:hAnsi="Times New Roman" w:cs="Times New Roman"/>
-          <w:kern w:val="0"/>
-          <w:sz w:val="28"/>
-          <w:szCs w:val="28"/>
-          <w:lang w:val="ru-RU"/>
-          <w14:ligatures w14:val="none"/>
-        </w:rPr>
-        <w:t>Соммервилл</w:t>
-      </w:r>
-      <w:proofErr w:type="spellEnd"/>
-      <w:r>
-        <w:rPr>
-          <w:rFonts w:ascii="Times New Roman" w:eastAsia="Times New Roman" w:hAnsi="Times New Roman" w:cs="Times New Roman"/>
-          <w:kern w:val="0"/>
-          <w:sz w:val="28"/>
-          <w:szCs w:val="28"/>
-          <w:lang w:val="ru-RU"/>
-          <w14:ligatures w14:val="none"/>
-        </w:rPr>
-        <w:t xml:space="preserve"> И. Инженерия программного обеспечения. – </w:t>
-      </w:r>
-      <w:proofErr w:type="gramStart"/>
-      <w:r>
-        <w:rPr>
-          <w:rFonts w:ascii="Times New Roman" w:eastAsia="Times New Roman" w:hAnsi="Times New Roman" w:cs="Times New Roman"/>
-          <w:kern w:val="0"/>
-          <w:sz w:val="28"/>
-          <w:szCs w:val="28"/>
-          <w:lang w:val="ru-RU"/>
-          <w14:ligatures w14:val="none"/>
-        </w:rPr>
-        <w:t>М. :</w:t>
-      </w:r>
-      <w:proofErr w:type="gramEnd"/>
-      <w:r>
-        <w:rPr>
-          <w:rFonts w:ascii="Times New Roman" w:eastAsia="Times New Roman" w:hAnsi="Times New Roman" w:cs="Times New Roman"/>
-          <w:kern w:val="0"/>
-          <w:sz w:val="28"/>
-          <w:szCs w:val="28"/>
-          <w:lang w:val="ru-RU"/>
-          <w14:ligatures w14:val="none"/>
-        </w:rPr>
-        <w:t xml:space="preserve"> Вильямс, 2020. –</w:t>
+      <w:r>
+        <w:rPr>
+          <w:rFonts w:ascii="Times New Roman" w:eastAsia="Times New Roman" w:hAnsi="Times New Roman" w:cs="Times New Roman"/>
+          <w:kern w:val="0"/>
+          <w:sz w:val="28"/>
+          <w:szCs w:val="28"/>
+          <w:lang w:val="ru-RU"/>
+          <w14:ligatures w14:val="none"/>
+        </w:rPr>
+        <w:t>Соммервилл И. Инженерия программного обеспечения. – М. : Вильямс, 2020. –</w:t>
       </w:r>
       <w:r>
         <w:rPr>
@@ -9136,55 +8730,7 @@
           <w:lang w:val="ru-RU"/>
           <w14:ligatures w14:val="none"/>
         </w:rPr>
-        <w:t xml:space="preserve">Таненбаум Э., </w:t>
-      </w:r>
-      <w:proofErr w:type="spellStart"/>
-      <w:r>
-        <w:rPr>
-          <w:rFonts w:ascii="Times New Roman" w:eastAsia="Times New Roman" w:hAnsi="Times New Roman" w:cs="Times New Roman"/>
-          <w:kern w:val="0"/>
-          <w:sz w:val="28"/>
-          <w:szCs w:val="28"/>
-          <w:lang w:val="ru-RU"/>
-          <w14:ligatures w14:val="none"/>
-        </w:rPr>
-        <w:t>Вудхалл</w:t>
-      </w:r>
-      <w:proofErr w:type="spellEnd"/>
-      <w:r>
-        <w:rPr>
-          <w:rFonts w:ascii="Times New Roman" w:eastAsia="Times New Roman" w:hAnsi="Times New Roman" w:cs="Times New Roman"/>
-          <w:kern w:val="0"/>
-          <w:sz w:val="28"/>
-          <w:szCs w:val="28"/>
-          <w:lang w:val="ru-RU"/>
-          <w14:ligatures w14:val="none"/>
-        </w:rPr>
-        <w:t xml:space="preserve"> А. Современные операционные системы. – СПб</w:t>
-      </w:r>
-      <w:proofErr w:type="gramStart"/>
-      <w:r>
-        <w:rPr>
-          <w:rFonts w:ascii="Times New Roman" w:eastAsia="Times New Roman" w:hAnsi="Times New Roman" w:cs="Times New Roman"/>
-          <w:kern w:val="0"/>
-          <w:sz w:val="28"/>
-          <w:szCs w:val="28"/>
-          <w:lang w:val="ru-RU"/>
-          <w14:ligatures w14:val="none"/>
-        </w:rPr>
-        <w:t>. :</w:t>
-      </w:r>
-      <w:proofErr w:type="gramEnd"/>
-      <w:r>
-        <w:rPr>
-          <w:rFonts w:ascii="Times New Roman" w:eastAsia="Times New Roman" w:hAnsi="Times New Roman" w:cs="Times New Roman"/>
-          <w:kern w:val="0"/>
-          <w:sz w:val="28"/>
-          <w:szCs w:val="28"/>
-          <w:lang w:val="ru-RU"/>
-          <w14:ligatures w14:val="none"/>
-        </w:rPr>
-        <w:t xml:space="preserve"> Питер, 2021. –</w:t>
+        <w:t>Таненбаум Э., Вудхалл А. Современные операционные системы. – СПб. : Питер, 2021. –</w:t>
       </w:r>
       <w:r>
         <w:rPr>
@@ -9240,53 +8786,16 @@
           <w14:ligatures w14:val="none"/>
         </w:rPr>
       </w:pPr>
-      <w:proofErr w:type="spellStart"/>
-      <w:r>
-        <w:rPr>
-          <w:rFonts w:ascii="Times New Roman" w:eastAsia="Times New Roman" w:hAnsi="Times New Roman" w:cs="Times New Roman"/>
-          <w:kern w:val="0"/>
-          <w:sz w:val="28"/>
-          <w:szCs w:val="28"/>
-          <w:lang w:val="ru-RU"/>
-          <w14:ligatures w14:val="none"/>
-        </w:rPr>
-        <w:t>Фаулер</w:t>
-      </w:r>
-      <w:proofErr w:type="spellEnd"/>
-      <w:r>
-        <w:rPr>
-          <w:rFonts w:ascii="Times New Roman" w:eastAsia="Times New Roman" w:hAnsi="Times New Roman" w:cs="Times New Roman"/>
-          <w:kern w:val="0"/>
-          <w:sz w:val="28"/>
-          <w:szCs w:val="28"/>
-          <w:lang w:val="ru-RU"/>
-          <w14:ligatures w14:val="none"/>
-        </w:rPr>
-        <w:t xml:space="preserve"> М. Архитектура корпоративных программных приложений. – </w:t>
-      </w:r>
-      <w:proofErr w:type="gramStart"/>
-      <w:r>
-        <w:rPr>
-          <w:rFonts w:ascii="Times New Roman" w:eastAsia="Times New Roman" w:hAnsi="Times New Roman" w:cs="Times New Roman"/>
-          <w:kern w:val="0"/>
-          <w:sz w:val="28"/>
-          <w:szCs w:val="28"/>
-          <w:lang w:val="ru-RU"/>
-          <w14:ligatures w14:val="none"/>
-        </w:rPr>
-        <w:t>М. :</w:t>
-      </w:r>
-      <w:proofErr w:type="gramEnd"/>
-      <w:r>
-        <w:rPr>
-          <w:rFonts w:ascii="Times New Roman" w:eastAsia="Times New Roman" w:hAnsi="Times New Roman" w:cs="Times New Roman"/>
-          <w:kern w:val="0"/>
-          <w:sz w:val="28"/>
-          <w:szCs w:val="28"/>
-          <w:lang w:val="ru-RU"/>
-          <w14:ligatures w14:val="none"/>
-        </w:rPr>
-        <w:t xml:space="preserve"> Диалектика, 2020. – </w:t>
+      <w:r>
+        <w:rPr>
+          <w:rFonts w:ascii="Times New Roman" w:eastAsia="Times New Roman" w:hAnsi="Times New Roman" w:cs="Times New Roman"/>
+          <w:kern w:val="0"/>
+          <w:sz w:val="28"/>
+          <w:szCs w:val="28"/>
+          <w:lang w:val="ru-RU"/>
+          <w14:ligatures w14:val="none"/>
+        </w:rPr>
+        <w:t xml:space="preserve">Фаулер М. Архитектура корпоративных программных приложений. – М. : Диалектика, 2020. – </w:t>
       </w:r>
       <w:r>
         <w:rPr>
@@ -9338,51 +8847,7 @@
           <w:szCs w:val="28"/>
           <w14:ligatures w14:val="none"/>
         </w:rPr>
-        <w:t xml:space="preserve">ISO/IEC 25010:2021. Systems and software engineering – Systems and software Quality Requirements and </w:t>
-      </w:r>
-      <w:proofErr w:type="spellStart"/>
-      <w:r>
-        <w:rPr>
-          <w:rFonts w:ascii="Times New Roman" w:eastAsia="Times New Roman" w:hAnsi="Times New Roman" w:cs="Times New Roman"/>
-          <w:kern w:val="0"/>
-          <w:sz w:val="28"/>
-          <w:szCs w:val="28"/>
-          <w14:ligatures w14:val="none"/>
-        </w:rPr>
-        <w:t>Evalutaion</w:t>
-      </w:r>
-      <w:proofErr w:type="spellEnd"/>
-      <w:r>
-        <w:rPr>
-          <w:rFonts w:ascii="Times New Roman" w:eastAsia="Times New Roman" w:hAnsi="Times New Roman" w:cs="Times New Roman"/>
-          <w:kern w:val="0"/>
-          <w:sz w:val="28"/>
-          <w:szCs w:val="28"/>
-          <w14:ligatures w14:val="none"/>
-        </w:rPr>
-        <w:t xml:space="preserve"> (</w:t>
-      </w:r>
-      <w:proofErr w:type="spellStart"/>
-      <w:r>
-        <w:rPr>
-          <w:rFonts w:ascii="Times New Roman" w:eastAsia="Times New Roman" w:hAnsi="Times New Roman" w:cs="Times New Roman"/>
-          <w:kern w:val="0"/>
-          <w:sz w:val="28"/>
-          <w:szCs w:val="28"/>
-          <w14:ligatures w14:val="none"/>
-        </w:rPr>
-        <w:t>SQuaRE</w:t>
-      </w:r>
-      <w:proofErr w:type="spellEnd"/>
-      <w:r>
-        <w:rPr>
-          <w:rFonts w:ascii="Times New Roman" w:eastAsia="Times New Roman" w:hAnsi="Times New Roman" w:cs="Times New Roman"/>
-          <w:kern w:val="0"/>
-          <w:sz w:val="28"/>
-          <w:szCs w:val="28"/>
-          <w14:ligatures w14:val="none"/>
-        </w:rPr>
-        <w:t>).</w:t>
+        <w:t>ISO/IEC 25010:2021. Systems and software engineering – Systems and software Quality Requirements and Evalutaion (SQuaRE).</w:t>
       </w:r>
     </w:p>
     <w:p>
@@ -9425,31 +8890,7 @@
           <w:lang w:val="ru-RU"/>
           <w14:ligatures w14:val="none"/>
         </w:rPr>
-        <w:t xml:space="preserve"> С.Д. Основы баз данных. – </w:t>
-      </w:r>
-      <w:proofErr w:type="gramStart"/>
-      <w:r>
-        <w:rPr>
-          <w:rFonts w:ascii="Times New Roman" w:eastAsia="Times New Roman" w:hAnsi="Times New Roman" w:cs="Times New Roman"/>
-          <w:kern w:val="0"/>
-          <w:sz w:val="28"/>
-          <w:szCs w:val="28"/>
-          <w:lang w:val="ru-RU"/>
-          <w14:ligatures w14:val="none"/>
-        </w:rPr>
-        <w:t>М. :</w:t>
-      </w:r>
-      <w:proofErr w:type="gramEnd"/>
-      <w:r>
-        <w:rPr>
-          <w:rFonts w:ascii="Times New Roman" w:eastAsia="Times New Roman" w:hAnsi="Times New Roman" w:cs="Times New Roman"/>
-          <w:kern w:val="0"/>
-          <w:sz w:val="28"/>
-          <w:szCs w:val="28"/>
-          <w:lang w:val="ru-RU"/>
-          <w14:ligatures w14:val="none"/>
-        </w:rPr>
-        <w:t xml:space="preserve"> Интернет-Университет Информационных Технологий, 2022. – </w:t>
+        <w:t xml:space="preserve"> С.Д. Основы баз данных. – М. : Интернет-Университет Информационных Технологий, 2022. – </w:t>
       </w:r>
       <w:r>
         <w:rPr>
@@ -9514,31 +8955,7 @@
           <w:lang w:val="ru-RU"/>
           <w14:ligatures w14:val="none"/>
         </w:rPr>
-        <w:t xml:space="preserve">Мартин Р. Чистая архитектура. – </w:t>
-      </w:r>
-      <w:proofErr w:type="gramStart"/>
-      <w:r>
-        <w:rPr>
-          <w:rFonts w:ascii="Times New Roman" w:eastAsia="Times New Roman" w:hAnsi="Times New Roman" w:cs="Times New Roman"/>
-          <w:kern w:val="0"/>
-          <w:sz w:val="28"/>
-          <w:szCs w:val="28"/>
-          <w:lang w:val="ru-RU"/>
-          <w14:ligatures w14:val="none"/>
-        </w:rPr>
-        <w:t>М. :</w:t>
-      </w:r>
-      <w:proofErr w:type="gramEnd"/>
-      <w:r>
-        <w:rPr>
-          <w:rFonts w:ascii="Times New Roman" w:eastAsia="Times New Roman" w:hAnsi="Times New Roman" w:cs="Times New Roman"/>
-          <w:kern w:val="0"/>
-          <w:sz w:val="28"/>
-          <w:szCs w:val="28"/>
-          <w:lang w:val="ru-RU"/>
-          <w14:ligatures w14:val="none"/>
-        </w:rPr>
-        <w:t xml:space="preserve"> Питер, 2021. – </w:t>
+        <w:t xml:space="preserve">Мартин Р. Чистая архитектура. – М. : Питер, 2021. – </w:t>
       </w:r>
       <w:r>
         <w:rPr>
@@ -9592,79 +9009,7 @@
           <w:lang w:val="ru-RU"/>
           <w14:ligatures w14:val="none"/>
         </w:rPr>
-        <w:t xml:space="preserve">Гамма Э., </w:t>
-      </w:r>
-      <w:proofErr w:type="spellStart"/>
-      <w:r>
-        <w:rPr>
-          <w:rFonts w:ascii="Times New Roman" w:eastAsia="Times New Roman" w:hAnsi="Times New Roman" w:cs="Times New Roman"/>
-          <w:kern w:val="0"/>
-          <w:sz w:val="28"/>
-          <w:szCs w:val="28"/>
-          <w:lang w:val="ru-RU"/>
-          <w14:ligatures w14:val="none"/>
-        </w:rPr>
-        <w:t>Хелм</w:t>
-      </w:r>
-      <w:proofErr w:type="spellEnd"/>
-      <w:r>
-        <w:rPr>
-          <w:rFonts w:ascii="Times New Roman" w:eastAsia="Times New Roman" w:hAnsi="Times New Roman" w:cs="Times New Roman"/>
-          <w:kern w:val="0"/>
-          <w:sz w:val="28"/>
-          <w:szCs w:val="28"/>
-          <w:lang w:val="ru-RU"/>
-          <w14:ligatures w14:val="none"/>
-        </w:rPr>
-        <w:t xml:space="preserve"> Р., Джонсон Р., </w:t>
-      </w:r>
-      <w:proofErr w:type="spellStart"/>
-      <w:r>
-        <w:rPr>
-          <w:rFonts w:ascii="Times New Roman" w:eastAsia="Times New Roman" w:hAnsi="Times New Roman" w:cs="Times New Roman"/>
-          <w:kern w:val="0"/>
-          <w:sz w:val="28"/>
-          <w:szCs w:val="28"/>
-          <w:lang w:val="ru-RU"/>
-          <w14:ligatures w14:val="none"/>
-        </w:rPr>
-        <w:t>Влиссидес</w:t>
-      </w:r>
-      <w:proofErr w:type="spellEnd"/>
-      <w:r>
-        <w:rPr>
-          <w:rFonts w:ascii="Times New Roman" w:eastAsia="Times New Roman" w:hAnsi="Times New Roman" w:cs="Times New Roman"/>
-          <w:kern w:val="0"/>
-          <w:sz w:val="28"/>
-          <w:szCs w:val="28"/>
-          <w:lang w:val="ru-RU"/>
-          <w14:ligatures w14:val="none"/>
-        </w:rPr>
-        <w:t xml:space="preserve"> Дж. Приемы объектно-ориентированного проектирования. – </w:t>
-      </w:r>
-      <w:proofErr w:type="gramStart"/>
-      <w:r>
-        <w:rPr>
-          <w:rFonts w:ascii="Times New Roman" w:eastAsia="Times New Roman" w:hAnsi="Times New Roman" w:cs="Times New Roman"/>
-          <w:kern w:val="0"/>
-          <w:sz w:val="28"/>
-          <w:szCs w:val="28"/>
-          <w:lang w:val="ru-RU"/>
-          <w14:ligatures w14:val="none"/>
-        </w:rPr>
-        <w:t>М. :</w:t>
-      </w:r>
-      <w:proofErr w:type="gramEnd"/>
-      <w:r>
-        <w:rPr>
-          <w:rFonts w:ascii="Times New Roman" w:eastAsia="Times New Roman" w:hAnsi="Times New Roman" w:cs="Times New Roman"/>
-          <w:kern w:val="0"/>
-          <w:sz w:val="28"/>
-          <w:szCs w:val="28"/>
-          <w:lang w:val="ru-RU"/>
-          <w14:ligatures w14:val="none"/>
-        </w:rPr>
-        <w:t xml:space="preserve"> Диалектика, 2020. –</w:t>
+        <w:t>Гамма Э., Хелм Р., Джонсон Р., Влиссидес Дж. Приемы объектно-ориентированного проектирования. – М. : Диалектика, 2020. –</w:t>
       </w:r>
       <w:r>
         <w:rPr>
@@ -9975,7 +9320,6 @@
           </w:rPr>
           <w:t>.</w:t>
         </w:r>
-        <w:proofErr w:type="spellStart"/>
         <w:r>
           <w:rPr>
             <w:rStyle w:val="af4"/>
@@ -9987,7 +9331,6 @@
           </w:rPr>
           <w:t>ru</w:t>
         </w:r>
-        <w:proofErr w:type="spellEnd"/>
         <w:r>
           <w:rPr>
             <w:rStyle w:val="af4"/>
@@ -10087,7 +9430,6 @@
         </w:rPr>
         <w:t>.</w:t>
       </w:r>
-      <w:proofErr w:type="spellStart"/>
       <w:r>
         <w:rPr>
           <w:rFonts w:ascii="Times New Roman" w:eastAsia="Times New Roman" w:hAnsi="Times New Roman" w:cs="Times New Roman"/>
@@ -10098,7 +9440,6 @@
         </w:rPr>
         <w:t>js</w:t>
       </w:r>
-      <w:proofErr w:type="spellEnd"/>
       <w:r>
         <w:rPr>
           <w:rFonts w:ascii="Times New Roman" w:eastAsia="Times New Roman" w:hAnsi="Times New Roman" w:cs="Times New Roman"/>
@@ -10131,7 +9472,6 @@
         </w:rPr>
         <w:t xml:space="preserve"> </w:t>
       </w:r>
-      <w:proofErr w:type="gramStart"/>
       <w:r>
         <w:rPr>
           <w:rFonts w:ascii="Times New Roman" w:eastAsia="Times New Roman" w:hAnsi="Times New Roman" w:cs="Times New Roman"/>
@@ -10153,7 +9493,6 @@
         </w:rPr>
         <w:t xml:space="preserve">  [</w:t>
       </w:r>
-      <w:proofErr w:type="gramEnd"/>
       <w:r>
         <w:rPr>
           <w:rFonts w:ascii="Times New Roman" w:eastAsia="Times New Roman" w:hAnsi="Times New Roman" w:cs="Times New Roman"/>
@@ -10243,7 +9582,6 @@
           </w:rPr>
           <w:t>://</w:t>
         </w:r>
-        <w:proofErr w:type="spellStart"/>
         <w:r>
           <w:rPr>
             <w:rStyle w:val="af4"/>
@@ -10255,7 +9593,6 @@
           </w:rPr>
           <w:t>vuejs</w:t>
         </w:r>
-        <w:proofErr w:type="spellEnd"/>
         <w:r>
           <w:rPr>
             <w:rStyle w:val="af4"/>
@@ -10389,7 +9726,6 @@
         </w:rPr>
         <w:t>.</w:t>
       </w:r>
-      <w:proofErr w:type="spellStart"/>
       <w:r>
         <w:rPr>
           <w:rFonts w:ascii="Times New Roman" w:eastAsia="Times New Roman" w:hAnsi="Times New Roman" w:cs="Times New Roman"/>
@@ -10400,7 +9736,6 @@
         </w:rPr>
         <w:t>js</w:t>
       </w:r>
-      <w:proofErr w:type="spellEnd"/>
       <w:r>
         <w:rPr>
           <w:rFonts w:ascii="Times New Roman" w:eastAsia="Times New Roman" w:hAnsi="Times New Roman" w:cs="Times New Roman"/>
@@ -10522,7 +9857,6 @@
           </w:rPr>
           <w:t>://</w:t>
         </w:r>
-        <w:proofErr w:type="spellStart"/>
         <w:r>
           <w:rPr>
             <w:rStyle w:val="af4"/>
@@ -10534,7 +9868,6 @@
           </w:rPr>
           <w:t>nodejs</w:t>
         </w:r>
-        <w:proofErr w:type="spellEnd"/>
         <w:r>
           <w:rPr>
             <w:rStyle w:val="af4"/>
@@ -10788,7 +10121,6 @@
           </w:rPr>
           <w:t>://</w:t>
         </w:r>
-        <w:proofErr w:type="spellStart"/>
         <w:r>
           <w:rPr>
             <w:rStyle w:val="af4"/>
@@ -10800,7 +10132,6 @@
           </w:rPr>
           <w:t>sqlite</w:t>
         </w:r>
-        <w:proofErr w:type="spellEnd"/>
         <w:r>
           <w:rPr>
             <w:rStyle w:val="af4"/>
@@ -10933,7 +10264,6 @@
         </w:rPr>
         <w:t>.</w:t>
       </w:r>
-      <w:proofErr w:type="spellStart"/>
       <w:r>
         <w:rPr>
           <w:rFonts w:ascii="Times New Roman" w:eastAsia="Times New Roman" w:hAnsi="Times New Roman" w:cs="Times New Roman"/>
@@ -10944,7 +10274,6 @@
         </w:rPr>
         <w:t>js</w:t>
       </w:r>
-      <w:proofErr w:type="spellEnd"/>
       <w:r>
         <w:rPr>
           <w:rFonts w:ascii="Times New Roman" w:eastAsia="Times New Roman" w:hAnsi="Times New Roman" w:cs="Times New Roman"/>
@@ -11077,7 +10406,6 @@
           </w:rPr>
           <w:t>://</w:t>
         </w:r>
-        <w:proofErr w:type="spellStart"/>
         <w:r>
           <w:rPr>
             <w:rStyle w:val="af4"/>
@@ -11089,7 +10417,6 @@
           </w:rPr>
           <w:t>expressjs</w:t>
         </w:r>
-        <w:proofErr w:type="spellEnd"/>
         <w:r>
           <w:rPr>
             <w:rStyle w:val="af4"/>
@@ -11312,7 +10639,6 @@
           </w:rPr>
           <w:t>://</w:t>
         </w:r>
-        <w:proofErr w:type="spellStart"/>
         <w:r>
           <w:rPr>
             <w:rStyle w:val="af4"/>
@@ -11324,7 +10650,6 @@
           </w:rPr>
           <w:t>rkvn</w:t>
         </w:r>
-        <w:proofErr w:type="spellEnd"/>
         <w:r>
           <w:rPr>
             <w:rStyle w:val="af4"/>
@@ -11360,7 +10685,6 @@
           </w:rPr>
           <w:t>.</w:t>
         </w:r>
-        <w:proofErr w:type="spellStart"/>
         <w:r>
           <w:rPr>
             <w:rStyle w:val="af4"/>
@@ -11372,7 +10696,6 @@
           </w:rPr>
           <w:t>ru</w:t>
         </w:r>
-        <w:proofErr w:type="spellEnd"/>
       </w:hyperlink>
       <w:r>
         <w:rPr>
@@ -12577,53 +11900,16 @@
           <w14:ligatures w14:val="none"/>
         </w:rPr>
       </w:pPr>
-      <w:proofErr w:type="spellStart"/>
-      <w:r>
-        <w:rPr>
-          <w:rFonts w:ascii="Times New Roman" w:eastAsia="Times New Roman" w:hAnsi="Times New Roman" w:cs="Times New Roman"/>
-          <w:kern w:val="0"/>
-          <w:sz w:val="28"/>
-          <w:szCs w:val="28"/>
-          <w:lang w:val="ru-RU"/>
-          <w14:ligatures w14:val="none"/>
-        </w:rPr>
-        <w:t>Руководоство</w:t>
-      </w:r>
-      <w:proofErr w:type="spellEnd"/>
-      <w:r>
-        <w:rPr>
-          <w:rFonts w:ascii="Times New Roman" w:eastAsia="Times New Roman" w:hAnsi="Times New Roman" w:cs="Times New Roman"/>
-          <w:kern w:val="0"/>
-          <w:sz w:val="28"/>
-          <w:szCs w:val="28"/>
-          <w:lang w:val="ru-RU"/>
-          <w14:ligatures w14:val="none"/>
-        </w:rPr>
-        <w:t xml:space="preserve"> предназначено для ознакомления с функционалом приложения для кураторов, </w:t>
-      </w:r>
-      <w:proofErr w:type="spellStart"/>
-      <w:r>
-        <w:rPr>
-          <w:rFonts w:ascii="Times New Roman" w:eastAsia="Times New Roman" w:hAnsi="Times New Roman" w:cs="Times New Roman"/>
-          <w:kern w:val="0"/>
-          <w:sz w:val="28"/>
-          <w:szCs w:val="28"/>
-          <w:lang w:val="ru-RU"/>
-          <w14:ligatures w14:val="none"/>
-        </w:rPr>
-        <w:t>преподователей</w:t>
-      </w:r>
-      <w:proofErr w:type="spellEnd"/>
-      <w:r>
-        <w:rPr>
-          <w:rFonts w:ascii="Times New Roman" w:eastAsia="Times New Roman" w:hAnsi="Times New Roman" w:cs="Times New Roman"/>
-          <w:kern w:val="0"/>
-          <w:sz w:val="28"/>
-          <w:szCs w:val="28"/>
-          <w:lang w:val="ru-RU"/>
-          <w14:ligatures w14:val="none"/>
-        </w:rPr>
-        <w:t xml:space="preserve"> и студентов.</w:t>
+      <w:r>
+        <w:rPr>
+          <w:rFonts w:ascii="Times New Roman" w:eastAsia="Times New Roman" w:hAnsi="Times New Roman" w:cs="Times New Roman"/>
+          <w:kern w:val="0"/>
+          <w:sz w:val="28"/>
+          <w:szCs w:val="28"/>
+          <w:lang w:val="ru-RU"/>
+          <w14:ligatures w14:val="none"/>
+        </w:rPr>
+        <w:t>Руководоство предназначено для ознакомления с функционалом приложения для кураторов, преподователей и студентов.</w:t>
       </w:r>
     </w:p>
     <w:p>
@@ -12743,7 +12029,6 @@
           <w:rFonts w:ascii="Times New Roman" w:eastAsia="Times New Roman" w:hAnsi="Times New Roman" w:cs="Times New Roman"/>
           <w:b/>
           <w:bCs/>
-          <w:noProof/>
           <w:kern w:val="0"/>
           <w:sz w:val="28"/>
           <w:szCs w:val="28"/>
@@ -12751,10 +12036,254 @@
           <w14:ligatures w14:val="none"/>
         </w:rPr>
         <w:drawing>
-          <wp:inline distT="0" distB="0" distL="0" distR="0" wp14:anchorId="1211A890" wp14:editId="4A7C619F">
-            <wp:extent cx="4639322" cy="3181794"/>
-            <wp:effectExtent l="0" t="0" r="8890" b="0"/>
-            <wp:docPr id="10" name="Рисунок 10"/>
+          <wp:inline distT="0" distB="0" distL="0" distR="0" wp14:anchorId="74AB4E73" wp14:editId="24592C75">
+            <wp:extent cx="6152515" cy="2999105"/>
+            <wp:effectExtent l="0" t="0" r="635" b="0"/>
+            <wp:docPr id="8" name="Рисунок 8"/>
+            <wp:cNvGraphicFramePr>
+              <a:graphicFrameLocks xmlns:a="http://schemas.openxmlformats.org/drawingml/2006/main" noChangeAspect="1"/>
+            </wp:cNvGraphicFramePr>
+            <a:graphic xmlns:a="http://schemas.openxmlformats.org/drawingml/2006/main">
+              <a:graphicData uri="http://schemas.openxmlformats.org/drawingml/2006/picture">
+                <pic:pic xmlns:pic="http://schemas.openxmlformats.org/drawingml/2006/picture">
+                  <pic:nvPicPr>
+                    <pic:cNvPr id="1" name=""/>
+                    <pic:cNvPicPr/>
+                  </pic:nvPicPr>
+                  <pic:blipFill>
+                    <a:blip r:embed="rId9"/>
+                    <a:stretch>
+                      <a:fillRect/>
+                    </a:stretch>
+                  </pic:blipFill>
+                  <pic:spPr>
+                    <a:xfrm>
+                      <a:off x="0" y="0"/>
+                      <a:ext cx="6152515" cy="2999105"/>
+                    </a:xfrm>
+                    <a:prstGeom prst="rect">
+                      <a:avLst/>
+                    </a:prstGeom>
+                  </pic:spPr>
+                </pic:pic>
+              </a:graphicData>
+            </a:graphic>
+          </wp:inline>
+        </w:drawing>
+      </w:r>
+    </w:p>
+    <w:p>
+      <w:pPr>
+        <w:spacing w:before="100" w:beforeAutospacing="1" w:after="100" w:afterAutospacing="1" w:line="240" w:lineRule="auto"/>
+        <w:outlineLvl w:val="3"/>
+        <w:rPr>
+          <w:rFonts w:ascii="Times New Roman" w:eastAsia="Times New Roman" w:hAnsi="Times New Roman" w:cs="Times New Roman"/>
+          <w:b/>
+          <w:bCs/>
+          <w:kern w:val="0"/>
+          <w:sz w:val="28"/>
+          <w:szCs w:val="28"/>
+          <w:lang w:val="ru-RU"/>
+          <w14:ligatures w14:val="none"/>
+        </w:rPr>
+      </w:pPr>
+      <w:r>
+        <w:rPr>
+          <w:rFonts w:ascii="Times New Roman" w:eastAsia="Times New Roman" w:hAnsi="Times New Roman" w:cs="Times New Roman"/>
+          <w:b/>
+          <w:bCs/>
+          <w:kern w:val="0"/>
+          <w:sz w:val="28"/>
+          <w:szCs w:val="28"/>
+          <w:lang w:val="ru-RU"/>
+          <w14:ligatures w14:val="none"/>
+        </w:rPr>
+        <w:t>Рисунок А.1. – Окно авторизации</w:t>
+      </w:r>
+    </w:p>
+    <w:p>
+      <w:pPr>
+        <w:spacing w:before="100" w:beforeAutospacing="1" w:after="100" w:afterAutospacing="1" w:line="240" w:lineRule="auto"/>
+        <w:outlineLvl w:val="3"/>
+        <w:rPr>
+          <w:rFonts w:ascii="Times New Roman" w:hAnsi="Times New Roman" w:cs="Times New Roman"/>
+          <w:b/>
+          <w:bCs/>
+          <w:sz w:val="28"/>
+          <w:szCs w:val="28"/>
+          <w:lang w:val="ru-RU"/>
+        </w:rPr>
+      </w:pPr>
+      <w:r>
+        <w:rPr>
+          <w:rStyle w:val="citation-109"/>
+          <w:rFonts w:ascii="Times New Roman" w:hAnsi="Times New Roman" w:cs="Times New Roman"/>
+          <w:sz w:val="28"/>
+          <w:szCs w:val="28"/>
+          <w:lang w:val="ru-RU"/>
+        </w:rPr>
+        <w:t>После успешного прохождения авторизации пользователь перенаправляется на главный экран системы</w:t>
+      </w:r>
+      <w:r>
+        <w:rPr>
+          <w:rFonts w:ascii="Times New Roman" w:hAnsi="Times New Roman" w:cs="Times New Roman"/>
+          <w:sz w:val="28"/>
+          <w:szCs w:val="28"/>
+          <w:lang w:val="ru-RU"/>
+        </w:rPr>
+        <w:t>. Интерфейс разделен на три функциональные зоны (Рисунок А.2):</w:t>
+      </w:r>
+      <w:r>
+        <w:rPr>
+          <w:sz w:val="26"/>
+          <w:szCs w:val="28"/>
+          <w:lang w:val="ru-RU"/>
+        </w:rPr>
+        <w:t xml:space="preserve"> </w:t>
+      </w:r>
+      <w:r>
+        <w:rPr>
+          <w:sz w:val="26"/>
+          <w:szCs w:val="28"/>
+          <w:lang w:val="ru-RU"/>
+        </w:rPr>
+        <w:lastRenderedPageBreak/>
+        <w:drawing>
+          <wp:inline distT="0" distB="0" distL="0" distR="0" wp14:anchorId="54CD5031" wp14:editId="273DDD4C">
+            <wp:extent cx="6152515" cy="3032760"/>
+            <wp:effectExtent l="0" t="0" r="635" b="0"/>
+            <wp:docPr id="7" name="Рисунок 7"/>
+            <wp:cNvGraphicFramePr>
+              <a:graphicFrameLocks xmlns:a="http://schemas.openxmlformats.org/drawingml/2006/main" noChangeAspect="1"/>
+            </wp:cNvGraphicFramePr>
+            <a:graphic xmlns:a="http://schemas.openxmlformats.org/drawingml/2006/main">
+              <a:graphicData uri="http://schemas.openxmlformats.org/drawingml/2006/picture">
+                <pic:pic xmlns:pic="http://schemas.openxmlformats.org/drawingml/2006/picture">
+                  <pic:nvPicPr>
+                    <pic:cNvPr id="1" name=""/>
+                    <pic:cNvPicPr/>
+                  </pic:nvPicPr>
+                  <pic:blipFill>
+                    <a:blip r:embed="rId10"/>
+                    <a:stretch>
+                      <a:fillRect/>
+                    </a:stretch>
+                  </pic:blipFill>
+                  <pic:spPr>
+                    <a:xfrm>
+                      <a:off x="0" y="0"/>
+                      <a:ext cx="6152515" cy="3032760"/>
+                    </a:xfrm>
+                    <a:prstGeom prst="rect">
+                      <a:avLst/>
+                    </a:prstGeom>
+                  </pic:spPr>
+                </pic:pic>
+              </a:graphicData>
+            </a:graphic>
+          </wp:inline>
+        </w:drawing>
+      </w:r>
+      <w:r>
+        <w:rPr>
+          <w:rFonts w:ascii="Times New Roman" w:hAnsi="Times New Roman" w:cs="Times New Roman"/>
+          <w:b/>
+          <w:bCs/>
+          <w:sz w:val="28"/>
+          <w:szCs w:val="28"/>
+          <w:lang w:val="ru-RU"/>
+        </w:rPr>
+        <w:t>Рисунок А.2. – Главный экран</w:t>
+      </w:r>
+    </w:p>
+    <w:p>
+      <w:pPr>
+        <w:spacing w:before="100" w:beforeAutospacing="1" w:after="100" w:afterAutospacing="1" w:line="240" w:lineRule="auto"/>
+        <w:outlineLvl w:val="3"/>
+        <w:rPr>
+          <w:rFonts w:ascii="Times New Roman" w:hAnsi="Times New Roman" w:cs="Times New Roman"/>
+          <w:b/>
+          <w:bCs/>
+          <w:sz w:val="28"/>
+          <w:szCs w:val="28"/>
+          <w:lang w:val="ru-RU"/>
+        </w:rPr>
+      </w:pPr>
+    </w:p>
+    <w:p>
+      <w:pPr>
+        <w:spacing w:before="100" w:beforeAutospacing="1" w:after="100" w:afterAutospacing="1" w:line="240" w:lineRule="auto"/>
+        <w:outlineLvl w:val="3"/>
+        <w:rPr>
+          <w:rFonts w:ascii="Times New Roman" w:hAnsi="Times New Roman" w:cs="Times New Roman"/>
+          <w:sz w:val="28"/>
+          <w:szCs w:val="28"/>
+          <w:lang w:val="ru-RU"/>
+        </w:rPr>
+      </w:pPr>
+      <w:r>
+        <w:rPr>
+          <w:rFonts w:ascii="Times New Roman" w:hAnsi="Times New Roman" w:cs="Times New Roman"/>
+          <w:sz w:val="28"/>
+          <w:szCs w:val="28"/>
+          <w:lang w:val="ru-RU"/>
+        </w:rPr>
+        <w:t>На верхней панели видны разделы приложения</w:t>
+      </w:r>
+      <w:r>
+        <w:rPr>
+          <w:rFonts w:ascii="Times New Roman" w:hAnsi="Times New Roman" w:cs="Times New Roman"/>
+          <w:sz w:val="28"/>
+          <w:szCs w:val="28"/>
+          <w:lang w:val="ru-RU"/>
+        </w:rPr>
+        <w:t>:</w:t>
+      </w:r>
+    </w:p>
+    <w:p>
+      <w:pPr>
+        <w:spacing w:before="100" w:beforeAutospacing="1" w:after="100" w:afterAutospacing="1" w:line="240" w:lineRule="auto"/>
+        <w:outlineLvl w:val="3"/>
+        <w:rPr>
+          <w:rFonts w:ascii="Times New Roman" w:hAnsi="Times New Roman" w:cs="Times New Roman"/>
+          <w:sz w:val="28"/>
+          <w:szCs w:val="28"/>
+          <w:lang w:val="ru-RU"/>
+        </w:rPr>
+      </w:pPr>
+      <w:r>
+        <w:rPr>
+          <w:rFonts w:ascii="Times New Roman" w:hAnsi="Times New Roman" w:cs="Times New Roman"/>
+          <w:sz w:val="28"/>
+          <w:szCs w:val="28"/>
+          <w:lang w:val="ru-RU"/>
+        </w:rPr>
+        <w:t>Экран профиля даёт возможность просмотреть и редактировать свои данные</w:t>
+      </w:r>
+    </w:p>
+    <w:p>
+      <w:pPr>
+        <w:spacing w:before="100" w:beforeAutospacing="1" w:after="100" w:afterAutospacing="1" w:line="240" w:lineRule="auto"/>
+        <w:outlineLvl w:val="3"/>
+        <w:rPr>
+          <w:rFonts w:ascii="Times New Roman" w:hAnsi="Times New Roman" w:cs="Times New Roman"/>
+          <w:sz w:val="28"/>
+          <w:szCs w:val="28"/>
+          <w:lang w:val="ru-RU"/>
+        </w:rPr>
+      </w:pPr>
+      <w:r>
+        <w:rPr>
+          <w:rFonts w:ascii="Times New Roman" w:hAnsi="Times New Roman" w:cs="Times New Roman"/>
+          <w:sz w:val="28"/>
+          <w:szCs w:val="28"/>
+          <w:lang w:val="ru-RU"/>
+        </w:rPr>
+        <w:drawing>
+          <wp:inline distT="0" distB="0" distL="0" distR="0" wp14:anchorId="6AA21537" wp14:editId="3D7C4F72">
+            <wp:extent cx="6152515" cy="3038475"/>
+            <wp:effectExtent l="0" t="0" r="635" b="9525"/>
+            <wp:docPr id="21" name="Рисунок 21"/>
             <wp:cNvGraphicFramePr>
               <a:graphicFrameLocks xmlns:a="http://schemas.openxmlformats.org/drawingml/2006/main" noChangeAspect="1"/>
             </wp:cNvGraphicFramePr>
@@ -12774,7 +12303,7 @@
                   <pic:spPr>
                     <a:xfrm>
                       <a:off x="0" y="0"/>
-                      <a:ext cx="4639322" cy="3181794"/>
+                      <a:ext cx="6152515" cy="3038475"/>
                     </a:xfrm>
                     <a:prstGeom prst="rect">
                       <a:avLst/>
@@ -12792,101 +12321,6 @@
         <w:spacing w:before="100" w:beforeAutospacing="1" w:after="100" w:afterAutospacing="1" w:line="240" w:lineRule="auto"/>
         <w:outlineLvl w:val="3"/>
         <w:rPr>
-          <w:rFonts w:ascii="Times New Roman" w:eastAsia="Times New Roman" w:hAnsi="Times New Roman" w:cs="Times New Roman"/>
-          <w:b/>
-          <w:bCs/>
-          <w:kern w:val="0"/>
-          <w:sz w:val="28"/>
-          <w:szCs w:val="28"/>
-          <w:lang w:val="ru-RU"/>
-          <w14:ligatures w14:val="none"/>
-        </w:rPr>
-      </w:pPr>
-      <w:r>
-        <w:rPr>
-          <w:rFonts w:ascii="Times New Roman" w:eastAsia="Times New Roman" w:hAnsi="Times New Roman" w:cs="Times New Roman"/>
-          <w:b/>
-          <w:bCs/>
-          <w:kern w:val="0"/>
-          <w:sz w:val="28"/>
-          <w:szCs w:val="28"/>
-          <w:lang w:val="ru-RU"/>
-          <w14:ligatures w14:val="none"/>
-        </w:rPr>
-        <w:t>Рисунок А.1. – Окно авторизации</w:t>
-      </w:r>
-    </w:p>
-    <w:p>
-      <w:pPr>
-        <w:spacing w:before="100" w:beforeAutospacing="1" w:after="100" w:afterAutospacing="1" w:line="240" w:lineRule="auto"/>
-        <w:outlineLvl w:val="3"/>
-        <w:rPr>
-          <w:rFonts w:ascii="Times New Roman" w:hAnsi="Times New Roman" w:cs="Times New Roman"/>
-          <w:sz w:val="28"/>
-          <w:szCs w:val="28"/>
-          <w:lang w:val="ru-RU"/>
-        </w:rPr>
-      </w:pPr>
-      <w:r>
-        <w:rPr>
-          <w:rFonts w:ascii="Times New Roman" w:hAnsi="Times New Roman" w:cs="Times New Roman"/>
-          <w:sz w:val="28"/>
-          <w:szCs w:val="28"/>
-          <w:lang w:val="ru-RU"/>
-        </w:rPr>
-        <w:t>После в</w:t>
-      </w:r>
-      <w:r>
-        <w:rPr>
-          <w:rFonts w:ascii="Times New Roman" w:hAnsi="Times New Roman" w:cs="Times New Roman"/>
-          <w:sz w:val="28"/>
-          <w:szCs w:val="28"/>
-          <w:lang w:val="ru-RU"/>
-        </w:rPr>
-        <w:t xml:space="preserve">хода </w:t>
-      </w:r>
-      <w:r>
-        <w:rPr>
-          <w:rFonts w:ascii="Times New Roman" w:hAnsi="Times New Roman" w:cs="Times New Roman"/>
-          <w:sz w:val="28"/>
-          <w:szCs w:val="28"/>
-          <w:lang w:val="ru-RU"/>
-        </w:rPr>
-        <w:t>пользователь получает доступ к системе в соответствии с</w:t>
-      </w:r>
-      <w:r>
-        <w:rPr>
-          <w:rFonts w:ascii="Times New Roman" w:hAnsi="Times New Roman" w:cs="Times New Roman"/>
-          <w:sz w:val="28"/>
-          <w:szCs w:val="28"/>
-          <w:lang w:val="ru-RU"/>
-        </w:rPr>
-        <w:t xml:space="preserve"> его </w:t>
-      </w:r>
-      <w:r>
-        <w:rPr>
-          <w:rFonts w:ascii="Times New Roman" w:hAnsi="Times New Roman" w:cs="Times New Roman"/>
-          <w:sz w:val="28"/>
-          <w:szCs w:val="28"/>
-          <w:lang w:val="ru-RU"/>
-        </w:rPr>
-        <w:t xml:space="preserve">ролью </w:t>
-      </w:r>
-      <w:r>
-        <w:rPr>
-          <w:rFonts w:ascii="Times New Roman" w:hAnsi="Times New Roman" w:cs="Times New Roman"/>
-          <w:sz w:val="28"/>
-          <w:szCs w:val="28"/>
-          <w:lang w:val="ru-RU"/>
-        </w:rPr>
-        <w:t>и получает доступ к главному экрану приложения</w:t>
-      </w:r>
-    </w:p>
-    <w:p>
-      <w:pPr>
-        <w:spacing w:before="100" w:beforeAutospacing="1" w:after="100" w:afterAutospacing="1" w:line="240" w:lineRule="auto"/>
-        <w:outlineLvl w:val="3"/>
-        <w:rPr>
           <w:rFonts w:ascii="Times New Roman" w:hAnsi="Times New Roman" w:cs="Times New Roman"/>
           <w:b/>
           <w:bCs/>
@@ -12898,16 +12332,64 @@
       <w:r>
         <w:rPr>
           <w:rFonts w:ascii="Times New Roman" w:hAnsi="Times New Roman" w:cs="Times New Roman"/>
-          <w:noProof/>
-          <w:sz w:val="28"/>
-          <w:szCs w:val="28"/>
+          <w:b/>
+          <w:bCs/>
+          <w:sz w:val="28"/>
+          <w:szCs w:val="28"/>
+          <w:lang w:val="ru-RU"/>
+        </w:rPr>
+        <w:t>Рисунок А.3 – Экран профиля</w:t>
+      </w:r>
+    </w:p>
+    <w:p>
+      <w:pPr>
+        <w:spacing w:before="100" w:beforeAutospacing="1" w:after="100" w:afterAutospacing="1" w:line="240" w:lineRule="auto"/>
+        <w:outlineLvl w:val="3"/>
+        <w:rPr>
+          <w:rFonts w:ascii="Times New Roman" w:hAnsi="Times New Roman" w:cs="Times New Roman"/>
+          <w:b/>
+          <w:bCs/>
+          <w:sz w:val="28"/>
+          <w:szCs w:val="28"/>
+          <w:lang w:val="ru-RU"/>
+        </w:rPr>
+      </w:pPr>
+      <w:r>
+        <w:rPr>
+          <w:rFonts w:ascii="Times New Roman" w:hAnsi="Times New Roman" w:cs="Times New Roman"/>
+          <w:b/>
+          <w:bCs/>
+          <w:sz w:val="28"/>
+          <w:szCs w:val="28"/>
+          <w:lang w:val="ru-RU"/>
         </w:rPr>
         <w:lastRenderedPageBreak/>
+        <w:t>Экран оценок и пользователей позволяет учителям и кураторам просматривать и редактировать оценки студентов, а также их роли и группы, в которых они состоят</w:t>
+      </w:r>
+    </w:p>
+    <w:p>
+      <w:pPr>
+        <w:spacing w:before="100" w:beforeAutospacing="1" w:after="100" w:afterAutospacing="1" w:line="240" w:lineRule="auto"/>
+        <w:outlineLvl w:val="3"/>
+        <w:rPr>
+          <w:rFonts w:ascii="Times New Roman" w:hAnsi="Times New Roman" w:cs="Times New Roman"/>
+          <w:sz w:val="28"/>
+          <w:szCs w:val="28"/>
+          <w:lang w:val="ru-RU"/>
+        </w:rPr>
+      </w:pPr>
+      <w:r>
+        <w:rPr>
+          <w:rFonts w:ascii="Times New Roman" w:hAnsi="Times New Roman" w:cs="Times New Roman"/>
+          <w:sz w:val="28"/>
+          <w:szCs w:val="28"/>
+          <w:lang w:val="ru-RU"/>
+        </w:rPr>
         <w:drawing>
-          <wp:inline distT="0" distB="0" distL="0" distR="0" wp14:anchorId="401D1E6D" wp14:editId="4FA9D696">
-            <wp:extent cx="6152515" cy="3034665"/>
+          <wp:inline distT="0" distB="0" distL="0" distR="0" wp14:anchorId="7777020F" wp14:editId="7A7DF26E">
+            <wp:extent cx="6152515" cy="2998470"/>
             <wp:effectExtent l="0" t="0" r="635" b="0"/>
-            <wp:docPr id="11" name="Рисунок 11"/>
+            <wp:docPr id="18" name="Рисунок 18"/>
             <wp:cNvGraphicFramePr>
               <a:graphicFrameLocks xmlns:a="http://schemas.openxmlformats.org/drawingml/2006/main" noChangeAspect="1"/>
             </wp:cNvGraphicFramePr>
@@ -12919,7 +12401,7 @@
                     <pic:cNvPicPr/>
                   </pic:nvPicPr>
                   <pic:blipFill>
-                    <a:blip r:embed="rId28"/>
+                    <a:blip r:embed="rId11"/>
                     <a:stretch>
                       <a:fillRect/>
                     </a:stretch>
@@ -12927,7 +12409,7 @@
                   <pic:spPr>
                     <a:xfrm>
                       <a:off x="0" y="0"/>
-                      <a:ext cx="6152515" cy="3034665"/>
+                      <a:ext cx="6152515" cy="2998470"/>
                     </a:xfrm>
                     <a:prstGeom prst="rect">
                       <a:avLst/>
@@ -12939,7 +12421,11 @@
           </wp:inline>
         </w:drawing>
       </w:r>
-      <w:r>
+    </w:p>
+    <w:p>
+      <w:pPr>
+        <w:spacing w:before="100" w:beforeAutospacing="1" w:after="100" w:afterAutospacing="1" w:line="240" w:lineRule="auto"/>
+        <w:outlineLvl w:val="3"/>
         <w:rPr>
           <w:rFonts w:ascii="Times New Roman" w:hAnsi="Times New Roman" w:cs="Times New Roman"/>
           <w:b/>
@@ -12948,13 +12434,8 @@
           <w:szCs w:val="28"/>
           <w:lang w:val="ru-RU"/>
         </w:rPr>
-        <w:t>Рисунок А.2. – Главный экран</w:t>
-      </w:r>
-    </w:p>
-    <w:p>
-      <w:pPr>
-        <w:spacing w:before="100" w:beforeAutospacing="1" w:after="100" w:afterAutospacing="1" w:line="240" w:lineRule="auto"/>
-        <w:outlineLvl w:val="3"/>
+      </w:pPr>
+      <w:r>
         <w:rPr>
           <w:rFonts w:ascii="Times New Roman" w:hAnsi="Times New Roman" w:cs="Times New Roman"/>
           <w:b/>
@@ -12963,7 +12444,8 @@
           <w:szCs w:val="28"/>
           <w:lang w:val="ru-RU"/>
         </w:rPr>
-      </w:pPr>
+        <w:t>Рисунок А.4 – Экран оценок</w:t>
+      </w:r>
     </w:p>
     <w:p>
       <w:pPr>
@@ -12976,24 +12458,6 @@
           <w:lang w:val="ru-RU"/>
         </w:rPr>
       </w:pPr>
-      <w:r>
-        <w:rPr>
-          <w:rFonts w:ascii="Times New Roman" w:hAnsi="Times New Roman" w:cs="Times New Roman"/>
-          <w:sz w:val="28"/>
-          <w:szCs w:val="28"/>
-          <w:lang w:val="ru-RU"/>
-        </w:rPr>
-        <w:t>На верхней панели видны разделы приложения</w:t>
-      </w:r>
-      <w:r>
-        <w:rPr>
-          <w:rFonts w:ascii="Times New Roman" w:hAnsi="Times New Roman" w:cs="Times New Roman"/>
-          <w:sz w:val="28"/>
-          <w:szCs w:val="28"/>
-          <w:lang w:val="ru-RU"/>
-        </w:rPr>
-        <w:t>:</w:t>
-      </w:r>
     </w:p>
     <w:p>
       <w:pPr>
@@ -13013,33 +12477,11 @@
           <w:szCs w:val="28"/>
           <w:lang w:val="ru-RU"/>
         </w:rPr>
-        <w:t>Экран профиля даёт возможность просмотреть и редактировать свои данные</w:t>
-      </w:r>
-    </w:p>
-    <w:p>
-      <w:pPr>
-        <w:spacing w:before="100" w:beforeAutospacing="1" w:after="100" w:afterAutospacing="1" w:line="240" w:lineRule="auto"/>
-        <w:outlineLvl w:val="3"/>
-        <w:rPr>
-          <w:rFonts w:ascii="Times New Roman" w:hAnsi="Times New Roman" w:cs="Times New Roman"/>
-          <w:sz w:val="28"/>
-          <w:szCs w:val="28"/>
-          <w:lang w:val="ru-RU"/>
-        </w:rPr>
-      </w:pPr>
-      <w:r>
-        <w:rPr>
-          <w:rFonts w:ascii="Times New Roman" w:hAnsi="Times New Roman" w:cs="Times New Roman"/>
-          <w:noProof/>
-          <w:sz w:val="28"/>
-          <w:szCs w:val="28"/>
-          <w:lang w:val="ru-RU"/>
-        </w:rPr>
         <w:drawing>
-          <wp:inline distT="0" distB="0" distL="0" distR="0" wp14:anchorId="2957D2EC" wp14:editId="38D625FF">
-            <wp:extent cx="6152515" cy="3389630"/>
-            <wp:effectExtent l="0" t="0" r="635" b="1270"/>
-            <wp:docPr id="12" name="Рисунок 12"/>
+          <wp:inline distT="0" distB="0" distL="0" distR="0" wp14:anchorId="0867D813" wp14:editId="0CB0C3A3">
+            <wp:extent cx="6152515" cy="3019425"/>
+            <wp:effectExtent l="0" t="0" r="635" b="9525"/>
+            <wp:docPr id="14" name="Рисунок 14"/>
             <wp:cNvGraphicFramePr>
               <a:graphicFrameLocks xmlns:a="http://schemas.openxmlformats.org/drawingml/2006/main" noChangeAspect="1"/>
             </wp:cNvGraphicFramePr>
@@ -13051,7 +12493,7 @@
                     <pic:cNvPicPr/>
                   </pic:nvPicPr>
                   <pic:blipFill>
-                    <a:blip r:embed="rId29"/>
+                    <a:blip r:embed="rId12"/>
                     <a:stretch>
                       <a:fillRect/>
                     </a:stretch>
@@ -13059,7 +12501,7 @@
                   <pic:spPr>
                     <a:xfrm>
                       <a:off x="0" y="0"/>
-                      <a:ext cx="6152515" cy="3389630"/>
+                      <a:ext cx="6152515" cy="3019425"/>
                     </a:xfrm>
                     <a:prstGeom prst="rect">
                       <a:avLst/>
@@ -13094,13 +12536,9 @@
           <w:szCs w:val="28"/>
           <w:lang w:val="ru-RU"/>
         </w:rPr>
-        <w:t>Рисунок А.3 – Экран профиля</w:t>
-      </w:r>
-    </w:p>
-    <w:p>
-      <w:pPr>
-        <w:spacing w:before="100" w:beforeAutospacing="1" w:after="100" w:afterAutospacing="1" w:line="240" w:lineRule="auto"/>
-        <w:outlineLvl w:val="3"/>
+        <w:t xml:space="preserve">Рисунок А.5 – Экран </w:t>
+      </w:r>
+      <w:r>
         <w:rPr>
           <w:rFonts w:ascii="Times New Roman" w:hAnsi="Times New Roman" w:cs="Times New Roman"/>
           <w:b/>
@@ -13109,18 +12547,7 @@
           <w:szCs w:val="28"/>
           <w:lang w:val="ru-RU"/>
         </w:rPr>
-      </w:pPr>
-      <w:r>
-        <w:rPr>
-          <w:rFonts w:ascii="Times New Roman" w:hAnsi="Times New Roman" w:cs="Times New Roman"/>
-          <w:b/>
-          <w:bCs/>
-          <w:sz w:val="28"/>
-          <w:szCs w:val="28"/>
-          <w:lang w:val="ru-RU"/>
-        </w:rPr>
-        <w:lastRenderedPageBreak/>
-        <w:t>Экран оценок и пользователей позволяет учителям и кураторам просматривать и редактировать оценки студентов, а также их роли и группы, в которых они состоят</w:t>
+        <w:t>пользователей</w:t>
       </w:r>
     </w:p>
     <w:p>
@@ -13137,16 +12564,55 @@
       <w:r>
         <w:rPr>
           <w:rFonts w:ascii="Times New Roman" w:hAnsi="Times New Roman" w:cs="Times New Roman"/>
-          <w:noProof/>
+          <w:sz w:val="28"/>
+          <w:szCs w:val="28"/>
+          <w:lang w:val="ru-RU"/>
+        </w:rPr>
+        <w:lastRenderedPageBreak/>
+        <w:t>Экран групп и дисциплин позволяет просматривать и редактировать группы</w:t>
+      </w:r>
+      <w:r>
+        <w:rPr>
+          <w:rFonts w:ascii="Times New Roman" w:hAnsi="Times New Roman" w:cs="Times New Roman"/>
+          <w:sz w:val="28"/>
+          <w:szCs w:val="28"/>
+          <w:lang w:val="ru-RU"/>
+        </w:rPr>
+        <w:t>/</w:t>
+      </w:r>
+      <w:r>
+        <w:rPr>
+          <w:rFonts w:ascii="Times New Roman" w:hAnsi="Times New Roman" w:cs="Times New Roman"/>
+          <w:sz w:val="28"/>
+          <w:szCs w:val="28"/>
+          <w:lang w:val="ru-RU"/>
+        </w:rPr>
+        <w:t>дисциплины и кто в них состоит</w:t>
+      </w:r>
+    </w:p>
+    <w:p>
+      <w:pPr>
+        <w:spacing w:before="100" w:beforeAutospacing="1" w:after="100" w:afterAutospacing="1" w:line="240" w:lineRule="auto"/>
+        <w:outlineLvl w:val="3"/>
+        <w:rPr>
+          <w:rFonts w:ascii="Times New Roman" w:hAnsi="Times New Roman" w:cs="Times New Roman"/>
+          <w:sz w:val="28"/>
+          <w:szCs w:val="28"/>
+          <w:lang w:val="ru-RU"/>
+        </w:rPr>
+      </w:pPr>
+      <w:r>
+        <w:rPr>
+          <w:rFonts w:ascii="Times New Roman" w:hAnsi="Times New Roman" w:cs="Times New Roman"/>
           <w:sz w:val="28"/>
           <w:szCs w:val="28"/>
           <w:lang w:val="ru-RU"/>
         </w:rPr>
         <w:drawing>
-          <wp:inline distT="0" distB="0" distL="0" distR="0" wp14:anchorId="0010F6DB" wp14:editId="3D365D9E">
-            <wp:extent cx="6152515" cy="3765550"/>
-            <wp:effectExtent l="0" t="0" r="635" b="6350"/>
-            <wp:docPr id="13" name="Рисунок 13"/>
+          <wp:inline distT="0" distB="0" distL="0" distR="0" wp14:anchorId="60E78DD4" wp14:editId="575A12FD">
+            <wp:extent cx="6152515" cy="2998470"/>
+            <wp:effectExtent l="0" t="0" r="635" b="0"/>
+            <wp:docPr id="19" name="Рисунок 19"/>
             <wp:cNvGraphicFramePr>
               <a:graphicFrameLocks xmlns:a="http://schemas.openxmlformats.org/drawingml/2006/main" noChangeAspect="1"/>
             </wp:cNvGraphicFramePr>
@@ -13158,7 +12624,7 @@
                     <pic:cNvPicPr/>
                   </pic:nvPicPr>
                   <pic:blipFill>
-                    <a:blip r:embed="rId30"/>
+                    <a:blip r:embed="rId13"/>
                     <a:stretch>
                       <a:fillRect/>
                     </a:stretch>
@@ -13166,7 +12632,7 @@
                   <pic:spPr>
                     <a:xfrm>
                       <a:off x="0" y="0"/>
-                      <a:ext cx="6152515" cy="3765550"/>
+                      <a:ext cx="6152515" cy="2998470"/>
                     </a:xfrm>
                     <a:prstGeom prst="rect">
                       <a:avLst/>
@@ -13201,7 +12667,7 @@
           <w:szCs w:val="28"/>
           <w:lang w:val="ru-RU"/>
         </w:rPr>
-        <w:t>Рисунок А.4 – Экран оценок</w:t>
+        <w:t>Рисунок А.6 – Экран групп</w:t>
       </w:r>
     </w:p>
     <w:p>
@@ -13218,17 +12684,15 @@
       <w:r>
         <w:rPr>
           <w:rFonts w:ascii="Times New Roman" w:hAnsi="Times New Roman" w:cs="Times New Roman"/>
-          <w:noProof/>
-          <w:sz w:val="28"/>
-          <w:szCs w:val="28"/>
-          <w:lang w:val="ru-RU"/>
-        </w:rPr>
-        <w:lastRenderedPageBreak/>
+          <w:sz w:val="28"/>
+          <w:szCs w:val="28"/>
+          <w:lang w:val="ru-RU"/>
+        </w:rPr>
         <w:drawing>
-          <wp:inline distT="0" distB="0" distL="0" distR="0" wp14:anchorId="026B176E" wp14:editId="6AAEDF2E">
-            <wp:extent cx="6152515" cy="3789045"/>
-            <wp:effectExtent l="0" t="0" r="635" b="1905"/>
-            <wp:docPr id="17" name="Рисунок 17"/>
+          <wp:inline distT="0" distB="0" distL="0" distR="0" wp14:anchorId="507C7A77" wp14:editId="13150256">
+            <wp:extent cx="6152515" cy="2969260"/>
+            <wp:effectExtent l="0" t="0" r="635" b="2540"/>
+            <wp:docPr id="20" name="Рисунок 20"/>
             <wp:cNvGraphicFramePr>
               <a:graphicFrameLocks xmlns:a="http://schemas.openxmlformats.org/drawingml/2006/main" noChangeAspect="1"/>
             </wp:cNvGraphicFramePr>
@@ -13240,7 +12704,7 @@
                     <pic:cNvPicPr/>
                   </pic:nvPicPr>
                   <pic:blipFill>
-                    <a:blip r:embed="rId31"/>
+                    <a:blip r:embed="rId14"/>
                     <a:stretch>
                       <a:fillRect/>
                     </a:stretch>
@@ -13248,7 +12712,7 @@
                   <pic:spPr>
                     <a:xfrm>
                       <a:off x="0" y="0"/>
-                      <a:ext cx="6152515" cy="3789045"/>
+                      <a:ext cx="6152515" cy="2969260"/>
                     </a:xfrm>
                     <a:prstGeom prst="rect">
                       <a:avLst/>
@@ -13266,245 +12730,21 @@
         <w:spacing w:before="100" w:beforeAutospacing="1" w:after="100" w:afterAutospacing="1" w:line="240" w:lineRule="auto"/>
         <w:outlineLvl w:val="3"/>
         <w:rPr>
-          <w:rFonts w:ascii="Times New Roman" w:hAnsi="Times New Roman" w:cs="Times New Roman"/>
+          <w:rFonts w:ascii="Times New Roman" w:eastAsia="Times New Roman" w:hAnsi="Times New Roman" w:cs="Times New Roman"/>
           <w:b/>
           <w:bCs/>
-          <w:sz w:val="28"/>
-          <w:szCs w:val="28"/>
-          <w:lang w:val="ru-RU"/>
-        </w:rPr>
-      </w:pPr>
-      <w:r>
-        <w:rPr>
-          <w:rFonts w:ascii="Times New Roman" w:hAnsi="Times New Roman" w:cs="Times New Roman"/>
+          <w:kern w:val="0"/>
+          <w:sz w:val="28"/>
+          <w:szCs w:val="28"/>
+          <w:lang w:val="ru-RU"/>
+          <w14:ligatures w14:val="none"/>
+        </w:rPr>
+      </w:pPr>
+      <w:r>
+        <w:rPr>
+          <w:rFonts w:ascii="Times New Roman" w:eastAsia="Times New Roman" w:hAnsi="Times New Roman" w:cs="Times New Roman"/>
           <w:b/>
           <w:bCs/>
-          <w:sz w:val="28"/>
-          <w:szCs w:val="28"/>
-          <w:lang w:val="ru-RU"/>
-        </w:rPr>
-        <w:t xml:space="preserve">Рисунок А.5 – Экран </w:t>
-      </w:r>
-      <w:r>
-        <w:rPr>
-          <w:rFonts w:ascii="Times New Roman" w:hAnsi="Times New Roman" w:cs="Times New Roman"/>
-          <w:b/>
-          <w:bCs/>
-          <w:sz w:val="28"/>
-          <w:szCs w:val="28"/>
-          <w:lang w:val="ru-RU"/>
-        </w:rPr>
-        <w:t>пользователей</w:t>
-      </w:r>
-    </w:p>
-    <w:p>
-      <w:pPr>
-        <w:spacing w:before="100" w:beforeAutospacing="1" w:after="100" w:afterAutospacing="1" w:line="240" w:lineRule="auto"/>
-        <w:outlineLvl w:val="3"/>
-        <w:rPr>
-          <w:rFonts w:ascii="Times New Roman" w:hAnsi="Times New Roman" w:cs="Times New Roman"/>
-          <w:sz w:val="28"/>
-          <w:szCs w:val="28"/>
-          <w:lang w:val="ru-RU"/>
-        </w:rPr>
-      </w:pPr>
-      <w:r>
-        <w:rPr>
-          <w:rFonts w:ascii="Times New Roman" w:hAnsi="Times New Roman" w:cs="Times New Roman"/>
-          <w:sz w:val="28"/>
-          <w:szCs w:val="28"/>
-          <w:lang w:val="ru-RU"/>
-        </w:rPr>
-        <w:t>Экран групп и дисциплин позволяет просматривать и редактировать группы</w:t>
-      </w:r>
-      <w:r>
-        <w:rPr>
-          <w:rFonts w:ascii="Times New Roman" w:hAnsi="Times New Roman" w:cs="Times New Roman"/>
-          <w:sz w:val="28"/>
-          <w:szCs w:val="28"/>
-          <w:lang w:val="ru-RU"/>
-        </w:rPr>
-        <w:t>/</w:t>
-      </w:r>
-      <w:proofErr w:type="gramStart"/>
-      <w:r>
-        <w:rPr>
-          <w:rFonts w:ascii="Times New Roman" w:hAnsi="Times New Roman" w:cs="Times New Roman"/>
-          <w:sz w:val="28"/>
-          <w:szCs w:val="28"/>
-          <w:lang w:val="ru-RU"/>
-        </w:rPr>
-        <w:t>дисциплины</w:t>
-      </w:r>
-      <w:proofErr w:type="gramEnd"/>
-      <w:r>
-        <w:rPr>
-          <w:rFonts w:ascii="Times New Roman" w:hAnsi="Times New Roman" w:cs="Times New Roman"/>
-          <w:sz w:val="28"/>
-          <w:szCs w:val="28"/>
-          <w:lang w:val="ru-RU"/>
-        </w:rPr>
-        <w:t xml:space="preserve"> и кто в них состоит</w:t>
-      </w:r>
-    </w:p>
-    <w:p>
-      <w:pPr>
-        <w:spacing w:before="100" w:beforeAutospacing="1" w:after="100" w:afterAutospacing="1" w:line="240" w:lineRule="auto"/>
-        <w:outlineLvl w:val="3"/>
-        <w:rPr>
-          <w:rFonts w:ascii="Times New Roman" w:hAnsi="Times New Roman" w:cs="Times New Roman"/>
-          <w:sz w:val="28"/>
-          <w:szCs w:val="28"/>
-          <w:lang w:val="ru-RU"/>
-        </w:rPr>
-      </w:pPr>
-      <w:r>
-        <w:rPr>
-          <w:rFonts w:ascii="Times New Roman" w:hAnsi="Times New Roman" w:cs="Times New Roman"/>
-          <w:noProof/>
-          <w:sz w:val="28"/>
-          <w:szCs w:val="28"/>
-          <w:lang w:val="ru-RU"/>
-        </w:rPr>
-        <w:drawing>
-          <wp:inline distT="0" distB="0" distL="0" distR="0" wp14:anchorId="30ACA98D" wp14:editId="399C087C">
-            <wp:extent cx="6152515" cy="3091180"/>
-            <wp:effectExtent l="0" t="0" r="635" b="0"/>
-            <wp:docPr id="15" name="Рисунок 15"/>
-            <wp:cNvGraphicFramePr>
-              <a:graphicFrameLocks xmlns:a="http://schemas.openxmlformats.org/drawingml/2006/main" noChangeAspect="1"/>
-            </wp:cNvGraphicFramePr>
-            <a:graphic xmlns:a="http://schemas.openxmlformats.org/drawingml/2006/main">
-              <a:graphicData uri="http://schemas.openxmlformats.org/drawingml/2006/picture">
-                <pic:pic xmlns:pic="http://schemas.openxmlformats.org/drawingml/2006/picture">
-                  <pic:nvPicPr>
-                    <pic:cNvPr id="1" name=""/>
-                    <pic:cNvPicPr/>
-                  </pic:nvPicPr>
-                  <pic:blipFill>
-                    <a:blip r:embed="rId32"/>
-                    <a:stretch>
-                      <a:fillRect/>
-                    </a:stretch>
-                  </pic:blipFill>
-                  <pic:spPr>
-                    <a:xfrm>
-                      <a:off x="0" y="0"/>
-                      <a:ext cx="6152515" cy="3091180"/>
-                    </a:xfrm>
-                    <a:prstGeom prst="rect">
-                      <a:avLst/>
-                    </a:prstGeom>
-                  </pic:spPr>
-                </pic:pic>
-              </a:graphicData>
-            </a:graphic>
-          </wp:inline>
-        </w:drawing>
-      </w:r>
-    </w:p>
-    <w:p>
-      <w:pPr>
-        <w:spacing w:before="100" w:beforeAutospacing="1" w:after="100" w:afterAutospacing="1" w:line="240" w:lineRule="auto"/>
-        <w:outlineLvl w:val="3"/>
-        <w:rPr>
-          <w:rFonts w:ascii="Times New Roman" w:hAnsi="Times New Roman" w:cs="Times New Roman"/>
-          <w:b/>
-          <w:bCs/>
-          <w:sz w:val="28"/>
-          <w:szCs w:val="28"/>
-          <w:lang w:val="ru-RU"/>
-        </w:rPr>
-      </w:pPr>
-      <w:r>
-        <w:rPr>
-          <w:rFonts w:ascii="Times New Roman" w:hAnsi="Times New Roman" w:cs="Times New Roman"/>
-          <w:b/>
-          <w:bCs/>
-          <w:sz w:val="28"/>
-          <w:szCs w:val="28"/>
-          <w:lang w:val="ru-RU"/>
-        </w:rPr>
-        <w:t>Рисунок А.6 – Экран групп</w:t>
-      </w:r>
-    </w:p>
-    <w:p>
-      <w:pPr>
-        <w:spacing w:before="100" w:beforeAutospacing="1" w:after="100" w:afterAutospacing="1" w:line="240" w:lineRule="auto"/>
-        <w:outlineLvl w:val="3"/>
-        <w:rPr>
-          <w:rFonts w:ascii="Times New Roman" w:hAnsi="Times New Roman" w:cs="Times New Roman"/>
-          <w:sz w:val="28"/>
-          <w:szCs w:val="28"/>
-          <w:lang w:val="ru-RU"/>
-        </w:rPr>
-      </w:pPr>
-      <w:r>
-        <w:rPr>
-          <w:rFonts w:ascii="Times New Roman" w:hAnsi="Times New Roman" w:cs="Times New Roman"/>
-          <w:noProof/>
-          <w:sz w:val="28"/>
-          <w:szCs w:val="28"/>
-          <w:lang w:val="ru-RU"/>
-        </w:rPr>
-        <w:lastRenderedPageBreak/>
-        <w:drawing>
-          <wp:inline distT="0" distB="0" distL="0" distR="0" wp14:anchorId="64F034DD" wp14:editId="474FB632">
-            <wp:extent cx="6152515" cy="2594610"/>
-            <wp:effectExtent l="0" t="0" r="635" b="0"/>
-            <wp:docPr id="16" name="Рисунок 16"/>
-            <wp:cNvGraphicFramePr>
-              <a:graphicFrameLocks xmlns:a="http://schemas.openxmlformats.org/drawingml/2006/main" noChangeAspect="1"/>
-            </wp:cNvGraphicFramePr>
-            <a:graphic xmlns:a="http://schemas.openxmlformats.org/drawingml/2006/main">
-              <a:graphicData uri="http://schemas.openxmlformats.org/drawingml/2006/picture">
-                <pic:pic xmlns:pic="http://schemas.openxmlformats.org/drawingml/2006/picture">
-                  <pic:nvPicPr>
-                    <pic:cNvPr id="1" name=""/>
-                    <pic:cNvPicPr/>
-                  </pic:nvPicPr>
-                  <pic:blipFill>
-                    <a:blip r:embed="rId33"/>
-                    <a:stretch>
-                      <a:fillRect/>
-                    </a:stretch>
-                  </pic:blipFill>
-                  <pic:spPr>
-                    <a:xfrm>
-                      <a:off x="0" y="0"/>
-                      <a:ext cx="6152515" cy="2594610"/>
-                    </a:xfrm>
-                    <a:prstGeom prst="rect">
-                      <a:avLst/>
-                    </a:prstGeom>
-                  </pic:spPr>
-                </pic:pic>
-              </a:graphicData>
-            </a:graphic>
-          </wp:inline>
-        </w:drawing>
-      </w:r>
-    </w:p>
-    <w:p>
-      <w:pPr>
-        <w:spacing w:before="100" w:beforeAutospacing="1" w:after="100" w:afterAutospacing="1" w:line="240" w:lineRule="auto"/>
-        <w:outlineLvl w:val="3"/>
-        <w:rPr>
-          <w:rFonts w:ascii="Times New Roman" w:eastAsia="Times New Roman" w:hAnsi="Times New Roman" w:cs="Times New Roman"/>
-          <w:b/>
-          <w:bCs/>
-          <w:kern w:val="0"/>
-          <w:sz w:val="28"/>
-          <w:szCs w:val="28"/>
-          <w:lang w:val="ru-RU"/>
-          <w14:ligatures w14:val="none"/>
-        </w:rPr>
-      </w:pPr>
-      <w:r>
-        <w:rPr>
-          <w:rFonts w:ascii="Times New Roman" w:eastAsia="Times New Roman" w:hAnsi="Times New Roman" w:cs="Times New Roman"/>
-          <w:b/>
-          <w:bCs/>
           <w:kern w:val="0"/>
           <w:sz w:val="28"/>
           <w:szCs w:val="28"/>
@@ -13515,7 +12755,7 @@
       </w:r>
     </w:p>
     <w:sectPr>
-      <w:footerReference w:type="default" r:id="rId34"/>
+      <w:footerReference w:type="default" r:id="rId28"/>
       <w:footnotePr>
         <w:numRestart w:val="eachPage"/>
       </w:footnotePr>
@@ -13656,7 +12896,6 @@
         </w:rPr>
         <w:t xml:space="preserve"> </w:t>
       </w:r>
-      <w:proofErr w:type="spellStart"/>
       <w:r>
         <w:rPr>
           <w:rFonts w:ascii="Times New Roman" w:eastAsia="Times New Roman" w:hAnsi="Times New Roman" w:cs="Times New Roman"/>
@@ -13666,43 +12905,7 @@
           <w:lang w:val="ru-RU"/>
           <w14:ligatures w14:val="none"/>
         </w:rPr>
-        <w:t>Соммервилл</w:t>
-      </w:r>
-      <w:proofErr w:type="spellEnd"/>
-      <w:r>
-        <w:rPr>
-          <w:rFonts w:ascii="Times New Roman" w:eastAsia="Times New Roman" w:hAnsi="Times New Roman" w:cs="Times New Roman"/>
-          <w:kern w:val="0"/>
-          <w:sz w:val="20"/>
-          <w:szCs w:val="20"/>
-          <w:lang w:val="ru-RU"/>
-          <w14:ligatures w14:val="none"/>
-        </w:rPr>
-        <w:t xml:space="preserve"> И. Инженерия программного обеспечения. – </w:t>
-      </w:r>
-      <w:proofErr w:type="gramStart"/>
-      <w:r>
-        <w:rPr>
-          <w:rFonts w:ascii="Times New Roman" w:eastAsia="Times New Roman" w:hAnsi="Times New Roman" w:cs="Times New Roman"/>
-          <w:kern w:val="0"/>
-          <w:sz w:val="20"/>
-          <w:szCs w:val="20"/>
-          <w:lang w:val="ru-RU"/>
-          <w14:ligatures w14:val="none"/>
-        </w:rPr>
-        <w:t>М. :</w:t>
-      </w:r>
-      <w:proofErr w:type="gramEnd"/>
-      <w:r>
-        <w:rPr>
-          <w:rFonts w:ascii="Times New Roman" w:eastAsia="Times New Roman" w:hAnsi="Times New Roman" w:cs="Times New Roman"/>
-          <w:kern w:val="0"/>
-          <w:sz w:val="20"/>
-          <w:szCs w:val="20"/>
-          <w:lang w:val="ru-RU"/>
-          <w14:ligatures w14:val="none"/>
-        </w:rPr>
-        <w:t xml:space="preserve"> Вильямс, 2020. –</w:t>
+        <w:t>Соммервилл И. Инженерия программного обеспечения. – М. : Вильямс, 2020. –</w:t>
       </w:r>
       <w:r>
         <w:rPr>
@@ -13771,51 +12974,7 @@
           <w:szCs w:val="20"/>
           <w14:ligatures w14:val="none"/>
         </w:rPr>
-        <w:t xml:space="preserve">ISO/IEC 25010:2021. Systems and software engineering – Systems and software Quality Requirements and </w:t>
-      </w:r>
-      <w:proofErr w:type="spellStart"/>
-      <w:r>
-        <w:rPr>
-          <w:rFonts w:ascii="Times New Roman" w:eastAsia="Times New Roman" w:hAnsi="Times New Roman" w:cs="Times New Roman"/>
-          <w:kern w:val="0"/>
-          <w:sz w:val="20"/>
-          <w:szCs w:val="20"/>
-          <w14:ligatures w14:val="none"/>
-        </w:rPr>
-        <w:t>Evalutaion</w:t>
-      </w:r>
-      <w:proofErr w:type="spellEnd"/>
-      <w:r>
-        <w:rPr>
-          <w:rFonts w:ascii="Times New Roman" w:eastAsia="Times New Roman" w:hAnsi="Times New Roman" w:cs="Times New Roman"/>
-          <w:kern w:val="0"/>
-          <w:sz w:val="20"/>
-          <w:szCs w:val="20"/>
-          <w14:ligatures w14:val="none"/>
-        </w:rPr>
-        <w:t xml:space="preserve"> (</w:t>
-      </w:r>
-      <w:proofErr w:type="spellStart"/>
-      <w:r>
-        <w:rPr>
-          <w:rFonts w:ascii="Times New Roman" w:eastAsia="Times New Roman" w:hAnsi="Times New Roman" w:cs="Times New Roman"/>
-          <w:kern w:val="0"/>
-          <w:sz w:val="20"/>
-          <w:szCs w:val="20"/>
-          <w14:ligatures w14:val="none"/>
-        </w:rPr>
-        <w:t>SQuaRE</w:t>
-      </w:r>
-      <w:proofErr w:type="spellEnd"/>
-      <w:r>
-        <w:rPr>
-          <w:rFonts w:ascii="Times New Roman" w:eastAsia="Times New Roman" w:hAnsi="Times New Roman" w:cs="Times New Roman"/>
-          <w:kern w:val="0"/>
-          <w:sz w:val="20"/>
-          <w:szCs w:val="20"/>
-          <w14:ligatures w14:val="none"/>
-        </w:rPr>
-        <w:t>).</w:t>
+        <w:t>ISO/IEC 25010:2021. Systems and software engineering – Systems and software Quality Requirements and Evalutaion (SQuaRE).</w:t>
       </w:r>
     </w:p>
     <w:p>
@@ -13854,7 +13013,6 @@
         </w:rPr>
         <w:t xml:space="preserve"> </w:t>
       </w:r>
-      <w:proofErr w:type="spellStart"/>
       <w:r>
         <w:rPr>
           <w:rFonts w:ascii="Times New Roman" w:eastAsia="Times New Roman" w:hAnsi="Times New Roman" w:cs="Times New Roman"/>
@@ -13864,9 +13022,8 @@
           <w:lang w:val="ru-RU"/>
           <w14:ligatures w14:val="none"/>
         </w:rPr>
-        <w:t>Фаулер</w:t>
-      </w:r>
-      <w:proofErr w:type="spellEnd"/>
+        <w:t xml:space="preserve">Фаулер М. Архитектура корпоративных программных приложений. – М. : Диалектика, 2020. – </w:t>
+      </w:r>
       <w:r>
         <w:rPr>
           <w:rFonts w:ascii="Times New Roman" w:eastAsia="Times New Roman" w:hAnsi="Times New Roman" w:cs="Times New Roman"/>
@@ -13876,9 +13033,8 @@
           <w:lang w:val="ru-RU"/>
           <w14:ligatures w14:val="none"/>
         </w:rPr>
-        <w:t xml:space="preserve"> М. Архитектура корпоративных программных приложений. – </w:t>
-      </w:r>
-      <w:proofErr w:type="gramStart"/>
+        <w:t>с. 23</w:t>
+      </w:r>
       <w:r>
         <w:rPr>
           <w:rFonts w:ascii="Times New Roman" w:eastAsia="Times New Roman" w:hAnsi="Times New Roman" w:cs="Times New Roman"/>
@@ -13888,40 +13044,6 @@
           <w:lang w:val="ru-RU"/>
           <w14:ligatures w14:val="none"/>
         </w:rPr>
-        <w:t>М. :</w:t>
-      </w:r>
-      <w:proofErr w:type="gramEnd"/>
-      <w:r>
-        <w:rPr>
-          <w:rFonts w:ascii="Times New Roman" w:eastAsia="Times New Roman" w:hAnsi="Times New Roman" w:cs="Times New Roman"/>
-          <w:kern w:val="0"/>
-          <w:sz w:val="20"/>
-          <w:szCs w:val="20"/>
-          <w:lang w:val="ru-RU"/>
-          <w14:ligatures w14:val="none"/>
-        </w:rPr>
-        <w:t xml:space="preserve"> Диалектика, 2020. – </w:t>
-      </w:r>
-      <w:r>
-        <w:rPr>
-          <w:rFonts w:ascii="Times New Roman" w:eastAsia="Times New Roman" w:hAnsi="Times New Roman" w:cs="Times New Roman"/>
-          <w:kern w:val="0"/>
-          <w:sz w:val="20"/>
-          <w:szCs w:val="20"/>
-          <w:lang w:val="ru-RU"/>
-          <w14:ligatures w14:val="none"/>
-        </w:rPr>
-        <w:t>с. 23</w:t>
-      </w:r>
-      <w:r>
-        <w:rPr>
-          <w:rFonts w:ascii="Times New Roman" w:eastAsia="Times New Roman" w:hAnsi="Times New Roman" w:cs="Times New Roman"/>
-          <w:kern w:val="0"/>
-          <w:sz w:val="20"/>
-          <w:szCs w:val="20"/>
-          <w:lang w:val="ru-RU"/>
-          <w14:ligatures w14:val="none"/>
-        </w:rPr>
         <w:t>4</w:t>
       </w:r>
     </w:p>
@@ -13963,7 +13085,6 @@
         </w:rPr>
         <w:t>.</w:t>
       </w:r>
-      <w:proofErr w:type="spellStart"/>
       <w:r>
         <w:rPr>
           <w:rFonts w:ascii="Times New Roman" w:eastAsia="Times New Roman" w:hAnsi="Times New Roman" w:cs="Times New Roman"/>
@@ -13972,7 +13093,6 @@
         </w:rPr>
         <w:t>js</w:t>
       </w:r>
-      <w:proofErr w:type="spellEnd"/>
       <w:r>
         <w:rPr>
           <w:rFonts w:ascii="Times New Roman" w:eastAsia="Times New Roman" w:hAnsi="Times New Roman" w:cs="Times New Roman"/>
@@ -13999,7 +13119,6 @@
         </w:rPr>
         <w:t xml:space="preserve"> </w:t>
       </w:r>
-      <w:proofErr w:type="gramStart"/>
       <w:r>
         <w:rPr>
           <w:rFonts w:ascii="Times New Roman" w:eastAsia="Times New Roman" w:hAnsi="Times New Roman" w:cs="Times New Roman"/>
@@ -14015,17 +13134,7 @@
           <w:lang w:val="ru-RU"/>
           <w14:ligatures w14:val="none"/>
         </w:rPr>
-        <w:t xml:space="preserve">  [</w:t>
-      </w:r>
-      <w:proofErr w:type="gramEnd"/>
-      <w:r>
-        <w:rPr>
-          <w:rFonts w:ascii="Times New Roman" w:eastAsia="Times New Roman" w:hAnsi="Times New Roman" w:cs="Times New Roman"/>
-          <w:kern w:val="0"/>
-          <w:lang w:val="ru-RU"/>
-          <w14:ligatures w14:val="none"/>
-        </w:rPr>
-        <w:t xml:space="preserve">Электронный ресурс]. – </w:t>
+        <w:t xml:space="preserve">  [Электронный ресурс]. – </w:t>
       </w:r>
       <w:r>
         <w:rPr>
@@ -14044,112 +13153,55 @@
         </w:rPr>
         <w:t xml:space="preserve">: </w:t>
       </w:r>
-      <w:r>
-        <w:fldChar w:fldCharType="begin"/>
-      </w:r>
-      <w:r>
-        <w:rPr>
-          <w:lang w:val="ru-RU"/>
-        </w:rPr>
-        <w:instrText xml:space="preserve"> </w:instrText>
-      </w:r>
-      <w:r>
-        <w:instrText>HYPERLINK</w:instrText>
-      </w:r>
-      <w:r>
-        <w:rPr>
-          <w:lang w:val="ru-RU"/>
-        </w:rPr>
-        <w:instrText xml:space="preserve"> "</w:instrText>
-      </w:r>
-      <w:r>
-        <w:instrText>https</w:instrText>
-      </w:r>
-      <w:r>
-        <w:rPr>
-          <w:lang w:val="ru-RU"/>
-        </w:rPr>
-        <w:instrText>://</w:instrText>
-      </w:r>
-      <w:r>
-        <w:instrText>vuejs</w:instrText>
-      </w:r>
-      <w:r>
-        <w:rPr>
-          <w:lang w:val="ru-RU"/>
-        </w:rPr>
-        <w:instrText>.</w:instrText>
-      </w:r>
-      <w:r>
-        <w:instrText>org</w:instrText>
-      </w:r>
-      <w:r>
-        <w:rPr>
-          <w:lang w:val="ru-RU"/>
-        </w:rPr>
-        <w:instrText xml:space="preserve">" </w:instrText>
-      </w:r>
-      <w:r>
-        <w:fldChar w:fldCharType="separate"/>
-      </w:r>
-      <w:r>
-        <w:rPr>
-          <w:rStyle w:val="af4"/>
-          <w:rFonts w:ascii="Times New Roman" w:eastAsia="Times New Roman" w:hAnsi="Times New Roman" w:cs="Times New Roman"/>
-          <w:kern w:val="0"/>
-          <w14:ligatures w14:val="none"/>
-        </w:rPr>
-        <w:t>https</w:t>
-      </w:r>
-      <w:r>
-        <w:rPr>
-          <w:rStyle w:val="af4"/>
-          <w:rFonts w:ascii="Times New Roman" w:eastAsia="Times New Roman" w:hAnsi="Times New Roman" w:cs="Times New Roman"/>
-          <w:kern w:val="0"/>
-          <w:lang w:val="ru-RU"/>
-          <w14:ligatures w14:val="none"/>
-        </w:rPr>
-        <w:t>://</w:t>
-      </w:r>
-      <w:proofErr w:type="spellStart"/>
-      <w:r>
-        <w:rPr>
-          <w:rStyle w:val="af4"/>
-          <w:rFonts w:ascii="Times New Roman" w:eastAsia="Times New Roman" w:hAnsi="Times New Roman" w:cs="Times New Roman"/>
-          <w:kern w:val="0"/>
-          <w14:ligatures w14:val="none"/>
-        </w:rPr>
-        <w:t>vuejs</w:t>
-      </w:r>
-      <w:proofErr w:type="spellEnd"/>
-      <w:r>
-        <w:rPr>
-          <w:rStyle w:val="af4"/>
-          <w:rFonts w:ascii="Times New Roman" w:eastAsia="Times New Roman" w:hAnsi="Times New Roman" w:cs="Times New Roman"/>
-          <w:kern w:val="0"/>
-          <w:lang w:val="ru-RU"/>
-          <w14:ligatures w14:val="none"/>
-        </w:rPr>
-        <w:t>.</w:t>
-      </w:r>
-      <w:r>
-        <w:rPr>
-          <w:rStyle w:val="af4"/>
-          <w:rFonts w:ascii="Times New Roman" w:eastAsia="Times New Roman" w:hAnsi="Times New Roman" w:cs="Times New Roman"/>
-          <w:kern w:val="0"/>
-          <w14:ligatures w14:val="none"/>
-        </w:rPr>
-        <w:t>org</w:t>
-      </w:r>
-      <w:r>
-        <w:rPr>
-          <w:rStyle w:val="af4"/>
-          <w:rFonts w:ascii="Times New Roman" w:eastAsia="Times New Roman" w:hAnsi="Times New Roman" w:cs="Times New Roman"/>
-          <w:kern w:val="0"/>
-          <w14:ligatures w14:val="none"/>
-        </w:rPr>
-        <w:fldChar w:fldCharType="end"/>
-      </w:r>
+      <w:hyperlink r:id="rId1" w:history="1">
+        <w:r>
+          <w:rPr>
+            <w:rStyle w:val="af4"/>
+            <w:rFonts w:ascii="Times New Roman" w:eastAsia="Times New Roman" w:hAnsi="Times New Roman" w:cs="Times New Roman"/>
+            <w:kern w:val="0"/>
+            <w14:ligatures w14:val="none"/>
+          </w:rPr>
+          <w:t>https</w:t>
+        </w:r>
+        <w:r>
+          <w:rPr>
+            <w:rStyle w:val="af4"/>
+            <w:rFonts w:ascii="Times New Roman" w:eastAsia="Times New Roman" w:hAnsi="Times New Roman" w:cs="Times New Roman"/>
+            <w:kern w:val="0"/>
+            <w:lang w:val="ru-RU"/>
+            <w14:ligatures w14:val="none"/>
+          </w:rPr>
+          <w:t>://</w:t>
+        </w:r>
+        <w:r>
+          <w:rPr>
+            <w:rStyle w:val="af4"/>
+            <w:rFonts w:ascii="Times New Roman" w:eastAsia="Times New Roman" w:hAnsi="Times New Roman" w:cs="Times New Roman"/>
+            <w:kern w:val="0"/>
+            <w14:ligatures w14:val="none"/>
+          </w:rPr>
+          <w:t>vuejs</w:t>
+        </w:r>
+        <w:r>
+          <w:rPr>
+            <w:rStyle w:val="af4"/>
+            <w:rFonts w:ascii="Times New Roman" w:eastAsia="Times New Roman" w:hAnsi="Times New Roman" w:cs="Times New Roman"/>
+            <w:kern w:val="0"/>
+            <w:lang w:val="ru-RU"/>
+            <w14:ligatures w14:val="none"/>
+          </w:rPr>
+          <w:t>.</w:t>
+        </w:r>
+        <w:r>
+          <w:rPr>
+            <w:rStyle w:val="af4"/>
+            <w:rFonts w:ascii="Times New Roman" w:eastAsia="Times New Roman" w:hAnsi="Times New Roman" w:cs="Times New Roman"/>
+            <w:kern w:val="0"/>
+            <w14:ligatures w14:val="none"/>
+          </w:rPr>
+          <w:t>org</w:t>
+        </w:r>
+      </w:hyperlink>
       <w:r>
         <w:rPr>
           <w:rFonts w:ascii="Times New Roman" w:eastAsia="Times New Roman" w:hAnsi="Times New Roman" w:cs="Times New Roman"/>
@@ -14215,7 +13267,6 @@
         </w:rPr>
         <w:t>.</w:t>
       </w:r>
-      <w:proofErr w:type="spellStart"/>
       <w:r>
         <w:rPr>
           <w:rFonts w:ascii="Times New Roman" w:eastAsia="Times New Roman" w:hAnsi="Times New Roman" w:cs="Times New Roman"/>
@@ -14226,7 +13277,6 @@
         </w:rPr>
         <w:t>js</w:t>
       </w:r>
-      <w:proofErr w:type="spellEnd"/>
       <w:r>
         <w:rPr>
           <w:rFonts w:ascii="Times New Roman" w:eastAsia="Times New Roman" w:hAnsi="Times New Roman" w:cs="Times New Roman"/>
@@ -14280,130 +13330,71 @@
         </w:rPr>
         <w:t xml:space="preserve">: </w:t>
       </w:r>
-      <w:r>
-        <w:fldChar w:fldCharType="begin"/>
-      </w:r>
-      <w:r>
-        <w:rPr>
-          <w:lang w:val="ru-RU"/>
-        </w:rPr>
-        <w:instrText xml:space="preserve"> </w:instrText>
-      </w:r>
-      <w:r>
-        <w:instrText>HYPERLINK</w:instrText>
-      </w:r>
-      <w:r>
-        <w:rPr>
-          <w:lang w:val="ru-RU"/>
-        </w:rPr>
-        <w:instrText xml:space="preserve"> "</w:instrText>
-      </w:r>
-      <w:r>
-        <w:instrText>https</w:instrText>
-      </w:r>
-      <w:r>
-        <w:rPr>
-          <w:lang w:val="ru-RU"/>
-        </w:rPr>
-        <w:instrText>://</w:instrText>
-      </w:r>
-      <w:r>
-        <w:instrText>nodejs</w:instrText>
-      </w:r>
-      <w:r>
-        <w:rPr>
-          <w:lang w:val="ru-RU"/>
-        </w:rPr>
-        <w:instrText>.</w:instrText>
-      </w:r>
-      <w:r>
-        <w:instrText>org</w:instrText>
-      </w:r>
-      <w:r>
-        <w:rPr>
-          <w:lang w:val="ru-RU"/>
-        </w:rPr>
-        <w:instrText xml:space="preserve">" </w:instrText>
-      </w:r>
-      <w:r>
-        <w:fldChar w:fldCharType="separate"/>
-      </w:r>
-      <w:r>
-        <w:rPr>
-          <w:rStyle w:val="af4"/>
+      <w:hyperlink r:id="rId2" w:history="1">
+        <w:r>
+          <w:rPr>
+            <w:rStyle w:val="af4"/>
+            <w:rFonts w:ascii="Times New Roman" w:eastAsia="Times New Roman" w:hAnsi="Times New Roman" w:cs="Times New Roman"/>
+            <w:kern w:val="0"/>
+            <w:sz w:val="20"/>
+            <w:szCs w:val="20"/>
+            <w14:ligatures w14:val="none"/>
+          </w:rPr>
+          <w:t>https</w:t>
+        </w:r>
+        <w:r>
+          <w:rPr>
+            <w:rStyle w:val="af4"/>
+            <w:rFonts w:ascii="Times New Roman" w:eastAsia="Times New Roman" w:hAnsi="Times New Roman" w:cs="Times New Roman"/>
+            <w:kern w:val="0"/>
+            <w:sz w:val="20"/>
+            <w:szCs w:val="20"/>
+            <w:lang w:val="ru-RU"/>
+            <w14:ligatures w14:val="none"/>
+          </w:rPr>
+          <w:t>://</w:t>
+        </w:r>
+        <w:r>
+          <w:rPr>
+            <w:rStyle w:val="af4"/>
+            <w:rFonts w:ascii="Times New Roman" w:eastAsia="Times New Roman" w:hAnsi="Times New Roman" w:cs="Times New Roman"/>
+            <w:kern w:val="0"/>
+            <w:sz w:val="20"/>
+            <w:szCs w:val="20"/>
+            <w14:ligatures w14:val="none"/>
+          </w:rPr>
+          <w:t>nodejs</w:t>
+        </w:r>
+        <w:r>
+          <w:rPr>
+            <w:rStyle w:val="af4"/>
+            <w:rFonts w:ascii="Times New Roman" w:eastAsia="Times New Roman" w:hAnsi="Times New Roman" w:cs="Times New Roman"/>
+            <w:kern w:val="0"/>
+            <w:sz w:val="20"/>
+            <w:szCs w:val="20"/>
+            <w:lang w:val="ru-RU"/>
+            <w14:ligatures w14:val="none"/>
+          </w:rPr>
+          <w:t>.</w:t>
+        </w:r>
+        <w:r>
+          <w:rPr>
+            <w:rStyle w:val="af4"/>
+            <w:rFonts w:ascii="Times New Roman" w:eastAsia="Times New Roman" w:hAnsi="Times New Roman" w:cs="Times New Roman"/>
+            <w:kern w:val="0"/>
+            <w:sz w:val="20"/>
+            <w:szCs w:val="20"/>
+            <w14:ligatures w14:val="none"/>
+          </w:rPr>
+          <w:t>org</w:t>
+        </w:r>
+      </w:hyperlink>
+      <w:r>
+        <w:rPr>
           <w:rFonts w:ascii="Times New Roman" w:eastAsia="Times New Roman" w:hAnsi="Times New Roman" w:cs="Times New Roman"/>
           <w:kern w:val="0"/>
           <w:sz w:val="20"/>
           <w:szCs w:val="20"/>
-          <w14:ligatures w14:val="none"/>
-        </w:rPr>
-        <w:t>https</w:t>
-      </w:r>
-      <w:r>
-        <w:rPr>
-          <w:rStyle w:val="af4"/>
-          <w:rFonts w:ascii="Times New Roman" w:eastAsia="Times New Roman" w:hAnsi="Times New Roman" w:cs="Times New Roman"/>
-          <w:kern w:val="0"/>
-          <w:sz w:val="20"/>
-          <w:szCs w:val="20"/>
-          <w:lang w:val="ru-RU"/>
-          <w14:ligatures w14:val="none"/>
-        </w:rPr>
-        <w:t>://</w:t>
-      </w:r>
-      <w:proofErr w:type="spellStart"/>
-      <w:r>
-        <w:rPr>
-          <w:rStyle w:val="af4"/>
-          <w:rFonts w:ascii="Times New Roman" w:eastAsia="Times New Roman" w:hAnsi="Times New Roman" w:cs="Times New Roman"/>
-          <w:kern w:val="0"/>
-          <w:sz w:val="20"/>
-          <w:szCs w:val="20"/>
-          <w14:ligatures w14:val="none"/>
-        </w:rPr>
-        <w:t>nodejs</w:t>
-      </w:r>
-      <w:proofErr w:type="spellEnd"/>
-      <w:r>
-        <w:rPr>
-          <w:rStyle w:val="af4"/>
-          <w:rFonts w:ascii="Times New Roman" w:eastAsia="Times New Roman" w:hAnsi="Times New Roman" w:cs="Times New Roman"/>
-          <w:kern w:val="0"/>
-          <w:sz w:val="20"/>
-          <w:szCs w:val="20"/>
-          <w:lang w:val="ru-RU"/>
-          <w14:ligatures w14:val="none"/>
-        </w:rPr>
-        <w:t>.</w:t>
-      </w:r>
-      <w:r>
-        <w:rPr>
-          <w:rStyle w:val="af4"/>
-          <w:rFonts w:ascii="Times New Roman" w:eastAsia="Times New Roman" w:hAnsi="Times New Roman" w:cs="Times New Roman"/>
-          <w:kern w:val="0"/>
-          <w:sz w:val="20"/>
-          <w:szCs w:val="20"/>
-          <w14:ligatures w14:val="none"/>
-        </w:rPr>
-        <w:t>org</w:t>
-      </w:r>
-      <w:r>
-        <w:rPr>
-          <w:rStyle w:val="af4"/>
-          <w:rFonts w:ascii="Times New Roman" w:eastAsia="Times New Roman" w:hAnsi="Times New Roman" w:cs="Times New Roman"/>
-          <w:kern w:val="0"/>
-          <w:sz w:val="20"/>
-          <w:szCs w:val="20"/>
-          <w14:ligatures w14:val="none"/>
-        </w:rPr>
-        <w:fldChar w:fldCharType="end"/>
-      </w:r>
-      <w:r>
-        <w:rPr>
-          <w:rFonts w:ascii="Times New Roman" w:eastAsia="Times New Roman" w:hAnsi="Times New Roman" w:cs="Times New Roman"/>
-          <w:kern w:val="0"/>
-          <w:sz w:val="20"/>
-          <w:szCs w:val="20"/>
           <w:lang w:val="ru-RU"/>
           <w14:ligatures w14:val="none"/>
         </w:rPr>
@@ -14467,7 +13458,7 @@
         </w:rPr>
         <w:t xml:space="preserve">]. – URL: </w:t>
       </w:r>
-      <w:hyperlink r:id="rId1" w:history="1">
+      <w:hyperlink r:id="rId3" w:history="1">
         <w:r>
           <w:rPr>
             <w:rStyle w:val="af4"/>
@@ -14561,55 +13552,7 @@
           <w:lang w:val="ru-RU"/>
           <w14:ligatures w14:val="none"/>
         </w:rPr>
-        <w:t xml:space="preserve">Таненбаум Э., </w:t>
-      </w:r>
-      <w:proofErr w:type="spellStart"/>
-      <w:r>
-        <w:rPr>
-          <w:rFonts w:ascii="Times New Roman" w:eastAsia="Times New Roman" w:hAnsi="Times New Roman" w:cs="Times New Roman"/>
-          <w:kern w:val="0"/>
-          <w:sz w:val="20"/>
-          <w:szCs w:val="20"/>
-          <w:lang w:val="ru-RU"/>
-          <w14:ligatures w14:val="none"/>
-        </w:rPr>
-        <w:t>Вудхалл</w:t>
-      </w:r>
-      <w:proofErr w:type="spellEnd"/>
-      <w:r>
-        <w:rPr>
-          <w:rFonts w:ascii="Times New Roman" w:eastAsia="Times New Roman" w:hAnsi="Times New Roman" w:cs="Times New Roman"/>
-          <w:kern w:val="0"/>
-          <w:sz w:val="20"/>
-          <w:szCs w:val="20"/>
-          <w:lang w:val="ru-RU"/>
-          <w14:ligatures w14:val="none"/>
-        </w:rPr>
-        <w:t xml:space="preserve"> А. Современные операционные системы. – СПб</w:t>
-      </w:r>
-      <w:proofErr w:type="gramStart"/>
-      <w:r>
-        <w:rPr>
-          <w:rFonts w:ascii="Times New Roman" w:eastAsia="Times New Roman" w:hAnsi="Times New Roman" w:cs="Times New Roman"/>
-          <w:kern w:val="0"/>
-          <w:sz w:val="20"/>
-          <w:szCs w:val="20"/>
-          <w:lang w:val="ru-RU"/>
-          <w14:ligatures w14:val="none"/>
-        </w:rPr>
-        <w:t>. :</w:t>
-      </w:r>
-      <w:proofErr w:type="gramEnd"/>
-      <w:r>
-        <w:rPr>
-          <w:rFonts w:ascii="Times New Roman" w:eastAsia="Times New Roman" w:hAnsi="Times New Roman" w:cs="Times New Roman"/>
-          <w:kern w:val="0"/>
-          <w:sz w:val="20"/>
-          <w:szCs w:val="20"/>
-          <w:lang w:val="ru-RU"/>
-          <w14:ligatures w14:val="none"/>
-        </w:rPr>
-        <w:t xml:space="preserve"> Питер, 2021. – </w:t>
+        <w:t xml:space="preserve">Таненбаум Э., Вудхалл А. Современные операционные системы. – СПб. : Питер, 2021. – </w:t>
       </w:r>
       <w:r>
         <w:rPr>
@@ -14717,68 +13660,106 @@
         </w:rPr>
         <w:t xml:space="preserve">: </w:t>
       </w:r>
-      <w:r>
-        <w:fldChar w:fldCharType="begin"/>
-      </w:r>
-      <w:r>
-        <w:rPr>
-          <w:lang w:val="ru-RU"/>
-        </w:rPr>
-        <w:instrText xml:space="preserve"> </w:instrText>
-      </w:r>
-      <w:r>
-        <w:instrText>HYPERLINK</w:instrText>
-      </w:r>
-      <w:r>
-        <w:rPr>
-          <w:lang w:val="ru-RU"/>
-        </w:rPr>
-        <w:instrText xml:space="preserve"> "</w:instrText>
-      </w:r>
-      <w:r>
-        <w:instrText>https</w:instrText>
-      </w:r>
-      <w:r>
-        <w:rPr>
-          <w:lang w:val="ru-RU"/>
-        </w:rPr>
-        <w:instrText>://</w:instrText>
-      </w:r>
-      <w:r>
-        <w:instrText>sqlite</w:instrText>
-      </w:r>
-      <w:r>
-        <w:rPr>
-          <w:lang w:val="ru-RU"/>
-        </w:rPr>
-        <w:instrText>.</w:instrText>
-      </w:r>
-      <w:r>
-        <w:instrText>org</w:instrText>
-      </w:r>
-      <w:r>
-        <w:rPr>
-          <w:lang w:val="ru-RU"/>
-        </w:rPr>
-        <w:instrText xml:space="preserve">" </w:instrText>
-      </w:r>
-      <w:r>
-        <w:fldChar w:fldCharType="separate"/>
-      </w:r>
-      <w:r>
-        <w:rPr>
-          <w:rStyle w:val="af4"/>
+      <w:hyperlink r:id="rId4" w:history="1">
+        <w:r>
+          <w:rPr>
+            <w:rStyle w:val="af4"/>
+            <w:rFonts w:ascii="Times New Roman" w:eastAsia="Times New Roman" w:hAnsi="Times New Roman" w:cs="Times New Roman"/>
+            <w:kern w:val="0"/>
+            <w:sz w:val="20"/>
+            <w:szCs w:val="20"/>
+            <w14:ligatures w14:val="none"/>
+          </w:rPr>
+          <w:t>https</w:t>
+        </w:r>
+        <w:r>
+          <w:rPr>
+            <w:rStyle w:val="af4"/>
+            <w:rFonts w:ascii="Times New Roman" w:eastAsia="Times New Roman" w:hAnsi="Times New Roman" w:cs="Times New Roman"/>
+            <w:kern w:val="0"/>
+            <w:sz w:val="20"/>
+            <w:szCs w:val="20"/>
+            <w:lang w:val="ru-RU"/>
+            <w14:ligatures w14:val="none"/>
+          </w:rPr>
+          <w:t>://</w:t>
+        </w:r>
+        <w:r>
+          <w:rPr>
+            <w:rStyle w:val="af4"/>
+            <w:rFonts w:ascii="Times New Roman" w:eastAsia="Times New Roman" w:hAnsi="Times New Roman" w:cs="Times New Roman"/>
+            <w:kern w:val="0"/>
+            <w:sz w:val="20"/>
+            <w:szCs w:val="20"/>
+            <w14:ligatures w14:val="none"/>
+          </w:rPr>
+          <w:t>sqlite</w:t>
+        </w:r>
+        <w:r>
+          <w:rPr>
+            <w:rStyle w:val="af4"/>
+            <w:rFonts w:ascii="Times New Roman" w:eastAsia="Times New Roman" w:hAnsi="Times New Roman" w:cs="Times New Roman"/>
+            <w:kern w:val="0"/>
+            <w:sz w:val="20"/>
+            <w:szCs w:val="20"/>
+            <w:lang w:val="ru-RU"/>
+            <w14:ligatures w14:val="none"/>
+          </w:rPr>
+          <w:t>.</w:t>
+        </w:r>
+        <w:r>
+          <w:rPr>
+            <w:rStyle w:val="af4"/>
+            <w:rFonts w:ascii="Times New Roman" w:eastAsia="Times New Roman" w:hAnsi="Times New Roman" w:cs="Times New Roman"/>
+            <w:kern w:val="0"/>
+            <w:sz w:val="20"/>
+            <w:szCs w:val="20"/>
+            <w14:ligatures w14:val="none"/>
+          </w:rPr>
+          <w:t>org</w:t>
+        </w:r>
+      </w:hyperlink>
+      <w:r>
+        <w:rPr>
           <w:rFonts w:ascii="Times New Roman" w:eastAsia="Times New Roman" w:hAnsi="Times New Roman" w:cs="Times New Roman"/>
           <w:kern w:val="0"/>
           <w:sz w:val="20"/>
           <w:szCs w:val="20"/>
-          <w14:ligatures w14:val="none"/>
-        </w:rPr>
-        <w:t>https</w:t>
-      </w:r>
-      <w:r>
-        <w:rPr>
-          <w:rStyle w:val="af4"/>
+          <w:lang w:val="ru-RU"/>
+          <w14:ligatures w14:val="none"/>
+        </w:rPr>
+        <w:t xml:space="preserve"> (дата обращения: 28.01.2026).</w:t>
+      </w:r>
+    </w:p>
+  </w:footnote>
+  <w:footnote w:id="9">
+    <w:p>
+      <w:pPr>
+        <w:spacing w:before="100" w:beforeAutospacing="1" w:after="100" w:afterAutospacing="1" w:line="240" w:lineRule="auto"/>
+        <w:outlineLvl w:val="3"/>
+        <w:rPr>
+          <w:rFonts w:ascii="Times New Roman" w:eastAsia="Times New Roman" w:hAnsi="Times New Roman" w:cs="Times New Roman"/>
+          <w:kern w:val="0"/>
+          <w:sz w:val="28"/>
+          <w:szCs w:val="28"/>
+          <w:lang w:val="ru-RU"/>
+          <w14:ligatures w14:val="none"/>
+        </w:rPr>
+      </w:pPr>
+      <w:r>
+        <w:rPr>
+          <w:rStyle w:val="afd"/>
+        </w:rPr>
+        <w:footnoteRef/>
+      </w:r>
+      <w:r>
+        <w:rPr>
+          <w:lang w:val="ru-RU"/>
+        </w:rPr>
+        <w:t xml:space="preserve"> </w:t>
+      </w:r>
+      <w:r>
+        <w:rPr>
           <w:rFonts w:ascii="Times New Roman" w:eastAsia="Times New Roman" w:hAnsi="Times New Roman" w:cs="Times New Roman"/>
           <w:kern w:val="0"/>
           <w:sz w:val="20"/>
@@ -14786,24 +13767,21 @@
           <w:lang w:val="ru-RU"/>
           <w14:ligatures w14:val="none"/>
         </w:rPr>
-        <w:t>://</w:t>
-      </w:r>
-      <w:proofErr w:type="spellStart"/>
-      <w:r>
-        <w:rPr>
-          <w:rStyle w:val="af4"/>
+        <w:t xml:space="preserve">Кузнецов С.Д. Основы баз данных. – М. : Интернет-Университет Информационных Технологий, 2022. – </w:t>
+      </w:r>
+      <w:r>
+        <w:rPr>
           <w:rFonts w:ascii="Times New Roman" w:eastAsia="Times New Roman" w:hAnsi="Times New Roman" w:cs="Times New Roman"/>
           <w:kern w:val="0"/>
           <w:sz w:val="20"/>
           <w:szCs w:val="20"/>
-          <w14:ligatures w14:val="none"/>
-        </w:rPr>
-        <w:t>sqlite</w:t>
-      </w:r>
-      <w:proofErr w:type="spellEnd"/>
-      <w:r>
-        <w:rPr>
-          <w:rStyle w:val="af4"/>
+          <w:lang w:val="ru-RU"/>
+          <w14:ligatures w14:val="none"/>
+        </w:rPr>
+        <w:t xml:space="preserve">с. </w:t>
+      </w:r>
+      <w:r>
+        <w:rPr>
           <w:rFonts w:ascii="Times New Roman" w:eastAsia="Times New Roman" w:hAnsi="Times New Roman" w:cs="Times New Roman"/>
           <w:kern w:val="0"/>
           <w:sz w:val="20"/>
@@ -14811,132 +13789,14 @@
           <w:lang w:val="ru-RU"/>
           <w14:ligatures w14:val="none"/>
         </w:rPr>
-        <w:t>.</w:t>
-      </w:r>
-      <w:r>
-        <w:rPr>
-          <w:rStyle w:val="af4"/>
+        <w:t>4</w:t>
+      </w:r>
+      <w:r>
+        <w:rPr>
           <w:rFonts w:ascii="Times New Roman" w:eastAsia="Times New Roman" w:hAnsi="Times New Roman" w:cs="Times New Roman"/>
           <w:kern w:val="0"/>
           <w:sz w:val="20"/>
           <w:szCs w:val="20"/>
-          <w14:ligatures w14:val="none"/>
-        </w:rPr>
-        <w:t>org</w:t>
-      </w:r>
-      <w:r>
-        <w:rPr>
-          <w:rStyle w:val="af4"/>
-          <w:rFonts w:ascii="Times New Roman" w:eastAsia="Times New Roman" w:hAnsi="Times New Roman" w:cs="Times New Roman"/>
-          <w:kern w:val="0"/>
-          <w:sz w:val="20"/>
-          <w:szCs w:val="20"/>
-          <w14:ligatures w14:val="none"/>
-        </w:rPr>
-        <w:fldChar w:fldCharType="end"/>
-      </w:r>
-      <w:r>
-        <w:rPr>
-          <w:rFonts w:ascii="Times New Roman" w:eastAsia="Times New Roman" w:hAnsi="Times New Roman" w:cs="Times New Roman"/>
-          <w:kern w:val="0"/>
-          <w:sz w:val="20"/>
-          <w:szCs w:val="20"/>
-          <w:lang w:val="ru-RU"/>
-          <w14:ligatures w14:val="none"/>
-        </w:rPr>
-        <w:t xml:space="preserve"> (дата обращения: 28.01.2026).</w:t>
-      </w:r>
-    </w:p>
-  </w:footnote>
-  <w:footnote w:id="9">
-    <w:p>
-      <w:pPr>
-        <w:spacing w:before="100" w:beforeAutospacing="1" w:after="100" w:afterAutospacing="1" w:line="240" w:lineRule="auto"/>
-        <w:outlineLvl w:val="3"/>
-        <w:rPr>
-          <w:rFonts w:ascii="Times New Roman" w:eastAsia="Times New Roman" w:hAnsi="Times New Roman" w:cs="Times New Roman"/>
-          <w:kern w:val="0"/>
-          <w:sz w:val="28"/>
-          <w:szCs w:val="28"/>
-          <w:lang w:val="ru-RU"/>
-          <w14:ligatures w14:val="none"/>
-        </w:rPr>
-      </w:pPr>
-      <w:r>
-        <w:rPr>
-          <w:rStyle w:val="afd"/>
-        </w:rPr>
-        <w:footnoteRef/>
-      </w:r>
-      <w:r>
-        <w:rPr>
-          <w:lang w:val="ru-RU"/>
-        </w:rPr>
-        <w:t xml:space="preserve"> </w:t>
-      </w:r>
-      <w:r>
-        <w:rPr>
-          <w:rFonts w:ascii="Times New Roman" w:eastAsia="Times New Roman" w:hAnsi="Times New Roman" w:cs="Times New Roman"/>
-          <w:kern w:val="0"/>
-          <w:sz w:val="20"/>
-          <w:szCs w:val="20"/>
-          <w:lang w:val="ru-RU"/>
-          <w14:ligatures w14:val="none"/>
-        </w:rPr>
-        <w:t xml:space="preserve">Кузнецов С.Д. Основы баз данных. – </w:t>
-      </w:r>
-      <w:proofErr w:type="gramStart"/>
-      <w:r>
-        <w:rPr>
-          <w:rFonts w:ascii="Times New Roman" w:eastAsia="Times New Roman" w:hAnsi="Times New Roman" w:cs="Times New Roman"/>
-          <w:kern w:val="0"/>
-          <w:sz w:val="20"/>
-          <w:szCs w:val="20"/>
-          <w:lang w:val="ru-RU"/>
-          <w14:ligatures w14:val="none"/>
-        </w:rPr>
-        <w:t>М. :</w:t>
-      </w:r>
-      <w:proofErr w:type="gramEnd"/>
-      <w:r>
-        <w:rPr>
-          <w:rFonts w:ascii="Times New Roman" w:eastAsia="Times New Roman" w:hAnsi="Times New Roman" w:cs="Times New Roman"/>
-          <w:kern w:val="0"/>
-          <w:sz w:val="20"/>
-          <w:szCs w:val="20"/>
-          <w:lang w:val="ru-RU"/>
-          <w14:ligatures w14:val="none"/>
-        </w:rPr>
-        <w:t xml:space="preserve"> Интернет-Университет Информационных Технологий, 2022. – </w:t>
-      </w:r>
-      <w:r>
-        <w:rPr>
-          <w:rFonts w:ascii="Times New Roman" w:eastAsia="Times New Roman" w:hAnsi="Times New Roman" w:cs="Times New Roman"/>
-          <w:kern w:val="0"/>
-          <w:sz w:val="20"/>
-          <w:szCs w:val="20"/>
-          <w:lang w:val="ru-RU"/>
-          <w14:ligatures w14:val="none"/>
-        </w:rPr>
-        <w:t xml:space="preserve">с. </w:t>
-      </w:r>
-      <w:r>
-        <w:rPr>
-          <w:rFonts w:ascii="Times New Roman" w:eastAsia="Times New Roman" w:hAnsi="Times New Roman" w:cs="Times New Roman"/>
-          <w:kern w:val="0"/>
-          <w:sz w:val="20"/>
-          <w:szCs w:val="20"/>
-          <w:lang w:val="ru-RU"/>
-          <w14:ligatures w14:val="none"/>
-        </w:rPr>
-        <w:t>4</w:t>
-      </w:r>
-      <w:r>
-        <w:rPr>
-          <w:rFonts w:ascii="Times New Roman" w:eastAsia="Times New Roman" w:hAnsi="Times New Roman" w:cs="Times New Roman"/>
-          <w:kern w:val="0"/>
-          <w:sz w:val="20"/>
-          <w:szCs w:val="20"/>
           <w:lang w:val="ru-RU"/>
           <w14:ligatures w14:val="none"/>
         </w:rPr>
@@ -14971,67 +13831,7 @@
           <w:lang w:val="ru-RU"/>
           <w14:ligatures w14:val="none"/>
         </w:rPr>
-        <w:t xml:space="preserve">Гамма Э., </w:t>
-      </w:r>
-      <w:proofErr w:type="spellStart"/>
-      <w:r>
-        <w:rPr>
-          <w:rFonts w:ascii="Times New Roman" w:eastAsia="Times New Roman" w:hAnsi="Times New Roman" w:cs="Times New Roman"/>
-          <w:kern w:val="0"/>
-          <w:lang w:val="ru-RU"/>
-          <w14:ligatures w14:val="none"/>
-        </w:rPr>
-        <w:t>Хелм</w:t>
-      </w:r>
-      <w:proofErr w:type="spellEnd"/>
-      <w:r>
-        <w:rPr>
-          <w:rFonts w:ascii="Times New Roman" w:eastAsia="Times New Roman" w:hAnsi="Times New Roman" w:cs="Times New Roman"/>
-          <w:kern w:val="0"/>
-          <w:lang w:val="ru-RU"/>
-          <w14:ligatures w14:val="none"/>
-        </w:rPr>
-        <w:t xml:space="preserve"> Р., Джонсон Р., </w:t>
-      </w:r>
-      <w:proofErr w:type="spellStart"/>
-      <w:r>
-        <w:rPr>
-          <w:rFonts w:ascii="Times New Roman" w:eastAsia="Times New Roman" w:hAnsi="Times New Roman" w:cs="Times New Roman"/>
-          <w:kern w:val="0"/>
-          <w:lang w:val="ru-RU"/>
-          <w14:ligatures w14:val="none"/>
-        </w:rPr>
-        <w:t>Влиссидес</w:t>
-      </w:r>
-      <w:proofErr w:type="spellEnd"/>
-      <w:r>
-        <w:rPr>
-          <w:rFonts w:ascii="Times New Roman" w:eastAsia="Times New Roman" w:hAnsi="Times New Roman" w:cs="Times New Roman"/>
-          <w:kern w:val="0"/>
-          <w:lang w:val="ru-RU"/>
-          <w14:ligatures w14:val="none"/>
-        </w:rPr>
-        <w:t xml:space="preserve"> Дж. Приемы объектно-ориентированного проектирования. – </w:t>
-      </w:r>
-      <w:proofErr w:type="gramStart"/>
-      <w:r>
-        <w:rPr>
-          <w:rFonts w:ascii="Times New Roman" w:eastAsia="Times New Roman" w:hAnsi="Times New Roman" w:cs="Times New Roman"/>
-          <w:kern w:val="0"/>
-          <w:lang w:val="ru-RU"/>
-          <w14:ligatures w14:val="none"/>
-        </w:rPr>
-        <w:t>М. :</w:t>
-      </w:r>
-      <w:proofErr w:type="gramEnd"/>
-      <w:r>
-        <w:rPr>
-          <w:rFonts w:ascii="Times New Roman" w:eastAsia="Times New Roman" w:hAnsi="Times New Roman" w:cs="Times New Roman"/>
-          <w:kern w:val="0"/>
-          <w:lang w:val="ru-RU"/>
-          <w14:ligatures w14:val="none"/>
-        </w:rPr>
-        <w:t xml:space="preserve"> Диалектика, 2020. – </w:t>
+        <w:t xml:space="preserve">Гамма Э., Хелм Р., Джонсон Р., Влиссидес Дж. Приемы объектно-ориентированного проектирования. – М. : Диалектика, 2020. – </w:t>
       </w:r>
       <w:r>
         <w:rPr>
@@ -15099,142 +13899,74 @@
         </w:rPr>
         <w:t xml:space="preserve">: </w:t>
       </w:r>
-      <w:r>
-        <w:fldChar w:fldCharType="begin"/>
-      </w:r>
-      <w:r>
-        <w:rPr>
-          <w:lang w:val="ru-RU"/>
-        </w:rPr>
-        <w:instrText xml:space="preserve"> </w:instrText>
-      </w:r>
-      <w:r>
-        <w:instrText>HYPERLINK</w:instrText>
-      </w:r>
-      <w:r>
-        <w:rPr>
-          <w:lang w:val="ru-RU"/>
-        </w:rPr>
-        <w:instrText xml:space="preserve"> "</w:instrText>
-      </w:r>
-      <w:r>
-        <w:instrText>https</w:instrText>
-      </w:r>
-      <w:r>
-        <w:rPr>
-          <w:lang w:val="ru-RU"/>
-        </w:rPr>
-        <w:instrText>://</w:instrText>
-      </w:r>
-      <w:r>
-        <w:instrText>rkvn</w:instrText>
-      </w:r>
-      <w:r>
-        <w:rPr>
-          <w:lang w:val="ru-RU"/>
-        </w:rPr>
-        <w:instrText>.</w:instrText>
-      </w:r>
-      <w:r>
-        <w:instrText>gov</w:instrText>
-      </w:r>
-      <w:r>
-        <w:rPr>
-          <w:lang w:val="ru-RU"/>
-        </w:rPr>
-        <w:instrText>.</w:instrText>
-      </w:r>
-      <w:r>
-        <w:instrText>ru</w:instrText>
-      </w:r>
-      <w:r>
-        <w:rPr>
-          <w:lang w:val="ru-RU"/>
-        </w:rPr>
-        <w:instrText xml:space="preserve">" </w:instrText>
-      </w:r>
-      <w:r>
-        <w:fldChar w:fldCharType="separate"/>
-      </w:r>
-      <w:r>
-        <w:rPr>
-          <w:rStyle w:val="af4"/>
-          <w:rFonts w:ascii="Times New Roman" w:eastAsia="Times New Roman" w:hAnsi="Times New Roman" w:cs="Times New Roman"/>
-          <w:kern w:val="0"/>
-          <w14:ligatures w14:val="none"/>
-        </w:rPr>
-        <w:t>https</w:t>
-      </w:r>
-      <w:r>
-        <w:rPr>
-          <w:rStyle w:val="af4"/>
-          <w:rFonts w:ascii="Times New Roman" w:eastAsia="Times New Roman" w:hAnsi="Times New Roman" w:cs="Times New Roman"/>
-          <w:kern w:val="0"/>
-          <w:lang w:val="ru-RU"/>
-          <w14:ligatures w14:val="none"/>
-        </w:rPr>
-        <w:t>://</w:t>
-      </w:r>
-      <w:proofErr w:type="spellStart"/>
-      <w:r>
-        <w:rPr>
-          <w:rStyle w:val="af4"/>
-          <w:rFonts w:ascii="Times New Roman" w:eastAsia="Times New Roman" w:hAnsi="Times New Roman" w:cs="Times New Roman"/>
-          <w:kern w:val="0"/>
-          <w14:ligatures w14:val="none"/>
-        </w:rPr>
-        <w:t>rkvn</w:t>
-      </w:r>
-      <w:proofErr w:type="spellEnd"/>
-      <w:r>
-        <w:rPr>
-          <w:rStyle w:val="af4"/>
-          <w:rFonts w:ascii="Times New Roman" w:eastAsia="Times New Roman" w:hAnsi="Times New Roman" w:cs="Times New Roman"/>
-          <w:kern w:val="0"/>
-          <w:lang w:val="ru-RU"/>
-          <w14:ligatures w14:val="none"/>
-        </w:rPr>
-        <w:t>.</w:t>
-      </w:r>
-      <w:r>
-        <w:rPr>
-          <w:rStyle w:val="af4"/>
-          <w:rFonts w:ascii="Times New Roman" w:eastAsia="Times New Roman" w:hAnsi="Times New Roman" w:cs="Times New Roman"/>
-          <w:kern w:val="0"/>
-          <w14:ligatures w14:val="none"/>
-        </w:rPr>
-        <w:t>gov</w:t>
-      </w:r>
-      <w:r>
-        <w:rPr>
-          <w:rStyle w:val="af4"/>
-          <w:rFonts w:ascii="Times New Roman" w:eastAsia="Times New Roman" w:hAnsi="Times New Roman" w:cs="Times New Roman"/>
-          <w:kern w:val="0"/>
-          <w:lang w:val="ru-RU"/>
-          <w14:ligatures w14:val="none"/>
-        </w:rPr>
-        <w:t>.</w:t>
-      </w:r>
-      <w:proofErr w:type="spellStart"/>
-      <w:r>
-        <w:rPr>
-          <w:rStyle w:val="af4"/>
-          <w:rFonts w:ascii="Times New Roman" w:eastAsia="Times New Roman" w:hAnsi="Times New Roman" w:cs="Times New Roman"/>
-          <w:kern w:val="0"/>
-          <w14:ligatures w14:val="none"/>
-        </w:rPr>
-        <w:t>ru</w:t>
-      </w:r>
-      <w:proofErr w:type="spellEnd"/>
-      <w:r>
-        <w:rPr>
-          <w:rStyle w:val="af4"/>
-          <w:rFonts w:ascii="Times New Roman" w:eastAsia="Times New Roman" w:hAnsi="Times New Roman" w:cs="Times New Roman"/>
-          <w:kern w:val="0"/>
-          <w14:ligatures w14:val="none"/>
-        </w:rPr>
-        <w:fldChar w:fldCharType="end"/>
-      </w:r>
+      <w:hyperlink r:id="rId5" w:history="1">
+        <w:r>
+          <w:rPr>
+            <w:rStyle w:val="af4"/>
+            <w:rFonts w:ascii="Times New Roman" w:eastAsia="Times New Roman" w:hAnsi="Times New Roman" w:cs="Times New Roman"/>
+            <w:kern w:val="0"/>
+            <w14:ligatures w14:val="none"/>
+          </w:rPr>
+          <w:t>https</w:t>
+        </w:r>
+        <w:r>
+          <w:rPr>
+            <w:rStyle w:val="af4"/>
+            <w:rFonts w:ascii="Times New Roman" w:eastAsia="Times New Roman" w:hAnsi="Times New Roman" w:cs="Times New Roman"/>
+            <w:kern w:val="0"/>
+            <w:lang w:val="ru-RU"/>
+            <w14:ligatures w14:val="none"/>
+          </w:rPr>
+          <w:t>://</w:t>
+        </w:r>
+        <w:r>
+          <w:rPr>
+            <w:rStyle w:val="af4"/>
+            <w:rFonts w:ascii="Times New Roman" w:eastAsia="Times New Roman" w:hAnsi="Times New Roman" w:cs="Times New Roman"/>
+            <w:kern w:val="0"/>
+            <w14:ligatures w14:val="none"/>
+          </w:rPr>
+          <w:t>rkvn</w:t>
+        </w:r>
+        <w:r>
+          <w:rPr>
+            <w:rStyle w:val="af4"/>
+            <w:rFonts w:ascii="Times New Roman" w:eastAsia="Times New Roman" w:hAnsi="Times New Roman" w:cs="Times New Roman"/>
+            <w:kern w:val="0"/>
+            <w:lang w:val="ru-RU"/>
+            <w14:ligatures w14:val="none"/>
+          </w:rPr>
+          <w:t>.</w:t>
+        </w:r>
+        <w:r>
+          <w:rPr>
+            <w:rStyle w:val="af4"/>
+            <w:rFonts w:ascii="Times New Roman" w:eastAsia="Times New Roman" w:hAnsi="Times New Roman" w:cs="Times New Roman"/>
+            <w:kern w:val="0"/>
+            <w14:ligatures w14:val="none"/>
+          </w:rPr>
+          <w:t>gov</w:t>
+        </w:r>
+        <w:r>
+          <w:rPr>
+            <w:rStyle w:val="af4"/>
+            <w:rFonts w:ascii="Times New Roman" w:eastAsia="Times New Roman" w:hAnsi="Times New Roman" w:cs="Times New Roman"/>
+            <w:kern w:val="0"/>
+            <w:lang w:val="ru-RU"/>
+            <w14:ligatures w14:val="none"/>
+          </w:rPr>
+          <w:t>.</w:t>
+        </w:r>
+        <w:r>
+          <w:rPr>
+            <w:rStyle w:val="af4"/>
+            <w:rFonts w:ascii="Times New Roman" w:eastAsia="Times New Roman" w:hAnsi="Times New Roman" w:cs="Times New Roman"/>
+            <w:kern w:val="0"/>
+            <w14:ligatures w14:val="none"/>
+          </w:rPr>
+          <w:t>ru</w:t>
+        </w:r>
+      </w:hyperlink>
       <w:r>
         <w:rPr>
           <w:rFonts w:ascii="Times New Roman" w:eastAsia="Times New Roman" w:hAnsi="Times New Roman" w:cs="Times New Roman"/>
@@ -15286,9 +14018,8 @@
           <w:lang w:val="ru-RU"/>
           <w14:ligatures w14:val="none"/>
         </w:rPr>
-        <w:t xml:space="preserve">Мартин Р. Чистая архитектура. – </w:t>
-      </w:r>
-      <w:proofErr w:type="gramStart"/>
+        <w:t xml:space="preserve">Мартин Р. Чистая архитектура. – М. : Питер, 2021. – </w:t>
+      </w:r>
       <w:r>
         <w:rPr>
           <w:rFonts w:ascii="Times New Roman" w:eastAsia="Times New Roman" w:hAnsi="Times New Roman" w:cs="Times New Roman"/>
@@ -15298,9 +14029,8 @@
           <w:lang w:val="ru-RU"/>
           <w14:ligatures w14:val="none"/>
         </w:rPr>
-        <w:t>М. :</w:t>
-      </w:r>
-      <w:proofErr w:type="gramEnd"/>
+        <w:t>с. 1</w:t>
+      </w:r>
       <w:r>
         <w:rPr>
           <w:rFonts w:ascii="Times New Roman" w:eastAsia="Times New Roman" w:hAnsi="Times New Roman" w:cs="Times New Roman"/>
@@ -15310,28 +14040,6 @@
           <w:lang w:val="ru-RU"/>
           <w14:ligatures w14:val="none"/>
         </w:rPr>
-        <w:t xml:space="preserve"> Питер, 2021. – </w:t>
-      </w:r>
-      <w:r>
-        <w:rPr>
-          <w:rFonts w:ascii="Times New Roman" w:eastAsia="Times New Roman" w:hAnsi="Times New Roman" w:cs="Times New Roman"/>
-          <w:kern w:val="0"/>
-          <w:sz w:val="20"/>
-          <w:szCs w:val="20"/>
-          <w:lang w:val="ru-RU"/>
-          <w14:ligatures w14:val="none"/>
-        </w:rPr>
-        <w:t>с. 1</w:t>
-      </w:r>
-      <w:r>
-        <w:rPr>
-          <w:rFonts w:ascii="Times New Roman" w:eastAsia="Times New Roman" w:hAnsi="Times New Roman" w:cs="Times New Roman"/>
-          <w:kern w:val="0"/>
-          <w:sz w:val="20"/>
-          <w:szCs w:val="20"/>
-          <w:lang w:val="ru-RU"/>
-          <w14:ligatures w14:val="none"/>
-        </w:rPr>
         <w:t>52</w:t>
       </w:r>
     </w:p>
@@ -15374,7 +14082,6 @@
         </w:rPr>
         <w:t>.</w:t>
       </w:r>
-      <w:proofErr w:type="spellStart"/>
       <w:r>
         <w:rPr>
           <w:rFonts w:ascii="Times New Roman" w:eastAsia="Times New Roman" w:hAnsi="Times New Roman" w:cs="Times New Roman"/>
@@ -15383,7 +14090,6 @@
         </w:rPr>
         <w:t>js</w:t>
       </w:r>
-      <w:proofErr w:type="spellEnd"/>
       <w:r>
         <w:rPr>
           <w:rFonts w:ascii="Times New Roman" w:eastAsia="Times New Roman" w:hAnsi="Times New Roman" w:cs="Times New Roman"/>
@@ -15427,112 +14133,55 @@
         </w:rPr>
         <w:t xml:space="preserve">: </w:t>
       </w:r>
-      <w:r>
-        <w:fldChar w:fldCharType="begin"/>
-      </w:r>
-      <w:r>
-        <w:rPr>
-          <w:lang w:val="ru-RU"/>
-        </w:rPr>
-        <w:instrText xml:space="preserve"> </w:instrText>
-      </w:r>
-      <w:r>
-        <w:instrText>HYPERLINK</w:instrText>
-      </w:r>
-      <w:r>
-        <w:rPr>
-          <w:lang w:val="ru-RU"/>
-        </w:rPr>
-        <w:instrText xml:space="preserve"> "</w:instrText>
-      </w:r>
-      <w:r>
-        <w:instrText>https</w:instrText>
-      </w:r>
-      <w:r>
-        <w:rPr>
-          <w:lang w:val="ru-RU"/>
-        </w:rPr>
-        <w:instrText>://</w:instrText>
-      </w:r>
-      <w:r>
-        <w:instrText>expressjs</w:instrText>
-      </w:r>
-      <w:r>
-        <w:rPr>
-          <w:lang w:val="ru-RU"/>
-        </w:rPr>
-        <w:instrText>.</w:instrText>
-      </w:r>
-      <w:r>
-        <w:instrText>com</w:instrText>
-      </w:r>
-      <w:r>
-        <w:rPr>
-          <w:lang w:val="ru-RU"/>
-        </w:rPr>
-        <w:instrText xml:space="preserve">" </w:instrText>
-      </w:r>
-      <w:r>
-        <w:fldChar w:fldCharType="separate"/>
-      </w:r>
-      <w:r>
-        <w:rPr>
-          <w:rStyle w:val="af4"/>
-          <w:rFonts w:ascii="Times New Roman" w:eastAsia="Times New Roman" w:hAnsi="Times New Roman" w:cs="Times New Roman"/>
-          <w:kern w:val="0"/>
-          <w14:ligatures w14:val="none"/>
-        </w:rPr>
-        <w:t>https</w:t>
-      </w:r>
-      <w:r>
-        <w:rPr>
-          <w:rStyle w:val="af4"/>
-          <w:rFonts w:ascii="Times New Roman" w:eastAsia="Times New Roman" w:hAnsi="Times New Roman" w:cs="Times New Roman"/>
-          <w:kern w:val="0"/>
-          <w:lang w:val="ru-RU"/>
-          <w14:ligatures w14:val="none"/>
-        </w:rPr>
-        <w:t>://</w:t>
-      </w:r>
-      <w:proofErr w:type="spellStart"/>
-      <w:r>
-        <w:rPr>
-          <w:rStyle w:val="af4"/>
-          <w:rFonts w:ascii="Times New Roman" w:eastAsia="Times New Roman" w:hAnsi="Times New Roman" w:cs="Times New Roman"/>
-          <w:kern w:val="0"/>
-          <w14:ligatures w14:val="none"/>
-        </w:rPr>
-        <w:t>expressjs</w:t>
-      </w:r>
-      <w:proofErr w:type="spellEnd"/>
-      <w:r>
-        <w:rPr>
-          <w:rStyle w:val="af4"/>
-          <w:rFonts w:ascii="Times New Roman" w:eastAsia="Times New Roman" w:hAnsi="Times New Roman" w:cs="Times New Roman"/>
-          <w:kern w:val="0"/>
-          <w:lang w:val="ru-RU"/>
-          <w14:ligatures w14:val="none"/>
-        </w:rPr>
-        <w:t>.</w:t>
-      </w:r>
-      <w:r>
-        <w:rPr>
-          <w:rStyle w:val="af4"/>
-          <w:rFonts w:ascii="Times New Roman" w:eastAsia="Times New Roman" w:hAnsi="Times New Roman" w:cs="Times New Roman"/>
-          <w:kern w:val="0"/>
-          <w14:ligatures w14:val="none"/>
-        </w:rPr>
-        <w:t>com</w:t>
-      </w:r>
-      <w:r>
-        <w:rPr>
-          <w:rStyle w:val="af4"/>
-          <w:rFonts w:ascii="Times New Roman" w:eastAsia="Times New Roman" w:hAnsi="Times New Roman" w:cs="Times New Roman"/>
-          <w:kern w:val="0"/>
-          <w14:ligatures w14:val="none"/>
-        </w:rPr>
-        <w:fldChar w:fldCharType="end"/>
-      </w:r>
+      <w:hyperlink r:id="rId6" w:history="1">
+        <w:r>
+          <w:rPr>
+            <w:rStyle w:val="af4"/>
+            <w:rFonts w:ascii="Times New Roman" w:eastAsia="Times New Roman" w:hAnsi="Times New Roman" w:cs="Times New Roman"/>
+            <w:kern w:val="0"/>
+            <w14:ligatures w14:val="none"/>
+          </w:rPr>
+          <w:t>https</w:t>
+        </w:r>
+        <w:r>
+          <w:rPr>
+            <w:rStyle w:val="af4"/>
+            <w:rFonts w:ascii="Times New Roman" w:eastAsia="Times New Roman" w:hAnsi="Times New Roman" w:cs="Times New Roman"/>
+            <w:kern w:val="0"/>
+            <w:lang w:val="ru-RU"/>
+            <w14:ligatures w14:val="none"/>
+          </w:rPr>
+          <w:t>://</w:t>
+        </w:r>
+        <w:r>
+          <w:rPr>
+            <w:rStyle w:val="af4"/>
+            <w:rFonts w:ascii="Times New Roman" w:eastAsia="Times New Roman" w:hAnsi="Times New Roman" w:cs="Times New Roman"/>
+            <w:kern w:val="0"/>
+            <w14:ligatures w14:val="none"/>
+          </w:rPr>
+          <w:t>expressjs</w:t>
+        </w:r>
+        <w:r>
+          <w:rPr>
+            <w:rStyle w:val="af4"/>
+            <w:rFonts w:ascii="Times New Roman" w:eastAsia="Times New Roman" w:hAnsi="Times New Roman" w:cs="Times New Roman"/>
+            <w:kern w:val="0"/>
+            <w:lang w:val="ru-RU"/>
+            <w14:ligatures w14:val="none"/>
+          </w:rPr>
+          <w:t>.</w:t>
+        </w:r>
+        <w:r>
+          <w:rPr>
+            <w:rStyle w:val="af4"/>
+            <w:rFonts w:ascii="Times New Roman" w:eastAsia="Times New Roman" w:hAnsi="Times New Roman" w:cs="Times New Roman"/>
+            <w:kern w:val="0"/>
+            <w14:ligatures w14:val="none"/>
+          </w:rPr>
+          <w:t>com</w:t>
+        </w:r>
+      </w:hyperlink>
       <w:r>
         <w:rPr>
           <w:rFonts w:ascii="Times New Roman" w:eastAsia="Times New Roman" w:hAnsi="Times New Roman" w:cs="Times New Roman"/>
@@ -15667,140 +14316,74 @@
         </w:rPr>
         <w:t xml:space="preserve">: </w:t>
       </w:r>
-      <w:r>
-        <w:fldChar w:fldCharType="begin"/>
-      </w:r>
-      <w:r>
-        <w:rPr>
-          <w:lang w:val="ru-RU"/>
-        </w:rPr>
-        <w:instrText xml:space="preserve"> </w:instrText>
-      </w:r>
-      <w:r>
-        <w:instrText>HYPERLINK</w:instrText>
-      </w:r>
-      <w:r>
-        <w:rPr>
-          <w:lang w:val="ru-RU"/>
-        </w:rPr>
-        <w:instrText xml:space="preserve"> "</w:instrText>
-      </w:r>
-      <w:r>
-        <w:instrText>https</w:instrText>
-      </w:r>
-      <w:r>
-        <w:rPr>
-          <w:lang w:val="ru-RU"/>
-        </w:rPr>
-        <w:instrText>://</w:instrText>
-      </w:r>
-      <w:r>
-        <w:instrText>developer</w:instrText>
-      </w:r>
-      <w:r>
-        <w:rPr>
-          <w:lang w:val="ru-RU"/>
-        </w:rPr>
-        <w:instrText>.</w:instrText>
-      </w:r>
-      <w:r>
-        <w:instrText>mozilla</w:instrText>
-      </w:r>
-      <w:r>
-        <w:rPr>
-          <w:lang w:val="ru-RU"/>
-        </w:rPr>
-        <w:instrText>.</w:instrText>
-      </w:r>
-      <w:r>
-        <w:instrText>org</w:instrText>
-      </w:r>
-      <w:r>
-        <w:rPr>
-          <w:lang w:val="ru-RU"/>
-        </w:rPr>
-        <w:instrText xml:space="preserve">" </w:instrText>
-      </w:r>
-      <w:r>
-        <w:fldChar w:fldCharType="separate"/>
-      </w:r>
-      <w:r>
-        <w:rPr>
-          <w:rStyle w:val="af4"/>
-          <w:rFonts w:ascii="Times New Roman" w:eastAsia="Times New Roman" w:hAnsi="Times New Roman" w:cs="Times New Roman"/>
-          <w:kern w:val="0"/>
-          <w14:ligatures w14:val="none"/>
-        </w:rPr>
-        <w:t>https</w:t>
-      </w:r>
-      <w:r>
-        <w:rPr>
-          <w:rStyle w:val="af4"/>
-          <w:rFonts w:ascii="Times New Roman" w:eastAsia="Times New Roman" w:hAnsi="Times New Roman" w:cs="Times New Roman"/>
-          <w:kern w:val="0"/>
-          <w:lang w:val="ru-RU"/>
-          <w14:ligatures w14:val="none"/>
-        </w:rPr>
-        <w:t>://</w:t>
-      </w:r>
-      <w:r>
-        <w:rPr>
-          <w:rStyle w:val="af4"/>
-          <w:rFonts w:ascii="Times New Roman" w:eastAsia="Times New Roman" w:hAnsi="Times New Roman" w:cs="Times New Roman"/>
-          <w:kern w:val="0"/>
-          <w14:ligatures w14:val="none"/>
-        </w:rPr>
-        <w:t>developer</w:t>
-      </w:r>
-      <w:r>
-        <w:rPr>
-          <w:rStyle w:val="af4"/>
-          <w:rFonts w:ascii="Times New Roman" w:eastAsia="Times New Roman" w:hAnsi="Times New Roman" w:cs="Times New Roman"/>
-          <w:kern w:val="0"/>
-          <w:lang w:val="ru-RU"/>
-          <w14:ligatures w14:val="none"/>
-        </w:rPr>
-        <w:t>.</w:t>
-      </w:r>
-      <w:proofErr w:type="spellStart"/>
-      <w:r>
-        <w:rPr>
-          <w:rStyle w:val="af4"/>
-          <w:rFonts w:ascii="Times New Roman" w:eastAsia="Times New Roman" w:hAnsi="Times New Roman" w:cs="Times New Roman"/>
-          <w:kern w:val="0"/>
-          <w14:ligatures w14:val="none"/>
-        </w:rPr>
-        <w:t>mozilla</w:t>
-      </w:r>
-      <w:proofErr w:type="spellEnd"/>
-      <w:r>
-        <w:rPr>
-          <w:rStyle w:val="af4"/>
-          <w:rFonts w:ascii="Times New Roman" w:eastAsia="Times New Roman" w:hAnsi="Times New Roman" w:cs="Times New Roman"/>
-          <w:kern w:val="0"/>
-          <w:lang w:val="ru-RU"/>
-          <w14:ligatures w14:val="none"/>
-        </w:rPr>
-        <w:t>.</w:t>
-      </w:r>
-      <w:r>
-        <w:rPr>
-          <w:rStyle w:val="af4"/>
-          <w:rFonts w:ascii="Times New Roman" w:eastAsia="Times New Roman" w:hAnsi="Times New Roman" w:cs="Times New Roman"/>
-          <w:kern w:val="0"/>
-          <w14:ligatures w14:val="none"/>
-        </w:rPr>
-        <w:t>org</w:t>
-      </w:r>
-      <w:r>
-        <w:rPr>
-          <w:rStyle w:val="af4"/>
-          <w:rFonts w:ascii="Times New Roman" w:eastAsia="Times New Roman" w:hAnsi="Times New Roman" w:cs="Times New Roman"/>
-          <w:kern w:val="0"/>
-          <w14:ligatures w14:val="none"/>
-        </w:rPr>
-        <w:fldChar w:fldCharType="end"/>
-      </w:r>
+      <w:hyperlink r:id="rId7" w:history="1">
+        <w:r>
+          <w:rPr>
+            <w:rStyle w:val="af4"/>
+            <w:rFonts w:ascii="Times New Roman" w:eastAsia="Times New Roman" w:hAnsi="Times New Roman" w:cs="Times New Roman"/>
+            <w:kern w:val="0"/>
+            <w14:ligatures w14:val="none"/>
+          </w:rPr>
+          <w:t>https</w:t>
+        </w:r>
+        <w:r>
+          <w:rPr>
+            <w:rStyle w:val="af4"/>
+            <w:rFonts w:ascii="Times New Roman" w:eastAsia="Times New Roman" w:hAnsi="Times New Roman" w:cs="Times New Roman"/>
+            <w:kern w:val="0"/>
+            <w:lang w:val="ru-RU"/>
+            <w14:ligatures w14:val="none"/>
+          </w:rPr>
+          <w:t>://</w:t>
+        </w:r>
+        <w:r>
+          <w:rPr>
+            <w:rStyle w:val="af4"/>
+            <w:rFonts w:ascii="Times New Roman" w:eastAsia="Times New Roman" w:hAnsi="Times New Roman" w:cs="Times New Roman"/>
+            <w:kern w:val="0"/>
+            <w14:ligatures w14:val="none"/>
+          </w:rPr>
+          <w:t>developer</w:t>
+        </w:r>
+        <w:r>
+          <w:rPr>
+            <w:rStyle w:val="af4"/>
+            <w:rFonts w:ascii="Times New Roman" w:eastAsia="Times New Roman" w:hAnsi="Times New Roman" w:cs="Times New Roman"/>
+            <w:kern w:val="0"/>
+            <w:lang w:val="ru-RU"/>
+            <w14:ligatures w14:val="none"/>
+          </w:rPr>
+          <w:t>.</w:t>
+        </w:r>
+        <w:r>
+          <w:rPr>
+            <w:rStyle w:val="af4"/>
+            <w:rFonts w:ascii="Times New Roman" w:eastAsia="Times New Roman" w:hAnsi="Times New Roman" w:cs="Times New Roman"/>
+            <w:kern w:val="0"/>
+            <w14:ligatures w14:val="none"/>
+          </w:rPr>
+          <w:t>mozilla</w:t>
+        </w:r>
+        <w:r>
+          <w:rPr>
+            <w:rStyle w:val="af4"/>
+            <w:rFonts w:ascii="Times New Roman" w:eastAsia="Times New Roman" w:hAnsi="Times New Roman" w:cs="Times New Roman"/>
+            <w:kern w:val="0"/>
+            <w:lang w:val="ru-RU"/>
+            <w14:ligatures w14:val="none"/>
+          </w:rPr>
+          <w:t>.</w:t>
+        </w:r>
+        <w:r>
+          <w:rPr>
+            <w:rStyle w:val="af4"/>
+            <w:rFonts w:ascii="Times New Roman" w:eastAsia="Times New Roman" w:hAnsi="Times New Roman" w:cs="Times New Roman"/>
+            <w:kern w:val="0"/>
+            <w14:ligatures w14:val="none"/>
+          </w:rPr>
+          <w:t>org</w:t>
+        </w:r>
+      </w:hyperlink>
       <w:r>
         <w:rPr>
           <w:rFonts w:ascii="Times New Roman" w:eastAsia="Times New Roman" w:hAnsi="Times New Roman" w:cs="Times New Roman"/>
@@ -15868,7 +14451,7 @@
         </w:rPr>
         <w:t xml:space="preserve">]. – URL: </w:t>
       </w:r>
-      <w:hyperlink r:id="rId2" w:history="1">
+      <w:hyperlink r:id="rId8" w:history="1">
         <w:r>
           <w:rPr>
             <w:rStyle w:val="af4"/>
@@ -15979,7 +14562,7 @@
         </w:rPr>
         <w:t xml:space="preserve">]. – URL: </w:t>
       </w:r>
-      <w:hyperlink r:id="rId3" w:history="1">
+      <w:hyperlink r:id="rId9" w:history="1">
         <w:r>
           <w:rPr>
             <w:rStyle w:val="af4"/>
@@ -18148,6 +16731,11 @@
     <w:basedOn w:val="a0"/>
     <w:rsid w:val="00801BFB"/>
   </w:style>
+  <w:style w:type="character" w:customStyle="1" w:styleId="citation-109">
+    <w:name w:val="citation-109"/>
+    <w:basedOn w:val="a0"/>
+    <w:rsid w:val="009F01AF"/>
+  </w:style>
 </w:styles>
 </file>
 
